--- a/gtm_detector/increase_freq/Описание_работы_кода.docx
+++ b/gtm_detector/increase_freq/Описание_работы_кода.docx
@@ -64,7 +64,7 @@
           <w:sz w:val="24"/>
           <w:szCs w:val="24"/>
         </w:rPr>
-        <w:t>пакет freq_events, версия 0.2.0</w:t>
+        <w:t>gtm_detector/increase_freq</w:t>
       </w:r>
     </w:p>
     <w:p>
@@ -104,7 +104,7 @@
     <w:sdt>
       <w:sdtPr>
         <w:alias w:val="Содержание"/>
-        <w:id w:val="1176535008"/>
+        <w:id w:val="-1207181391"/>
       </w:sdtPr>
       <w:sdtEndPr/>
       <w:sdtContent>
@@ -127,7 +127,7 @@
           <w:r>
             <w:fldChar w:fldCharType="separate"/>
           </w:r>
-          <w:hyperlink w:anchor="_Toc243391413" w:history="1">
+          <w:hyperlink w:anchor="_Toc243397811" w:history="1">
             <w:r>
               <w:rPr>
                 <w:rStyle w:val="a5"/>
@@ -151,7 +151,7 @@
               <w:rPr>
                 <w:noProof/>
               </w:rPr>
-              <w:instrText xml:space="preserve"> PAGEREF _Toc243391413 \h </w:instrText>
+              <w:instrText xml:space="preserve"> PAGEREF _Toc243397811 \h </w:instrText>
             </w:r>
             <w:r>
               <w:rPr>
@@ -188,7 +188,7 @@
               <w:noProof/>
             </w:rPr>
           </w:pPr>
-          <w:hyperlink w:anchor="_Toc243391414" w:history="1">
+          <w:hyperlink w:anchor="_Toc243397812" w:history="1">
             <w:r>
               <w:rPr>
                 <w:rStyle w:val="a5"/>
@@ -212,7 +212,7 @@
               <w:rPr>
                 <w:noProof/>
               </w:rPr>
-              <w:instrText xml:space="preserve"> PAGEREF _Toc243391414 \h </w:instrText>
+              <w:instrText xml:space="preserve"> PAGEREF _Toc243397812 \h </w:instrText>
             </w:r>
             <w:r>
               <w:rPr>
@@ -249,7 +249,7 @@
               <w:noProof/>
             </w:rPr>
           </w:pPr>
-          <w:hyperlink w:anchor="_Toc243391415" w:history="1">
+          <w:hyperlink w:anchor="_Toc243397813" w:history="1">
             <w:r>
               <w:rPr>
                 <w:rStyle w:val="a5"/>
@@ -273,7 +273,7 @@
               <w:rPr>
                 <w:noProof/>
               </w:rPr>
-              <w:instrText xml:space="preserve"> PAGEREF _Toc243391415 \h </w:instrText>
+              <w:instrText xml:space="preserve"> PAGEREF _Toc243397813 \h </w:instrText>
             </w:r>
             <w:r>
               <w:rPr>
@@ -310,7 +310,7 @@
               <w:noProof/>
             </w:rPr>
           </w:pPr>
-          <w:hyperlink w:anchor="_Toc243391416" w:history="1">
+          <w:hyperlink w:anchor="_Toc243397814" w:history="1">
             <w:r>
               <w:rPr>
                 <w:rStyle w:val="a5"/>
@@ -334,7 +334,7 @@
               <w:rPr>
                 <w:noProof/>
               </w:rPr>
-              <w:instrText xml:space="preserve"> PAGEREF _Toc243391416 \h </w:instrText>
+              <w:instrText xml:space="preserve"> PAGEREF _Toc243397814 \h </w:instrText>
             </w:r>
             <w:r>
               <w:rPr>
@@ -371,7 +371,7 @@
               <w:noProof/>
             </w:rPr>
           </w:pPr>
-          <w:hyperlink w:anchor="_Toc243391417" w:history="1">
+          <w:hyperlink w:anchor="_Toc243397815" w:history="1">
             <w:r>
               <w:rPr>
                 <w:rStyle w:val="a5"/>
@@ -395,7 +395,7 @@
               <w:rPr>
                 <w:noProof/>
               </w:rPr>
-              <w:instrText xml:space="preserve"> PAGEREF _Toc243391417 \h </w:instrText>
+              <w:instrText xml:space="preserve"> PAGEREF _Toc243397815 \h </w:instrText>
             </w:r>
             <w:r>
               <w:rPr>
@@ -432,7 +432,7 @@
               <w:noProof/>
             </w:rPr>
           </w:pPr>
-          <w:hyperlink w:anchor="_Toc243391418" w:history="1">
+          <w:hyperlink w:anchor="_Toc243397816" w:history="1">
             <w:r>
               <w:rPr>
                 <w:rStyle w:val="a5"/>
@@ -456,7 +456,7 @@
               <w:rPr>
                 <w:noProof/>
               </w:rPr>
-              <w:instrText xml:space="preserve"> PAGEREF _Toc243391418 \h </w:instrText>
+              <w:instrText xml:space="preserve"> PAGEREF _Toc243397816 \h </w:instrText>
             </w:r>
             <w:r>
               <w:rPr>
@@ -493,7 +493,7 @@
               <w:noProof/>
             </w:rPr>
           </w:pPr>
-          <w:hyperlink w:anchor="_Toc243391419" w:history="1">
+          <w:hyperlink w:anchor="_Toc243397817" w:history="1">
             <w:r>
               <w:rPr>
                 <w:rStyle w:val="a5"/>
@@ -517,7 +517,7 @@
               <w:rPr>
                 <w:noProof/>
               </w:rPr>
-              <w:instrText xml:space="preserve"> PAGEREF _Toc243391419 \h </w:instrText>
+              <w:instrText xml:space="preserve"> PAGEREF _Toc243397817 \h </w:instrText>
             </w:r>
             <w:r>
               <w:rPr>
@@ -554,7 +554,7 @@
               <w:noProof/>
             </w:rPr>
           </w:pPr>
-          <w:hyperlink w:anchor="_Toc243391420" w:history="1">
+          <w:hyperlink w:anchor="_Toc243397818" w:history="1">
             <w:r>
               <w:rPr>
                 <w:rStyle w:val="a5"/>
@@ -578,7 +578,7 @@
               <w:rPr>
                 <w:noProof/>
               </w:rPr>
-              <w:instrText xml:space="preserve"> PAGEREF _Toc243391420 \h </w:instrText>
+              <w:instrText xml:space="preserve"> PAGEREF _Toc243397818 \h </w:instrText>
             </w:r>
             <w:r>
               <w:rPr>
@@ -615,7 +615,7 @@
               <w:noProof/>
             </w:rPr>
           </w:pPr>
-          <w:hyperlink w:anchor="_Toc243391421" w:history="1">
+          <w:hyperlink w:anchor="_Toc243397819" w:history="1">
             <w:r>
               <w:rPr>
                 <w:rStyle w:val="a5"/>
@@ -639,7 +639,7 @@
               <w:rPr>
                 <w:noProof/>
               </w:rPr>
-              <w:instrText xml:space="preserve"> PAGEREF _Toc243391421 \h </w:instrText>
+              <w:instrText xml:space="preserve"> PAGEREF _Toc243397819 \h </w:instrText>
             </w:r>
             <w:r>
               <w:rPr>
@@ -676,7 +676,7 @@
               <w:noProof/>
             </w:rPr>
           </w:pPr>
-          <w:hyperlink w:anchor="_Toc243391422" w:history="1">
+          <w:hyperlink w:anchor="_Toc243397820" w:history="1">
             <w:r>
               <w:rPr>
                 <w:rStyle w:val="a5"/>
@@ -700,7 +700,7 @@
               <w:rPr>
                 <w:noProof/>
               </w:rPr>
-              <w:instrText xml:space="preserve"> PAGEREF _Toc243391422 \h </w:instrText>
+              <w:instrText xml:space="preserve"> PAGEREF _Toc243397820 \h </w:instrText>
             </w:r>
             <w:r>
               <w:rPr>
@@ -737,7 +737,7 @@
               <w:noProof/>
             </w:rPr>
           </w:pPr>
-          <w:hyperlink w:anchor="_Toc243391423" w:history="1">
+          <w:hyperlink w:anchor="_Toc243397821" w:history="1">
             <w:r>
               <w:rPr>
                 <w:rStyle w:val="a5"/>
@@ -761,7 +761,7 @@
               <w:rPr>
                 <w:noProof/>
               </w:rPr>
-              <w:instrText xml:space="preserve"> PAGEREF _Toc243391423 \h </w:instrText>
+              <w:instrText xml:space="preserve"> PAGEREF _Toc243397821 \h </w:instrText>
             </w:r>
             <w:r>
               <w:rPr>
@@ -798,7 +798,7 @@
               <w:noProof/>
             </w:rPr>
           </w:pPr>
-          <w:hyperlink w:anchor="_Toc243391424" w:history="1">
+          <w:hyperlink w:anchor="_Toc243397822" w:history="1">
             <w:r>
               <w:rPr>
                 <w:rStyle w:val="a5"/>
@@ -822,7 +822,7 @@
               <w:rPr>
                 <w:noProof/>
               </w:rPr>
-              <w:instrText xml:space="preserve"> PAGEREF _Toc243391424 \h </w:instrText>
+              <w:instrText xml:space="preserve"> PAGEREF _Toc243397822 \h </w:instrText>
             </w:r>
             <w:r>
               <w:rPr>
@@ -859,7 +859,7 @@
               <w:noProof/>
             </w:rPr>
           </w:pPr>
-          <w:hyperlink w:anchor="_Toc243391425" w:history="1">
+          <w:hyperlink w:anchor="_Toc243397823" w:history="1">
             <w:r>
               <w:rPr>
                 <w:rStyle w:val="a5"/>
@@ -883,7 +883,7 @@
               <w:rPr>
                 <w:noProof/>
               </w:rPr>
-              <w:instrText xml:space="preserve"> PAGEREF _Toc243391425 \h </w:instrText>
+              <w:instrText xml:space="preserve"> PAGEREF _Toc243397823 \h </w:instrText>
             </w:r>
             <w:r>
               <w:rPr>
@@ -920,7 +920,7 @@
               <w:noProof/>
             </w:rPr>
           </w:pPr>
-          <w:hyperlink w:anchor="_Toc243391426" w:history="1">
+          <w:hyperlink w:anchor="_Toc243397824" w:history="1">
             <w:r>
               <w:rPr>
                 <w:rStyle w:val="a5"/>
@@ -944,7 +944,7 @@
               <w:rPr>
                 <w:noProof/>
               </w:rPr>
-              <w:instrText xml:space="preserve"> PAGEREF _Toc243391426 \h </w:instrText>
+              <w:instrText xml:space="preserve"> PAGEREF _Toc243397824 \h </w:instrText>
             </w:r>
             <w:r>
               <w:rPr>
@@ -981,7 +981,7 @@
               <w:noProof/>
             </w:rPr>
           </w:pPr>
-          <w:hyperlink w:anchor="_Toc243391427" w:history="1">
+          <w:hyperlink w:anchor="_Toc243397825" w:history="1">
             <w:r>
               <w:rPr>
                 <w:rStyle w:val="a5"/>
@@ -1005,7 +1005,7 @@
               <w:rPr>
                 <w:noProof/>
               </w:rPr>
-              <w:instrText xml:space="preserve"> PAGEREF _Toc243391427 \h </w:instrText>
+              <w:instrText xml:space="preserve"> PAGEREF _Toc243397825 \h </w:instrText>
             </w:r>
             <w:r>
               <w:rPr>
@@ -1042,7 +1042,7 @@
               <w:noProof/>
             </w:rPr>
           </w:pPr>
-          <w:hyperlink w:anchor="_Toc243391428" w:history="1">
+          <w:hyperlink w:anchor="_Toc243397826" w:history="1">
             <w:r>
               <w:rPr>
                 <w:rStyle w:val="a5"/>
@@ -1066,7 +1066,7 @@
               <w:rPr>
                 <w:noProof/>
               </w:rPr>
-              <w:instrText xml:space="preserve"> PAGEREF _Toc243391428 \h </w:instrText>
+              <w:instrText xml:space="preserve"> PAGEREF _Toc243397826 \h </w:instrText>
             </w:r>
             <w:r>
               <w:rPr>
@@ -1103,7 +1103,7 @@
               <w:noProof/>
             </w:rPr>
           </w:pPr>
-          <w:hyperlink w:anchor="_Toc243391429" w:history="1">
+          <w:hyperlink w:anchor="_Toc243397827" w:history="1">
             <w:r>
               <w:rPr>
                 <w:rStyle w:val="a5"/>
@@ -1127,7 +1127,7 @@
               <w:rPr>
                 <w:noProof/>
               </w:rPr>
-              <w:instrText xml:space="preserve"> PAGEREF _Toc243391429 \h </w:instrText>
+              <w:instrText xml:space="preserve"> PAGEREF _Toc243397827 \h </w:instrText>
             </w:r>
             <w:r>
               <w:rPr>
@@ -1164,7 +1164,7 @@
               <w:noProof/>
             </w:rPr>
           </w:pPr>
-          <w:hyperlink w:anchor="_Toc243391430" w:history="1">
+          <w:hyperlink w:anchor="_Toc243397828" w:history="1">
             <w:r>
               <w:rPr>
                 <w:rStyle w:val="a5"/>
@@ -1188,7 +1188,7 @@
               <w:rPr>
                 <w:noProof/>
               </w:rPr>
-              <w:instrText xml:space="preserve"> PAGEREF _Toc243391430 \h </w:instrText>
+              <w:instrText xml:space="preserve"> PAGEREF _Toc243397828 \h </w:instrText>
             </w:r>
             <w:r>
               <w:rPr>
@@ -1225,7 +1225,7 @@
               <w:noProof/>
             </w:rPr>
           </w:pPr>
-          <w:hyperlink w:anchor="_Toc243391431" w:history="1">
+          <w:hyperlink w:anchor="_Toc243397829" w:history="1">
             <w:r>
               <w:rPr>
                 <w:rStyle w:val="a5"/>
@@ -1249,7 +1249,7 @@
               <w:rPr>
                 <w:noProof/>
               </w:rPr>
-              <w:instrText xml:space="preserve"> PAGEREF _Toc243391431 \h </w:instrText>
+              <w:instrText xml:space="preserve"> PAGEREF _Toc243397829 \h </w:instrText>
             </w:r>
             <w:r>
               <w:rPr>
@@ -1286,7 +1286,7 @@
               <w:noProof/>
             </w:rPr>
           </w:pPr>
-          <w:hyperlink w:anchor="_Toc243391432" w:history="1">
+          <w:hyperlink w:anchor="_Toc243397830" w:history="1">
             <w:r>
               <w:rPr>
                 <w:rStyle w:val="a5"/>
@@ -1310,7 +1310,7 @@
               <w:rPr>
                 <w:noProof/>
               </w:rPr>
-              <w:instrText xml:space="preserve"> PAGEREF _Toc243391432 \h </w:instrText>
+              <w:instrText xml:space="preserve"> PAGEREF _Toc243397830 \h </w:instrText>
             </w:r>
             <w:r>
               <w:rPr>
@@ -1347,7 +1347,7 @@
               <w:noProof/>
             </w:rPr>
           </w:pPr>
-          <w:hyperlink w:anchor="_Toc243391433" w:history="1">
+          <w:hyperlink w:anchor="_Toc243397831" w:history="1">
             <w:r>
               <w:rPr>
                 <w:rStyle w:val="a5"/>
@@ -1371,7 +1371,7 @@
               <w:rPr>
                 <w:noProof/>
               </w:rPr>
-              <w:instrText xml:space="preserve"> PAGEREF _Toc243391433 \h </w:instrText>
+              <w:instrText xml:space="preserve"> PAGEREF _Toc243397831 \h </w:instrText>
             </w:r>
             <w:r>
               <w:rPr>
@@ -1408,7 +1408,7 @@
               <w:noProof/>
             </w:rPr>
           </w:pPr>
-          <w:hyperlink w:anchor="_Toc243391434" w:history="1">
+          <w:hyperlink w:anchor="_Toc243397832" w:history="1">
             <w:r>
               <w:rPr>
                 <w:rStyle w:val="a5"/>
@@ -1432,7 +1432,7 @@
               <w:rPr>
                 <w:noProof/>
               </w:rPr>
-              <w:instrText xml:space="preserve"> PAGEREF _Toc243391434 \h </w:instrText>
+              <w:instrText xml:space="preserve"> PAGEREF _Toc243397832 \h </w:instrText>
             </w:r>
             <w:r>
               <w:rPr>
@@ -1469,7 +1469,7 @@
               <w:noProof/>
             </w:rPr>
           </w:pPr>
-          <w:hyperlink w:anchor="_Toc243391435" w:history="1">
+          <w:hyperlink w:anchor="_Toc243397833" w:history="1">
             <w:r>
               <w:rPr>
                 <w:rStyle w:val="a5"/>
@@ -1493,7 +1493,7 @@
               <w:rPr>
                 <w:noProof/>
               </w:rPr>
-              <w:instrText xml:space="preserve"> PAGEREF _Toc243391435 \h </w:instrText>
+              <w:instrText xml:space="preserve"> PAGEREF _Toc243397833 \h </w:instrText>
             </w:r>
             <w:r>
               <w:rPr>
@@ -1530,7 +1530,7 @@
               <w:noProof/>
             </w:rPr>
           </w:pPr>
-          <w:hyperlink w:anchor="_Toc243391436" w:history="1">
+          <w:hyperlink w:anchor="_Toc243397834" w:history="1">
             <w:r>
               <w:rPr>
                 <w:rStyle w:val="a5"/>
@@ -1554,7 +1554,7 @@
               <w:rPr>
                 <w:noProof/>
               </w:rPr>
-              <w:instrText xml:space="preserve"> PAGEREF _Toc243391436 \h </w:instrText>
+              <w:instrText xml:space="preserve"> PAGEREF _Toc243397834 \h </w:instrText>
             </w:r>
             <w:r>
               <w:rPr>
@@ -1591,7 +1591,7 @@
               <w:noProof/>
             </w:rPr>
           </w:pPr>
-          <w:hyperlink w:anchor="_Toc243391437" w:history="1">
+          <w:hyperlink w:anchor="_Toc243397835" w:history="1">
             <w:r>
               <w:rPr>
                 <w:rStyle w:val="a5"/>
@@ -1615,7 +1615,7 @@
               <w:rPr>
                 <w:noProof/>
               </w:rPr>
-              <w:instrText xml:space="preserve"> PAGEREF _Toc243391437 \h </w:instrText>
+              <w:instrText xml:space="preserve"> PAGEREF _Toc243397835 \h </w:instrText>
             </w:r>
             <w:r>
               <w:rPr>
@@ -1652,7 +1652,7 @@
               <w:noProof/>
             </w:rPr>
           </w:pPr>
-          <w:hyperlink w:anchor="_Toc243391438" w:history="1">
+          <w:hyperlink w:anchor="_Toc243397836" w:history="1">
             <w:r>
               <w:rPr>
                 <w:rStyle w:val="a5"/>
@@ -1676,7 +1676,7 @@
               <w:rPr>
                 <w:noProof/>
               </w:rPr>
-              <w:instrText xml:space="preserve"> PAGEREF _Toc243391438 \h </w:instrText>
+              <w:instrText xml:space="preserve"> PAGEREF _Toc243397836 \h </w:instrText>
             </w:r>
             <w:r>
               <w:rPr>
@@ -1713,7 +1713,7 @@
               <w:noProof/>
             </w:rPr>
           </w:pPr>
-          <w:hyperlink w:anchor="_Toc243391439" w:history="1">
+          <w:hyperlink w:anchor="_Toc243397837" w:history="1">
             <w:r>
               <w:rPr>
                 <w:rStyle w:val="a5"/>
@@ -1737,7 +1737,7 @@
               <w:rPr>
                 <w:noProof/>
               </w:rPr>
-              <w:instrText xml:space="preserve"> PAGEREF _Toc243391439 \h </w:instrText>
+              <w:instrText xml:space="preserve"> PAGEREF _Toc243397837 \h </w:instrText>
             </w:r>
             <w:r>
               <w:rPr>
@@ -1774,7 +1774,7 @@
               <w:noProof/>
             </w:rPr>
           </w:pPr>
-          <w:hyperlink w:anchor="_Toc243391440" w:history="1">
+          <w:hyperlink w:anchor="_Toc243397838" w:history="1">
             <w:r>
               <w:rPr>
                 <w:rStyle w:val="a5"/>
@@ -1798,7 +1798,7 @@
               <w:rPr>
                 <w:noProof/>
               </w:rPr>
-              <w:instrText xml:space="preserve"> PAGEREF _Toc243391440 \h </w:instrText>
+              <w:instrText xml:space="preserve"> PAGEREF _Toc243397838 \h </w:instrText>
             </w:r>
             <w:r>
               <w:rPr>
@@ -1835,7 +1835,7 @@
               <w:noProof/>
             </w:rPr>
           </w:pPr>
-          <w:hyperlink w:anchor="_Toc243391441" w:history="1">
+          <w:hyperlink w:anchor="_Toc243397839" w:history="1">
             <w:r>
               <w:rPr>
                 <w:rStyle w:val="a5"/>
@@ -1859,7 +1859,7 @@
               <w:rPr>
                 <w:noProof/>
               </w:rPr>
-              <w:instrText xml:space="preserve"> PAGEREF _Toc243391441 \h </w:instrText>
+              <w:instrText xml:space="preserve"> PAGEREF _Toc243397839 \h </w:instrText>
             </w:r>
             <w:r>
               <w:rPr>
@@ -1896,7 +1896,7 @@
               <w:noProof/>
             </w:rPr>
           </w:pPr>
-          <w:hyperlink w:anchor="_Toc243391442" w:history="1">
+          <w:hyperlink w:anchor="_Toc243397840" w:history="1">
             <w:r>
               <w:rPr>
                 <w:rStyle w:val="a5"/>
@@ -1920,7 +1920,7 @@
               <w:rPr>
                 <w:noProof/>
               </w:rPr>
-              <w:instrText xml:space="preserve"> PAGEREF _Toc243391442 \h </w:instrText>
+              <w:instrText xml:space="preserve"> PAGEREF _Toc243397840 \h </w:instrText>
             </w:r>
             <w:r>
               <w:rPr>
@@ -1957,7 +1957,7 @@
               <w:noProof/>
             </w:rPr>
           </w:pPr>
-          <w:hyperlink w:anchor="_Toc243391443" w:history="1">
+          <w:hyperlink w:anchor="_Toc243397841" w:history="1">
             <w:r>
               <w:rPr>
                 <w:rStyle w:val="a5"/>
@@ -1981,7 +1981,7 @@
               <w:rPr>
                 <w:noProof/>
               </w:rPr>
-              <w:instrText xml:space="preserve"> PAGEREF _Toc243391443 \h </w:instrText>
+              <w:instrText xml:space="preserve"> PAGEREF _Toc243397841 \h </w:instrText>
             </w:r>
             <w:r>
               <w:rPr>
@@ -2018,7 +2018,7 @@
               <w:noProof/>
             </w:rPr>
           </w:pPr>
-          <w:hyperlink w:anchor="_Toc243391444" w:history="1">
+          <w:hyperlink w:anchor="_Toc243397842" w:history="1">
             <w:r>
               <w:rPr>
                 <w:rStyle w:val="a5"/>
@@ -2042,7 +2042,7 @@
               <w:rPr>
                 <w:noProof/>
               </w:rPr>
-              <w:instrText xml:space="preserve"> PAGEREF _Toc243391444 \h </w:instrText>
+              <w:instrText xml:space="preserve"> PAGEREF _Toc243397842 \h </w:instrText>
             </w:r>
             <w:r>
               <w:rPr>
@@ -2079,7 +2079,7 @@
               <w:noProof/>
             </w:rPr>
           </w:pPr>
-          <w:hyperlink w:anchor="_Toc243391445" w:history="1">
+          <w:hyperlink w:anchor="_Toc243397843" w:history="1">
             <w:r>
               <w:rPr>
                 <w:rStyle w:val="a5"/>
@@ -2103,7 +2103,7 @@
               <w:rPr>
                 <w:noProof/>
               </w:rPr>
-              <w:instrText xml:space="preserve"> PAGEREF _Toc243391445 \h </w:instrText>
+              <w:instrText xml:space="preserve"> PAGEREF _Toc243397843 \h </w:instrText>
             </w:r>
             <w:r>
               <w:rPr>
@@ -2140,7 +2140,7 @@
               <w:noProof/>
             </w:rPr>
           </w:pPr>
-          <w:hyperlink w:anchor="_Toc243391446" w:history="1">
+          <w:hyperlink w:anchor="_Toc243397844" w:history="1">
             <w:r>
               <w:rPr>
                 <w:rStyle w:val="a5"/>
@@ -2164,7 +2164,7 @@
               <w:rPr>
                 <w:noProof/>
               </w:rPr>
-              <w:instrText xml:space="preserve"> PAGEREF _Toc243391446 \h </w:instrText>
+              <w:instrText xml:space="preserve"> PAGEREF _Toc243397844 \h </w:instrText>
             </w:r>
             <w:r>
               <w:rPr>
@@ -2201,7 +2201,7 @@
               <w:noProof/>
             </w:rPr>
           </w:pPr>
-          <w:hyperlink w:anchor="_Toc243391447" w:history="1">
+          <w:hyperlink w:anchor="_Toc243397845" w:history="1">
             <w:r>
               <w:rPr>
                 <w:rStyle w:val="a5"/>
@@ -2225,7 +2225,7 @@
               <w:rPr>
                 <w:noProof/>
               </w:rPr>
-              <w:instrText xml:space="preserve"> PAGEREF _Toc243391447 \h </w:instrText>
+              <w:instrText xml:space="preserve"> PAGEREF _Toc243397845 \h </w:instrText>
             </w:r>
             <w:r>
               <w:rPr>
@@ -2262,7 +2262,7 @@
               <w:noProof/>
             </w:rPr>
           </w:pPr>
-          <w:hyperlink w:anchor="_Toc243391448" w:history="1">
+          <w:hyperlink w:anchor="_Toc243397846" w:history="1">
             <w:r>
               <w:rPr>
                 <w:rStyle w:val="a5"/>
@@ -2286,7 +2286,7 @@
               <w:rPr>
                 <w:noProof/>
               </w:rPr>
-              <w:instrText xml:space="preserve"> PAGEREF _Toc243391448 \h </w:instrText>
+              <w:instrText xml:space="preserve"> PAGEREF _Toc243397846 \h </w:instrText>
             </w:r>
             <w:r>
               <w:rPr>
@@ -2323,7 +2323,7 @@
               <w:noProof/>
             </w:rPr>
           </w:pPr>
-          <w:hyperlink w:anchor="_Toc243391449" w:history="1">
+          <w:hyperlink w:anchor="_Toc243397847" w:history="1">
             <w:r>
               <w:rPr>
                 <w:rStyle w:val="a5"/>
@@ -2347,7 +2347,7 @@
               <w:rPr>
                 <w:noProof/>
               </w:rPr>
-              <w:instrText xml:space="preserve"> PAGEREF _Toc243391449 \h </w:instrText>
+              <w:instrText xml:space="preserve"> PAGEREF _Toc243397847 \h </w:instrText>
             </w:r>
             <w:r>
               <w:rPr>
@@ -2384,7 +2384,7 @@
               <w:noProof/>
             </w:rPr>
           </w:pPr>
-          <w:hyperlink w:anchor="_Toc243391450" w:history="1">
+          <w:hyperlink w:anchor="_Toc243397848" w:history="1">
             <w:r>
               <w:rPr>
                 <w:rStyle w:val="a5"/>
@@ -2408,7 +2408,7 @@
               <w:rPr>
                 <w:noProof/>
               </w:rPr>
-              <w:instrText xml:space="preserve"> PAGEREF _Toc243391450 \h </w:instrText>
+              <w:instrText xml:space="preserve"> PAGEREF _Toc243397848 \h </w:instrText>
             </w:r>
             <w:r>
               <w:rPr>
@@ -2447,7 +2447,7 @@
         <w:pStyle w:val="1"/>
         <w:keepNext/>
       </w:pPr>
-      <w:bookmarkStart w:id="0" w:name="_Toc243391413"/>
+      <w:bookmarkStart w:id="0" w:name="_Toc243397811"/>
       <w:r>
         <w:t>1. Что делает программа</w:t>
       </w:r>
@@ -2531,7 +2531,7 @@
         <w:pStyle w:val="2"/>
         <w:keepNext/>
       </w:pPr>
-      <w:bookmarkStart w:id="1" w:name="_Toc243391414"/>
+      <w:bookmarkStart w:id="1" w:name="_Toc243397812"/>
       <w:r>
         <w:t>1.1. Что означают даты технологов</w:t>
       </w:r>
@@ -2818,7 +2818,7 @@
         <w:pStyle w:val="2"/>
         <w:keepNext/>
       </w:pPr>
-      <w:bookmarkStart w:id="2" w:name="_Toc243391415"/>
+      <w:bookmarkStart w:id="2" w:name="_Toc243397813"/>
       <w:r>
         <w:t>1.2. Общая схема</w:t>
       </w:r>
@@ -3583,7 +3583,7 @@
         <w:pStyle w:val="1"/>
         <w:keepNext/>
       </w:pPr>
-      <w:bookmarkStart w:id="3" w:name="_Toc243391416"/>
+      <w:bookmarkStart w:id="3" w:name="_Toc243397814"/>
       <w:r>
         <w:t>2. Входные данные</w:t>
       </w:r>
@@ -3594,7 +3594,7 @@
         <w:pStyle w:val="2"/>
         <w:keepNext/>
       </w:pPr>
-      <w:bookmarkStart w:id="4" w:name="_Toc243391417"/>
+      <w:bookmarkStart w:id="4" w:name="_Toc243397815"/>
       <w:r>
         <w:t>2.1. Файл замеров</w:t>
       </w:r>
@@ -3614,7 +3614,7 @@
           <w:sz w:val="19"/>
           <w:szCs w:val="19"/>
         </w:rPr>
-        <w:t>Статистика_заполнения_замеров_*.xlsx</w:t>
+        <w:t>resources/input_dataset.xlsx</w:t>
       </w:r>
       <w:r>
         <w:t xml:space="preserve">. На каждом листе — один параметр: строка — скважина, столбцы </w:t>
@@ -4392,7 +4392,7 @@
         <w:pStyle w:val="2"/>
         <w:keepNext/>
       </w:pPr>
-      <w:bookmarkStart w:id="5" w:name="_Toc243391418"/>
+      <w:bookmarkStart w:id="5" w:name="_Toc243397816"/>
       <w:r>
         <w:t>2.2. Файл разметки</w:t>
       </w:r>
@@ -4412,7 +4412,7 @@
           <w:sz w:val="19"/>
           <w:szCs w:val="19"/>
         </w:rPr>
-        <w:t>Расчёт_НОРДС*.xlsm</w:t>
+        <w:t>resources/output_dataset.xlsm</w:t>
       </w:r>
       <w:r>
         <w:t xml:space="preserve">, лист </w:t>
@@ -4427,10 +4427,10 @@
         <w:t>Результат__*</w:t>
       </w:r>
       <w:r>
-        <w:t>. Это рекоме</w:t>
-      </w:r>
-      <w:r>
-        <w:t>ндации, отправленные в цеха, и отметки об их выполнении. В разметку берутся только строки, где одновременно:</w:t>
+        <w:t>.</w:t>
+      </w:r>
+      <w:r>
+        <w:t xml:space="preserve"> Это рекомендации, отправленные в цеха, и отметки об их выполнении. В разметку берутся только строки, где одновременно:</w:t>
       </w:r>
     </w:p>
     <w:p>
@@ -4517,10 +4517,10 @@
         <w:spacing w:after="120" w:line="276" w:lineRule="auto"/>
       </w:pPr>
       <w:r>
-        <w:t>Таких строк 117, все нашлись в файле замеров. Остальные строки с частотой (неуспешные, без дат, «Установка ЧРП…») тоже используются: это «известные мероприятия», и срабатывание детектора рядом с ними не считается ошибкой (см</w:t>
-      </w:r>
-      <w:r>
-        <w:t>. раздел 7).</w:t>
+        <w:t>Таких строк 117, все нашлись в файле замеров. Остальные строки с частотой (неуспешные, без дат, «Установка ЧРП…») тоже используются: это «известные мероприятия», и срабатывание детектора рядом с ним</w:t>
+      </w:r>
+      <w:r>
+        <w:t>и не считается ошибкой (см. раздел 7).</w:t>
       </w:r>
     </w:p>
     <w:p>
@@ -4528,7 +4528,7 @@
         <w:pStyle w:val="1"/>
         <w:keepNext/>
       </w:pPr>
-      <w:bookmarkStart w:id="6" w:name="_Toc243391419"/>
+      <w:bookmarkStart w:id="6" w:name="_Toc243397817"/>
       <w:r>
         <w:t>3. Шаг 0. Чтение данных</w:t>
       </w:r>
@@ -4539,7 +4539,7 @@
         <w:pStyle w:val="2"/>
         <w:keepNext/>
       </w:pPr>
-      <w:bookmarkStart w:id="7" w:name="_Toc243391420"/>
+      <w:bookmarkStart w:id="7" w:name="_Toc243397818"/>
       <w:r>
         <w:t>3.1. MeasurementsReader — замеры</w:t>
       </w:r>
@@ -4559,7 +4559,7 @@
           <w:sz w:val="19"/>
           <w:szCs w:val="19"/>
         </w:rPr>
-        <w:t>freq_events/excel/readers.py</w:t>
+        <w:t>gtm_detector/increase_freq/excel/readers.py</w:t>
       </w:r>
       <w:r>
         <w:t xml:space="preserve">. Метод </w:t>
@@ -4599,7 +4599,10 @@
         <w:t>_read_parameter</w:t>
       </w:r>
       <w:r>
-        <w:t xml:space="preserve">) читает таблицу, находит столбцы-даты (и текстовые </w:t>
+        <w:t>) читает таблицу, находит столбцы-</w:t>
+      </w:r>
+      <w:r>
+        <w:t xml:space="preserve">даты (и текстовые </w:t>
       </w:r>
       <w:r>
         <w:rPr>
@@ -4611,10 +4614,7 @@
         <w:t>01.01.2026</w:t>
       </w:r>
       <w:r>
-        <w:t>, и настоящие</w:t>
-      </w:r>
-      <w:r>
-        <w:t xml:space="preserve"> даты Excel) и делает таблицу «(номер, куст) × дата». Нечисловые значения превращаются в пусто (NaN).</w:t>
+        <w:t>, и настоящие даты Excel) и делает таблицу «(номер, куст) × дата». Нечисловые значения превращаются в пусто (NaN).</w:t>
       </w:r>
     </w:p>
     <w:p>
@@ -4639,7 +4639,10 @@
         <w:t>_read_states</w:t>
       </w:r>
       <w:r>
-        <w:t>): берёт строки «Состояние», достаёт куст из соседней строки «Прим» и получает таблицу состояний «(номер, куст) × дата».</w:t>
+        <w:t>): берёт строки «Состояние», достаёт куст из соседней строки «Прим» и получает та</w:t>
+      </w:r>
+      <w:r>
+        <w:t>блицу состояний «(номер, куст) × дата».</w:t>
       </w:r>
     </w:p>
     <w:p>
@@ -4652,10 +4655,7 @@
         <w:spacing w:after="80" w:line="264" w:lineRule="auto"/>
       </w:pPr>
       <w:r>
-        <w:t>Д</w:t>
-      </w:r>
-      <w:r>
-        <w:t xml:space="preserve">ля каждой скважины собирает словарь: даты, все параметры и </w:t>
+        <w:t xml:space="preserve">Для каждой скважины собирает словарь: даты, все параметры и </w:t>
       </w:r>
       <w:r>
         <w:rPr>
@@ -4701,30 +4701,7 @@
           <w:sz w:val="19"/>
           <w:szCs w:val="19"/>
         </w:rPr>
-        <w:t>Well.from_dict</w:t>
-      </w:r>
-      <w:r>
-        <w:t>).</w:t>
-      </w:r>
-    </w:p>
-    <w:p>
-      <w:pPr>
-        <w:pStyle w:val="2"/>
-        <w:keepNext/>
-      </w:pPr>
-      <w:bookmarkStart w:id="8" w:name="_Toc243391421"/>
-      <w:r>
-        <w:lastRenderedPageBreak/>
-        <w:t>3.2. Well — скважина</w:t>
-      </w:r>
-      <w:bookmarkEnd w:id="8"/>
-    </w:p>
-    <w:p>
-      <w:pPr>
-        <w:spacing w:after="120" w:line="276" w:lineRule="auto"/>
-      </w:pPr>
-      <w:r>
-        <w:t xml:space="preserve">Файл: </w:t>
+        <w:t>Well.</w:t>
       </w:r>
       <w:r>
         <w:rPr>
@@ -4733,7 +4710,30 @@
           <w:sz w:val="19"/>
           <w:szCs w:val="19"/>
         </w:rPr>
-        <w:t>fr</w:t>
+        <w:t>from_dict</w:t>
+      </w:r>
+      <w:r>
+        <w:t>).</w:t>
+      </w:r>
+    </w:p>
+    <w:p>
+      <w:pPr>
+        <w:pStyle w:val="2"/>
+        <w:keepNext/>
+      </w:pPr>
+      <w:bookmarkStart w:id="8" w:name="_Toc243397819"/>
+      <w:r>
+        <w:lastRenderedPageBreak/>
+        <w:t>3.2. Well — скважина</w:t>
+      </w:r>
+      <w:bookmarkEnd w:id="8"/>
+    </w:p>
+    <w:p>
+      <w:pPr>
+        <w:spacing w:after="120" w:line="276" w:lineRule="auto"/>
+      </w:pPr>
+      <w:r>
+        <w:t xml:space="preserve">Файл: </w:t>
       </w:r>
       <w:r>
         <w:rPr>
@@ -4742,7 +4742,7 @@
           <w:sz w:val="19"/>
           <w:szCs w:val="19"/>
         </w:rPr>
-        <w:t>eq_events/models.py</w:t>
+        <w:t>gtm_detector/increase_freq/models.py</w:t>
       </w:r>
       <w:r>
         <w:t xml:space="preserve">. Объект </w:t>
@@ -4794,7 +4794,10 @@
         <w:spacing w:after="60" w:line="264" w:lineRule="auto"/>
       </w:pPr>
       <w:r>
-        <w:t>даты сортируются, дубли дат убираются;</w:t>
+        <w:t>даты сортируются, ду</w:t>
+      </w:r>
+      <w:r>
+        <w:t>бли дат убираются;</w:t>
       </w:r>
     </w:p>
     <w:p>
@@ -4877,10 +4880,7 @@
         <w:spacing w:after="120" w:line="276" w:lineRule="auto"/>
       </w:pPr>
       <w:r>
-        <w:t>Поэтом</w:t>
-      </w:r>
-      <w:r>
-        <w:t xml:space="preserve">у алгоритм работает только с </w:t>
+        <w:t xml:space="preserve">Поэтому алгоритм работает только с </w:t>
       </w:r>
       <w:r>
         <w:rPr>
@@ -4892,7 +4892,10 @@
         <w:t>Well</w:t>
       </w:r>
       <w:r>
-        <w:t xml:space="preserve"> и ничего не знает про Excel. Чтобы брать данные из другого источника (база данных, CSV), достаточно написать новый «читатель», который создаёт </w:t>
+        <w:t xml:space="preserve"> и ничего не знает про Excel. Чтобы брат</w:t>
+      </w:r>
+      <w:r>
+        <w:t xml:space="preserve">ь данные из другого источника (база данных, CSV), достаточно написать новый «читатель», который создаёт </w:t>
       </w:r>
       <w:r>
         <w:rPr>
@@ -4912,7 +4915,7 @@
         <w:pStyle w:val="2"/>
         <w:keepNext/>
       </w:pPr>
-      <w:bookmarkStart w:id="9" w:name="_Toc243391422"/>
+      <w:bookmarkStart w:id="9" w:name="_Toc243397820"/>
       <w:r>
         <w:t>3.3. ResultsReader и attach_labels — разметка</w:t>
       </w:r>
@@ -4932,10 +4935,7 @@
         <w:t>ResultsReader.read()</w:t>
       </w:r>
       <w:r>
-        <w:t xml:space="preserve"> читает</w:t>
-      </w:r>
-      <w:r>
-        <w:t xml:space="preserve"> лист результатов и превращает каждую строку в </w:t>
+        <w:t xml:space="preserve"> читает лист результатов и превращает каждую строку в </w:t>
       </w:r>
       <w:r>
         <w:rPr>
@@ -4947,7 +4947,10 @@
         <w:t>ResultRecord</w:t>
       </w:r>
       <w:r>
-        <w:t xml:space="preserve">: номер, куст, название мероприятия, «успешно», дата выполнения, даты мониторинга, причина окончания. Свойство </w:t>
+        <w:t>: номер, куст,</w:t>
+      </w:r>
+      <w:r>
+        <w:t xml:space="preserve"> название мероприятия, «успешно», дата выполнения, даты мониторинга, причина окончания. Свойство </w:t>
       </w:r>
       <w:r>
         <w:rPr>
@@ -4967,10 +4970,7 @@
         <w:spacing w:after="120" w:line="276" w:lineRule="auto"/>
       </w:pPr>
       <w:r>
-        <w:t>Даты в разметке иногда записаны с ошибк</w:t>
-      </w:r>
-      <w:r>
-        <w:t xml:space="preserve">ами. Функция </w:t>
+        <w:t xml:space="preserve">Даты в разметке иногда записаны с ошибками. Функция </w:t>
       </w:r>
       <w:r>
         <w:rPr>
@@ -5074,7 +5074,14 @@
                 <w:b/>
                 <w:bCs/>
               </w:rPr>
-              <w:t>Как понимается</w:t>
+              <w:t>Ка</w:t>
+            </w:r>
+            <w:r>
+              <w:rPr>
+                <w:b/>
+                <w:bCs/>
+              </w:rPr>
+              <w:t>к понимается</w:t>
             </w:r>
           </w:p>
         </w:tc>
@@ -5326,10 +5333,10 @@
         <w:t>attach_labels</w:t>
       </w:r>
       <w:r>
-        <w:t xml:space="preserve"> раскладывает строки раз</w:t>
-      </w:r>
-      <w:r>
-        <w:t xml:space="preserve">метки по скважинам. Для поиска скважины используется </w:t>
+        <w:t xml:space="preserve"> раскладывает строки разметки по скважинам. Для поиска ск</w:t>
+      </w:r>
+      <w:r>
+        <w:t xml:space="preserve">важины используется </w:t>
       </w:r>
       <w:r>
         <w:rPr>
@@ -5373,12 +5380,9 @@
         <w:pStyle w:val="1"/>
         <w:keepNext/>
       </w:pPr>
-      <w:bookmarkStart w:id="10" w:name="_Toc243391423"/>
-      <w:r>
-        <w:t xml:space="preserve">4. </w:t>
-      </w:r>
-      <w:r>
-        <w:t>Шаг 1. Поиск скачка частоты</w:t>
+      <w:bookmarkStart w:id="10" w:name="_Toc243397821"/>
+      <w:r>
+        <w:t>4. Шаг 1. Поиск скачка частоты</w:t>
       </w:r>
       <w:bookmarkEnd w:id="10"/>
     </w:p>
@@ -5387,7 +5391,10 @@
         <w:spacing w:after="120" w:line="276" w:lineRule="auto"/>
       </w:pPr>
       <w:r>
-        <w:t xml:space="preserve">Класс </w:t>
+        <w:t>Класс</w:t>
+      </w:r>
+      <w:r>
+        <w:t xml:space="preserve"> </w:t>
       </w:r>
       <w:r>
         <w:rPr>
@@ -5408,7 +5415,7 @@
           <w:sz w:val="19"/>
           <w:szCs w:val="19"/>
         </w:rPr>
-        <w:t>freq_events/detection/steps.py</w:t>
+        <w:t>gtm_detector/increase_freq/detection/steps.py</w:t>
       </w:r>
       <w:r>
         <w:t xml:space="preserve">. На входе — таблица замеров скважины, на выходе — список скачков </w:t>
@@ -5431,7 +5438,7 @@
         <w:pStyle w:val="2"/>
         <w:keepNext/>
       </w:pPr>
-      <w:bookmarkStart w:id="11" w:name="_Toc243391424"/>
+      <w:bookmarkStart w:id="11" w:name="_Toc243397822"/>
       <w:r>
         <w:t>4.1. Алгоритм</w:t>
       </w:r>
@@ -5478,10 +5485,10 @@
         <w:t>min_working_freq</w:t>
       </w:r>
       <w:r>
-        <w:t xml:space="preserve"> (1</w:t>
-      </w:r>
-      <w:r>
-        <w:t>0 Гц). Простои выкидываются целиком. Поэтому пуск после остановки (0 → 50 Гц) не выглядит как подъём частоты: до простоя было 50, после — снова 50.</w:t>
+        <w:t xml:space="preserve"> (10 Гц). Простои вык</w:t>
+      </w:r>
+      <w:r>
+        <w:t>идываются целиком. Поэтому пуск после остановки (0 → 50 Гц) не выглядит как подъём частоты: до простоя было 50, после — снова 50.</w:t>
       </w:r>
     </w:p>
     <w:p>
@@ -5498,6 +5505,7 @@
           <w:b/>
           <w:bCs/>
         </w:rPr>
+        <w:lastRenderedPageBreak/>
         <w:t>Сгладить частоту</w:t>
       </w:r>
       <w:r>
@@ -5530,7 +5538,6 @@
           <w:b/>
           <w:bCs/>
         </w:rPr>
-        <w:lastRenderedPageBreak/>
         <w:t>Найти ступени:</w:t>
       </w:r>
       <w:r>
@@ -5710,7 +5717,7 @@
         <w:pStyle w:val="2"/>
         <w:keepNext/>
       </w:pPr>
-      <w:bookmarkStart w:id="12" w:name="_Toc243391425"/>
+      <w:bookmarkStart w:id="12" w:name="_Toc243397823"/>
       <w:r>
         <w:t>4.2. Пример: ступенчатый подъём</w:t>
       </w:r>
@@ -6235,7 +6242,7 @@
         <w:pStyle w:val="2"/>
         <w:keepNext/>
       </w:pPr>
-      <w:bookmarkStart w:id="13" w:name="_Toc243391426"/>
+      <w:bookmarkStart w:id="13" w:name="_Toc243397824"/>
       <w:r>
         <w:t>4.3. Что получается на выходе</w:t>
       </w:r>
@@ -6275,7 +6282,7 @@
         <w:pStyle w:val="1"/>
         <w:keepNext/>
       </w:pPr>
-      <w:bookmarkStart w:id="14" w:name="_Toc243391427"/>
+      <w:bookmarkStart w:id="14" w:name="_Toc243397825"/>
       <w:r>
         <w:t>5. Шаги 2–3. Базовый режим и начало эффекта</w:t>
       </w:r>
@@ -6286,7 +6293,7 @@
         <w:pStyle w:val="2"/>
         <w:keepNext/>
       </w:pPr>
-      <w:bookmarkStart w:id="15" w:name="_Toc243391428"/>
+      <w:bookmarkStart w:id="15" w:name="_Toc243397826"/>
       <w:r>
         <w:t>5.1. Шаг 2. Базовый режим</w:t>
       </w:r>
@@ -6354,7 +6361,7 @@
         <w:pStyle w:val="2"/>
         <w:keepNext/>
       </w:pPr>
-      <w:bookmarkStart w:id="16" w:name="_Toc243391429"/>
+      <w:bookmarkStart w:id="16" w:name="_Toc243397827"/>
       <w:r>
         <w:t>5.2. Шаг 3. Начало эффекта</w:t>
       </w:r>
@@ -6457,6 +6464,7 @@
         <w:spacing w:after="120" w:line="276" w:lineRule="auto"/>
       </w:pPr>
       <w:r>
+        <w:lastRenderedPageBreak/>
         <w:t xml:space="preserve">Признак ищется в течение </w:t>
       </w:r>
       <w:r>
@@ -6489,9 +6497,8 @@
         <w:pStyle w:val="2"/>
         <w:keepNext/>
       </w:pPr>
-      <w:bookmarkStart w:id="17" w:name="_Toc243391430"/>
-      <w:r>
-        <w:lastRenderedPageBreak/>
+      <w:bookmarkStart w:id="17" w:name="_Toc243397828"/>
+      <w:r>
         <w:t>5.3. Проверка отклика</w:t>
       </w:r>
       <w:bookmarkEnd w:id="17"/>
@@ -6567,7 +6574,7 @@
         <w:pStyle w:val="2"/>
         <w:keepNext/>
       </w:pPr>
-      <w:bookmarkStart w:id="18" w:name="_Toc243391431"/>
+      <w:bookmarkStart w:id="18" w:name="_Toc243397829"/>
       <w:r>
         <w:t>5.4. Пример</w:t>
       </w:r>
@@ -7207,7 +7214,7 @@
         <w:pStyle w:val="1"/>
         <w:keepNext/>
       </w:pPr>
-      <w:bookmarkStart w:id="19" w:name="_Toc243391432"/>
+      <w:bookmarkStart w:id="19" w:name="_Toc243397830"/>
       <w:r>
         <w:t>6. Шаг 4. Окончание эффекта</w:t>
       </w:r>
@@ -7238,7 +7245,7 @@
         <w:pStyle w:val="2"/>
         <w:keepNext/>
       </w:pPr>
-      <w:bookmarkStart w:id="20" w:name="_Toc243391433"/>
+      <w:bookmarkStart w:id="20" w:name="_Toc243397831"/>
       <w:r>
         <w:t>6.1. Остановка скважины</w:t>
       </w:r>
@@ -7272,7 +7279,7 @@
         <w:pStyle w:val="2"/>
         <w:keepNext/>
       </w:pPr>
-      <w:bookmarkStart w:id="21" w:name="_Toc243391434"/>
+      <w:bookmarkStart w:id="21" w:name="_Toc243397832"/>
       <w:r>
         <w:t>6.2. Потеря эффекта</w:t>
       </w:r>
@@ -7656,6 +7663,7 @@
         <w:spacing w:after="120" w:line="276" w:lineRule="auto"/>
       </w:pPr>
       <w:r>
+        <w:lastRenderedPageBreak/>
         <w:t xml:space="preserve">Подбор выбрал одно правило — </w:t>
       </w:r>
       <w:r>
@@ -7674,7 +7682,6 @@
         <w:spacing w:after="120" w:line="276" w:lineRule="auto"/>
       </w:pPr>
       <w:r>
-        <w:lastRenderedPageBreak/>
         <w:t xml:space="preserve">Чтобы </w:t>
       </w:r>
       <w:r>
@@ -7719,7 +7726,7 @@
         <w:pStyle w:val="2"/>
         <w:keepNext/>
       </w:pPr>
-      <w:bookmarkStart w:id="22" w:name="_Toc243391435"/>
+      <w:bookmarkStart w:id="22" w:name="_Toc243397833"/>
       <w:r>
         <w:t>6.3. Примеры</w:t>
       </w:r>
@@ -7786,7 +7793,7 @@
         <w:pStyle w:val="1"/>
         <w:keepNext/>
       </w:pPr>
-      <w:bookmarkStart w:id="23" w:name="_Toc243391436"/>
+      <w:bookmarkStart w:id="23" w:name="_Toc243397834"/>
       <w:r>
         <w:t>7. Шаг 5. Результат и оценка качества</w:t>
       </w:r>
@@ -7797,7 +7804,7 @@
         <w:pStyle w:val="2"/>
         <w:keepNext/>
       </w:pPr>
-      <w:bookmarkStart w:id="24" w:name="_Toc243391437"/>
+      <w:bookmarkStart w:id="24" w:name="_Toc243397835"/>
       <w:r>
         <w:t>7.1. Сборка мероприятия</w:t>
       </w:r>
@@ -8386,13 +8393,13 @@
           <w:sz w:val="19"/>
           <w:szCs w:val="19"/>
         </w:rPr>
-        <w:t>events.xlsx</w:t>
-      </w:r>
-      <w:r>
-        <w:t>: лист «Мероприятия» (все найденные), «Сравнение с разметкой» (по каждой м</w:t>
-      </w:r>
-      <w:r>
-        <w:t>етке — даты технологов, найденные даты и разница в днях) и «Параметры».</w:t>
+        <w:t>results/increase_freq/events_&lt;дата&gt;_&lt;время&gt;.xlsx</w:t>
+      </w:r>
+      <w:r>
+        <w:t>: лист «Мероприятия» (все найденные),</w:t>
+      </w:r>
+      <w:r>
+        <w:t xml:space="preserve"> «Сравнение с разметкой» (по каждой метке — даты технологов, найденные даты и разница в днях) и «Параметры».</w:t>
       </w:r>
     </w:p>
     <w:p>
@@ -8400,8 +8407,9 @@
         <w:pStyle w:val="2"/>
         <w:keepNext/>
       </w:pPr>
-      <w:bookmarkStart w:id="25" w:name="_Toc243391438"/>
-      <w:r>
+      <w:bookmarkStart w:id="25" w:name="_Toc243397836"/>
+      <w:r>
+        <w:lastRenderedPageBreak/>
         <w:t>7.2. Как найденное сопоставляется с разметкой</w:t>
       </w:r>
       <w:bookmarkEnd w:id="25"/>
@@ -8435,7 +8443,10 @@
         <w:t>evaluation/matching.py</w:t>
       </w:r>
       <w:r>
-        <w:t xml:space="preserve">). Найденное и размеченное мероприятие считаются одним и тем же, если выполнено </w:t>
+        <w:t>). Найденное и размеченное мероприятие считаются одним и те</w:t>
+      </w:r>
+      <w:r>
+        <w:t xml:space="preserve">м же, если выполнено </w:t>
       </w:r>
       <w:r>
         <w:rPr>
@@ -8445,10 +8456,7 @@
         <w:t>хотя бы одно</w:t>
       </w:r>
       <w:r>
-        <w:t xml:space="preserve"> усл</w:t>
-      </w:r>
-      <w:r>
-        <w:t>овие:</w:t>
+        <w:t xml:space="preserve"> условие:</w:t>
       </w:r>
     </w:p>
     <w:p>
@@ -8461,7 +8469,6 @@
         <w:spacing w:after="60" w:line="264" w:lineRule="auto"/>
       </w:pPr>
       <w:r>
-        <w:lastRenderedPageBreak/>
         <w:t>даты начала отличаются не больше чем на 7 дней;</w:t>
       </w:r>
     </w:p>
@@ -8483,10 +8490,10 @@
         <w:spacing w:after="120" w:line="276" w:lineRule="auto"/>
       </w:pPr>
       <w:r>
-        <w:t>Сопоставление идёт один-к-одному: сначала самые бл</w:t>
-      </w:r>
-      <w:r>
-        <w:t>изкие пары. Дальше считаются метрики (</w:t>
+        <w:t>Сопоставление</w:t>
+      </w:r>
+      <w:r>
+        <w:t xml:space="preserve"> идёт один-к-одному: сначала самые близкие пары. Дальше считаются метрики (</w:t>
       </w:r>
       <w:r>
         <w:rPr>
@@ -8558,10 +8565,10 @@
         <w:t>нейтральные</w:t>
       </w:r>
       <w:r>
-        <w:t xml:space="preserve"> — найдено, в разметке нет, но рядом есть другое известное мероприятие с частотой из листа резуль</w:t>
-      </w:r>
-      <w:r>
-        <w:t>татов — не считается ошибкой;</w:t>
+        <w:t xml:space="preserve"> — найдено, в разметке нет, но рядом есть другое известное м</w:t>
+      </w:r>
+      <w:r>
+        <w:t>ероприятие с частотой из листа результатов — не считается ошибкой;</w:t>
       </w:r>
     </w:p>
     <w:p>
@@ -8612,7 +8619,7 @@
         <w:pStyle w:val="1"/>
         <w:keepNext/>
       </w:pPr>
-      <w:bookmarkStart w:id="26" w:name="_Toc243391439"/>
+      <w:bookmarkStart w:id="26" w:name="_Toc243397837"/>
       <w:r>
         <w:t>8. Подбор параметров (калибровка)</w:t>
       </w:r>
@@ -8623,7 +8630,7 @@
         <w:pStyle w:val="2"/>
         <w:keepNext/>
       </w:pPr>
-      <w:bookmarkStart w:id="27" w:name="_Toc243391440"/>
+      <w:bookmarkStart w:id="27" w:name="_Toc243397838"/>
       <w:r>
         <w:t>8.1. Как идёт подбор</w:t>
       </w:r>
@@ -8775,7 +8782,7 @@
         <w:pStyle w:val="2"/>
         <w:keepNext/>
       </w:pPr>
-      <w:bookmarkStart w:id="28" w:name="_Toc243391441"/>
+      <w:bookmarkStart w:id="28" w:name="_Toc243397839"/>
       <w:r>
         <w:t>8.2. Что оптимизируется</w:t>
       </w:r>
@@ -8847,8 +8854,9 @@
         <w:pStyle w:val="2"/>
         <w:keepNext/>
       </w:pPr>
-      <w:bookmarkStart w:id="29" w:name="_Toc243391442"/>
-      <w:r>
+      <w:bookmarkStart w:id="29" w:name="_Toc243397840"/>
+      <w:r>
+        <w:lastRenderedPageBreak/>
         <w:t>8.3. Честная проверка — кросс-валидация</w:t>
       </w:r>
       <w:bookmarkEnd w:id="29"/>
@@ -8881,9 +8889,8 @@
         <w:pStyle w:val="2"/>
         <w:keepNext/>
       </w:pPr>
-      <w:bookmarkStart w:id="30" w:name="_Toc243391443"/>
-      <w:r>
-        <w:lastRenderedPageBreak/>
+      <w:bookmarkStart w:id="30" w:name="_Toc243397841"/>
+      <w:r>
         <w:t>8.4. Подобранные пар</w:t>
       </w:r>
       <w:r>
@@ -8905,7 +8912,7 @@
           <w:sz w:val="19"/>
           <w:szCs w:val="19"/>
         </w:rPr>
-        <w:t>params.json</w:t>
+        <w:t>gtm_detector/increase_freq/params.json</w:t>
       </w:r>
       <w:r>
         <w:t xml:space="preserve">, загружаются через </w:t>
@@ -10582,7 +10589,7 @@
         <w:pStyle w:val="1"/>
         <w:keepNext/>
       </w:pPr>
-      <w:bookmarkStart w:id="31" w:name="_Toc243391444"/>
+      <w:bookmarkStart w:id="31" w:name="_Toc243397842"/>
       <w:r>
         <w:t>9. Результаты</w:t>
       </w:r>
@@ -10644,6 +10651,7 @@
                 <w:b/>
                 <w:bCs/>
               </w:rPr>
+              <w:lastRenderedPageBreak/>
               <w:t>Метрика</w:t>
             </w:r>
           </w:p>
@@ -10962,7 +10970,6 @@
               <w:spacing w:line="252" w:lineRule="auto"/>
             </w:pPr>
             <w:r>
-              <w:lastRenderedPageBreak/>
               <w:t>Скачок F vs «Дата выполнения»: точно / ±2 дня</w:t>
             </w:r>
           </w:p>
@@ -11047,7 +11054,7 @@
         <w:pStyle w:val="2"/>
         <w:keepNext/>
       </w:pPr>
-      <w:bookmarkStart w:id="32" w:name="_Toc243391445"/>
+      <w:bookmarkStart w:id="32" w:name="_Toc243397843"/>
       <w:r>
         <w:t>9.1. Ограничения</w:t>
       </w:r>
@@ -11131,7 +11138,7 @@
         <w:pStyle w:val="2"/>
         <w:keepNext/>
       </w:pPr>
-      <w:bookmarkStart w:id="33" w:name="_Toc243391446"/>
+      <w:bookmarkStart w:id="33" w:name="_Toc243397844"/>
       <w:r>
         <w:t>9.2. Что можно улучшить</w:t>
       </w:r>
@@ -11184,7 +11191,7 @@
         <w:pStyle w:val="1"/>
         <w:keepNext/>
       </w:pPr>
-      <w:bookmarkStart w:id="34" w:name="_Toc243391447"/>
+      <w:bookmarkStart w:id="34" w:name="_Toc243397845"/>
       <w:r>
         <w:t>10. Устройство кода</w:t>
       </w:r>
@@ -11195,7 +11202,7 @@
         <w:pStyle w:val="2"/>
         <w:keepNext/>
       </w:pPr>
-      <w:bookmarkStart w:id="35" w:name="_Toc243391448"/>
+      <w:bookmarkStart w:id="35" w:name="_Toc243397846"/>
       <w:r>
         <w:t>10.1. Структура пакета</w:t>
       </w:r>
@@ -11216,8 +11223,8 @@
       </w:tblPr>
       <w:tblGrid>
         <w:gridCol w:w="2450"/>
-        <w:gridCol w:w="3990"/>
-        <w:gridCol w:w="3198"/>
+        <w:gridCol w:w="3942"/>
+        <w:gridCol w:w="3246"/>
       </w:tblGrid>
       <w:tr>
         <w:trPr>
@@ -11868,6 +11875,7 @@
               <w:spacing w:line="252" w:lineRule="auto"/>
             </w:pPr>
             <w:r>
+              <w:lastRenderedPageBreak/>
               <w:t>evaluation/matching.py</w:t>
             </w:r>
           </w:p>
@@ -12070,7 +12078,6 @@
               <w:spacing w:line="252" w:lineRule="auto"/>
             </w:pPr>
             <w:r>
-              <w:lastRenderedPageBreak/>
               <w:t>excel/parsing.py</w:t>
             </w:r>
           </w:p>
@@ -12427,7 +12434,16 @@
               <w:spacing w:line="252" w:lineRule="auto"/>
             </w:pPr>
             <w:r>
-              <w:t>командная строка</w:t>
+              <w:t xml:space="preserve">командная строка: </w:t>
+            </w:r>
+            <w:r>
+              <w:rPr>
+                <w:rFonts w:ascii="Consolas" w:eastAsia="Consolas" w:hAnsi="Consolas" w:cs="Consolas"/>
+                <w:color w:val="7A2E0E"/>
+                <w:sz w:val="19"/>
+                <w:szCs w:val="19"/>
+              </w:rPr>
+              <w:t>python -m gtm_detector.increase_freq</w:t>
             </w:r>
           </w:p>
         </w:tc>
@@ -12443,7 +12459,7 @@
         <w:pStyle w:val="2"/>
         <w:keepNext/>
       </w:pPr>
-      <w:bookmarkStart w:id="36" w:name="_Toc243391449"/>
+      <w:bookmarkStart w:id="36" w:name="_Toc243397847"/>
       <w:r>
         <w:t>10.2. Принципы</w:t>
       </w:r>
@@ -12575,7 +12591,16 @@
           <w:sz w:val="19"/>
           <w:szCs w:val="19"/>
         </w:rPr>
-        <w:t>Enum</w:t>
+        <w:t>E</w:t>
+      </w:r>
+      <w:r>
+        <w:rPr>
+          <w:rFonts w:ascii="Consolas" w:eastAsia="Consolas" w:hAnsi="Consolas" w:cs="Consolas"/>
+          <w:color w:val="7A2E0E"/>
+          <w:sz w:val="19"/>
+          <w:szCs w:val="19"/>
+        </w:rPr>
+        <w:t>num</w:t>
       </w:r>
       <w:r>
         <w:t>), а не строки.</w:t>
@@ -12595,14 +12620,7 @@
           <w:b/>
           <w:bCs/>
         </w:rPr>
-        <w:t xml:space="preserve">Оценка отделена </w:t>
-      </w:r>
-      <w:r>
-        <w:rPr>
-          <w:b/>
-          <w:bCs/>
-        </w:rPr>
-        <w:t>от детекции.</w:t>
+        <w:t>Оценка отделена от детекции.</w:t>
       </w:r>
       <w:r>
         <w:t xml:space="preserve"> </w:t>
@@ -12642,7 +12660,7 @@
         <w:spacing w:after="60" w:line="264" w:lineRule="auto"/>
       </w:pPr>
       <w:r>
-        <w:t xml:space="preserve">Стандартный Python: аннотации типов, dataclasses, logging, pyproject.toml; стиль проверяется </w:t>
+        <w:t xml:space="preserve">Стандартный Python: аннотации типов, dataclasses, logging; стиль проверяется </w:t>
       </w:r>
       <w:r>
         <w:rPr>
@@ -12671,75 +12689,18 @@
     </w:p>
     <w:p>
       <w:pPr>
-        <w:pStyle w:val="2"/>
-        <w:keepNext/>
-      </w:pPr>
-      <w:bookmarkStart w:id="37" w:name="_Toc243391450"/>
-      <w:r>
-        <w:t>10.3. Как запускать</w:t>
-      </w:r>
-      <w:bookmarkEnd w:id="37"/>
-    </w:p>
-    <w:p>
-      <w:pPr>
-        <w:spacing w:after="120" w:line="276" w:lineRule="auto"/>
-      </w:pPr>
-      <w:r>
-        <w:t>Установка (од</w:t>
-      </w:r>
-      <w:r>
-        <w:t>ин раз):</w:t>
-      </w:r>
-    </w:p>
-    <w:p>
-      <w:pPr>
-        <w:shd w:val="clear" w:color="auto" w:fill="F2F2F2"/>
-        <w:ind w:left="200" w:right="200"/>
-      </w:pPr>
-      <w:r>
-        <w:rPr>
-          <w:rFonts w:ascii="Consolas" w:eastAsia="Consolas" w:hAnsi="Consolas" w:cs="Consolas"/>
-          <w:sz w:val="18"/>
-          <w:szCs w:val="18"/>
-        </w:rPr>
-        <w:t>python -m venv .venv</w:t>
-      </w:r>
-    </w:p>
-    <w:p>
-      <w:pPr>
-        <w:shd w:val="clear" w:color="auto" w:fill="F2F2F2"/>
-        <w:ind w:left="200" w:right="200"/>
-      </w:pPr>
-      <w:r>
-        <w:rPr>
-          <w:rFonts w:ascii="Consolas" w:eastAsia="Consolas" w:hAnsi="Consolas" w:cs="Consolas"/>
-          <w:sz w:val="18"/>
-          <w:szCs w:val="18"/>
-        </w:rPr>
-        <w:t>.venv\Scripts\activate</w:t>
-      </w:r>
-    </w:p>
-    <w:p>
-      <w:pPr>
-        <w:shd w:val="clear" w:color="auto" w:fill="F2F2F2"/>
-        <w:spacing w:after="160"/>
-        <w:ind w:left="200" w:right="200"/>
-      </w:pPr>
-      <w:r>
-        <w:rPr>
-          <w:rFonts w:ascii="Consolas" w:eastAsia="Consolas" w:hAnsi="Consolas" w:cs="Consolas"/>
-          <w:sz w:val="18"/>
-          <w:szCs w:val="18"/>
-        </w:rPr>
-        <w:t>pip install -e ".[dev]"</w:t>
-      </w:r>
-    </w:p>
-    <w:p>
-      <w:pPr>
-        <w:spacing w:after="120" w:line="276" w:lineRule="auto"/>
-      </w:pPr>
-      <w:r>
-        <w:t xml:space="preserve">Подбор параметров по разметке (с кросс-валидацией), результат — </w:t>
+        <w:pStyle w:val="a4"/>
+        <w:numPr>
+          <w:ilvl w:val="0"/>
+          <w:numId w:val="3"/>
+        </w:numPr>
+        <w:spacing w:after="60" w:line="264" w:lineRule="auto"/>
+      </w:pPr>
+      <w:r>
+        <w:t xml:space="preserve">Пути к данным </w:t>
+      </w:r>
+      <w:r>
+        <w:t xml:space="preserve">по умолчанию — в </w:t>
       </w:r>
       <w:r>
         <w:rPr>
@@ -12748,61 +12709,10 @@
           <w:sz w:val="19"/>
           <w:szCs w:val="19"/>
         </w:rPr>
-        <w:t>params.json</w:t>
-      </w:r>
-      <w:r>
-        <w:t>:</w:t>
-      </w:r>
-    </w:p>
-    <w:p>
-      <w:pPr>
-        <w:shd w:val="clear" w:color="auto" w:fill="F2F2F2"/>
-        <w:ind w:left="200" w:right="200"/>
-      </w:pPr>
-      <w:r>
-        <w:rPr>
-          <w:rFonts w:ascii="Consolas" w:eastAsia="Consolas" w:hAnsi="Consolas" w:cs="Consolas"/>
-          <w:sz w:val="18"/>
-          <w:szCs w:val="18"/>
-        </w:rPr>
-        <w:t>python -m freq_events calibrate ^</w:t>
-      </w:r>
-    </w:p>
-    <w:p>
-      <w:pPr>
-        <w:shd w:val="clear" w:color="auto" w:fill="F2F2F2"/>
-        <w:ind w:left="200" w:right="200"/>
-      </w:pPr>
-      <w:r>
-        <w:rPr>
-          <w:rFonts w:ascii="Consolas" w:eastAsia="Consolas" w:hAnsi="Consolas" w:cs="Consolas"/>
-          <w:sz w:val="18"/>
-          <w:szCs w:val="18"/>
-        </w:rPr>
-        <w:t xml:space="preserve">    --measurements Статистика_заполнения_замеров.xlsx ^</w:t>
-      </w:r>
-    </w:p>
-    <w:p>
-      <w:pPr>
-        <w:shd w:val="clear" w:color="auto" w:fill="F2F2F2"/>
-        <w:spacing w:after="160"/>
-        <w:ind w:left="200" w:right="200"/>
-      </w:pPr>
-      <w:r>
-        <w:rPr>
-          <w:rFonts w:ascii="Consolas" w:eastAsia="Consolas" w:hAnsi="Consolas" w:cs="Consolas"/>
-          <w:sz w:val="18"/>
-          <w:szCs w:val="18"/>
-        </w:rPr>
-        <w:t xml:space="preserve">    --results Расчёт_НОРДС.xlsm --cv 5</w:t>
-      </w:r>
-    </w:p>
-    <w:p>
-      <w:pPr>
-        <w:spacing w:after="120" w:line="276" w:lineRule="auto"/>
-      </w:pPr>
-      <w:r>
-        <w:t xml:space="preserve">Поиск мероприятий (без разметки; </w:t>
+        <w:t>constants/path.py</w:t>
+      </w:r>
+      <w:r>
+        <w:t xml:space="preserve"> (</w:t>
       </w:r>
       <w:r>
         <w:rPr>
@@ -12811,15 +12721,115 @@
           <w:sz w:val="19"/>
           <w:szCs w:val="19"/>
         </w:rPr>
-        <w:t>--results</w:t>
-      </w:r>
-      <w:r>
-        <w:t xml:space="preserve"> можно добавить для сравнения):</w:t>
+        <w:t>Constant.INPUT_DATASET</w:t>
+      </w:r>
+      <w:r>
+        <w:t xml:space="preserve">, </w:t>
+      </w:r>
+      <w:r>
+        <w:rPr>
+          <w:rFonts w:ascii="Consolas" w:eastAsia="Consolas" w:hAnsi="Consolas" w:cs="Consolas"/>
+          <w:color w:val="7A2E0E"/>
+          <w:sz w:val="19"/>
+          <w:szCs w:val="19"/>
+        </w:rPr>
+        <w:t>Constant.OUTPUT_DATASET</w:t>
+      </w:r>
+      <w:r>
+        <w:t xml:space="preserve">, </w:t>
+      </w:r>
+      <w:r>
+        <w:rPr>
+          <w:rFonts w:ascii="Consolas" w:eastAsia="Consolas" w:hAnsi="Consolas" w:cs="Consolas"/>
+          <w:color w:val="7A2E0E"/>
+          <w:sz w:val="19"/>
+          <w:szCs w:val="19"/>
+        </w:rPr>
+        <w:t>Constant.INCREASE_FREQ_PARAMS</w:t>
+      </w:r>
+      <w:r>
+        <w:t>), как в остальном проекте.</w:t>
+      </w:r>
+    </w:p>
+    <w:p>
+      <w:pPr>
+        <w:pStyle w:val="2"/>
+        <w:keepNext/>
+      </w:pPr>
+      <w:bookmarkStart w:id="37" w:name="_Toc243397848"/>
+      <w:r>
+        <w:t>10.3. Как запускать</w:t>
+      </w:r>
+      <w:bookmarkEnd w:id="37"/>
+    </w:p>
+    <w:p>
+      <w:pPr>
+        <w:spacing w:after="120" w:line="276" w:lineRule="auto"/>
+      </w:pPr>
+      <w:r>
+        <w:t xml:space="preserve">Все команды — из корня проекта </w:t>
+      </w:r>
+      <w:r>
+        <w:rPr>
+          <w:rFonts w:ascii="Consolas" w:eastAsia="Consolas" w:hAnsi="Consolas" w:cs="Consolas"/>
+          <w:color w:val="7A2E0E"/>
+          <w:sz w:val="19"/>
+          <w:szCs w:val="19"/>
+        </w:rPr>
+        <w:t>Task_FindEventByChanged</w:t>
+      </w:r>
+      <w:r>
+        <w:t xml:space="preserve">, окружение — общее </w:t>
+      </w:r>
+      <w:r>
+        <w:rPr>
+          <w:rFonts w:ascii="Consolas" w:eastAsia="Consolas" w:hAnsi="Consolas" w:cs="Consolas"/>
+          <w:color w:val="7A2E0E"/>
+          <w:sz w:val="19"/>
+          <w:szCs w:val="19"/>
+        </w:rPr>
+        <w:t>.venv</w:t>
+      </w:r>
+      <w:r>
+        <w:t xml:space="preserve"> проекта (numpy, pandas, openpyxl из </w:t>
+      </w:r>
+      <w:r>
+        <w:rPr>
+          <w:rFonts w:ascii="Consolas" w:eastAsia="Consolas" w:hAnsi="Consolas" w:cs="Consolas"/>
+          <w:color w:val="7A2E0E"/>
+          <w:sz w:val="19"/>
+          <w:szCs w:val="19"/>
+        </w:rPr>
+        <w:t>req.txt</w:t>
+      </w:r>
+      <w:r>
+        <w:t>).</w:t>
+      </w:r>
+    </w:p>
+    <w:p>
+      <w:pPr>
+        <w:spacing w:after="120" w:line="276" w:lineRule="auto"/>
+      </w:pPr>
+      <w:r>
+        <w:t xml:space="preserve">Поиск мероприятий (без разметки), результат — </w:t>
+      </w:r>
+      <w:r>
+        <w:rPr>
+          <w:rFonts w:ascii="Consolas" w:eastAsia="Consolas" w:hAnsi="Consolas" w:cs="Consolas"/>
+          <w:color w:val="7A2E0E"/>
+          <w:sz w:val="19"/>
+          <w:szCs w:val="19"/>
+        </w:rPr>
+        <w:t>results/increase_freq/events_&lt;дата&gt;_&lt;время&gt;.xlsx</w:t>
+      </w:r>
+      <w:r>
+        <w:t>:</w:t>
       </w:r>
     </w:p>
     <w:p>
       <w:pPr>
         <w:shd w:val="clear" w:color="auto" w:fill="F2F2F2"/>
+        <w:spacing w:after="160"/>
         <w:ind w:left="200" w:right="200"/>
       </w:pPr>
       <w:r>
@@ -12828,12 +12838,21 @@
           <w:sz w:val="18"/>
           <w:szCs w:val="18"/>
         </w:rPr>
-        <w:t>python -m freq_events detect ^</w:t>
+        <w:t>python -m gtm_detector.increase_freq detect</w:t>
+      </w:r>
+    </w:p>
+    <w:p>
+      <w:pPr>
+        <w:spacing w:after="120" w:line="276" w:lineRule="auto"/>
+      </w:pPr>
+      <w:r>
+        <w:t>То же со сравнением с расставленными датами:</w:t>
       </w:r>
     </w:p>
     <w:p>
       <w:pPr>
         <w:shd w:val="clear" w:color="auto" w:fill="F2F2F2"/>
+        <w:spacing w:after="160"/>
         <w:ind w:left="200" w:right="200"/>
       </w:pPr>
       <w:r>
@@ -12842,7 +12861,27 @@
           <w:sz w:val="18"/>
           <w:szCs w:val="18"/>
         </w:rPr>
-        <w:t xml:space="preserve">    --measurements Статистика_заполнения_замеров.xlsx ^</w:t>
+        <w:t>python -m gtm_detector.increase_freq detect --results resources/output_dataset.xlsm</w:t>
+      </w:r>
+    </w:p>
+    <w:p>
+      <w:pPr>
+        <w:spacing w:after="120" w:line="276" w:lineRule="auto"/>
+      </w:pPr>
+      <w:r>
+        <w:t xml:space="preserve">Подбор параметров по разметке с кросс-валидацией (перезаписывает </w:t>
+      </w:r>
+      <w:r>
+        <w:rPr>
+          <w:rFonts w:ascii="Consolas" w:eastAsia="Consolas" w:hAnsi="Consolas" w:cs="Consolas"/>
+          <w:color w:val="7A2E0E"/>
+          <w:sz w:val="19"/>
+          <w:szCs w:val="19"/>
+        </w:rPr>
+        <w:t>params.json</w:t>
+      </w:r>
+      <w:r>
+        <w:t>):</w:t>
       </w:r>
     </w:p>
     <w:p>
@@ -12857,29 +12896,103 @@
           <w:sz w:val="18"/>
           <w:szCs w:val="18"/>
         </w:rPr>
-        <w:t xml:space="preserve">    --params params.json --out events.xlsx</w:t>
-      </w:r>
-    </w:p>
-    <w:p>
-      <w:pPr>
-        <w:spacing w:after="120" w:line="276" w:lineRule="auto"/>
-      </w:pPr>
-      <w:r>
-        <w:t>Из Python:</w:t>
-      </w:r>
-    </w:p>
-    <w:p>
-      <w:pPr>
-        <w:shd w:val="clear" w:color="auto" w:fill="F2F2F2"/>
-        <w:ind w:left="200" w:right="200"/>
-      </w:pPr>
+        <w:t>python -m gtm_detector.increase_freq calibrate -</w:t>
+      </w:r>
       <w:r>
         <w:rPr>
           <w:rFonts w:ascii="Consolas" w:eastAsia="Consolas" w:hAnsi="Consolas" w:cs="Consolas"/>
           <w:sz w:val="18"/>
           <w:szCs w:val="18"/>
         </w:rPr>
-        <w:t>from freq_events import DetectorConfig, FrequencyIncreaseDetector</w:t>
+        <w:t>-cv 5</w:t>
+      </w:r>
+    </w:p>
+    <w:p>
+      <w:pPr>
+        <w:spacing w:after="120" w:line="276" w:lineRule="auto"/>
+      </w:pPr>
+      <w:r>
+        <w:t xml:space="preserve">По умолчанию берутся </w:t>
+      </w:r>
+      <w:r>
+        <w:rPr>
+          <w:rFonts w:ascii="Consolas" w:eastAsia="Consolas" w:hAnsi="Consolas" w:cs="Consolas"/>
+          <w:color w:val="7A2E0E"/>
+          <w:sz w:val="19"/>
+          <w:szCs w:val="19"/>
+        </w:rPr>
+        <w:t>resources/input_dataset.xlsx</w:t>
+      </w:r>
+      <w:r>
+        <w:t xml:space="preserve"> и </w:t>
+      </w:r>
+      <w:r>
+        <w:rPr>
+          <w:rFonts w:ascii="Consolas" w:eastAsia="Consolas" w:hAnsi="Consolas" w:cs="Consolas"/>
+          <w:color w:val="7A2E0E"/>
+          <w:sz w:val="19"/>
+          <w:szCs w:val="19"/>
+        </w:rPr>
+        <w:t>resources/output_dataset.xlsm</w:t>
+      </w:r>
+      <w:r>
+        <w:t xml:space="preserve">; другие файлы задаются через </w:t>
+      </w:r>
+      <w:r>
+        <w:rPr>
+          <w:rFonts w:ascii="Consolas" w:eastAsia="Consolas" w:hAnsi="Consolas" w:cs="Consolas"/>
+          <w:color w:val="7A2E0E"/>
+          <w:sz w:val="19"/>
+          <w:szCs w:val="19"/>
+        </w:rPr>
+        <w:t>--measurements</w:t>
+      </w:r>
+      <w:r>
+        <w:t xml:space="preserve">, </w:t>
+      </w:r>
+      <w:r>
+        <w:rPr>
+          <w:rFonts w:ascii="Consolas" w:eastAsia="Consolas" w:hAnsi="Consolas" w:cs="Consolas"/>
+          <w:color w:val="7A2E0E"/>
+          <w:sz w:val="19"/>
+          <w:szCs w:val="19"/>
+        </w:rPr>
+        <w:t>--results</w:t>
+      </w:r>
+      <w:r>
+        <w:t xml:space="preserve">, </w:t>
+      </w:r>
+      <w:r>
+        <w:rPr>
+          <w:rFonts w:ascii="Consolas" w:eastAsia="Consolas" w:hAnsi="Consolas" w:cs="Consolas"/>
+          <w:color w:val="7A2E0E"/>
+          <w:sz w:val="19"/>
+          <w:szCs w:val="19"/>
+        </w:rPr>
+        <w:t>--params</w:t>
+      </w:r>
+      <w:r>
+        <w:t xml:space="preserve">, </w:t>
+      </w:r>
+      <w:r>
+        <w:rPr>
+          <w:rFonts w:ascii="Consolas" w:eastAsia="Consolas" w:hAnsi="Consolas" w:cs="Consolas"/>
+          <w:color w:val="7A2E0E"/>
+          <w:sz w:val="19"/>
+          <w:szCs w:val="19"/>
+        </w:rPr>
+        <w:t>--out</w:t>
+      </w:r>
+      <w:r>
+        <w:t>.</w:t>
+      </w:r>
+    </w:p>
+    <w:p>
+      <w:pPr>
+        <w:spacing w:after="120" w:line="276" w:lineRule="auto"/>
+      </w:pPr>
+      <w:r>
+        <w:t>Из Python:</w:t>
       </w:r>
     </w:p>
     <w:p>
@@ -12893,7 +13006,7 @@
           <w:sz w:val="18"/>
           <w:szCs w:val="18"/>
         </w:rPr>
-        <w:t>from freq_events.excel import MeasurementsReader</w:t>
+        <w:t>from constants.path import Constant</w:t>
       </w:r>
     </w:p>
     <w:p>
@@ -12907,21 +13020,16 @@
           <w:sz w:val="18"/>
           <w:szCs w:val="18"/>
         </w:rPr>
-        <w:t xml:space="preserve"> </w:t>
-      </w:r>
-    </w:p>
-    <w:p>
-      <w:pPr>
-        <w:shd w:val="clear" w:color="auto" w:fill="F2F2F2"/>
-        <w:ind w:left="200" w:right="200"/>
-      </w:pPr>
+        <w:lastRenderedPageBreak/>
+        <w:t>from gtm_detector.increase_freq import DetectorC</w:t>
+      </w:r>
       <w:r>
         <w:rPr>
           <w:rFonts w:ascii="Consolas" w:eastAsia="Consolas" w:hAnsi="Consolas" w:cs="Consolas"/>
           <w:sz w:val="18"/>
           <w:szCs w:val="18"/>
         </w:rPr>
-        <w:t>wells = MeasurementsReader("Статистика_заполнения_замеров.xlsx").read()</w:t>
+        <w:t>onfig, FrequencyIncreaseDetector</w:t>
       </w:r>
     </w:p>
     <w:p>
@@ -12935,15 +13043,21 @@
           <w:sz w:val="18"/>
           <w:szCs w:val="18"/>
         </w:rPr>
-        <w:t>detector = Fr</w:t>
-      </w:r>
+        <w:t>from gtm_detector.increase_freq.excel import MeasurementsReader</w:t>
+      </w:r>
+    </w:p>
+    <w:p>
+      <w:pPr>
+        <w:shd w:val="clear" w:color="auto" w:fill="F2F2F2"/>
+        <w:ind w:left="200" w:right="200"/>
+      </w:pPr>
       <w:r>
         <w:rPr>
           <w:rFonts w:ascii="Consolas" w:eastAsia="Consolas" w:hAnsi="Consolas" w:cs="Consolas"/>
           <w:sz w:val="18"/>
           <w:szCs w:val="18"/>
         </w:rPr>
-        <w:t>equencyIncreaseDetector(DetectorConfig.load("params.json"))</w:t>
+        <w:t xml:space="preserve"> </w:t>
       </w:r>
     </w:p>
     <w:p>
@@ -12957,7 +13071,43 @@
           <w:sz w:val="18"/>
           <w:szCs w:val="18"/>
         </w:rPr>
-        <w:t>for event in detector.detect(wells[0]):</w:t>
+        <w:t>wells = MeasurementsReader(Constant.INPUT_DATASET).read()</w:t>
+      </w:r>
+    </w:p>
+    <w:p>
+      <w:pPr>
+        <w:shd w:val="clear" w:color="auto" w:fill="F2F2F2"/>
+        <w:ind w:left="200" w:right="200"/>
+      </w:pPr>
+      <w:r>
+        <w:rPr>
+          <w:rFonts w:ascii="Consolas" w:eastAsia="Consolas" w:hAnsi="Consolas" w:cs="Consolas"/>
+          <w:sz w:val="18"/>
+          <w:szCs w:val="18"/>
+        </w:rPr>
+        <w:t>detector = FrequencyIncreaseDetector(DetectorConfig.load(Constant.INCREASE_FREQ_PARAMS))</w:t>
+      </w:r>
+    </w:p>
+    <w:p>
+      <w:pPr>
+        <w:shd w:val="clear" w:color="auto" w:fill="F2F2F2"/>
+        <w:ind w:left="200" w:right="200"/>
+      </w:pPr>
+      <w:r>
+        <w:rPr>
+          <w:rFonts w:ascii="Consolas" w:eastAsia="Consolas" w:hAnsi="Consolas" w:cs="Consolas"/>
+          <w:sz w:val="18"/>
+          <w:szCs w:val="18"/>
+        </w:rPr>
+        <w:t xml:space="preserve">for event </w:t>
+      </w:r>
+      <w:r>
+        <w:rPr>
+          <w:rFonts w:ascii="Consolas" w:eastAsia="Consolas" w:hAnsi="Consolas" w:cs="Consolas"/>
+          <w:sz w:val="18"/>
+          <w:szCs w:val="18"/>
+        </w:rPr>
+        <w:t>in detector.detect(wells[0]):</w:t>
       </w:r>
     </w:p>
     <w:p>
@@ -13098,10 +13248,96 @@
 <file path=word/numbering.xml><?xml version="1.0" encoding="utf-8"?>
 <w:numbering xmlns:wpc="http://schemas.microsoft.com/office/word/2010/wordprocessingCanvas" xmlns:cx="http://schemas.microsoft.com/office/drawing/2014/chartex" xmlns:cx1="http://schemas.microsoft.com/office/drawing/2015/9/8/chartex" xmlns:cx2="http://schemas.microsoft.com/office/drawing/2015/10/21/chartex" xmlns:cx3="http://schemas.microsoft.com/office/drawing/2016/5/9/chartex" xmlns:cx4="http://schemas.microsoft.com/office/drawing/2016/5/10/chartex" xmlns:cx5="http://schemas.microsoft.com/office/drawing/2016/5/11/chartex" xmlns:cx6="http://schemas.microsoft.com/office/drawing/2016/5/12/chartex" xmlns:cx7="http://schemas.microsoft.com/office/drawing/2016/5/13/chartex" xmlns:cx8="http://schemas.microsoft.com/office/drawing/2016/5/14/chartex" xmlns:mc="http://schemas.openxmlformats.org/markup-compatibility/2006" xmlns:aink="http://schemas.microsoft.com/office/drawing/2016/ink" xmlns:am3d="http://schemas.microsoft.com/office/drawing/2017/model3d" xmlns:o="urn:schemas-microsoft-com:office:office" xmlns:r="http://schemas.openxmlformats.org/officeDocument/2006/relationships" xmlns:m="http://schemas.openxmlformats.org/officeDocument/2006/math" xmlns:v="urn:schemas-microsoft-com:vml" xmlns:wp14="http://schemas.microsoft.com/office/word/2010/wordprocessingDrawing" xmlns:wp="http://schemas.openxmlformats.org/drawingml/2006/wordprocessingDrawing" xmlns:w10="urn:schemas-microsoft-com:office:word" xmlns:w="http://schemas.openxmlformats.org/wordprocessingml/2006/main" xmlns:w14="http://schemas.microsoft.com/office/word/2010/wordml" xmlns:w15="http://schemas.microsoft.com/office/word/2012/wordml" xmlns:w16cex="http://schemas.microsoft.com/office/word/2018/wordml/cex" xmlns:w16cid="http://schemas.microsoft.com/office/word/2016/wordml/cid" xmlns:w16="http://schemas.microsoft.com/office/word/2018/wordml" xmlns:w16sdtdh="http://schemas.microsoft.com/office/word/2020/wordml/sdtdatahash" xmlns:w16se="http://schemas.microsoft.com/office/word/2015/wordml/symex" xmlns:wpg="http://schemas.microsoft.com/office/word/2010/wordprocessingGroup" xmlns:wpi="http://schemas.microsoft.com/office/word/2010/wordprocessingInk" xmlns:wne="http://schemas.microsoft.com/office/word/2006/wordml" xmlns:wps="http://schemas.microsoft.com/office/word/2010/wordprocessingShape" mc:Ignorable="w14 w15 w16se w16cid w16 w16cex w16sdtdh wp14">
   <w:abstractNum w:abstractNumId="0" w15:restartNumberingAfterBreak="0">
-    <w:nsid w:val="1A5E437D"/>
+    <w:nsid w:val="2FBF7FDA"/>
     <w:multiLevelType w:val="hybridMultilevel"/>
-    <w:tmpl w:val="8CC0279C"/>
-    <w:lvl w:ilvl="0" w:tplc="CEDA0496">
+    <w:tmpl w:val="3E1E4DE2"/>
+    <w:lvl w:ilvl="0" w:tplc="6D36447E" w:tentative="1">
+      <w:start w:val="1"/>
+      <w:numFmt w:val="bullet"/>
+      <w:lvlText w:val="●"/>
+      <w:lvlJc w:val="left"/>
+      <w:pPr>
+        <w:ind w:left="720" w:hanging="360"/>
+      </w:pPr>
+    </w:lvl>
+    <w:lvl w:ilvl="1" w:tplc="0EC4BD6E" w:tentative="1">
+      <w:start w:val="1"/>
+      <w:numFmt w:val="bullet"/>
+      <w:lvlText w:val="○"/>
+      <w:lvlJc w:val="left"/>
+      <w:pPr>
+        <w:ind w:left="1440" w:hanging="360"/>
+      </w:pPr>
+    </w:lvl>
+    <w:lvl w:ilvl="2" w:tplc="B0124362" w:tentative="1">
+      <w:start w:val="1"/>
+      <w:numFmt w:val="bullet"/>
+      <w:lvlText w:val="■"/>
+      <w:lvlJc w:val="left"/>
+      <w:pPr>
+        <w:ind w:left="2160" w:hanging="360"/>
+      </w:pPr>
+    </w:lvl>
+    <w:lvl w:ilvl="3" w:tplc="524EDEAE" w:tentative="1">
+      <w:start w:val="1"/>
+      <w:numFmt w:val="bullet"/>
+      <w:lvlText w:val="●"/>
+      <w:lvlJc w:val="left"/>
+      <w:pPr>
+        <w:ind w:left="2880" w:hanging="360"/>
+      </w:pPr>
+    </w:lvl>
+    <w:lvl w:ilvl="4" w:tplc="67CA4554" w:tentative="1">
+      <w:start w:val="1"/>
+      <w:numFmt w:val="bullet"/>
+      <w:lvlText w:val="○"/>
+      <w:lvlJc w:val="left"/>
+      <w:pPr>
+        <w:ind w:left="3600" w:hanging="360"/>
+      </w:pPr>
+    </w:lvl>
+    <w:lvl w:ilvl="5" w:tplc="2CB8D824" w:tentative="1">
+      <w:start w:val="1"/>
+      <w:numFmt w:val="bullet"/>
+      <w:lvlText w:val="■"/>
+      <w:lvlJc w:val="left"/>
+      <w:pPr>
+        <w:ind w:left="4320" w:hanging="360"/>
+      </w:pPr>
+    </w:lvl>
+    <w:lvl w:ilvl="6" w:tplc="67D49AE8" w:tentative="1">
+      <w:start w:val="1"/>
+      <w:numFmt w:val="bullet"/>
+      <w:lvlText w:val="●"/>
+      <w:lvlJc w:val="left"/>
+      <w:pPr>
+        <w:ind w:left="5040" w:hanging="360"/>
+      </w:pPr>
+    </w:lvl>
+    <w:lvl w:ilvl="7" w:tplc="1D907668" w:tentative="1">
+      <w:start w:val="1"/>
+      <w:numFmt w:val="bullet"/>
+      <w:lvlText w:val="●"/>
+      <w:lvlJc w:val="left"/>
+      <w:pPr>
+        <w:ind w:left="5760" w:hanging="360"/>
+      </w:pPr>
+    </w:lvl>
+    <w:lvl w:ilvl="8" w:tplc="E806E924" w:tentative="1">
+      <w:start w:val="1"/>
+      <w:numFmt w:val="bullet"/>
+      <w:lvlText w:val="●"/>
+      <w:lvlJc w:val="left"/>
+      <w:pPr>
+        <w:ind w:left="6480" w:hanging="360"/>
+      </w:pPr>
+    </w:lvl>
+  </w:abstractNum>
+  <w:abstractNum w:abstractNumId="1" w15:restartNumberingAfterBreak="0">
+    <w:nsid w:val="3C850180"/>
+    <w:multiLevelType w:val="hybridMultilevel"/>
+    <w:tmpl w:val="731C95E4"/>
+    <w:lvl w:ilvl="0" w:tplc="E8824814">
       <w:start w:val="1"/>
       <w:numFmt w:val="decimal"/>
       <w:lvlText w:val="%1."/>
@@ -13110,196 +13346,110 @@
         <w:ind w:left="567" w:hanging="340"/>
       </w:pPr>
     </w:lvl>
-    <w:lvl w:ilvl="1" w:tplc="290C038A">
+    <w:lvl w:ilvl="1" w:tplc="B56A4126">
       <w:numFmt w:val="decimal"/>
       <w:lvlText w:val=""/>
       <w:lvlJc w:val="left"/>
     </w:lvl>
-    <w:lvl w:ilvl="2" w:tplc="1AFC9C76">
+    <w:lvl w:ilvl="2" w:tplc="B05C3422">
       <w:numFmt w:val="decimal"/>
       <w:lvlText w:val=""/>
       <w:lvlJc w:val="left"/>
     </w:lvl>
-    <w:lvl w:ilvl="3" w:tplc="C644B38C">
+    <w:lvl w:ilvl="3" w:tplc="85929C16">
       <w:numFmt w:val="decimal"/>
       <w:lvlText w:val=""/>
       <w:lvlJc w:val="left"/>
     </w:lvl>
-    <w:lvl w:ilvl="4" w:tplc="70D882F0">
+    <w:lvl w:ilvl="4" w:tplc="94203C9C">
       <w:numFmt w:val="decimal"/>
       <w:lvlText w:val=""/>
       <w:lvlJc w:val="left"/>
     </w:lvl>
-    <w:lvl w:ilvl="5" w:tplc="B3126F2C">
+    <w:lvl w:ilvl="5" w:tplc="AADA218A">
       <w:numFmt w:val="decimal"/>
       <w:lvlText w:val=""/>
       <w:lvlJc w:val="left"/>
     </w:lvl>
-    <w:lvl w:ilvl="6" w:tplc="74A8BD9E">
+    <w:lvl w:ilvl="6" w:tplc="2D322D8A">
       <w:numFmt w:val="decimal"/>
       <w:lvlText w:val=""/>
       <w:lvlJc w:val="left"/>
     </w:lvl>
-    <w:lvl w:ilvl="7" w:tplc="0C405172">
+    <w:lvl w:ilvl="7" w:tplc="8C94A8AE">
       <w:numFmt w:val="decimal"/>
       <w:lvlText w:val=""/>
       <w:lvlJc w:val="left"/>
     </w:lvl>
-    <w:lvl w:ilvl="8" w:tplc="174C0B8E">
-      <w:numFmt w:val="decimal"/>
-      <w:lvlText w:val=""/>
-      <w:lvlJc w:val="left"/>
-    </w:lvl>
-  </w:abstractNum>
-  <w:abstractNum w:abstractNumId="1" w15:restartNumberingAfterBreak="0">
-    <w:nsid w:val="262646FB"/>
-    <w:multiLevelType w:val="hybridMultilevel"/>
-    <w:tmpl w:val="9892A048"/>
-    <w:lvl w:ilvl="0" w:tplc="92BA4DBC">
-      <w:start w:val="1"/>
-      <w:numFmt w:val="bullet"/>
-      <w:lvlText w:val="•"/>
-      <w:lvlJc w:val="left"/>
-      <w:pPr>
-        <w:ind w:left="567" w:hanging="283"/>
-      </w:pPr>
-    </w:lvl>
-    <w:lvl w:ilvl="1" w:tplc="8EA86B8A" w:tentative="1">
-      <w:start w:val="1"/>
-      <w:numFmt w:val="bullet"/>
-      <w:lvlText w:val="–"/>
-      <w:lvlJc w:val="left"/>
-      <w:pPr>
-        <w:ind w:left="1134" w:hanging="283"/>
-      </w:pPr>
-    </w:lvl>
-    <w:lvl w:ilvl="2" w:tplc="08F63A4A">
-      <w:numFmt w:val="decimal"/>
-      <w:lvlText w:val=""/>
-      <w:lvlJc w:val="left"/>
-    </w:lvl>
-    <w:lvl w:ilvl="3" w:tplc="8A70665E">
-      <w:numFmt w:val="decimal"/>
-      <w:lvlText w:val=""/>
-      <w:lvlJc w:val="left"/>
-    </w:lvl>
-    <w:lvl w:ilvl="4" w:tplc="8EEC9A1E">
-      <w:numFmt w:val="decimal"/>
-      <w:lvlText w:val=""/>
-      <w:lvlJc w:val="left"/>
-    </w:lvl>
-    <w:lvl w:ilvl="5" w:tplc="E47C237C">
-      <w:numFmt w:val="decimal"/>
-      <w:lvlText w:val=""/>
-      <w:lvlJc w:val="left"/>
-    </w:lvl>
-    <w:lvl w:ilvl="6" w:tplc="8FC86878">
-      <w:numFmt w:val="decimal"/>
-      <w:lvlText w:val=""/>
-      <w:lvlJc w:val="left"/>
-    </w:lvl>
-    <w:lvl w:ilvl="7" w:tplc="3F889BBE">
-      <w:numFmt w:val="decimal"/>
-      <w:lvlText w:val=""/>
-      <w:lvlJc w:val="left"/>
-    </w:lvl>
-    <w:lvl w:ilvl="8" w:tplc="334A2CCE">
+    <w:lvl w:ilvl="8" w:tplc="8E6C2DF8">
       <w:numFmt w:val="decimal"/>
       <w:lvlText w:val=""/>
       <w:lvlJc w:val="left"/>
     </w:lvl>
   </w:abstractNum>
   <w:abstractNum w:abstractNumId="2" w15:restartNumberingAfterBreak="0">
-    <w:nsid w:val="2B761515"/>
+    <w:nsid w:val="43DA3929"/>
     <w:multiLevelType w:val="hybridMultilevel"/>
-    <w:tmpl w:val="E4A897D8"/>
-    <w:lvl w:ilvl="0" w:tplc="D8AE2CEA" w:tentative="1">
+    <w:tmpl w:val="52FE7306"/>
+    <w:lvl w:ilvl="0" w:tplc="3F9E1E2C">
       <w:start w:val="1"/>
       <w:numFmt w:val="bullet"/>
-      <w:lvlText w:val="●"/>
+      <w:lvlText w:val="•"/>
       <w:lvlJc w:val="left"/>
       <w:pPr>
-        <w:ind w:left="720" w:hanging="360"/>
+        <w:ind w:left="567" w:hanging="283"/>
       </w:pPr>
     </w:lvl>
-    <w:lvl w:ilvl="1" w:tplc="61E4F70E" w:tentative="1">
+    <w:lvl w:ilvl="1" w:tplc="D8ACCE5E" w:tentative="1">
       <w:start w:val="1"/>
       <w:numFmt w:val="bullet"/>
-      <w:lvlText w:val="○"/>
+      <w:lvlText w:val="–"/>
       <w:lvlJc w:val="left"/>
       <w:pPr>
-        <w:ind w:left="1440" w:hanging="360"/>
+        <w:ind w:left="1134" w:hanging="283"/>
       </w:pPr>
     </w:lvl>
-    <w:lvl w:ilvl="2" w:tplc="8B8E3052" w:tentative="1">
-      <w:start w:val="1"/>
-      <w:numFmt w:val="bullet"/>
-      <w:lvlText w:val="■"/>
+    <w:lvl w:ilvl="2" w:tplc="65EA5462">
+      <w:numFmt w:val="decimal"/>
+      <w:lvlText w:val=""/>
       <w:lvlJc w:val="left"/>
-      <w:pPr>
-        <w:ind w:left="2160" w:hanging="360"/>
-      </w:pPr>
     </w:lvl>
-    <w:lvl w:ilvl="3" w:tplc="38660762" w:tentative="1">
-      <w:start w:val="1"/>
-      <w:numFmt w:val="bullet"/>
-      <w:lvlText w:val="●"/>
+    <w:lvl w:ilvl="3" w:tplc="8B945590">
+      <w:numFmt w:val="decimal"/>
+      <w:lvlText w:val=""/>
       <w:lvlJc w:val="left"/>
-      <w:pPr>
-        <w:ind w:left="2880" w:hanging="360"/>
-      </w:pPr>
     </w:lvl>
-    <w:lvl w:ilvl="4" w:tplc="B8D8B336" w:tentative="1">
-      <w:start w:val="1"/>
-      <w:numFmt w:val="bullet"/>
-      <w:lvlText w:val="○"/>
+    <w:lvl w:ilvl="4" w:tplc="DABE479C">
+      <w:numFmt w:val="decimal"/>
+      <w:lvlText w:val=""/>
       <w:lvlJc w:val="left"/>
-      <w:pPr>
-        <w:ind w:left="3600" w:hanging="360"/>
-      </w:pPr>
     </w:lvl>
-    <w:lvl w:ilvl="5" w:tplc="B90EDCDE" w:tentative="1">
-      <w:start w:val="1"/>
-      <w:numFmt w:val="bullet"/>
-      <w:lvlText w:val="■"/>
+    <w:lvl w:ilvl="5" w:tplc="866C6468">
+      <w:numFmt w:val="decimal"/>
+      <w:lvlText w:val=""/>
       <w:lvlJc w:val="left"/>
-      <w:pPr>
-        <w:ind w:left="4320" w:hanging="360"/>
-      </w:pPr>
     </w:lvl>
-    <w:lvl w:ilvl="6" w:tplc="DC82F8B0" w:tentative="1">
-      <w:start w:val="1"/>
-      <w:numFmt w:val="bullet"/>
-      <w:lvlText w:val="●"/>
+    <w:lvl w:ilvl="6" w:tplc="77BA7F56">
+      <w:numFmt w:val="decimal"/>
+      <w:lvlText w:val=""/>
       <w:lvlJc w:val="left"/>
-      <w:pPr>
-        <w:ind w:left="5040" w:hanging="360"/>
-      </w:pPr>
     </w:lvl>
-    <w:lvl w:ilvl="7" w:tplc="0E6207B8" w:tentative="1">
-      <w:start w:val="1"/>
-      <w:numFmt w:val="bullet"/>
-      <w:lvlText w:val="●"/>
+    <w:lvl w:ilvl="7" w:tplc="9A1001B8">
+      <w:numFmt w:val="decimal"/>
+      <w:lvlText w:val=""/>
       <w:lvlJc w:val="left"/>
-      <w:pPr>
-        <w:ind w:left="5760" w:hanging="360"/>
-      </w:pPr>
     </w:lvl>
-    <w:lvl w:ilvl="8" w:tplc="70388F2E" w:tentative="1">
-      <w:start w:val="1"/>
-      <w:numFmt w:val="bullet"/>
-      <w:lvlText w:val="●"/>
+    <w:lvl w:ilvl="8" w:tplc="49D8400E">
+      <w:numFmt w:val="decimal"/>
+      <w:lvlText w:val=""/>
       <w:lvlJc w:val="left"/>
-      <w:pPr>
-        <w:ind w:left="6480" w:hanging="360"/>
-      </w:pPr>
     </w:lvl>
   </w:abstractNum>
   <w:abstractNum w:abstractNumId="3" w15:restartNumberingAfterBreak="0">
-    <w:nsid w:val="412C7851"/>
+    <w:nsid w:val="4C27264B"/>
     <w:multiLevelType w:val="hybridMultilevel"/>
-    <w:tmpl w:val="2DD470E2"/>
-    <w:lvl w:ilvl="0" w:tplc="200EFD22">
+    <w:tmpl w:val="AB00CAD6"/>
+    <w:lvl w:ilvl="0" w:tplc="02FCBBF0">
       <w:start w:val="1"/>
       <w:numFmt w:val="decimal"/>
       <w:lvlText w:val="%1."/>
@@ -13308,52 +13458,52 @@
         <w:ind w:left="567" w:hanging="340"/>
       </w:pPr>
     </w:lvl>
-    <w:lvl w:ilvl="1" w:tplc="8F74E9B8">
+    <w:lvl w:ilvl="1" w:tplc="9E4C6BAA">
       <w:numFmt w:val="decimal"/>
       <w:lvlText w:val=""/>
       <w:lvlJc w:val="left"/>
     </w:lvl>
-    <w:lvl w:ilvl="2" w:tplc="BACCC758">
+    <w:lvl w:ilvl="2" w:tplc="BA480216">
       <w:numFmt w:val="decimal"/>
       <w:lvlText w:val=""/>
       <w:lvlJc w:val="left"/>
     </w:lvl>
-    <w:lvl w:ilvl="3" w:tplc="0AA25250">
+    <w:lvl w:ilvl="3" w:tplc="76CCE14C">
       <w:numFmt w:val="decimal"/>
       <w:lvlText w:val=""/>
       <w:lvlJc w:val="left"/>
     </w:lvl>
-    <w:lvl w:ilvl="4" w:tplc="38661760">
+    <w:lvl w:ilvl="4" w:tplc="D5A8220E">
       <w:numFmt w:val="decimal"/>
       <w:lvlText w:val=""/>
       <w:lvlJc w:val="left"/>
     </w:lvl>
-    <w:lvl w:ilvl="5" w:tplc="1DEA1BE6">
+    <w:lvl w:ilvl="5" w:tplc="F05A36EA">
       <w:numFmt w:val="decimal"/>
       <w:lvlText w:val=""/>
       <w:lvlJc w:val="left"/>
     </w:lvl>
-    <w:lvl w:ilvl="6" w:tplc="9A9493F0">
+    <w:lvl w:ilvl="6" w:tplc="3BBC1DF8">
       <w:numFmt w:val="decimal"/>
       <w:lvlText w:val=""/>
       <w:lvlJc w:val="left"/>
     </w:lvl>
-    <w:lvl w:ilvl="7" w:tplc="E342F514">
+    <w:lvl w:ilvl="7" w:tplc="3A1242A0">
       <w:numFmt w:val="decimal"/>
       <w:lvlText w:val=""/>
       <w:lvlJc w:val="left"/>
     </w:lvl>
-    <w:lvl w:ilvl="8" w:tplc="8CDEB10E">
+    <w:lvl w:ilvl="8" w:tplc="8958A03A">
       <w:numFmt w:val="decimal"/>
       <w:lvlText w:val=""/>
       <w:lvlJc w:val="left"/>
     </w:lvl>
   </w:abstractNum>
   <w:abstractNum w:abstractNumId="4" w15:restartNumberingAfterBreak="0">
-    <w:nsid w:val="78BA3F4D"/>
+    <w:nsid w:val="6FD05202"/>
     <w:multiLevelType w:val="hybridMultilevel"/>
-    <w:tmpl w:val="5A0E4EF6"/>
-    <w:lvl w:ilvl="0" w:tplc="B6EAE876">
+    <w:tmpl w:val="D9B6C04E"/>
+    <w:lvl w:ilvl="0" w:tplc="FF7A85C4">
       <w:start w:val="1"/>
       <w:numFmt w:val="decimal"/>
       <w:lvlText w:val="%1."/>
@@ -13362,52 +13512,52 @@
         <w:ind w:left="567" w:hanging="340"/>
       </w:pPr>
     </w:lvl>
-    <w:lvl w:ilvl="1" w:tplc="829C3C54">
+    <w:lvl w:ilvl="1" w:tplc="1B0047C6">
       <w:numFmt w:val="decimal"/>
       <w:lvlText w:val=""/>
       <w:lvlJc w:val="left"/>
     </w:lvl>
-    <w:lvl w:ilvl="2" w:tplc="D884BAEE">
+    <w:lvl w:ilvl="2" w:tplc="0ED095E6">
       <w:numFmt w:val="decimal"/>
       <w:lvlText w:val=""/>
       <w:lvlJc w:val="left"/>
     </w:lvl>
-    <w:lvl w:ilvl="3" w:tplc="D4321B64">
+    <w:lvl w:ilvl="3" w:tplc="24FC2FB4">
       <w:numFmt w:val="decimal"/>
       <w:lvlText w:val=""/>
       <w:lvlJc w:val="left"/>
     </w:lvl>
-    <w:lvl w:ilvl="4" w:tplc="1DC6B1BA">
+    <w:lvl w:ilvl="4" w:tplc="96C224D6">
       <w:numFmt w:val="decimal"/>
       <w:lvlText w:val=""/>
       <w:lvlJc w:val="left"/>
     </w:lvl>
-    <w:lvl w:ilvl="5" w:tplc="DE4A6054">
+    <w:lvl w:ilvl="5" w:tplc="67E2D252">
       <w:numFmt w:val="decimal"/>
       <w:lvlText w:val=""/>
       <w:lvlJc w:val="left"/>
     </w:lvl>
-    <w:lvl w:ilvl="6" w:tplc="F7BA5848">
+    <w:lvl w:ilvl="6" w:tplc="156653F2">
       <w:numFmt w:val="decimal"/>
       <w:lvlText w:val=""/>
       <w:lvlJc w:val="left"/>
     </w:lvl>
-    <w:lvl w:ilvl="7" w:tplc="38F21B66">
+    <w:lvl w:ilvl="7" w:tplc="C3C4E5C0">
       <w:numFmt w:val="decimal"/>
       <w:lvlText w:val=""/>
       <w:lvlJc w:val="left"/>
     </w:lvl>
-    <w:lvl w:ilvl="8" w:tplc="5F18A4E2">
+    <w:lvl w:ilvl="8" w:tplc="855A5C00">
       <w:numFmt w:val="decimal"/>
       <w:lvlText w:val=""/>
       <w:lvlJc w:val="left"/>
     </w:lvl>
   </w:abstractNum>
   <w:abstractNum w:abstractNumId="5" w15:restartNumberingAfterBreak="0">
-    <w:nsid w:val="7BDA3EC9"/>
+    <w:nsid w:val="6FE32B9B"/>
     <w:multiLevelType w:val="hybridMultilevel"/>
-    <w:tmpl w:val="AC502E46"/>
-    <w:lvl w:ilvl="0" w:tplc="8E0A965C">
+    <w:tmpl w:val="08589942"/>
+    <w:lvl w:ilvl="0" w:tplc="02E2EADE">
       <w:start w:val="1"/>
       <w:numFmt w:val="decimal"/>
       <w:lvlText w:val="%1."/>
@@ -13416,61 +13566,61 @@
         <w:ind w:left="567" w:hanging="340"/>
       </w:pPr>
     </w:lvl>
-    <w:lvl w:ilvl="1" w:tplc="AC2A3576">
+    <w:lvl w:ilvl="1" w:tplc="C6DEE6D6">
       <w:numFmt w:val="decimal"/>
       <w:lvlText w:val=""/>
       <w:lvlJc w:val="left"/>
     </w:lvl>
-    <w:lvl w:ilvl="2" w:tplc="7EDC3672">
+    <w:lvl w:ilvl="2" w:tplc="60421996">
       <w:numFmt w:val="decimal"/>
       <w:lvlText w:val=""/>
       <w:lvlJc w:val="left"/>
     </w:lvl>
-    <w:lvl w:ilvl="3" w:tplc="0F68765E">
+    <w:lvl w:ilvl="3" w:tplc="048012CC">
       <w:numFmt w:val="decimal"/>
       <w:lvlText w:val=""/>
       <w:lvlJc w:val="left"/>
     </w:lvl>
-    <w:lvl w:ilvl="4" w:tplc="66A68CC4">
+    <w:lvl w:ilvl="4" w:tplc="8904C98C">
       <w:numFmt w:val="decimal"/>
       <w:lvlText w:val=""/>
       <w:lvlJc w:val="left"/>
     </w:lvl>
-    <w:lvl w:ilvl="5" w:tplc="B228396C">
+    <w:lvl w:ilvl="5" w:tplc="AB36AB34">
       <w:numFmt w:val="decimal"/>
       <w:lvlText w:val=""/>
       <w:lvlJc w:val="left"/>
     </w:lvl>
-    <w:lvl w:ilvl="6" w:tplc="6D7210C2">
+    <w:lvl w:ilvl="6" w:tplc="57303AF8">
       <w:numFmt w:val="decimal"/>
       <w:lvlText w:val=""/>
       <w:lvlJc w:val="left"/>
     </w:lvl>
-    <w:lvl w:ilvl="7" w:tplc="2A2E7252">
+    <w:lvl w:ilvl="7" w:tplc="CD362C76">
       <w:numFmt w:val="decimal"/>
       <w:lvlText w:val=""/>
       <w:lvlJc w:val="left"/>
     </w:lvl>
-    <w:lvl w:ilvl="8" w:tplc="33A809D8">
+    <w:lvl w:ilvl="8" w:tplc="F282E4AE">
       <w:numFmt w:val="decimal"/>
       <w:lvlText w:val=""/>
       <w:lvlJc w:val="left"/>
     </w:lvl>
   </w:abstractNum>
   <w:num w:numId="1">
-    <w:abstractNumId w:val="2"/>
+    <w:abstractNumId w:val="0"/>
     <w:lvlOverride w:ilvl="0">
       <w:startOverride w:val="1"/>
     </w:lvlOverride>
   </w:num>
   <w:num w:numId="2">
-    <w:abstractNumId w:val="0"/>
+    <w:abstractNumId w:val="4"/>
     <w:lvlOverride w:ilvl="0">
       <w:startOverride w:val="1"/>
     </w:lvlOverride>
   </w:num>
   <w:num w:numId="3">
-    <w:abstractNumId w:val="1"/>
+    <w:abstractNumId w:val="2"/>
     <w:lvlOverride w:ilvl="0">
       <w:startOverride w:val="1"/>
     </w:lvlOverride>
@@ -13479,19 +13629,19 @@
     </w:lvlOverride>
   </w:num>
   <w:num w:numId="4">
+    <w:abstractNumId w:val="5"/>
+    <w:lvlOverride w:ilvl="0">
+      <w:startOverride w:val="1"/>
+    </w:lvlOverride>
+  </w:num>
+  <w:num w:numId="5">
     <w:abstractNumId w:val="3"/>
     <w:lvlOverride w:ilvl="0">
       <w:startOverride w:val="1"/>
     </w:lvlOverride>
   </w:num>
-  <w:num w:numId="5">
-    <w:abstractNumId w:val="4"/>
-    <w:lvlOverride w:ilvl="0">
-      <w:startOverride w:val="1"/>
-    </w:lvlOverride>
-  </w:num>
   <w:num w:numId="6">
-    <w:abstractNumId w:val="5"/>
+    <w:abstractNumId w:val="1"/>
     <w:lvlOverride w:ilvl="0">
       <w:startOverride w:val="1"/>
     </w:lvlOverride>
@@ -14130,7 +14280,7 @@
     <w:autoRedefine/>
     <w:uiPriority w:val="39"/>
     <w:unhideWhenUsed/>
-    <w:rsid w:val="00CF19B9"/>
+    <w:rsid w:val="002A0314"/>
     <w:pPr>
       <w:spacing w:after="100"/>
     </w:pPr>
@@ -14142,7 +14292,7 @@
     <w:autoRedefine/>
     <w:uiPriority w:val="39"/>
     <w:unhideWhenUsed/>
-    <w:rsid w:val="00CF19B9"/>
+    <w:rsid w:val="002A0314"/>
     <w:pPr>
       <w:spacing w:after="100"/>
       <w:ind w:left="220"/>

--- a/gtm_detector/increase_freq/Описание_работы_кода.docx
+++ b/gtm_detector/increase_freq/Описание_работы_кода.docx
@@ -104,7 +104,7 @@
     <w:sdt>
       <w:sdtPr>
         <w:alias w:val="Содержание"/>
-        <w:id w:val="-1207181391"/>
+        <w:id w:val="-12306168"/>
       </w:sdtPr>
       <w:sdtEndPr/>
       <w:sdtContent>
@@ -127,7 +127,7 @@
           <w:r>
             <w:fldChar w:fldCharType="separate"/>
           </w:r>
-          <w:hyperlink w:anchor="_Toc243397811" w:history="1">
+          <w:hyperlink w:anchor="_Toc243404013" w:history="1">
             <w:r>
               <w:rPr>
                 <w:rStyle w:val="a5"/>
@@ -151,7 +151,7 @@
               <w:rPr>
                 <w:noProof/>
               </w:rPr>
-              <w:instrText xml:space="preserve"> PAGEREF _Toc243397811 \h </w:instrText>
+              <w:instrText xml:space="preserve"> PAGEREF _Toc243404013 \h </w:instrText>
             </w:r>
             <w:r>
               <w:rPr>
@@ -188,7 +188,7 @@
               <w:noProof/>
             </w:rPr>
           </w:pPr>
-          <w:hyperlink w:anchor="_Toc243397812" w:history="1">
+          <w:hyperlink w:anchor="_Toc243404014" w:history="1">
             <w:r>
               <w:rPr>
                 <w:rStyle w:val="a5"/>
@@ -212,7 +212,7 @@
               <w:rPr>
                 <w:noProof/>
               </w:rPr>
-              <w:instrText xml:space="preserve"> PAGEREF _Toc243397812 \h </w:instrText>
+              <w:instrText xml:space="preserve"> PAGEREF _Toc243404014 \h </w:instrText>
             </w:r>
             <w:r>
               <w:rPr>
@@ -249,7 +249,7 @@
               <w:noProof/>
             </w:rPr>
           </w:pPr>
-          <w:hyperlink w:anchor="_Toc243397813" w:history="1">
+          <w:hyperlink w:anchor="_Toc243404015" w:history="1">
             <w:r>
               <w:rPr>
                 <w:rStyle w:val="a5"/>
@@ -273,7 +273,7 @@
               <w:rPr>
                 <w:noProof/>
               </w:rPr>
-              <w:instrText xml:space="preserve"> PAGEREF _Toc243397813 \h </w:instrText>
+              <w:instrText xml:space="preserve"> PAGEREF _Toc243404015 \h </w:instrText>
             </w:r>
             <w:r>
               <w:rPr>
@@ -310,7 +310,7 @@
               <w:noProof/>
             </w:rPr>
           </w:pPr>
-          <w:hyperlink w:anchor="_Toc243397814" w:history="1">
+          <w:hyperlink w:anchor="_Toc243404016" w:history="1">
             <w:r>
               <w:rPr>
                 <w:rStyle w:val="a5"/>
@@ -334,7 +334,7 @@
               <w:rPr>
                 <w:noProof/>
               </w:rPr>
-              <w:instrText xml:space="preserve"> PAGEREF _Toc243397814 \h </w:instrText>
+              <w:instrText xml:space="preserve"> PAGEREF _Toc243404016 \h </w:instrText>
             </w:r>
             <w:r>
               <w:rPr>
@@ -371,7 +371,7 @@
               <w:noProof/>
             </w:rPr>
           </w:pPr>
-          <w:hyperlink w:anchor="_Toc243397815" w:history="1">
+          <w:hyperlink w:anchor="_Toc243404017" w:history="1">
             <w:r>
               <w:rPr>
                 <w:rStyle w:val="a5"/>
@@ -395,7 +395,7 @@
               <w:rPr>
                 <w:noProof/>
               </w:rPr>
-              <w:instrText xml:space="preserve"> PAGEREF _Toc243397815 \h </w:instrText>
+              <w:instrText xml:space="preserve"> PAGEREF _Toc243404017 \h </w:instrText>
             </w:r>
             <w:r>
               <w:rPr>
@@ -432,7 +432,7 @@
               <w:noProof/>
             </w:rPr>
           </w:pPr>
-          <w:hyperlink w:anchor="_Toc243397816" w:history="1">
+          <w:hyperlink w:anchor="_Toc243404018" w:history="1">
             <w:r>
               <w:rPr>
                 <w:rStyle w:val="a5"/>
@@ -456,7 +456,7 @@
               <w:rPr>
                 <w:noProof/>
               </w:rPr>
-              <w:instrText xml:space="preserve"> PAGEREF _Toc243397816 \h </w:instrText>
+              <w:instrText xml:space="preserve"> PAGEREF _Toc243404018 \h </w:instrText>
             </w:r>
             <w:r>
               <w:rPr>
@@ -493,7 +493,7 @@
               <w:noProof/>
             </w:rPr>
           </w:pPr>
-          <w:hyperlink w:anchor="_Toc243397817" w:history="1">
+          <w:hyperlink w:anchor="_Toc243404019" w:history="1">
             <w:r>
               <w:rPr>
                 <w:rStyle w:val="a5"/>
@@ -517,7 +517,7 @@
               <w:rPr>
                 <w:noProof/>
               </w:rPr>
-              <w:instrText xml:space="preserve"> PAGEREF _Toc243397817 \h </w:instrText>
+              <w:instrText xml:space="preserve"> PAGEREF _Toc243404019 \h </w:instrText>
             </w:r>
             <w:r>
               <w:rPr>
@@ -534,7 +534,7 @@
               <w:rPr>
                 <w:noProof/>
               </w:rPr>
-              <w:t>4</w:t>
+              <w:t>5</w:t>
             </w:r>
             <w:r>
               <w:rPr>
@@ -554,7 +554,7 @@
               <w:noProof/>
             </w:rPr>
           </w:pPr>
-          <w:hyperlink w:anchor="_Toc243397818" w:history="1">
+          <w:hyperlink w:anchor="_Toc243404020" w:history="1">
             <w:r>
               <w:rPr>
                 <w:rStyle w:val="a5"/>
@@ -578,7 +578,7 @@
               <w:rPr>
                 <w:noProof/>
               </w:rPr>
-              <w:instrText xml:space="preserve"> PAGEREF _Toc243397818 \h </w:instrText>
+              <w:instrText xml:space="preserve"> PAGEREF _Toc243404020 \h </w:instrText>
             </w:r>
             <w:r>
               <w:rPr>
@@ -595,7 +595,7 @@
               <w:rPr>
                 <w:noProof/>
               </w:rPr>
-              <w:t>4</w:t>
+              <w:t>5</w:t>
             </w:r>
             <w:r>
               <w:rPr>
@@ -615,7 +615,7 @@
               <w:noProof/>
             </w:rPr>
           </w:pPr>
-          <w:hyperlink w:anchor="_Toc243397819" w:history="1">
+          <w:hyperlink w:anchor="_Toc243404021" w:history="1">
             <w:r>
               <w:rPr>
                 <w:rStyle w:val="a5"/>
@@ -639,7 +639,7 @@
               <w:rPr>
                 <w:noProof/>
               </w:rPr>
-              <w:instrText xml:space="preserve"> PAGEREF _Toc243397819 \h </w:instrText>
+              <w:instrText xml:space="preserve"> PAGEREF _Toc243404021 \h </w:instrText>
             </w:r>
             <w:r>
               <w:rPr>
@@ -676,7 +676,7 @@
               <w:noProof/>
             </w:rPr>
           </w:pPr>
-          <w:hyperlink w:anchor="_Toc243397820" w:history="1">
+          <w:hyperlink w:anchor="_Toc243404022" w:history="1">
             <w:r>
               <w:rPr>
                 <w:rStyle w:val="a5"/>
@@ -700,7 +700,7 @@
               <w:rPr>
                 <w:noProof/>
               </w:rPr>
-              <w:instrText xml:space="preserve"> PAGEREF _Toc243397820 \h </w:instrText>
+              <w:instrText xml:space="preserve"> PAGEREF _Toc243404022 \h </w:instrText>
             </w:r>
             <w:r>
               <w:rPr>
@@ -737,7 +737,7 @@
               <w:noProof/>
             </w:rPr>
           </w:pPr>
-          <w:hyperlink w:anchor="_Toc243397821" w:history="1">
+          <w:hyperlink w:anchor="_Toc243404023" w:history="1">
             <w:r>
               <w:rPr>
                 <w:rStyle w:val="a5"/>
@@ -761,7 +761,7 @@
               <w:rPr>
                 <w:noProof/>
               </w:rPr>
-              <w:instrText xml:space="preserve"> PAGEREF _Toc243397821 \h </w:instrText>
+              <w:instrText xml:space="preserve"> PAGEREF _Toc243404023 \h </w:instrText>
             </w:r>
             <w:r>
               <w:rPr>
@@ -798,7 +798,7 @@
               <w:noProof/>
             </w:rPr>
           </w:pPr>
-          <w:hyperlink w:anchor="_Toc243397822" w:history="1">
+          <w:hyperlink w:anchor="_Toc243404024" w:history="1">
             <w:r>
               <w:rPr>
                 <w:rStyle w:val="a5"/>
@@ -822,7 +822,7 @@
               <w:rPr>
                 <w:noProof/>
               </w:rPr>
-              <w:instrText xml:space="preserve"> PAGEREF _Toc243397822 \h </w:instrText>
+              <w:instrText xml:space="preserve"> PAGEREF _Toc243404024 \h </w:instrText>
             </w:r>
             <w:r>
               <w:rPr>
@@ -859,7 +859,7 @@
               <w:noProof/>
             </w:rPr>
           </w:pPr>
-          <w:hyperlink w:anchor="_Toc243397823" w:history="1">
+          <w:hyperlink w:anchor="_Toc243404025" w:history="1">
             <w:r>
               <w:rPr>
                 <w:rStyle w:val="a5"/>
@@ -883,7 +883,7 @@
               <w:rPr>
                 <w:noProof/>
               </w:rPr>
-              <w:instrText xml:space="preserve"> PAGEREF _Toc243397823 \h </w:instrText>
+              <w:instrText xml:space="preserve"> PAGEREF _Toc243404025 \h </w:instrText>
             </w:r>
             <w:r>
               <w:rPr>
@@ -920,7 +920,7 @@
               <w:noProof/>
             </w:rPr>
           </w:pPr>
-          <w:hyperlink w:anchor="_Toc243397824" w:history="1">
+          <w:hyperlink w:anchor="_Toc243404026" w:history="1">
             <w:r>
               <w:rPr>
                 <w:rStyle w:val="a5"/>
@@ -944,7 +944,7 @@
               <w:rPr>
                 <w:noProof/>
               </w:rPr>
-              <w:instrText xml:space="preserve"> PAGEREF _Toc243397824 \h </w:instrText>
+              <w:instrText xml:space="preserve"> PAGEREF _Toc243404026 \h </w:instrText>
             </w:r>
             <w:r>
               <w:rPr>
@@ -981,7 +981,7 @@
               <w:noProof/>
             </w:rPr>
           </w:pPr>
-          <w:hyperlink w:anchor="_Toc243397825" w:history="1">
+          <w:hyperlink w:anchor="_Toc243404027" w:history="1">
             <w:r>
               <w:rPr>
                 <w:rStyle w:val="a5"/>
@@ -1005,7 +1005,7 @@
               <w:rPr>
                 <w:noProof/>
               </w:rPr>
-              <w:instrText xml:space="preserve"> PAGEREF _Toc243397825 \h </w:instrText>
+              <w:instrText xml:space="preserve"> PAGEREF _Toc243404027 \h </w:instrText>
             </w:r>
             <w:r>
               <w:rPr>
@@ -1042,7 +1042,7 @@
               <w:noProof/>
             </w:rPr>
           </w:pPr>
-          <w:hyperlink w:anchor="_Toc243397826" w:history="1">
+          <w:hyperlink w:anchor="_Toc243404028" w:history="1">
             <w:r>
               <w:rPr>
                 <w:rStyle w:val="a5"/>
@@ -1066,7 +1066,7 @@
               <w:rPr>
                 <w:noProof/>
               </w:rPr>
-              <w:instrText xml:space="preserve"> PAGEREF _Toc243397826 \h </w:instrText>
+              <w:instrText xml:space="preserve"> PAGEREF _Toc243404028 \h </w:instrText>
             </w:r>
             <w:r>
               <w:rPr>
@@ -1103,7 +1103,7 @@
               <w:noProof/>
             </w:rPr>
           </w:pPr>
-          <w:hyperlink w:anchor="_Toc243397827" w:history="1">
+          <w:hyperlink w:anchor="_Toc243404029" w:history="1">
             <w:r>
               <w:rPr>
                 <w:rStyle w:val="a5"/>
@@ -1127,7 +1127,7 @@
               <w:rPr>
                 <w:noProof/>
               </w:rPr>
-              <w:instrText xml:space="preserve"> PAGEREF _Toc243397827 \h </w:instrText>
+              <w:instrText xml:space="preserve"> PAGEREF _Toc243404029 \h </w:instrText>
             </w:r>
             <w:r>
               <w:rPr>
@@ -1164,7 +1164,7 @@
               <w:noProof/>
             </w:rPr>
           </w:pPr>
-          <w:hyperlink w:anchor="_Toc243397828" w:history="1">
+          <w:hyperlink w:anchor="_Toc243404030" w:history="1">
             <w:r>
               <w:rPr>
                 <w:rStyle w:val="a5"/>
@@ -1188,7 +1188,7 @@
               <w:rPr>
                 <w:noProof/>
               </w:rPr>
-              <w:instrText xml:space="preserve"> PAGEREF _Toc243397828 \h </w:instrText>
+              <w:instrText xml:space="preserve"> PAGEREF _Toc243404030 \h </w:instrText>
             </w:r>
             <w:r>
               <w:rPr>
@@ -1225,7 +1225,7 @@
               <w:noProof/>
             </w:rPr>
           </w:pPr>
-          <w:hyperlink w:anchor="_Toc243397829" w:history="1">
+          <w:hyperlink w:anchor="_Toc243404031" w:history="1">
             <w:r>
               <w:rPr>
                 <w:rStyle w:val="a5"/>
@@ -1249,7 +1249,7 @@
               <w:rPr>
                 <w:noProof/>
               </w:rPr>
-              <w:instrText xml:space="preserve"> PAGEREF _Toc243397829 \h </w:instrText>
+              <w:instrText xml:space="preserve"> PAGEREF _Toc243404031 \h </w:instrText>
             </w:r>
             <w:r>
               <w:rPr>
@@ -1286,7 +1286,7 @@
               <w:noProof/>
             </w:rPr>
           </w:pPr>
-          <w:hyperlink w:anchor="_Toc243397830" w:history="1">
+          <w:hyperlink w:anchor="_Toc243404032" w:history="1">
             <w:r>
               <w:rPr>
                 <w:rStyle w:val="a5"/>
@@ -1310,7 +1310,7 @@
               <w:rPr>
                 <w:noProof/>
               </w:rPr>
-              <w:instrText xml:space="preserve"> PAGEREF _Toc243397830 \h </w:instrText>
+              <w:instrText xml:space="preserve"> PAGEREF _Toc243404032 \h </w:instrText>
             </w:r>
             <w:r>
               <w:rPr>
@@ -1347,7 +1347,7 @@
               <w:noProof/>
             </w:rPr>
           </w:pPr>
-          <w:hyperlink w:anchor="_Toc243397831" w:history="1">
+          <w:hyperlink w:anchor="_Toc243404033" w:history="1">
             <w:r>
               <w:rPr>
                 <w:rStyle w:val="a5"/>
@@ -1371,7 +1371,7 @@
               <w:rPr>
                 <w:noProof/>
               </w:rPr>
-              <w:instrText xml:space="preserve"> PAGEREF _Toc243397831 \h </w:instrText>
+              <w:instrText xml:space="preserve"> PAGEREF _Toc243404033 \h </w:instrText>
             </w:r>
             <w:r>
               <w:rPr>
@@ -1408,7 +1408,7 @@
               <w:noProof/>
             </w:rPr>
           </w:pPr>
-          <w:hyperlink w:anchor="_Toc243397832" w:history="1">
+          <w:hyperlink w:anchor="_Toc243404034" w:history="1">
             <w:r>
               <w:rPr>
                 <w:rStyle w:val="a5"/>
@@ -1432,7 +1432,7 @@
               <w:rPr>
                 <w:noProof/>
               </w:rPr>
-              <w:instrText xml:space="preserve"> PAGEREF _Toc243397832 \h </w:instrText>
+              <w:instrText xml:space="preserve"> PAGEREF _Toc243404034 \h </w:instrText>
             </w:r>
             <w:r>
               <w:rPr>
@@ -1469,7 +1469,7 @@
               <w:noProof/>
             </w:rPr>
           </w:pPr>
-          <w:hyperlink w:anchor="_Toc243397833" w:history="1">
+          <w:hyperlink w:anchor="_Toc243404035" w:history="1">
             <w:r>
               <w:rPr>
                 <w:rStyle w:val="a5"/>
@@ -1493,7 +1493,7 @@
               <w:rPr>
                 <w:noProof/>
               </w:rPr>
-              <w:instrText xml:space="preserve"> PAGEREF _Toc243397833 \h </w:instrText>
+              <w:instrText xml:space="preserve"> PAGEREF _Toc243404035 \h </w:instrText>
             </w:r>
             <w:r>
               <w:rPr>
@@ -1530,7 +1530,7 @@
               <w:noProof/>
             </w:rPr>
           </w:pPr>
-          <w:hyperlink w:anchor="_Toc243397834" w:history="1">
+          <w:hyperlink w:anchor="_Toc243404036" w:history="1">
             <w:r>
               <w:rPr>
                 <w:rStyle w:val="a5"/>
@@ -1554,7 +1554,7 @@
               <w:rPr>
                 <w:noProof/>
               </w:rPr>
-              <w:instrText xml:space="preserve"> PAGEREF _Toc243397834 \h </w:instrText>
+              <w:instrText xml:space="preserve"> PAGEREF _Toc243404036 \h </w:instrText>
             </w:r>
             <w:r>
               <w:rPr>
@@ -1591,7 +1591,7 @@
               <w:noProof/>
             </w:rPr>
           </w:pPr>
-          <w:hyperlink w:anchor="_Toc243397835" w:history="1">
+          <w:hyperlink w:anchor="_Toc243404037" w:history="1">
             <w:r>
               <w:rPr>
                 <w:rStyle w:val="a5"/>
@@ -1615,7 +1615,7 @@
               <w:rPr>
                 <w:noProof/>
               </w:rPr>
-              <w:instrText xml:space="preserve"> PAGEREF _Toc243397835 \h </w:instrText>
+              <w:instrText xml:space="preserve"> PAGEREF _Toc243404037 \h </w:instrText>
             </w:r>
             <w:r>
               <w:rPr>
@@ -1652,7 +1652,7 @@
               <w:noProof/>
             </w:rPr>
           </w:pPr>
-          <w:hyperlink w:anchor="_Toc243397836" w:history="1">
+          <w:hyperlink w:anchor="_Toc243404038" w:history="1">
             <w:r>
               <w:rPr>
                 <w:rStyle w:val="a5"/>
@@ -1676,7 +1676,7 @@
               <w:rPr>
                 <w:noProof/>
               </w:rPr>
-              <w:instrText xml:space="preserve"> PAGEREF _Toc243397836 \h </w:instrText>
+              <w:instrText xml:space="preserve"> PAGEREF _Toc243404038 \h </w:instrText>
             </w:r>
             <w:r>
               <w:rPr>
@@ -1713,7 +1713,7 @@
               <w:noProof/>
             </w:rPr>
           </w:pPr>
-          <w:hyperlink w:anchor="_Toc243397837" w:history="1">
+          <w:hyperlink w:anchor="_Toc243404039" w:history="1">
             <w:r>
               <w:rPr>
                 <w:rStyle w:val="a5"/>
@@ -1737,7 +1737,7 @@
               <w:rPr>
                 <w:noProof/>
               </w:rPr>
-              <w:instrText xml:space="preserve"> PAGEREF _Toc243397837 \h </w:instrText>
+              <w:instrText xml:space="preserve"> PAGEREF _Toc243404039 \h </w:instrText>
             </w:r>
             <w:r>
               <w:rPr>
@@ -1774,7 +1774,7 @@
               <w:noProof/>
             </w:rPr>
           </w:pPr>
-          <w:hyperlink w:anchor="_Toc243397838" w:history="1">
+          <w:hyperlink w:anchor="_Toc243404040" w:history="1">
             <w:r>
               <w:rPr>
                 <w:rStyle w:val="a5"/>
@@ -1798,7 +1798,7 @@
               <w:rPr>
                 <w:noProof/>
               </w:rPr>
-              <w:instrText xml:space="preserve"> PAGEREF _Toc243397838 \h </w:instrText>
+              <w:instrText xml:space="preserve"> PAGEREF _Toc243404040 \h </w:instrText>
             </w:r>
             <w:r>
               <w:rPr>
@@ -1835,7 +1835,7 @@
               <w:noProof/>
             </w:rPr>
           </w:pPr>
-          <w:hyperlink w:anchor="_Toc243397839" w:history="1">
+          <w:hyperlink w:anchor="_Toc243404041" w:history="1">
             <w:r>
               <w:rPr>
                 <w:rStyle w:val="a5"/>
@@ -1859,7 +1859,7 @@
               <w:rPr>
                 <w:noProof/>
               </w:rPr>
-              <w:instrText xml:space="preserve"> PAGEREF _Toc243397839 \h </w:instrText>
+              <w:instrText xml:space="preserve"> PAGEREF _Toc243404041 \h </w:instrText>
             </w:r>
             <w:r>
               <w:rPr>
@@ -1896,7 +1896,7 @@
               <w:noProof/>
             </w:rPr>
           </w:pPr>
-          <w:hyperlink w:anchor="_Toc243397840" w:history="1">
+          <w:hyperlink w:anchor="_Toc243404042" w:history="1">
             <w:r>
               <w:rPr>
                 <w:rStyle w:val="a5"/>
@@ -1920,7 +1920,7 @@
               <w:rPr>
                 <w:noProof/>
               </w:rPr>
-              <w:instrText xml:space="preserve"> PAGEREF _Toc243397840 \h </w:instrText>
+              <w:instrText xml:space="preserve"> PAGEREF _Toc243404042 \h </w:instrText>
             </w:r>
             <w:r>
               <w:rPr>
@@ -1957,7 +1957,7 @@
               <w:noProof/>
             </w:rPr>
           </w:pPr>
-          <w:hyperlink w:anchor="_Toc243397841" w:history="1">
+          <w:hyperlink w:anchor="_Toc243404043" w:history="1">
             <w:r>
               <w:rPr>
                 <w:rStyle w:val="a5"/>
@@ -1981,7 +1981,7 @@
               <w:rPr>
                 <w:noProof/>
               </w:rPr>
-              <w:instrText xml:space="preserve"> PAGEREF _Toc243397841 \h </w:instrText>
+              <w:instrText xml:space="preserve"> PAGEREF _Toc243404043 \h </w:instrText>
             </w:r>
             <w:r>
               <w:rPr>
@@ -2018,7 +2018,7 @@
               <w:noProof/>
             </w:rPr>
           </w:pPr>
-          <w:hyperlink w:anchor="_Toc243397842" w:history="1">
+          <w:hyperlink w:anchor="_Toc243404044" w:history="1">
             <w:r>
               <w:rPr>
                 <w:rStyle w:val="a5"/>
@@ -2042,7 +2042,7 @@
               <w:rPr>
                 <w:noProof/>
               </w:rPr>
-              <w:instrText xml:space="preserve"> PAGEREF _Toc243397842 \h </w:instrText>
+              <w:instrText xml:space="preserve"> PAGEREF _Toc243404044 \h </w:instrText>
             </w:r>
             <w:r>
               <w:rPr>
@@ -2079,7 +2079,7 @@
               <w:noProof/>
             </w:rPr>
           </w:pPr>
-          <w:hyperlink w:anchor="_Toc243397843" w:history="1">
+          <w:hyperlink w:anchor="_Toc243404045" w:history="1">
             <w:r>
               <w:rPr>
                 <w:rStyle w:val="a5"/>
@@ -2103,7 +2103,7 @@
               <w:rPr>
                 <w:noProof/>
               </w:rPr>
-              <w:instrText xml:space="preserve"> PAGEREF _Toc243397843 \h </w:instrText>
+              <w:instrText xml:space="preserve"> PAGEREF _Toc243404045 \h </w:instrText>
             </w:r>
             <w:r>
               <w:rPr>
@@ -2140,7 +2140,7 @@
               <w:noProof/>
             </w:rPr>
           </w:pPr>
-          <w:hyperlink w:anchor="_Toc243397844" w:history="1">
+          <w:hyperlink w:anchor="_Toc243404046" w:history="1">
             <w:r>
               <w:rPr>
                 <w:rStyle w:val="a5"/>
@@ -2164,7 +2164,7 @@
               <w:rPr>
                 <w:noProof/>
               </w:rPr>
-              <w:instrText xml:space="preserve"> PAGEREF _Toc243397844 \h </w:instrText>
+              <w:instrText xml:space="preserve"> PAGEREF _Toc243404046 \h </w:instrText>
             </w:r>
             <w:r>
               <w:rPr>
@@ -2201,13 +2201,13 @@
               <w:noProof/>
             </w:rPr>
           </w:pPr>
-          <w:hyperlink w:anchor="_Toc243397845" w:history="1">
+          <w:hyperlink w:anchor="_Toc243404047" w:history="1">
             <w:r>
               <w:rPr>
                 <w:rStyle w:val="a5"/>
                 <w:noProof/>
               </w:rPr>
-              <w:t>10. Устройство кода</w:t>
+              <w:t>10. Визуализация результатов</w:t>
             </w:r>
             <w:r>
               <w:rPr>
@@ -2225,7 +2225,7 @@
               <w:rPr>
                 <w:noProof/>
               </w:rPr>
-              <w:instrText xml:space="preserve"> PAGEREF _Toc243397845 \h </w:instrText>
+              <w:instrText xml:space="preserve"> PAGEREF _Toc243404047 \h </w:instrText>
             </w:r>
             <w:r>
               <w:rPr>
@@ -2262,13 +2262,13 @@
               <w:noProof/>
             </w:rPr>
           </w:pPr>
-          <w:hyperlink w:anchor="_Toc243397846" w:history="1">
+          <w:hyperlink w:anchor="_Toc243404048" w:history="1">
             <w:r>
               <w:rPr>
                 <w:rStyle w:val="a5"/>
                 <w:noProof/>
               </w:rPr>
-              <w:t>10.1. Структура пакета</w:t>
+              <w:t>10.1. График скважины</w:t>
             </w:r>
             <w:r>
               <w:rPr>
@@ -2286,7 +2286,7 @@
               <w:rPr>
                 <w:noProof/>
               </w:rPr>
-              <w:instrText xml:space="preserve"> PAGEREF _Toc243397846 \h </w:instrText>
+              <w:instrText xml:space="preserve"> PAGEREF _Toc243404048 \h </w:instrText>
             </w:r>
             <w:r>
               <w:rPr>
@@ -2323,13 +2323,13 @@
               <w:noProof/>
             </w:rPr>
           </w:pPr>
-          <w:hyperlink w:anchor="_Toc243397847" w:history="1">
+          <w:hyperlink w:anchor="_Toc243404049" w:history="1">
             <w:r>
               <w:rPr>
                 <w:rStyle w:val="a5"/>
                 <w:noProof/>
               </w:rPr>
-              <w:t>10.2. Принципы</w:t>
+              <w:t>10.2. Сводка качества</w:t>
             </w:r>
             <w:r>
               <w:rPr>
@@ -2347,7 +2347,7 @@
               <w:rPr>
                 <w:noProof/>
               </w:rPr>
-              <w:instrText xml:space="preserve"> PAGEREF _Toc243397847 \h </w:instrText>
+              <w:instrText xml:space="preserve"> PAGEREF _Toc243404049 \h </w:instrText>
             </w:r>
             <w:r>
               <w:rPr>
@@ -2364,7 +2364,7 @@
               <w:rPr>
                 <w:noProof/>
               </w:rPr>
-              <w:t>12</w:t>
+              <w:t>13</w:t>
             </w:r>
             <w:r>
               <w:rPr>
@@ -2384,13 +2384,13 @@
               <w:noProof/>
             </w:rPr>
           </w:pPr>
-          <w:hyperlink w:anchor="_Toc243397848" w:history="1">
+          <w:hyperlink w:anchor="_Toc243404050" w:history="1">
             <w:r>
               <w:rPr>
                 <w:rStyle w:val="a5"/>
                 <w:noProof/>
               </w:rPr>
-              <w:t>10.3. Как запускать</w:t>
+              <w:t>10.3. Цвета и скорость</w:t>
             </w:r>
             <w:r>
               <w:rPr>
@@ -2408,7 +2408,7 @@
               <w:rPr>
                 <w:noProof/>
               </w:rPr>
-              <w:instrText xml:space="preserve"> PAGEREF _Toc243397848 \h </w:instrText>
+              <w:instrText xml:space="preserve"> PAGEREF _Toc243404050 \h </w:instrText>
             </w:r>
             <w:r>
               <w:rPr>
@@ -2425,7 +2425,251 @@
               <w:rPr>
                 <w:noProof/>
               </w:rPr>
-              <w:t>12</w:t>
+              <w:t>14</w:t>
+            </w:r>
+            <w:r>
+              <w:rPr>
+                <w:noProof/>
+              </w:rPr>
+              <w:fldChar w:fldCharType="end"/>
+            </w:r>
+          </w:hyperlink>
+        </w:p>
+        <w:p>
+          <w:pPr>
+            <w:pStyle w:val="11"/>
+            <w:tabs>
+              <w:tab w:val="right" w:leader="dot" w:pos="9628"/>
+            </w:tabs>
+            <w:rPr>
+              <w:noProof/>
+            </w:rPr>
+          </w:pPr>
+          <w:hyperlink w:anchor="_Toc243404051" w:history="1">
+            <w:r>
+              <w:rPr>
+                <w:rStyle w:val="a5"/>
+                <w:noProof/>
+              </w:rPr>
+              <w:t>11. Устройство кода</w:t>
+            </w:r>
+            <w:r>
+              <w:rPr>
+                <w:noProof/>
+              </w:rPr>
+              <w:tab/>
+            </w:r>
+            <w:r>
+              <w:rPr>
+                <w:noProof/>
+              </w:rPr>
+              <w:fldChar w:fldCharType="begin"/>
+            </w:r>
+            <w:r>
+              <w:rPr>
+                <w:noProof/>
+              </w:rPr>
+              <w:instrText xml:space="preserve"> PAGEREF _Toc243404051 \h </w:instrText>
+            </w:r>
+            <w:r>
+              <w:rPr>
+                <w:noProof/>
+              </w:rPr>
+            </w:r>
+            <w:r>
+              <w:rPr>
+                <w:noProof/>
+              </w:rPr>
+              <w:fldChar w:fldCharType="separate"/>
+            </w:r>
+            <w:r>
+              <w:rPr>
+                <w:noProof/>
+              </w:rPr>
+              <w:t>14</w:t>
+            </w:r>
+            <w:r>
+              <w:rPr>
+                <w:noProof/>
+              </w:rPr>
+              <w:fldChar w:fldCharType="end"/>
+            </w:r>
+          </w:hyperlink>
+        </w:p>
+        <w:p>
+          <w:pPr>
+            <w:pStyle w:val="20"/>
+            <w:tabs>
+              <w:tab w:val="right" w:leader="dot" w:pos="9628"/>
+            </w:tabs>
+            <w:rPr>
+              <w:noProof/>
+            </w:rPr>
+          </w:pPr>
+          <w:hyperlink w:anchor="_Toc243404052" w:history="1">
+            <w:r>
+              <w:rPr>
+                <w:rStyle w:val="a5"/>
+                <w:noProof/>
+              </w:rPr>
+              <w:t>11.1. Структура пакета</w:t>
+            </w:r>
+            <w:r>
+              <w:rPr>
+                <w:noProof/>
+              </w:rPr>
+              <w:tab/>
+            </w:r>
+            <w:r>
+              <w:rPr>
+                <w:noProof/>
+              </w:rPr>
+              <w:fldChar w:fldCharType="begin"/>
+            </w:r>
+            <w:r>
+              <w:rPr>
+                <w:noProof/>
+              </w:rPr>
+              <w:instrText xml:space="preserve"> PAGEREF _Toc243404052 \h </w:instrText>
+            </w:r>
+            <w:r>
+              <w:rPr>
+                <w:noProof/>
+              </w:rPr>
+            </w:r>
+            <w:r>
+              <w:rPr>
+                <w:noProof/>
+              </w:rPr>
+              <w:fldChar w:fldCharType="separate"/>
+            </w:r>
+            <w:r>
+              <w:rPr>
+                <w:noProof/>
+              </w:rPr>
+              <w:t>14</w:t>
+            </w:r>
+            <w:r>
+              <w:rPr>
+                <w:noProof/>
+              </w:rPr>
+              <w:fldChar w:fldCharType="end"/>
+            </w:r>
+          </w:hyperlink>
+        </w:p>
+        <w:p>
+          <w:pPr>
+            <w:pStyle w:val="20"/>
+            <w:tabs>
+              <w:tab w:val="right" w:leader="dot" w:pos="9628"/>
+            </w:tabs>
+            <w:rPr>
+              <w:noProof/>
+            </w:rPr>
+          </w:pPr>
+          <w:hyperlink w:anchor="_Toc243404053" w:history="1">
+            <w:r>
+              <w:rPr>
+                <w:rStyle w:val="a5"/>
+                <w:noProof/>
+              </w:rPr>
+              <w:t>11.2. Принципы</w:t>
+            </w:r>
+            <w:r>
+              <w:rPr>
+                <w:noProof/>
+              </w:rPr>
+              <w:tab/>
+            </w:r>
+            <w:r>
+              <w:rPr>
+                <w:noProof/>
+              </w:rPr>
+              <w:fldChar w:fldCharType="begin"/>
+            </w:r>
+            <w:r>
+              <w:rPr>
+                <w:noProof/>
+              </w:rPr>
+              <w:instrText xml:space="preserve"> PAGEREF _Toc243404053 \h </w:instrText>
+            </w:r>
+            <w:r>
+              <w:rPr>
+                <w:noProof/>
+              </w:rPr>
+            </w:r>
+            <w:r>
+              <w:rPr>
+                <w:noProof/>
+              </w:rPr>
+              <w:fldChar w:fldCharType="separate"/>
+            </w:r>
+            <w:r>
+              <w:rPr>
+                <w:noProof/>
+              </w:rPr>
+              <w:t>15</w:t>
+            </w:r>
+            <w:r>
+              <w:rPr>
+                <w:noProof/>
+              </w:rPr>
+              <w:fldChar w:fldCharType="end"/>
+            </w:r>
+          </w:hyperlink>
+        </w:p>
+        <w:p>
+          <w:pPr>
+            <w:pStyle w:val="20"/>
+            <w:tabs>
+              <w:tab w:val="right" w:leader="dot" w:pos="9628"/>
+            </w:tabs>
+            <w:rPr>
+              <w:noProof/>
+            </w:rPr>
+          </w:pPr>
+          <w:hyperlink w:anchor="_Toc243404054" w:history="1">
+            <w:r>
+              <w:rPr>
+                <w:rStyle w:val="a5"/>
+                <w:noProof/>
+              </w:rPr>
+              <w:t>11.3. Как запускать</w:t>
+            </w:r>
+            <w:r>
+              <w:rPr>
+                <w:noProof/>
+              </w:rPr>
+              <w:tab/>
+            </w:r>
+            <w:r>
+              <w:rPr>
+                <w:noProof/>
+              </w:rPr>
+              <w:fldChar w:fldCharType="begin"/>
+            </w:r>
+            <w:r>
+              <w:rPr>
+                <w:noProof/>
+              </w:rPr>
+              <w:instrText xml:space="preserve"> PAGEREF _Toc243404054 \h </w:instrText>
+            </w:r>
+            <w:r>
+              <w:rPr>
+                <w:noProof/>
+              </w:rPr>
+            </w:r>
+            <w:r>
+              <w:rPr>
+                <w:noProof/>
+              </w:rPr>
+              <w:fldChar w:fldCharType="separate"/>
+            </w:r>
+            <w:r>
+              <w:rPr>
+                <w:noProof/>
+              </w:rPr>
+              <w:t>15</w:t>
             </w:r>
             <w:r>
               <w:rPr>
@@ -2447,7 +2691,7 @@
         <w:pStyle w:val="1"/>
         <w:keepNext/>
       </w:pPr>
-      <w:bookmarkStart w:id="0" w:name="_Toc243397811"/>
+      <w:bookmarkStart w:id="0" w:name="_Toc243404013"/>
       <w:r>
         <w:t>1. Что делает программа</w:t>
       </w:r>
@@ -2478,7 +2722,10 @@
         <w:t>Было ли мероприятие «увеличение частоты F»</w:t>
       </w:r>
       <w:r>
-        <w:t xml:space="preserve"> — подняли ли частоту насоса (ЭЦН) и дала ли скважина прирост добычи.</w:t>
+        <w:t xml:space="preserve"> — подняли ли частоту насо</w:t>
+      </w:r>
+      <w:r>
+        <w:t>са (ЭЦН) и дала ли скважина прирост добычи.</w:t>
       </w:r>
     </w:p>
     <w:p>
@@ -2495,13 +2742,11 @@
           <w:b/>
           <w:bCs/>
         </w:rPr>
+        <w:lastRenderedPageBreak/>
         <w:t>Когда оно началось и когда закончилось</w:t>
       </w:r>
       <w:r>
-        <w:t xml:space="preserve"> — в т</w:t>
-      </w:r>
-      <w:r>
-        <w:t>ом же смысле, в каком технологи ставят «дату начала мониторинга» и «дату окончания мониторинга».</w:t>
+        <w:t xml:space="preserve"> — в том же смысле, в каком технологи ставят «дату начала мониторинга» и «дату окончания мониторинга».</w:t>
       </w:r>
     </w:p>
     <w:p>
@@ -2509,8 +2754,10 @@
         <w:spacing w:after="120" w:line="276" w:lineRule="auto"/>
       </w:pPr>
       <w:r>
-        <w:lastRenderedPageBreak/>
-        <w:t xml:space="preserve">Сейчас у нас есть размеченные технологами мероприятия. По ним программа </w:t>
+        <w:t>Сейчас у нас есть размеченные технологами мероприятия. По ним программа</w:t>
+      </w:r>
+      <w:r>
+        <w:t xml:space="preserve"> </w:t>
       </w:r>
       <w:r>
         <w:rPr>
@@ -2520,10 +2767,7 @@
         <w:t>подбирает свои пороги</w:t>
       </w:r>
       <w:r>
-        <w:t xml:space="preserve"> (шаг «калибровка»). Дальше, когда разметки не будет, программа ра</w:t>
-      </w:r>
-      <w:r>
-        <w:t>ботает только по замерам с подобранными порогами.</w:t>
+        <w:t xml:space="preserve"> (шаг «калибровка»). Дальше, когда разметки не будет, программа работает только по замерам с подобранными порогами.</w:t>
       </w:r>
     </w:p>
     <w:p>
@@ -2531,7 +2775,7 @@
         <w:pStyle w:val="2"/>
         <w:keepNext/>
       </w:pPr>
-      <w:bookmarkStart w:id="1" w:name="_Toc243397812"/>
+      <w:bookmarkStart w:id="1" w:name="_Toc243404014"/>
       <w:r>
         <w:t>1.1. Что означают даты технологов</w:t>
       </w:r>
@@ -2542,7 +2786,10 @@
         <w:spacing w:after="120" w:line="276" w:lineRule="auto"/>
       </w:pPr>
       <w:r>
-        <w:t>Перед написанием алгоритма я сопоставил разметку с замерами. Получилась такая картина:</w:t>
+        <w:t>Перед написанием алгоритма я сопоставил разметку с замерами. Получилась такая картин</w:t>
+      </w:r>
+      <w:r>
+        <w:t>а:</w:t>
       </w:r>
     </w:p>
     <w:tbl>
@@ -2674,10 +2921,7 @@
               <w:spacing w:line="252" w:lineRule="auto"/>
             </w:pPr>
             <w:r>
-              <w:t>День, когда в замерах</w:t>
-            </w:r>
-            <w:r>
-              <w:t xml:space="preserve"> выросла частота насоса.</w:t>
+              <w:t>День, когда в замерах выросла частота насоса.</w:t>
             </w:r>
           </w:p>
         </w:tc>
@@ -2818,7 +3062,7 @@
         <w:pStyle w:val="2"/>
         <w:keepNext/>
       </w:pPr>
-      <w:bookmarkStart w:id="2" w:name="_Toc243397813"/>
+      <w:bookmarkStart w:id="2" w:name="_Toc243404015"/>
       <w:r>
         <w:t>1.2. Общая схема</w:t>
       </w:r>
@@ -3492,7 +3736,7 @@
               <w:spacing w:line="252" w:lineRule="auto"/>
             </w:pPr>
             <w:r>
-              <w:t>Калибровка</w:t>
+              <w:t>6. Графики</w:t>
             </w:r>
           </w:p>
         </w:tc>
@@ -3517,7 +3761,7 @@
               <w:spacing w:line="252" w:lineRule="auto"/>
             </w:pPr>
             <w:r>
-              <w:t>Подобрать пороги шагов 1–4 по разметке</w:t>
+              <w:t>Сводка качества и графики скважин</w:t>
             </w:r>
           </w:p>
         </w:tc>
@@ -3548,7 +3792,7 @@
                 <w:sz w:val="19"/>
                 <w:szCs w:val="19"/>
               </w:rPr>
-              <w:t>Calibrator</w:t>
+              <w:t>PlotReport</w:t>
             </w:r>
             <w:r>
               <w:t xml:space="preserve">, </w:t>
@@ -3560,7 +3804,7 @@
                 <w:sz w:val="19"/>
                 <w:szCs w:val="19"/>
               </w:rPr>
-              <w:t>Evaluator</w:t>
+              <w:t>SummaryPlotter</w:t>
             </w:r>
             <w:r>
               <w:t xml:space="preserve">, </w:t>
@@ -3572,6 +3816,113 @@
                 <w:sz w:val="19"/>
                 <w:szCs w:val="19"/>
               </w:rPr>
+              <w:t>WellPlotter</w:t>
+            </w:r>
+          </w:p>
+        </w:tc>
+      </w:tr>
+      <w:tr>
+        <w:tc>
+          <w:tcPr>
+            <w:tcW w:w="1928" w:type="dxa"/>
+            <w:tcBorders>
+              <w:top w:val="single" w:sz="4" w:space="0" w:color="BFBFBF"/>
+              <w:left w:val="single" w:sz="4" w:space="0" w:color="BFBFBF"/>
+              <w:bottom w:val="single" w:sz="4" w:space="0" w:color="BFBFBF"/>
+              <w:right w:val="single" w:sz="4" w:space="0" w:color="BFBFBF"/>
+            </w:tcBorders>
+            <w:tcMar>
+              <w:top w:w="60" w:type="dxa"/>
+              <w:left w:w="100" w:type="dxa"/>
+              <w:bottom w:w="60" w:type="dxa"/>
+              <w:right w:w="100" w:type="dxa"/>
+            </w:tcMar>
+          </w:tcPr>
+          <w:p>
+            <w:pPr>
+              <w:spacing w:line="252" w:lineRule="auto"/>
+            </w:pPr>
+            <w:r>
+              <w:t>Калибровка</w:t>
+            </w:r>
+          </w:p>
+        </w:tc>
+        <w:tc>
+          <w:tcPr>
+            <w:tcW w:w="4819" w:type="dxa"/>
+            <w:tcBorders>
+              <w:top w:val="single" w:sz="4" w:space="0" w:color="BFBFBF"/>
+              <w:left w:val="single" w:sz="4" w:space="0" w:color="BFBFBF"/>
+              <w:bottom w:val="single" w:sz="4" w:space="0" w:color="BFBFBF"/>
+              <w:right w:val="single" w:sz="4" w:space="0" w:color="BFBFBF"/>
+            </w:tcBorders>
+            <w:tcMar>
+              <w:top w:w="60" w:type="dxa"/>
+              <w:left w:w="100" w:type="dxa"/>
+              <w:bottom w:w="60" w:type="dxa"/>
+              <w:right w:w="100" w:type="dxa"/>
+            </w:tcMar>
+          </w:tcPr>
+          <w:p>
+            <w:pPr>
+              <w:spacing w:line="252" w:lineRule="auto"/>
+            </w:pPr>
+            <w:r>
+              <w:t>Подобрать пороги шагов 1–4 по разметке</w:t>
+            </w:r>
+          </w:p>
+        </w:tc>
+        <w:tc>
+          <w:tcPr>
+            <w:tcW w:w="2891" w:type="dxa"/>
+            <w:tcBorders>
+              <w:top w:val="single" w:sz="4" w:space="0" w:color="BFBFBF"/>
+              <w:left w:val="single" w:sz="4" w:space="0" w:color="BFBFBF"/>
+              <w:bottom w:val="single" w:sz="4" w:space="0" w:color="BFBFBF"/>
+              <w:right w:val="single" w:sz="4" w:space="0" w:color="BFBFBF"/>
+            </w:tcBorders>
+            <w:tcMar>
+              <w:top w:w="60" w:type="dxa"/>
+              <w:left w:w="100" w:type="dxa"/>
+              <w:bottom w:w="60" w:type="dxa"/>
+              <w:right w:w="100" w:type="dxa"/>
+            </w:tcMar>
+          </w:tcPr>
+          <w:p>
+            <w:pPr>
+              <w:spacing w:line="252" w:lineRule="auto"/>
+            </w:pPr>
+            <w:r>
+              <w:rPr>
+                <w:rFonts w:ascii="Consolas" w:eastAsia="Consolas" w:hAnsi="Consolas" w:cs="Consolas"/>
+                <w:color w:val="7A2E0E"/>
+                <w:sz w:val="19"/>
+                <w:szCs w:val="19"/>
+              </w:rPr>
+              <w:t>Calibrator</w:t>
+            </w:r>
+            <w:r>
+              <w:t xml:space="preserve">, </w:t>
+            </w:r>
+            <w:r>
+              <w:rPr>
+                <w:rFonts w:ascii="Consolas" w:eastAsia="Consolas" w:hAnsi="Consolas" w:cs="Consolas"/>
+                <w:color w:val="7A2E0E"/>
+                <w:sz w:val="19"/>
+                <w:szCs w:val="19"/>
+              </w:rPr>
+              <w:t>Evaluator</w:t>
+            </w:r>
+            <w:r>
+              <w:t xml:space="preserve">, </w:t>
+            </w:r>
+            <w:r>
+              <w:rPr>
+                <w:rFonts w:ascii="Consolas" w:eastAsia="Consolas" w:hAnsi="Consolas" w:cs="Consolas"/>
+                <w:color w:val="7A2E0E"/>
+                <w:sz w:val="19"/>
+                <w:szCs w:val="19"/>
+              </w:rPr>
               <w:t>EventMatcher</w:t>
             </w:r>
           </w:p>
@@ -3583,8 +3934,9 @@
         <w:pStyle w:val="1"/>
         <w:keepNext/>
       </w:pPr>
-      <w:bookmarkStart w:id="3" w:name="_Toc243397814"/>
-      <w:r>
+      <w:bookmarkStart w:id="3" w:name="_Toc243404016"/>
+      <w:r>
+        <w:lastRenderedPageBreak/>
         <w:t>2. Входные данные</w:t>
       </w:r>
       <w:bookmarkEnd w:id="3"/>
@@ -3594,7 +3946,7 @@
         <w:pStyle w:val="2"/>
         <w:keepNext/>
       </w:pPr>
-      <w:bookmarkStart w:id="4" w:name="_Toc243397815"/>
+      <w:bookmarkStart w:id="4" w:name="_Toc243404017"/>
       <w:r>
         <w:t>2.1. Файл замеров</w:t>
       </w:r>
@@ -3850,7 +4202,6 @@
               <w:spacing w:line="252" w:lineRule="auto"/>
             </w:pPr>
             <w:r>
-              <w:lastRenderedPageBreak/>
               <w:t>Обв</w:t>
             </w:r>
           </w:p>
@@ -4392,7 +4743,7 @@
         <w:pStyle w:val="2"/>
         <w:keepNext/>
       </w:pPr>
-      <w:bookmarkStart w:id="5" w:name="_Toc243397816"/>
+      <w:bookmarkStart w:id="5" w:name="_Toc243404018"/>
       <w:r>
         <w:t>2.2. Файл разметки</w:t>
       </w:r>
@@ -4528,7 +4879,7 @@
         <w:pStyle w:val="1"/>
         <w:keepNext/>
       </w:pPr>
-      <w:bookmarkStart w:id="6" w:name="_Toc243397817"/>
+      <w:bookmarkStart w:id="6" w:name="_Toc243404019"/>
       <w:r>
         <w:t>3. Шаг 0. Чтение данных</w:t>
       </w:r>
@@ -4539,7 +4890,7 @@
         <w:pStyle w:val="2"/>
         <w:keepNext/>
       </w:pPr>
-      <w:bookmarkStart w:id="7" w:name="_Toc243397818"/>
+      <w:bookmarkStart w:id="7" w:name="_Toc243404020"/>
       <w:r>
         <w:t>3.1. MeasurementsReader — замеры</w:t>
       </w:r>
@@ -4599,10 +4950,7 @@
         <w:t>_read_parameter</w:t>
       </w:r>
       <w:r>
-        <w:t>) читает таблицу, находит столбцы-</w:t>
-      </w:r>
-      <w:r>
-        <w:t xml:space="preserve">даты (и текстовые </w:t>
+        <w:t xml:space="preserve">) читает таблицу, находит столбцы-даты (и текстовые </w:t>
       </w:r>
       <w:r>
         <w:rPr>
@@ -4639,10 +4987,10 @@
         <w:t>_read_states</w:t>
       </w:r>
       <w:r>
-        <w:t>): берёт строки «Состояние», достаёт куст из соседней строки «Прим» и получает та</w:t>
-      </w:r>
-      <w:r>
-        <w:t>блицу состояний «(номер, куст) × дата».</w:t>
+        <w:t>): берёт строки «Состояние», достаёт куст из со</w:t>
+      </w:r>
+      <w:r>
+        <w:t>седней строки «Прим» и получает таблицу состояний «(номер, куст) × дата».</w:t>
       </w:r>
     </w:p>
     <w:p>
@@ -4655,6 +5003,7 @@
         <w:spacing w:after="80" w:line="264" w:lineRule="auto"/>
       </w:pPr>
       <w:r>
+        <w:lastRenderedPageBreak/>
         <w:t xml:space="preserve">Для каждой скважины собирает словарь: даты, все параметры и </w:t>
       </w:r>
       <w:r>
@@ -4680,7 +5029,10 @@
         <w:spacing w:after="80" w:line="264" w:lineRule="auto"/>
       </w:pPr>
       <w:r>
-        <w:t xml:space="preserve">Превращает словарь в объект </w:t>
+        <w:t xml:space="preserve">Превращает </w:t>
+      </w:r>
+      <w:r>
+        <w:t xml:space="preserve">словарь в объект </w:t>
       </w:r>
       <w:r>
         <w:rPr>
@@ -4701,7 +5053,29 @@
           <w:sz w:val="19"/>
           <w:szCs w:val="19"/>
         </w:rPr>
-        <w:t>Well.</w:t>
+        <w:t>Well.from_dict</w:t>
+      </w:r>
+      <w:r>
+        <w:t>).</w:t>
+      </w:r>
+    </w:p>
+    <w:p>
+      <w:pPr>
+        <w:pStyle w:val="2"/>
+        <w:keepNext/>
+      </w:pPr>
+      <w:bookmarkStart w:id="8" w:name="_Toc243404021"/>
+      <w:r>
+        <w:t>3.2. Well — скважина</w:t>
+      </w:r>
+      <w:bookmarkEnd w:id="8"/>
+    </w:p>
+    <w:p>
+      <w:pPr>
+        <w:spacing w:after="120" w:line="276" w:lineRule="auto"/>
+      </w:pPr>
+      <w:r>
+        <w:t xml:space="preserve">Файл: </w:t>
       </w:r>
       <w:r>
         <w:rPr>
@@ -4710,30 +5084,10 @@
           <w:sz w:val="19"/>
           <w:szCs w:val="19"/>
         </w:rPr>
-        <w:t>from_dict</w:t>
-      </w:r>
-      <w:r>
-        <w:t>).</w:t>
-      </w:r>
-    </w:p>
-    <w:p>
-      <w:pPr>
-        <w:pStyle w:val="2"/>
-        <w:keepNext/>
-      </w:pPr>
-      <w:bookmarkStart w:id="8" w:name="_Toc243397819"/>
-      <w:r>
-        <w:lastRenderedPageBreak/>
-        <w:t>3.2. Well — скважина</w:t>
-      </w:r>
-      <w:bookmarkEnd w:id="8"/>
-    </w:p>
-    <w:p>
-      <w:pPr>
-        <w:spacing w:after="120" w:line="276" w:lineRule="auto"/>
-      </w:pPr>
-      <w:r>
-        <w:t xml:space="preserve">Файл: </w:t>
+        <w:t>gtm_detector/increase_freq/models.py</w:t>
+      </w:r>
+      <w:r>
+        <w:t xml:space="preserve">. Объект </w:t>
       </w:r>
       <w:r>
         <w:rPr>
@@ -4742,10 +5096,10 @@
           <w:sz w:val="19"/>
           <w:szCs w:val="19"/>
         </w:rPr>
-        <w:t>gtm_detector/increase_freq/models.py</w:t>
-      </w:r>
-      <w:r>
-        <w:t xml:space="preserve">. Объект </w:t>
+        <w:t>Well</w:t>
+      </w:r>
+      <w:r>
+        <w:t xml:space="preserve"> хранит идентификатор, номер, куст и главное — таблицу </w:t>
       </w:r>
       <w:r>
         <w:rPr>
@@ -4754,10 +5108,10 @@
           <w:sz w:val="19"/>
           <w:szCs w:val="19"/>
         </w:rPr>
-        <w:t>Well</w:t>
-      </w:r>
-      <w:r>
-        <w:t xml:space="preserve"> хранит идентификатор, номер, куст и главное — таблицу </w:t>
+        <w:t>data</w:t>
+      </w:r>
+      <w:r>
+        <w:t xml:space="preserve"> (pandas DataFrame) с суточными замерами. </w:t>
       </w:r>
       <w:r>
         <w:rPr>
@@ -4766,22 +5120,13 @@
           <w:sz w:val="19"/>
           <w:szCs w:val="19"/>
         </w:rPr>
-        <w:t>data</w:t>
-      </w:r>
-      <w:r>
-        <w:t xml:space="preserve"> (pandas DataFrame) с суточными замерами. </w:t>
-      </w:r>
-      <w:r>
-        <w:rPr>
-          <w:rFonts w:ascii="Consolas" w:eastAsia="Consolas" w:hAnsi="Consolas" w:cs="Consolas"/>
-          <w:color w:val="7A2E0E"/>
-          <w:sz w:val="19"/>
-          <w:szCs w:val="19"/>
-        </w:rPr>
         <w:t>Well.from_dict</w:t>
       </w:r>
       <w:r>
-        <w:t xml:space="preserve"> приводит данные к единому виду:</w:t>
+        <w:t xml:space="preserve"> приводит данные к </w:t>
+      </w:r>
+      <w:r>
+        <w:t>единому виду:</w:t>
       </w:r>
     </w:p>
     <w:p>
@@ -4794,10 +5139,7 @@
         <w:spacing w:after="60" w:line="264" w:lineRule="auto"/>
       </w:pPr>
       <w:r>
-        <w:t>даты сортируются, ду</w:t>
-      </w:r>
-      <w:r>
-        <w:t>бли дат убираются;</w:t>
+        <w:t>даты сортируются, дубли дат убираются;</w:t>
       </w:r>
     </w:p>
     <w:p>
@@ -4848,7 +5190,10 @@
         <w:spacing w:after="60" w:line="264" w:lineRule="auto"/>
       </w:pPr>
       <w:r>
-        <w:t xml:space="preserve">понимаются и имена полей из исходной постановки задачи, включая опечатки </w:t>
+        <w:t>понимаются и имена пол</w:t>
+      </w:r>
+      <w:r>
+        <w:t xml:space="preserve">ей из исходной постановки задачи, включая опечатки </w:t>
       </w:r>
       <w:r>
         <w:rPr>
@@ -4892,10 +5237,10 @@
         <w:t>Well</w:t>
       </w:r>
       <w:r>
-        <w:t xml:space="preserve"> и ничего не знает про Excel. Чтобы брат</w:t>
-      </w:r>
-      <w:r>
-        <w:t xml:space="preserve">ь данные из другого источника (база данных, CSV), достаточно написать новый «читатель», который создаёт </w:t>
+        <w:t xml:space="preserve"> и ничего не знает про Excel. Чтобы брать данные из другого источника (база данных, CSV), достаточно написать новый «читатель», который</w:t>
+      </w:r>
+      <w:r>
+        <w:t xml:space="preserve"> создаёт </w:t>
       </w:r>
       <w:r>
         <w:rPr>
@@ -4915,7 +5260,7 @@
         <w:pStyle w:val="2"/>
         <w:keepNext/>
       </w:pPr>
-      <w:bookmarkStart w:id="9" w:name="_Toc243397820"/>
+      <w:bookmarkStart w:id="9" w:name="_Toc243404022"/>
       <w:r>
         <w:t>3.3. ResultsReader и attach_labels — разметка</w:t>
       </w:r>
@@ -4947,10 +5292,10 @@
         <w:t>ResultRecord</w:t>
       </w:r>
       <w:r>
-        <w:t>: номер, куст,</w:t>
-      </w:r>
-      <w:r>
-        <w:t xml:space="preserve"> название мероприятия, «успешно», дата выполнения, даты мониторинга, причина окончания. Свойство </w:t>
+        <w:t>: номер, куст, название мероприятия, «успешно», дата выполнения, даты мониторинга, причина окончания. Свойств</w:t>
+      </w:r>
+      <w:r>
+        <w:t xml:space="preserve">о </w:t>
       </w:r>
       <w:r>
         <w:rPr>
@@ -5074,14 +5419,7 @@
                 <w:b/>
                 <w:bCs/>
               </w:rPr>
-              <w:t>Ка</w:t>
-            </w:r>
-            <w:r>
-              <w:rPr>
-                <w:b/>
-                <w:bCs/>
-              </w:rPr>
-              <w:t>к понимается</w:t>
+              <w:t>Как понимается</w:t>
             </w:r>
           </w:p>
         </w:tc>
@@ -5380,7 +5718,7 @@
         <w:pStyle w:val="1"/>
         <w:keepNext/>
       </w:pPr>
-      <w:bookmarkStart w:id="10" w:name="_Toc243397821"/>
+      <w:bookmarkStart w:id="10" w:name="_Toc243404023"/>
       <w:r>
         <w:t>4. Шаг 1. Поиск скачка частоты</w:t>
       </w:r>
@@ -5438,8 +5776,9 @@
         <w:pStyle w:val="2"/>
         <w:keepNext/>
       </w:pPr>
-      <w:bookmarkStart w:id="11" w:name="_Toc243397822"/>
-      <w:r>
+      <w:bookmarkStart w:id="11" w:name="_Toc243404024"/>
+      <w:r>
+        <w:lastRenderedPageBreak/>
         <w:t>4.1. Алгоритм</w:t>
       </w:r>
       <w:bookmarkEnd w:id="11"/>
@@ -5505,7 +5844,6 @@
           <w:b/>
           <w:bCs/>
         </w:rPr>
-        <w:lastRenderedPageBreak/>
         <w:t>Сгладить частоту</w:t>
       </w:r>
       <w:r>
@@ -5521,7 +5859,10 @@
         <w:t>smooth_window</w:t>
       </w:r>
       <w:r>
-        <w:t xml:space="preserve"> = 3 рабочим дням. Медиана убирает одиночные выбросы (например, ошибочное 55 Гц среди 48), но не сдвигает настоящую ступеньку.</w:t>
+        <w:t xml:space="preserve"> = 3 рабочим дням. Медиана убирает одиночные выбросы (например, ошибочное</w:t>
+      </w:r>
+      <w:r>
+        <w:t xml:space="preserve"> 55 Гц среди 48), но не сдвигает настоящую ступеньку.</w:t>
       </w:r>
     </w:p>
     <w:p>
@@ -5553,10 +5894,7 @@
         <w:t>min_step</w:t>
       </w:r>
       <w:r>
-        <w:t xml:space="preserve"> (0.1 Гц). Отде</w:t>
-      </w:r>
-      <w:r>
-        <w:t>льно отмечаются дни снижения.</w:t>
+        <w:t xml:space="preserve"> (0.1 Гц). Отдельно отмечаются дни снижения.</w:t>
       </w:r>
     </w:p>
     <w:p>
@@ -5576,7 +5914,10 @@
         <w:t>Объединить ступени</w:t>
       </w:r>
       <w:r>
-        <w:t xml:space="preserve"> в один скачок, если между ними не больше </w:t>
+        <w:t xml:space="preserve"> в один скачок, если межд</w:t>
+      </w:r>
+      <w:r>
+        <w:t xml:space="preserve">у ними не больше </w:t>
       </w:r>
       <w:r>
         <w:rPr>
@@ -5608,10 +5949,7 @@
         <w:t>Проверить скачок:</w:t>
       </w:r>
       <w:r>
-        <w:t xml:space="preserve"> частота «до» — медиана </w:t>
-      </w:r>
-      <w:r>
-        <w:t xml:space="preserve">за </w:t>
+        <w:t xml:space="preserve"> частота «до» — медиана за </w:t>
       </w:r>
       <w:r>
         <w:rPr>
@@ -5623,7 +5961,10 @@
         <w:t>pre_window</w:t>
       </w:r>
       <w:r>
-        <w:t xml:space="preserve"> (7) рабочих дней перед первой ступенью; частота «после» — медиана за </w:t>
+        <w:t xml:space="preserve"> (7) рабочих дней перед первой ступенью; частота «после» — м</w:t>
+      </w:r>
+      <w:r>
+        <w:t xml:space="preserve">едиана за </w:t>
       </w:r>
       <w:r>
         <w:rPr>
@@ -5647,10 +5988,7 @@
         <w:t>min_total</w:t>
       </w:r>
       <w:r>
-        <w:t xml:space="preserve"> (0.3 Гц), а в окне удержания частота не должна проваливаться больше чем на половину прироста </w:t>
-      </w:r>
-      <w:r>
-        <w:t>(</w:t>
+        <w:t xml:space="preserve"> (0.3 Гц), а в окне удержания частота не должна проваливаться больше чем на половину прироста (</w:t>
       </w:r>
       <w:r>
         <w:rPr>
@@ -5679,7 +6017,14 @@
           <w:b/>
           <w:bCs/>
         </w:rPr>
-        <w:t>Отметить скачки после простоя.</w:t>
+        <w:t>Отмети</w:t>
+      </w:r>
+      <w:r>
+        <w:rPr>
+          <w:b/>
+          <w:bCs/>
+        </w:rPr>
+        <w:t>ть скачки после простоя.</w:t>
       </w:r>
       <w:r>
         <w:t xml:space="preserve"> Если между ступенями или перед скачком был простой, у скачка ставится флаг </w:t>
@@ -5706,10 +6051,10 @@
         <w:t>skip_after_restart</w:t>
       </w:r>
       <w:r>
-        <w:t xml:space="preserve"> = да) такие скачки от</w:t>
-      </w:r>
-      <w:r>
-        <w:t>брасываются: после остановки скважину часто запускают уже на другой частоте, и это не мероприятие «увеличение F».</w:t>
+        <w:t xml:space="preserve"> = да) такие скачки отбрасываются: после остановки скважину часто запускают уже на другой часто</w:t>
+      </w:r>
+      <w:r>
+        <w:t>те, и это не мероприятие «увеличение F».</w:t>
       </w:r>
     </w:p>
     <w:p>
@@ -5717,7 +6062,7 @@
         <w:pStyle w:val="2"/>
         <w:keepNext/>
       </w:pPr>
-      <w:bookmarkStart w:id="12" w:name="_Toc243397823"/>
+      <w:bookmarkStart w:id="12" w:name="_Toc243404025"/>
       <w:r>
         <w:t>4.2. Пример: ступенчатый подъём</w:t>
       </w:r>
@@ -6242,7 +6587,7 @@
         <w:pStyle w:val="2"/>
         <w:keepNext/>
       </w:pPr>
-      <w:bookmarkStart w:id="13" w:name="_Toc243397824"/>
+      <w:bookmarkStart w:id="13" w:name="_Toc243404026"/>
       <w:r>
         <w:t>4.3. Что получается на выходе</w:t>
       </w:r>
@@ -6282,7 +6627,7 @@
         <w:pStyle w:val="1"/>
         <w:keepNext/>
       </w:pPr>
-      <w:bookmarkStart w:id="14" w:name="_Toc243397825"/>
+      <w:bookmarkStart w:id="14" w:name="_Toc243404027"/>
       <w:r>
         <w:t>5. Шаги 2–3. Базовый режим и начало эффекта</w:t>
       </w:r>
@@ -6293,7 +6638,7 @@
         <w:pStyle w:val="2"/>
         <w:keepNext/>
       </w:pPr>
-      <w:bookmarkStart w:id="15" w:name="_Toc243397826"/>
+      <w:bookmarkStart w:id="15" w:name="_Toc243404028"/>
       <w:r>
         <w:t>5.1. Шаг 2. Базовый режим</w:t>
       </w:r>
@@ -6361,7 +6706,7 @@
         <w:pStyle w:val="2"/>
         <w:keepNext/>
       </w:pPr>
-      <w:bookmarkStart w:id="16" w:name="_Toc243397827"/>
+      <w:bookmarkStart w:id="16" w:name="_Toc243404029"/>
       <w:r>
         <w:t>5.2. Шаг 3. Начало эффекта</w:t>
       </w:r>
@@ -6403,7 +6748,14 @@
           <w:b/>
           <w:bCs/>
         </w:rPr>
-        <w:t>rise</w:t>
+        <w:t>r</w:t>
+      </w:r>
+      <w:r>
+        <w:rPr>
+          <w:b/>
+          <w:bCs/>
+        </w:rPr>
+        <w:t>ise</w:t>
       </w:r>
       <w:r>
         <w:t>:</w:t>
@@ -6423,6 +6775,7 @@
           <w:b/>
           <w:bCs/>
         </w:rPr>
+        <w:lastRenderedPageBreak/>
         <w:t>rise</w:t>
       </w:r>
       <w:r>
@@ -6464,7 +6817,6 @@
         <w:spacing w:after="120" w:line="276" w:lineRule="auto"/>
       </w:pPr>
       <w:r>
-        <w:lastRenderedPageBreak/>
         <w:t xml:space="preserve">Признак ищется в течение </w:t>
       </w:r>
       <w:r>
@@ -6497,7 +6849,7 @@
         <w:pStyle w:val="2"/>
         <w:keepNext/>
       </w:pPr>
-      <w:bookmarkStart w:id="17" w:name="_Toc243397828"/>
+      <w:bookmarkStart w:id="17" w:name="_Toc243404030"/>
       <w:r>
         <w:t>5.3. Проверка отклика</w:t>
       </w:r>
@@ -6574,7 +6926,7 @@
         <w:pStyle w:val="2"/>
         <w:keepNext/>
       </w:pPr>
-      <w:bookmarkStart w:id="18" w:name="_Toc243397829"/>
+      <w:bookmarkStart w:id="18" w:name="_Toc243404031"/>
       <w:r>
         <w:t>5.4. Пример</w:t>
       </w:r>
@@ -7214,7 +7566,7 @@
         <w:pStyle w:val="1"/>
         <w:keepNext/>
       </w:pPr>
-      <w:bookmarkStart w:id="19" w:name="_Toc243397830"/>
+      <w:bookmarkStart w:id="19" w:name="_Toc243404032"/>
       <w:r>
         <w:t>6. Шаг 4. Окончание эффекта</w:t>
       </w:r>
@@ -7245,7 +7597,7 @@
         <w:pStyle w:val="2"/>
         <w:keepNext/>
       </w:pPr>
-      <w:bookmarkStart w:id="20" w:name="_Toc243397831"/>
+      <w:bookmarkStart w:id="20" w:name="_Toc243404033"/>
       <w:r>
         <w:t>6.1. Остановка скважины</w:t>
       </w:r>
@@ -7256,7 +7608,10 @@
         <w:spacing w:after="120" w:line="276" w:lineRule="auto"/>
       </w:pPr>
       <w:r>
-        <w:t xml:space="preserve">Если скважина не работала </w:t>
+        <w:t>Если скважина не</w:t>
+      </w:r>
+      <w:r>
+        <w:t xml:space="preserve"> работала </w:t>
       </w:r>
       <w:r>
         <w:rPr>
@@ -7268,10 +7623,7 @@
         <w:t>stop_days</w:t>
       </w:r>
       <w:r>
-        <w:t xml:space="preserve"> (2) дня подряд, эффект закончился: окончание = последний рабочий день перед остановкой, причи</w:t>
-      </w:r>
-      <w:r>
-        <w:t>на «остановка». Одиночный день простоя окончанием не считается.</w:t>
+        <w:t xml:space="preserve"> (2) дня подряд, эффект закончился: окончание = последний рабочий день перед остановкой, причина «остановка». Одиночный день простоя окончанием не считается.</w:t>
       </w:r>
     </w:p>
     <w:p>
@@ -7279,7 +7631,7 @@
         <w:pStyle w:val="2"/>
         <w:keepNext/>
       </w:pPr>
-      <w:bookmarkStart w:id="21" w:name="_Toc243397832"/>
+      <w:bookmarkStart w:id="21" w:name="_Toc243404034"/>
       <w:r>
         <w:t>6.2. Потеря эффекта</w:t>
       </w:r>
@@ -7302,7 +7654,10 @@
         <w:t>end_rules</w:t>
       </w:r>
       <w:r>
-        <w:t>, по порядку:</w:t>
+        <w:t xml:space="preserve">, по </w:t>
+      </w:r>
+      <w:r>
+        <w:t>порядку:</w:t>
       </w:r>
     </w:p>
     <w:tbl>
@@ -7465,10 +7820,7 @@
               <w:spacing w:line="252" w:lineRule="auto"/>
             </w:pPr>
             <w:r>
-              <w:t xml:space="preserve">Qж ≤ базового Qж × (1 − </w:t>
-            </w:r>
-            <w:r>
-              <w:t>liquid_tolerance)</w:t>
+              <w:t>Qж ≤ базового Qж × (1 − liquid_tolerance)</w:t>
             </w:r>
           </w:p>
         </w:tc>
@@ -7597,6 +7949,7 @@
               <w:spacing w:line="252" w:lineRule="auto"/>
             </w:pPr>
             <w:r>
+              <w:lastRenderedPageBreak/>
               <w:t>oil (нефть)</w:t>
             </w:r>
           </w:p>
@@ -7663,7 +8016,6 @@
         <w:spacing w:after="120" w:line="276" w:lineRule="auto"/>
       </w:pPr>
       <w:r>
-        <w:lastRenderedPageBreak/>
         <w:t xml:space="preserve">Подбор выбрал одно правило — </w:t>
       </w:r>
       <w:r>
@@ -7674,7 +8026,10 @@
         <w:t>oil</w:t>
       </w:r>
       <w:r>
-        <w:t xml:space="preserve"> с нулевым допуском: эффект пропал, когда дебит нефти вернулся к уровню «до» или ниже. Это правило лучше всего повторяет решения технологов.</w:t>
+        <w:t xml:space="preserve"> с нулевым допуском: эффект пропал, когда дебит нефти вернулся к уровню «до» или ниже. Это правило лучше все</w:t>
+      </w:r>
+      <w:r>
+        <w:t>го повторяет решения технологов.</w:t>
       </w:r>
     </w:p>
     <w:p>
@@ -7682,10 +8037,7 @@
         <w:spacing w:after="120" w:line="276" w:lineRule="auto"/>
       </w:pPr>
       <w:r>
-        <w:t xml:space="preserve">Чтобы </w:t>
-      </w:r>
-      <w:r>
-        <w:t xml:space="preserve">разовое колебание замера не закрывало мероприятие, условие должно держаться </w:t>
+        <w:t xml:space="preserve">Чтобы разовое колебание замера не закрывало мероприятие, условие должно держаться </w:t>
       </w:r>
       <w:r>
         <w:rPr>
@@ -7707,10 +8059,7 @@
         <w:t>min_effect_days</w:t>
       </w:r>
       <w:r>
-        <w:t xml:space="preserve"> — сколько дней после начала потерю эффекта н</w:t>
-      </w:r>
-      <w:r>
-        <w:t>е проверять (подобрано 0).</w:t>
+        <w:t xml:space="preserve"> — сколько дней после начала потерю эффекта не проверять (подобрано 0).</w:t>
       </w:r>
     </w:p>
     <w:p>
@@ -7718,7 +8067,10 @@
         <w:spacing w:after="120" w:line="276" w:lineRule="auto"/>
       </w:pPr>
       <w:r>
-        <w:t>Если до конца данных ничего не случилось, окончание остаётся пустым, причина — «эффект продолжается».</w:t>
+        <w:t>Если до конца данных ничего не случилось, окончание остаётся пустым, причина — «эффект про</w:t>
+      </w:r>
+      <w:r>
+        <w:t>должается».</w:t>
       </w:r>
     </w:p>
     <w:p>
@@ -7726,7 +8078,7 @@
         <w:pStyle w:val="2"/>
         <w:keepNext/>
       </w:pPr>
-      <w:bookmarkStart w:id="22" w:name="_Toc243397833"/>
+      <w:bookmarkStart w:id="22" w:name="_Toc243404035"/>
       <w:r>
         <w:t>6.3. Примеры</w:t>
       </w:r>
@@ -7744,10 +8096,7 @@
         <w:t>Потеря эффекта.</w:t>
       </w:r>
       <w:r>
-        <w:t xml:space="preserve"> Скважина 539Б (продолжение примера из раздела 5): базовый Qн = 14.05. С 05.04 Qн = 13.20 ≤ 14.05 и</w:t>
-      </w:r>
-      <w:r>
-        <w:t xml:space="preserve"> держится так дальше. Три дня подряд условие выполнено → окончание = </w:t>
+        <w:t xml:space="preserve"> Скважина 539Б (продолжение примера из раздела 5): базовый Qн = 14.05. С 05.04 Qн = 13.20 ≤ 14.05 и держится так дальше. Три дня подряд условие выполнено → окончание = </w:t>
       </w:r>
       <w:r>
         <w:rPr>
@@ -7757,7 +8106,10 @@
         <w:t>04.04.2026</w:t>
       </w:r>
       <w:r>
-        <w:t>. В разметке тоже 04.04 («по обводнённости» — 05.04 обводнённость выросла с 95 до 95.5 %, поэтому и упала нефть).</w:t>
+        <w:t>. В разметке тоже 04.04 («по обводнённ</w:t>
+      </w:r>
+      <w:r>
+        <w:t>ости» — 05.04 обводнённость выросла с 95 до 95.5 %, поэтому и упала нефть).</w:t>
       </w:r>
     </w:p>
     <w:p>
@@ -7772,10 +8124,7 @@
         <w:t>Остановка.</w:t>
       </w:r>
       <w:r>
-        <w:t xml:space="preserve"> Скважина 2692 (куст 330): с 14.03.2026 скважина не р</w:t>
-      </w:r>
-      <w:r>
-        <w:t xml:space="preserve">аботает. Окончание = </w:t>
+        <w:t xml:space="preserve"> Скважина 2692 (куст 330): с 14.03.2026 скважина не работает. Окончание = </w:t>
       </w:r>
       <w:r>
         <w:rPr>
@@ -7793,7 +8142,7 @@
         <w:pStyle w:val="1"/>
         <w:keepNext/>
       </w:pPr>
-      <w:bookmarkStart w:id="23" w:name="_Toc243397834"/>
+      <w:bookmarkStart w:id="23" w:name="_Toc243404036"/>
       <w:r>
         <w:t>7. Шаг 5. Результат и оценка качества</w:t>
       </w:r>
@@ -7804,7 +8153,7 @@
         <w:pStyle w:val="2"/>
         <w:keepNext/>
       </w:pPr>
-      <w:bookmarkStart w:id="24" w:name="_Toc243397835"/>
+      <w:bookmarkStart w:id="24" w:name="_Toc243404037"/>
       <w:r>
         <w:t>7.1. Сборка мероприятия</w:t>
       </w:r>
@@ -7901,36 +8250,43 @@
                 <w:b/>
                 <w:bCs/>
               </w:rPr>
-              <w:t>Поле</w:t>
-            </w:r>
-          </w:p>
-        </w:tc>
-        <w:tc>
-          <w:tcPr>
-            <w:tcW w:w="6554" w:type="dxa"/>
-            <w:tcBorders>
-              <w:top w:val="single" w:sz="4" w:space="0" w:color="BFBFBF"/>
-              <w:left w:val="single" w:sz="4" w:space="0" w:color="BFBFBF"/>
-              <w:bottom w:val="single" w:sz="4" w:space="0" w:color="BFBFBF"/>
-              <w:right w:val="single" w:sz="4" w:space="0" w:color="BFBFBF"/>
-            </w:tcBorders>
-            <w:shd w:val="clear" w:color="auto" w:fill="DCE6F1"/>
-            <w:tcMar>
-              <w:top w:w="60" w:type="dxa"/>
-              <w:left w:w="100" w:type="dxa"/>
-              <w:bottom w:w="60" w:type="dxa"/>
-              <w:right w:w="100" w:type="dxa"/>
-            </w:tcMar>
-          </w:tcPr>
-          <w:p>
-            <w:pPr>
-              <w:spacing w:line="252" w:lineRule="auto"/>
-            </w:pPr>
+              <w:t>П</w:t>
+            </w:r>
             <w:r>
               <w:rPr>
                 <w:b/>
                 <w:bCs/>
               </w:rPr>
+              <w:t>оле</w:t>
+            </w:r>
+          </w:p>
+        </w:tc>
+        <w:tc>
+          <w:tcPr>
+            <w:tcW w:w="6554" w:type="dxa"/>
+            <w:tcBorders>
+              <w:top w:val="single" w:sz="4" w:space="0" w:color="BFBFBF"/>
+              <w:left w:val="single" w:sz="4" w:space="0" w:color="BFBFBF"/>
+              <w:bottom w:val="single" w:sz="4" w:space="0" w:color="BFBFBF"/>
+              <w:right w:val="single" w:sz="4" w:space="0" w:color="BFBFBF"/>
+            </w:tcBorders>
+            <w:shd w:val="clear" w:color="auto" w:fill="DCE6F1"/>
+            <w:tcMar>
+              <w:top w:w="60" w:type="dxa"/>
+              <w:left w:w="100" w:type="dxa"/>
+              <w:bottom w:w="60" w:type="dxa"/>
+              <w:right w:w="100" w:type="dxa"/>
+            </w:tcMar>
+          </w:tcPr>
+          <w:p>
+            <w:pPr>
+              <w:spacing w:line="252" w:lineRule="auto"/>
+            </w:pPr>
+            <w:r>
+              <w:rPr>
+                <w:b/>
+                <w:bCs/>
+              </w:rPr>
               <w:t>Смысл</w:t>
             </w:r>
           </w:p>
@@ -8270,7 +8626,10 @@
               <w:spacing w:line="252" w:lineRule="auto"/>
             </w:pPr>
             <w:r>
-              <w:t>responded / after_restart</w:t>
+              <w:t>responded / a</w:t>
+            </w:r>
+            <w:r>
+              <w:t>fter_restart</w:t>
             </w:r>
           </w:p>
         </w:tc>
@@ -8369,6 +8728,7 @@
           <w:sz w:val="19"/>
           <w:szCs w:val="19"/>
         </w:rPr>
+        <w:lastRenderedPageBreak/>
         <w:t>EventsExcelWriter</w:t>
       </w:r>
       <w:r>
@@ -8393,33 +8753,10 @@
           <w:sz w:val="19"/>
           <w:szCs w:val="19"/>
         </w:rPr>
-        <w:t>results/increase_freq/events_&lt;дата&gt;_&lt;время&gt;.xlsx</w:t>
-      </w:r>
-      <w:r>
-        <w:t>: лист «Мероприятия» (все найденные),</w:t>
-      </w:r>
-      <w:r>
-        <w:t xml:space="preserve"> «Сравнение с разметкой» (по каждой метке — даты технологов, найденные даты и разница в днях) и «Параметры».</w:t>
-      </w:r>
-    </w:p>
-    <w:p>
-      <w:pPr>
-        <w:pStyle w:val="2"/>
-        <w:keepNext/>
-      </w:pPr>
-      <w:bookmarkStart w:id="25" w:name="_Toc243397836"/>
-      <w:r>
-        <w:lastRenderedPageBreak/>
-        <w:t>7.2. Как найденное сопоставляется с разметкой</w:t>
-      </w:r>
-      <w:bookmarkEnd w:id="25"/>
-    </w:p>
-    <w:p>
-      <w:pPr>
-        <w:spacing w:after="120" w:line="276" w:lineRule="auto"/>
-      </w:pPr>
-      <w:r>
-        <w:t xml:space="preserve">Класс </w:t>
+        <w:t>events.xlsx</w:t>
+      </w:r>
+      <w:r>
+        <w:t xml:space="preserve"> в папке прогона </w:t>
       </w:r>
       <w:r>
         <w:rPr>
@@ -8428,10 +8765,32 @@
           <w:sz w:val="19"/>
           <w:szCs w:val="19"/>
         </w:rPr>
-        <w:t>EventMatcher</w:t>
-      </w:r>
-      <w:r>
-        <w:t xml:space="preserve"> (</w:t>
+        <w:t>results/increase_freq/&lt;дата_время&gt;/</w:t>
+      </w:r>
+      <w:r>
+        <w:t>: лист «Мероприятия» (</w:t>
+      </w:r>
+      <w:r>
+        <w:t>все найденные), «Сравнение с разметкой» (по каждой метке — даты технологов, найденные даты и разница в днях) и «Параметры».</w:t>
+      </w:r>
+    </w:p>
+    <w:p>
+      <w:pPr>
+        <w:pStyle w:val="2"/>
+        <w:keepNext/>
+      </w:pPr>
+      <w:bookmarkStart w:id="25" w:name="_Toc243404038"/>
+      <w:r>
+        <w:t>7.2. Как найденное сопоставляется с разметкой</w:t>
+      </w:r>
+      <w:bookmarkEnd w:id="25"/>
+    </w:p>
+    <w:p>
+      <w:pPr>
+        <w:spacing w:after="120" w:line="276" w:lineRule="auto"/>
+      </w:pPr>
+      <w:r>
+        <w:t xml:space="preserve">Класс </w:t>
       </w:r>
       <w:r>
         <w:rPr>
@@ -8440,13 +8799,25 @@
           <w:sz w:val="19"/>
           <w:szCs w:val="19"/>
         </w:rPr>
+        <w:t>EventMatcher</w:t>
+      </w:r>
+      <w:r>
+        <w:t xml:space="preserve"> (</w:t>
+      </w:r>
+      <w:r>
+        <w:rPr>
+          <w:rFonts w:ascii="Consolas" w:eastAsia="Consolas" w:hAnsi="Consolas" w:cs="Consolas"/>
+          <w:color w:val="7A2E0E"/>
+          <w:sz w:val="19"/>
+          <w:szCs w:val="19"/>
+        </w:rPr>
         <w:t>evaluation/matching.py</w:t>
       </w:r>
       <w:r>
-        <w:t>). Найденное и размеченное мероприятие считаются одним и те</w:t>
-      </w:r>
-      <w:r>
-        <w:t xml:space="preserve">м же, если выполнено </w:t>
+        <w:t>). Найденное и размеченное мероприятие счита</w:t>
+      </w:r>
+      <w:r>
+        <w:t xml:space="preserve">ются одним и тем же, если выполнено </w:t>
       </w:r>
       <w:r>
         <w:rPr>
@@ -8482,7 +8853,10 @@
         <w:spacing w:after="60" w:line="264" w:lineRule="auto"/>
       </w:pPr>
       <w:r>
-        <w:t>скачок частоты не дальше 3 дней от «Даты выполнения» — нужно, потому что технологи иногда ставят начало мониторинга через 2–10 недель после выполнения.</w:t>
+        <w:t>скачок частоты не дальше 3 дней от «Даты выполнения» — нужно, потому что технологи иногда ставят начало мониторинга через 2–10 недель после выполнения</w:t>
+      </w:r>
+      <w:r>
+        <w:t>.</w:t>
       </w:r>
     </w:p>
     <w:p>
@@ -8490,10 +8864,7 @@
         <w:spacing w:after="120" w:line="276" w:lineRule="auto"/>
       </w:pPr>
       <w:r>
-        <w:t>Сопоставление</w:t>
-      </w:r>
-      <w:r>
-        <w:t xml:space="preserve"> идёт один-к-одному: сначала самые близкие пары. Дальше считаются метрики (</w:t>
+        <w:t>Сопоставление идёт один-к-одному: сначала самые близкие пары. Дальше считаются метрики (</w:t>
       </w:r>
       <w:r>
         <w:rPr>
@@ -8565,10 +8936,7 @@
         <w:t>нейтральные</w:t>
       </w:r>
       <w:r>
-        <w:t xml:space="preserve"> — найдено, в разметке нет, но рядом есть другое известное м</w:t>
-      </w:r>
-      <w:r>
-        <w:t>ероприятие с частотой из листа результатов — не считается ошибкой;</w:t>
+        <w:t xml:space="preserve"> — найдено, в разметке нет, но рядом есть другое известное мероприятие с частотой из листа результатов — не считается ошибкой;</w:t>
       </w:r>
     </w:p>
     <w:p>
@@ -8611,7 +8979,10 @@
         <w:spacing w:after="60" w:line="264" w:lineRule="auto"/>
       </w:pPr>
       <w:r>
-        <w:t>для дат начала и окончания — средняя ошибка в днях и доли точных совпадений, в пределах ±1, ±3, ±7 дней.</w:t>
+        <w:t>для дат начала и окончания — средняя ошибка в днях и до</w:t>
+      </w:r>
+      <w:r>
+        <w:t>ли точных совпадений, в пределах ±1, ±3, ±7 дней.</w:t>
       </w:r>
     </w:p>
     <w:p>
@@ -8619,7 +8990,7 @@
         <w:pStyle w:val="1"/>
         <w:keepNext/>
       </w:pPr>
-      <w:bookmarkStart w:id="26" w:name="_Toc243397837"/>
+      <w:bookmarkStart w:id="26" w:name="_Toc243404039"/>
       <w:r>
         <w:t>8. Подбор параметров (калибровка)</w:t>
       </w:r>
@@ -8630,7 +9001,7 @@
         <w:pStyle w:val="2"/>
         <w:keepNext/>
       </w:pPr>
-      <w:bookmarkStart w:id="27" w:name="_Toc243397838"/>
+      <w:bookmarkStart w:id="27" w:name="_Toc243404040"/>
       <w:r>
         <w:t>8.1. Как идёт подбор</w:t>
       </w:r>
@@ -8700,7 +9071,10 @@
         <w:spacing w:after="80" w:line="264" w:lineRule="auto"/>
       </w:pPr>
       <w:r>
-        <w:t xml:space="preserve">Начинаем с параметров по умолчанию и считаем целевую функцию на размеченных скважинах (класс </w:t>
+        <w:t xml:space="preserve">Начинаем с параметров по умолчанию и считаем целевую функцию на размеченных </w:t>
+      </w:r>
+      <w:r>
+        <w:t xml:space="preserve">скважинах (класс </w:t>
       </w:r>
       <w:r>
         <w:rPr>
@@ -8737,10 +9111,7 @@
         <w:spacing w:after="80" w:line="264" w:lineRule="auto"/>
       </w:pPr>
       <w:r>
-        <w:t>Берём первый параметр и по очереди пробуем все его значения, остальные не тро</w:t>
-      </w:r>
-      <w:r>
-        <w:t>гаем. Если целевая функция выросла — запоминаем новое значение.</w:t>
+        <w:t>Берём первый параметр и по очереди пробуем все его значения, остальные не трогаем. Если целевая функция выросла — запоминаем новое значение.</w:t>
       </w:r>
     </w:p>
     <w:p>
@@ -8753,7 +9124,10 @@
         <w:spacing w:after="80" w:line="264" w:lineRule="auto"/>
       </w:pPr>
       <w:r>
-        <w:t>Так же проходим по всем параметрам.</w:t>
+        <w:t>Так же проходим по всем параметрам</w:t>
+      </w:r>
+      <w:r>
+        <w:t>.</w:t>
       </w:r>
     </w:p>
     <w:p>
@@ -8782,7 +9156,7 @@
         <w:pStyle w:val="2"/>
         <w:keepNext/>
       </w:pPr>
-      <w:bookmarkStart w:id="28" w:name="_Toc243397839"/>
+      <w:bookmarkStart w:id="28" w:name="_Toc243404041"/>
       <w:r>
         <w:t>8.2. Что оптимизируется</w:t>
       </w:r>
@@ -8820,10 +9194,13 @@
         <w:t>F2</w:t>
       </w:r>
       <w:r>
-        <w:t xml:space="preserve"> — вариант F-меры, где полнота важнее точности. Причина: в разметке тол</w:t>
-      </w:r>
-      <w:r>
-        <w:t>ько рекомендации из одного расчёта и только до июня, а реальных подъёмов частоты в данных намного больше. Если гнаться за точностью, подбор начнёт отбрасывать настоящие подъёмы, просто потому что их нет в разметке.</w:t>
+        <w:t xml:space="preserve"> — вариант F-меры, где</w:t>
+      </w:r>
+      <w:r>
+        <w:t xml:space="preserve"> полнота важнее точности. Причина: в разметке только рекомендации из одного расчёта и только до июня, а реальных подъёмов частоты в данных намного больше. Если гнаться за точностью, подбор начнёт отбрасывать настоящие подъёмы, просто потому что их нет в ра</w:t>
+      </w:r>
+      <w:r>
+        <w:t>зметке.</w:t>
       </w:r>
     </w:p>
     <w:p>
@@ -8840,13 +9217,11 @@
           <w:b/>
           <w:bCs/>
         </w:rPr>
+        <w:lastRenderedPageBreak/>
         <w:t>Ошибки дат</w:t>
       </w:r>
       <w:r>
-        <w:t xml:space="preserve"> — средняя ошибка в днях, но ка</w:t>
-      </w:r>
-      <w:r>
-        <w:t>ждая ошибка обрезается на 14 днях. Иначе пара промахов на 60–80 дней перевешивает десятки точных попаданий. Если детектор не нашёл окончание, а в разметке оно есть, это считается ошибкой в 14 дней.</w:t>
+        <w:t xml:space="preserve"> — средняя ошибка в днях, но каждая ошибка обрезается на 14 днях. Иначе пара промахов на 60–80 дней перевешивает десятки точных попаданий. Если детектор не нашёл окончание, а в разметке оно есть, это считается ошибкой в 14 дней.</w:t>
       </w:r>
     </w:p>
     <w:p>
@@ -8854,10 +9229,12 @@
         <w:pStyle w:val="2"/>
         <w:keepNext/>
       </w:pPr>
-      <w:bookmarkStart w:id="29" w:name="_Toc243397840"/>
-      <w:r>
-        <w:lastRenderedPageBreak/>
-        <w:t>8.3. Честная проверка — кросс-валидация</w:t>
+      <w:bookmarkStart w:id="29" w:name="_Toc243404042"/>
+      <w:r>
+        <w:t>8.3. Чест</w:t>
+      </w:r>
+      <w:r>
+        <w:t>ная проверка — кросс-валидация</w:t>
       </w:r>
       <w:bookmarkEnd w:id="29"/>
     </w:p>
@@ -8866,10 +9243,7 @@
         <w:spacing w:after="120" w:line="276" w:lineRule="auto"/>
       </w:pPr>
       <w:r>
-        <w:t>Если подбирать и п</w:t>
-      </w:r>
-      <w:r>
-        <w:t xml:space="preserve">роверять на одних и тех же скважинах, оценка будет завышена. Метод </w:t>
+        <w:t xml:space="preserve">Если подбирать и проверять на одних и тех же скважинах, оценка будет завышена. Метод </w:t>
       </w:r>
       <w:r>
         <w:rPr>
@@ -8881,7 +9255,10 @@
         <w:t>cross_validate</w:t>
       </w:r>
       <w:r>
-        <w:t xml:space="preserve"> делит скважины на 5 частей: подбор идёт на четырёх, проверка — на пятой, и так 5 раз. Так оценивается качество на скважинах, которых алгоритм «не видел».</w:t>
+        <w:t xml:space="preserve"> делит скважины на 5 частей: подбор идёт на четырёх, проверка — на пятой, и так 5 раз. Так оценивается качество на скважинах, </w:t>
+      </w:r>
+      <w:r>
+        <w:t>которых алгоритм «не видел».</w:t>
       </w:r>
     </w:p>
     <w:p>
@@ -8889,12 +9266,9 @@
         <w:pStyle w:val="2"/>
         <w:keepNext/>
       </w:pPr>
-      <w:bookmarkStart w:id="30" w:name="_Toc243397841"/>
-      <w:r>
-        <w:t>8.4. Подобранные пар</w:t>
-      </w:r>
-      <w:r>
-        <w:t>аметры</w:t>
+      <w:bookmarkStart w:id="30" w:name="_Toc243404043"/>
+      <w:r>
+        <w:t>8.4. Подобранные параметры</w:t>
       </w:r>
       <w:bookmarkEnd w:id="30"/>
     </w:p>
@@ -10589,8 +10963,9 @@
         <w:pStyle w:val="1"/>
         <w:keepNext/>
       </w:pPr>
-      <w:bookmarkStart w:id="31" w:name="_Toc243397842"/>
-      <w:r>
+      <w:bookmarkStart w:id="31" w:name="_Toc243404044"/>
+      <w:r>
+        <w:lastRenderedPageBreak/>
         <w:t>9. Результаты</w:t>
       </w:r>
       <w:bookmarkEnd w:id="31"/>
@@ -10651,7 +11026,6 @@
                 <w:b/>
                 <w:bCs/>
               </w:rPr>
-              <w:lastRenderedPageBreak/>
               <w:t>Метрика</w:t>
             </w:r>
           </w:p>
@@ -11043,7 +11417,14 @@
           <w:b/>
           <w:bCs/>
         </w:rPr>
-        <w:t>832 мероприятия на 328 скважинах</w:t>
+        <w:t>832</w:t>
+      </w:r>
+      <w:r>
+        <w:rPr>
+          <w:b/>
+          <w:bCs/>
+        </w:rPr>
+        <w:t xml:space="preserve"> мероприятия на 328 скважинах</w:t>
       </w:r>
       <w:r>
         <w:t>.</w:t>
@@ -11054,7 +11435,7 @@
         <w:pStyle w:val="2"/>
         <w:keepNext/>
       </w:pPr>
-      <w:bookmarkStart w:id="32" w:name="_Toc243397843"/>
+      <w:bookmarkStart w:id="32" w:name="_Toc243404045"/>
       <w:r>
         <w:t>9.1. Ограничения</w:t>
       </w:r>
@@ -11077,13 +11458,10 @@
         <w:t>Точность по этой разметке измерить нельзя.</w:t>
       </w:r>
       <w:r>
-        <w:t xml:space="preserve"> На размеченных скважинах примерно 2/3 на</w:t>
-      </w:r>
-      <w:r>
-        <w:t>йденных мероприятий в разметке нет. Почти все они — настоящие подъёмы частоты (обычно на 1 Гц), не вошедшие в список рекомендаций, в т.ч. июль–август, где разметки нет совсем. Чтобы узнать реальную точность, нужно вручную проверить выборку найденных событи</w:t>
-      </w:r>
-      <w:r>
-        <w:t>й.</w:t>
+        <w:t xml:space="preserve"> На размеченных скважинах примерно 2/3 найденных мероприятий в разметке нет. Почти все они — настоящие подъёмы частоты (обычно на 1 Гц), не вошедшие в список рекоменд</w:t>
+      </w:r>
+      <w:r>
+        <w:t>аций, в т.ч. июль–август, где разметки нет совсем. Чтобы узнать реальную точность, нужно вручную проверить выборку найденных событий.</w:t>
       </w:r>
     </w:p>
     <w:p>
@@ -11103,7 +11481,10 @@
         <w:t>Окончание — самое неустойчивое место.</w:t>
       </w:r>
       <w:r>
-        <w:t xml:space="preserve"> Технологи закрывают эффект по-разному: иногда по снижению дебита на 1 м³, иногда не реагируют на скачок обводнённости на 20 пунктов. По замерам такие решения не всегда видны, и ошибки бывают до 1–3 месяцев.</w:t>
+        <w:t xml:space="preserve"> Технологи закрывают эффект по-разному: иногда по снижению дебита на 1 м³, иногда не </w:t>
+      </w:r>
+      <w:r>
+        <w:t>реагируют на скачок обводнённости на 20 пунктов. По замерам такие решения не всегда видны, и ошибки бывают до 1–3 месяцев.</w:t>
       </w:r>
     </w:p>
     <w:p>
@@ -11120,17 +11501,13 @@
           <w:b/>
           <w:bCs/>
         </w:rPr>
-        <w:t>Перекрыт</w:t>
-      </w:r>
-      <w:r>
-        <w:rPr>
-          <w:b/>
-          <w:bCs/>
-        </w:rPr>
-        <w:t>ия.</w:t>
-      </w:r>
-      <w:r>
-        <w:t xml:space="preserve"> Если частоту подняли повторно во время действующего эффекта, это отдельное мероприятие, и периоды двух мероприятий могут перекрываться.</w:t>
+        <w:t>Перекрытия.</w:t>
+      </w:r>
+      <w:r>
+        <w:t xml:space="preserve"> Если частоту подняли повторно во время действующего эффекта, это отдельное мероприятие, и периоды двух мероприятий могут </w:t>
+      </w:r>
+      <w:r>
+        <w:t>перекрываться.</w:t>
       </w:r>
     </w:p>
     <w:p>
@@ -11138,7 +11515,7 @@
         <w:pStyle w:val="2"/>
         <w:keepNext/>
       </w:pPr>
-      <w:bookmarkStart w:id="33" w:name="_Toc243397844"/>
+      <w:bookmarkStart w:id="33" w:name="_Toc243404046"/>
       <w:r>
         <w:t>9.2. Что можно улучшить</w:t>
       </w:r>
@@ -11191,22 +11568,318 @@
         <w:pStyle w:val="1"/>
         <w:keepNext/>
       </w:pPr>
-      <w:bookmarkStart w:id="34" w:name="_Toc243397845"/>
-      <w:r>
-        <w:t>10. Устройство кода</w:t>
+      <w:bookmarkStart w:id="34" w:name="_Toc243404047"/>
+      <w:r>
+        <w:t>10. Визуализация результатов</w:t>
       </w:r>
       <w:bookmarkEnd w:id="34"/>
+    </w:p>
+    <w:p>
+      <w:pPr>
+        <w:spacing w:after="120" w:line="276" w:lineRule="auto"/>
+      </w:pPr>
+      <w:r>
+        <w:t xml:space="preserve">Модуль </w:t>
+      </w:r>
+      <w:r>
+        <w:rPr>
+          <w:rFonts w:ascii="Consolas" w:eastAsia="Consolas" w:hAnsi="Consolas" w:cs="Consolas"/>
+          <w:color w:val="7A2E0E"/>
+          <w:sz w:val="19"/>
+          <w:szCs w:val="19"/>
+        </w:rPr>
+        <w:t>visualization</w:t>
+      </w:r>
+      <w:r>
+        <w:t xml:space="preserve"> строит два вида картинок. Они создаются командой </w:t>
+      </w:r>
+      <w:r>
+        <w:rPr>
+          <w:rFonts w:ascii="Consolas" w:eastAsia="Consolas" w:hAnsi="Consolas" w:cs="Consolas"/>
+          <w:color w:val="7A2E0E"/>
+          <w:sz w:val="19"/>
+          <w:szCs w:val="19"/>
+        </w:rPr>
+        <w:t>python main.py</w:t>
+      </w:r>
+      <w:r>
+        <w:t xml:space="preserve"> (полный п</w:t>
+      </w:r>
+      <w:r>
+        <w:t xml:space="preserve">рогон) или </w:t>
+      </w:r>
+      <w:r>
+        <w:rPr>
+          <w:rFonts w:ascii="Consolas" w:eastAsia="Consolas" w:hAnsi="Consolas" w:cs="Consolas"/>
+          <w:color w:val="7A2E0E"/>
+          <w:sz w:val="19"/>
+          <w:szCs w:val="19"/>
+        </w:rPr>
+        <w:t>detect --plots</w:t>
+      </w:r>
+      <w:r>
+        <w:t xml:space="preserve"> и кладутся в папку прогона рядом с </w:t>
+      </w:r>
+      <w:r>
+        <w:rPr>
+          <w:rFonts w:ascii="Consolas" w:eastAsia="Consolas" w:hAnsi="Consolas" w:cs="Consolas"/>
+          <w:color w:val="7A2E0E"/>
+          <w:sz w:val="19"/>
+          <w:szCs w:val="19"/>
+        </w:rPr>
+        <w:t>events.xlsx</w:t>
+      </w:r>
+      <w:r>
+        <w:t>:</w:t>
+      </w:r>
+    </w:p>
+    <w:p>
+      <w:pPr>
+        <w:shd w:val="clear" w:color="auto" w:fill="F2F2F2"/>
+        <w:ind w:left="200" w:right="200"/>
+      </w:pPr>
+      <w:r>
+        <w:rPr>
+          <w:rFonts w:ascii="Consolas" w:eastAsia="Consolas" w:hAnsi="Consolas" w:cs="Consolas"/>
+          <w:sz w:val="18"/>
+          <w:szCs w:val="18"/>
+        </w:rPr>
+        <w:t>results/increase_freq/&lt;дата_время&gt;/</w:t>
+      </w:r>
+    </w:p>
+    <w:p>
+      <w:pPr>
+        <w:shd w:val="clear" w:color="auto" w:fill="F2F2F2"/>
+        <w:ind w:left="200" w:right="200"/>
+      </w:pPr>
+      <w:r>
+        <w:rPr>
+          <w:rFonts w:ascii="Consolas" w:eastAsia="Consolas" w:hAnsi="Consolas" w:cs="Consolas"/>
+          <w:sz w:val="18"/>
+          <w:szCs w:val="18"/>
+        </w:rPr>
+        <w:t>├── events.xlsx</w:t>
+      </w:r>
+    </w:p>
+    <w:p>
+      <w:pPr>
+        <w:shd w:val="clear" w:color="auto" w:fill="F2F2F2"/>
+        <w:ind w:left="200" w:right="200"/>
+      </w:pPr>
+      <w:r>
+        <w:rPr>
+          <w:rFonts w:ascii="Consolas" w:eastAsia="Consolas" w:hAnsi="Consolas" w:cs="Consolas"/>
+          <w:sz w:val="18"/>
+          <w:szCs w:val="18"/>
+        </w:rPr>
+        <w:t>├── summary.png          сводка качества (если есть разметка)</w:t>
+      </w:r>
+    </w:p>
+    <w:p>
+      <w:pPr>
+        <w:shd w:val="clear" w:color="auto" w:fill="F2F2F2"/>
+        <w:ind w:left="200" w:right="200"/>
+      </w:pPr>
+      <w:r>
+        <w:rPr>
+          <w:rFonts w:ascii="Consolas" w:eastAsia="Consolas" w:hAnsi="Consolas" w:cs="Consolas"/>
+          <w:sz w:val="18"/>
+          <w:szCs w:val="18"/>
+        </w:rPr>
+        <w:t>└── wells/</w:t>
+      </w:r>
+    </w:p>
+    <w:p>
+      <w:pPr>
+        <w:shd w:val="clear" w:color="auto" w:fill="F2F2F2"/>
+        <w:ind w:left="200" w:right="200"/>
+      </w:pPr>
+      <w:r>
+        <w:rPr>
+          <w:rFonts w:ascii="Consolas" w:eastAsia="Consolas" w:hAnsi="Consolas" w:cs="Consolas"/>
+          <w:sz w:val="18"/>
+          <w:szCs w:val="18"/>
+        </w:rPr>
+        <w:t xml:space="preserve">    ├── совпало/         все метки найдены: начало ±1 дн, окончание ±3 дн</w:t>
+      </w:r>
+    </w:p>
+    <w:p>
+      <w:pPr>
+        <w:shd w:val="clear" w:color="auto" w:fill="F2F2F2"/>
+        <w:ind w:left="200" w:right="200"/>
+      </w:pPr>
+      <w:r>
+        <w:rPr>
+          <w:rFonts w:ascii="Consolas" w:eastAsia="Consolas" w:hAnsi="Consolas" w:cs="Consolas"/>
+          <w:sz w:val="18"/>
+          <w:szCs w:val="18"/>
+        </w:rPr>
+        <w:t xml:space="preserve">    ├── ошибка_дат/      все метки найдены, но даты расходятся сильнее</w:t>
+      </w:r>
+    </w:p>
+    <w:p>
+      <w:pPr>
+        <w:shd w:val="clear" w:color="auto" w:fill="F2F2F2"/>
+        <w:ind w:left="200" w:right="200"/>
+      </w:pPr>
+      <w:r>
+        <w:rPr>
+          <w:rFonts w:ascii="Consolas" w:eastAsia="Consolas" w:hAnsi="Consolas" w:cs="Consolas"/>
+          <w:sz w:val="18"/>
+          <w:szCs w:val="18"/>
+        </w:rPr>
+        <w:t xml:space="preserve">    ├── пропущено/       хотя бы одна метка не найдена</w:t>
+      </w:r>
+    </w:p>
+    <w:p>
+      <w:pPr>
+        <w:shd w:val="clear" w:color="auto" w:fill="F2F2F2"/>
+        <w:ind w:left="200" w:right="200"/>
+      </w:pPr>
+      <w:r>
+        <w:rPr>
+          <w:rFonts w:ascii="Consolas" w:eastAsia="Consolas" w:hAnsi="Consolas" w:cs="Consolas"/>
+          <w:sz w:val="18"/>
+          <w:szCs w:val="18"/>
+        </w:rPr>
+        <w:t xml:space="preserve">    ├── нет_в_разметке/  разметки нет, детектор что-то н</w:t>
+      </w:r>
+      <w:r>
+        <w:rPr>
+          <w:rFonts w:ascii="Consolas" w:eastAsia="Consolas" w:hAnsi="Consolas" w:cs="Consolas"/>
+          <w:sz w:val="18"/>
+          <w:szCs w:val="18"/>
+        </w:rPr>
+        <w:t>ашёл (--all-wells)</w:t>
+      </w:r>
+    </w:p>
+    <w:p>
+      <w:pPr>
+        <w:shd w:val="clear" w:color="auto" w:fill="F2F2F2"/>
+        <w:spacing w:after="160"/>
+        <w:ind w:left="200" w:right="200"/>
+      </w:pPr>
+      <w:r>
+        <w:rPr>
+          <w:rFonts w:ascii="Consolas" w:eastAsia="Consolas" w:hAnsi="Consolas" w:cs="Consolas"/>
+          <w:sz w:val="18"/>
+          <w:szCs w:val="18"/>
+        </w:rPr>
+        <w:t xml:space="preserve">    └── найдено/         режим без разметки</w:t>
+      </w:r>
     </w:p>
     <w:p>
       <w:pPr>
         <w:pStyle w:val="2"/>
         <w:keepNext/>
       </w:pPr>
-      <w:bookmarkStart w:id="35" w:name="_Toc243397846"/>
-      <w:r>
-        <w:t>10.1. Структура пакета</w:t>
+      <w:bookmarkStart w:id="35" w:name="_Toc243404048"/>
+      <w:r>
+        <w:lastRenderedPageBreak/>
+        <w:t>10.1. График скважины</w:t>
       </w:r>
       <w:bookmarkEnd w:id="35"/>
+    </w:p>
+    <w:p>
+      <w:pPr>
+        <w:spacing w:after="120" w:line="276" w:lineRule="auto"/>
+      </w:pPr>
+      <w:r>
+        <w:t xml:space="preserve">Класс </w:t>
+      </w:r>
+      <w:r>
+        <w:rPr>
+          <w:rFonts w:ascii="Consolas" w:eastAsia="Consolas" w:hAnsi="Consolas" w:cs="Consolas"/>
+          <w:color w:val="7A2E0E"/>
+          <w:sz w:val="19"/>
+          <w:szCs w:val="19"/>
+        </w:rPr>
+        <w:t>WellPlotter</w:t>
+      </w:r>
+      <w:r>
+        <w:t xml:space="preserve"> (</w:t>
+      </w:r>
+      <w:r>
+        <w:rPr>
+          <w:rFonts w:ascii="Consolas" w:eastAsia="Consolas" w:hAnsi="Consolas" w:cs="Consolas"/>
+          <w:color w:val="7A2E0E"/>
+          <w:sz w:val="19"/>
+          <w:szCs w:val="19"/>
+        </w:rPr>
+        <w:t>visualization/well_plot.py</w:t>
+      </w:r>
+      <w:r>
+        <w:t>). Пять панелей с общей осью дат: частота, Qж, Qн, обводнённость и полоса простоев. У каждого параметра своя шкала: частота ок</w:t>
+      </w:r>
+      <w:r>
+        <w:t>оло 50 Гц, Qж — сотни м³/сут, обводнённость — около 95 %, на одной оси их не сравнить.</w:t>
+      </w:r>
+    </w:p>
+    <w:p>
+      <w:pPr>
+        <w:keepNext/>
+        <w:spacing w:before="120" w:after="60"/>
+        <w:jc w:val="center"/>
+      </w:pPr>
+      <w:r>
+        <w:rPr>
+          <w:noProof/>
+        </w:rPr>
+        <w:drawing>
+          <wp:inline distT="0" distB="0" distL="0" distR="0" wp14:anchorId="3C2334C0" wp14:editId="2DAB7DBF">
+            <wp:extent cx="5715000" cy="4486275"/>
+            <wp:effectExtent l="0" t="0" r="0" b="0"/>
+            <wp:docPr id="1" name="Рис. 1. Скважина 539Б: первое мероприятие найдено точно, второе закрыто на 46 дней раньше разметки" descr="Рис. 1. Скважина 539Б: первое мероприятие найдено точно, второе закрыто на 46 дней раньше разметки" title="Рис. 1. Скважина 539Б: первое мероприятие найдено точно, второе закрыто на 46 дней раньше разметки"/>
+            <wp:cNvGraphicFramePr>
+              <a:graphicFrameLocks xmlns:a="http://schemas.openxmlformats.org/drawingml/2006/main" noChangeAspect="1"/>
+            </wp:cNvGraphicFramePr>
+            <a:graphic xmlns:a="http://schemas.openxmlformats.org/drawingml/2006/main">
+              <a:graphicData uri="http://schemas.openxmlformats.org/drawingml/2006/picture">
+                <pic:pic xmlns:pic="http://schemas.openxmlformats.org/drawingml/2006/picture">
+                  <pic:nvPicPr>
+                    <pic:cNvPr id="0" name=""/>
+                    <pic:cNvPicPr>
+                      <a:picLocks noChangeAspect="1" noChangeArrowheads="1"/>
+                    </pic:cNvPicPr>
+                  </pic:nvPicPr>
+                  <pic:blipFill>
+                    <a:blip r:embed="rId7"/>
+                    <a:srcRect/>
+                    <a:stretch>
+                      <a:fillRect/>
+                    </a:stretch>
+                  </pic:blipFill>
+                  <pic:spPr bwMode="auto">
+                    <a:xfrm>
+                      <a:off x="0" y="0"/>
+                      <a:ext cx="5715000" cy="4486275"/>
+                    </a:xfrm>
+                    <a:prstGeom prst="rect">
+                      <a:avLst/>
+                    </a:prstGeom>
+                  </pic:spPr>
+                </pic:pic>
+              </a:graphicData>
+            </a:graphic>
+          </wp:inline>
+        </w:drawing>
+      </w:r>
+    </w:p>
+    <w:p>
+      <w:pPr>
+        <w:spacing w:after="200"/>
+        <w:jc w:val="center"/>
+      </w:pPr>
+      <w:r>
+        <w:rPr>
+          <w:i/>
+          <w:iCs/>
+          <w:color w:val="595959"/>
+          <w:sz w:val="18"/>
+          <w:szCs w:val="18"/>
+        </w:rPr>
+        <w:t>Рис. 1. Скважина 539Б: первое мероприятие найдено точно, второе закрыто на 46 дней раньше разметки</w:t>
+      </w:r>
     </w:p>
     <w:tbl>
       <w:tblPr>
@@ -11222,9 +11895,8 @@
         <w:tblLook w:val="04A0" w:firstRow="1" w:lastRow="0" w:firstColumn="1" w:lastColumn="0" w:noHBand="0" w:noVBand="1"/>
       </w:tblPr>
       <w:tblGrid>
-        <w:gridCol w:w="2450"/>
-        <w:gridCol w:w="3942"/>
-        <w:gridCol w:w="3246"/>
+        <w:gridCol w:w="3084"/>
+        <w:gridCol w:w="6554"/>
       </w:tblGrid>
       <w:tr>
         <w:trPr>
@@ -11232,7 +11904,7 @@
         </w:trPr>
         <w:tc>
           <w:tcPr>
-            <w:tcW w:w="2313" w:type="dxa"/>
+            <w:tcW w:w="3084" w:type="dxa"/>
             <w:tcBorders>
               <w:top w:val="single" w:sz="4" w:space="0" w:color="BFBFBF"/>
               <w:left w:val="single" w:sz="4" w:space="0" w:color="BFBFBF"/>
@@ -11256,13 +11928,13 @@
                 <w:b/>
                 <w:bCs/>
               </w:rPr>
-              <w:t>Модуль</w:t>
-            </w:r>
-          </w:p>
-        </w:tc>
-        <w:tc>
-          <w:tcPr>
-            <w:tcW w:w="4048" w:type="dxa"/>
+              <w:t>Обозначение</w:t>
+            </w:r>
+          </w:p>
+        </w:tc>
+        <w:tc>
+          <w:tcPr>
+            <w:tcW w:w="6554" w:type="dxa"/>
             <w:tcBorders>
               <w:top w:val="single" w:sz="4" w:space="0" w:color="BFBFBF"/>
               <w:left w:val="single" w:sz="4" w:space="0" w:color="BFBFBF"/>
@@ -11286,37 +11958,7 @@
                 <w:b/>
                 <w:bCs/>
               </w:rPr>
-              <w:t>Классы и функции</w:t>
-            </w:r>
-          </w:p>
-        </w:tc>
-        <w:tc>
-          <w:tcPr>
-            <w:tcW w:w="3277" w:type="dxa"/>
-            <w:tcBorders>
-              <w:top w:val="single" w:sz="4" w:space="0" w:color="BFBFBF"/>
-              <w:left w:val="single" w:sz="4" w:space="0" w:color="BFBFBF"/>
-              <w:bottom w:val="single" w:sz="4" w:space="0" w:color="BFBFBF"/>
-              <w:right w:val="single" w:sz="4" w:space="0" w:color="BFBFBF"/>
-            </w:tcBorders>
-            <w:shd w:val="clear" w:color="auto" w:fill="DCE6F1"/>
-            <w:tcMar>
-              <w:top w:w="60" w:type="dxa"/>
-              <w:left w:w="100" w:type="dxa"/>
-              <w:bottom w:w="60" w:type="dxa"/>
-              <w:right w:w="100" w:type="dxa"/>
-            </w:tcMar>
-          </w:tcPr>
-          <w:p>
-            <w:pPr>
-              <w:spacing w:line="252" w:lineRule="auto"/>
-            </w:pPr>
-            <w:r>
-              <w:rPr>
-                <w:b/>
-                <w:bCs/>
-              </w:rPr>
-              <w:t>Назначение</w:t>
+              <w:t>Смысл</w:t>
             </w:r>
           </w:p>
         </w:tc>
@@ -11324,106 +11966,51 @@
       <w:tr>
         <w:tc>
           <w:tcPr>
-            <w:tcW w:w="2313" w:type="dxa"/>
-            <w:tcBorders>
-              <w:top w:val="single" w:sz="4" w:space="0" w:color="BFBFBF"/>
-              <w:left w:val="single" w:sz="4" w:space="0" w:color="BFBFBF"/>
-              <w:bottom w:val="single" w:sz="4" w:space="0" w:color="BFBFBF"/>
-              <w:right w:val="single" w:sz="4" w:space="0" w:color="BFBFBF"/>
-            </w:tcBorders>
-            <w:tcMar>
-              <w:top w:w="60" w:type="dxa"/>
-              <w:left w:w="100" w:type="dxa"/>
-              <w:bottom w:w="60" w:type="dxa"/>
-              <w:right w:w="100" w:type="dxa"/>
-            </w:tcMar>
-          </w:tcPr>
-          <w:p>
-            <w:pPr>
-              <w:spacing w:line="252" w:lineRule="auto"/>
-            </w:pPr>
-            <w:r>
-              <w:t>config.py</w:t>
-            </w:r>
-          </w:p>
-        </w:tc>
-        <w:tc>
-          <w:tcPr>
-            <w:tcW w:w="4048" w:type="dxa"/>
-            <w:tcBorders>
-              <w:top w:val="single" w:sz="4" w:space="0" w:color="BFBFBF"/>
-              <w:left w:val="single" w:sz="4" w:space="0" w:color="BFBFBF"/>
-              <w:bottom w:val="single" w:sz="4" w:space="0" w:color="BFBFBF"/>
-              <w:right w:val="single" w:sz="4" w:space="0" w:color="BFBFBF"/>
-            </w:tcBorders>
-            <w:tcMar>
-              <w:top w:w="60" w:type="dxa"/>
-              <w:left w:w="100" w:type="dxa"/>
-              <w:bottom w:w="60" w:type="dxa"/>
-              <w:right w:w="100" w:type="dxa"/>
-            </w:tcMar>
-          </w:tcPr>
-          <w:p>
-            <w:pPr>
-              <w:spacing w:line="252" w:lineRule="auto"/>
-            </w:pPr>
-            <w:r>
-              <w:rPr>
-                <w:rFonts w:ascii="Consolas" w:eastAsia="Consolas" w:hAnsi="Consolas" w:cs="Consolas"/>
-                <w:color w:val="7A2E0E"/>
-                <w:sz w:val="19"/>
-                <w:szCs w:val="19"/>
-              </w:rPr>
-              <w:t>DetectorConfig</w:t>
-            </w:r>
-            <w:r>
-              <w:t xml:space="preserve">, </w:t>
-            </w:r>
-            <w:r>
-              <w:rPr>
-                <w:rFonts w:ascii="Consolas" w:eastAsia="Consolas" w:hAnsi="Consolas" w:cs="Consolas"/>
-                <w:color w:val="7A2E0E"/>
-                <w:sz w:val="19"/>
-                <w:szCs w:val="19"/>
-              </w:rPr>
-              <w:t>StartMode</w:t>
-            </w:r>
-            <w:r>
-              <w:t xml:space="preserve">, </w:t>
-            </w:r>
-            <w:r>
-              <w:rPr>
-                <w:rFonts w:ascii="Consolas" w:eastAsia="Consolas" w:hAnsi="Consolas" w:cs="Consolas"/>
-                <w:color w:val="7A2E0E"/>
-                <w:sz w:val="19"/>
-                <w:szCs w:val="19"/>
-              </w:rPr>
-              <w:t>EndRule</w:t>
-            </w:r>
-          </w:p>
-        </w:tc>
-        <w:tc>
-          <w:tcPr>
-            <w:tcW w:w="3277" w:type="dxa"/>
-            <w:tcBorders>
-              <w:top w:val="single" w:sz="4" w:space="0" w:color="BFBFBF"/>
-              <w:left w:val="single" w:sz="4" w:space="0" w:color="BFBFBF"/>
-              <w:bottom w:val="single" w:sz="4" w:space="0" w:color="BFBFBF"/>
-              <w:right w:val="single" w:sz="4" w:space="0" w:color="BFBFBF"/>
-            </w:tcBorders>
-            <w:tcMar>
-              <w:top w:w="60" w:type="dxa"/>
-              <w:left w:w="100" w:type="dxa"/>
-              <w:bottom w:w="60" w:type="dxa"/>
-              <w:right w:w="100" w:type="dxa"/>
-            </w:tcMar>
-          </w:tcPr>
-          <w:p>
-            <w:pPr>
-              <w:spacing w:line="252" w:lineRule="auto"/>
-            </w:pPr>
-            <w:r>
-              <w:t>все параметры алгоритма; сохранение и загрузка JSON</w:t>
+            <w:tcW w:w="3084" w:type="dxa"/>
+            <w:tcBorders>
+              <w:top w:val="single" w:sz="4" w:space="0" w:color="BFBFBF"/>
+              <w:left w:val="single" w:sz="4" w:space="0" w:color="BFBFBF"/>
+              <w:bottom w:val="single" w:sz="4" w:space="0" w:color="BFBFBF"/>
+              <w:right w:val="single" w:sz="4" w:space="0" w:color="BFBFBF"/>
+            </w:tcBorders>
+            <w:tcMar>
+              <w:top w:w="60" w:type="dxa"/>
+              <w:left w:w="100" w:type="dxa"/>
+              <w:bottom w:w="60" w:type="dxa"/>
+              <w:right w:w="100" w:type="dxa"/>
+            </w:tcMar>
+          </w:tcPr>
+          <w:p>
+            <w:pPr>
+              <w:spacing w:line="252" w:lineRule="auto"/>
+            </w:pPr>
+            <w:r>
+              <w:t>синяя заливка</w:t>
+            </w:r>
+          </w:p>
+        </w:tc>
+        <w:tc>
+          <w:tcPr>
+            <w:tcW w:w="6554" w:type="dxa"/>
+            <w:tcBorders>
+              <w:top w:val="single" w:sz="4" w:space="0" w:color="BFBFBF"/>
+              <w:left w:val="single" w:sz="4" w:space="0" w:color="BFBFBF"/>
+              <w:bottom w:val="single" w:sz="4" w:space="0" w:color="BFBFBF"/>
+              <w:right w:val="single" w:sz="4" w:space="0" w:color="BFBFBF"/>
+            </w:tcBorders>
+            <w:tcMar>
+              <w:top w:w="60" w:type="dxa"/>
+              <w:left w:w="100" w:type="dxa"/>
+              <w:bottom w:w="60" w:type="dxa"/>
+              <w:right w:w="100" w:type="dxa"/>
+            </w:tcMar>
+          </w:tcPr>
+          <w:p>
+            <w:pPr>
+              <w:spacing w:line="252" w:lineRule="auto"/>
+            </w:pPr>
+            <w:r>
+              <w:t>период эффекта, найденный детектором (от начала до окончания)</w:t>
             </w:r>
           </w:p>
         </w:tc>
@@ -11431,142 +12018,51 @@
       <w:tr>
         <w:tc>
           <w:tcPr>
-            <w:tcW w:w="2313" w:type="dxa"/>
-            <w:tcBorders>
-              <w:top w:val="single" w:sz="4" w:space="0" w:color="BFBFBF"/>
-              <w:left w:val="single" w:sz="4" w:space="0" w:color="BFBFBF"/>
-              <w:bottom w:val="single" w:sz="4" w:space="0" w:color="BFBFBF"/>
-              <w:right w:val="single" w:sz="4" w:space="0" w:color="BFBFBF"/>
-            </w:tcBorders>
-            <w:tcMar>
-              <w:top w:w="60" w:type="dxa"/>
-              <w:left w:w="100" w:type="dxa"/>
-              <w:bottom w:w="60" w:type="dxa"/>
-              <w:right w:w="100" w:type="dxa"/>
-            </w:tcMar>
-          </w:tcPr>
-          <w:p>
-            <w:pPr>
-              <w:spacing w:line="252" w:lineRule="auto"/>
-            </w:pPr>
-            <w:r>
-              <w:t>models.py</w:t>
-            </w:r>
-          </w:p>
-        </w:tc>
-        <w:tc>
-          <w:tcPr>
-            <w:tcW w:w="4048" w:type="dxa"/>
-            <w:tcBorders>
-              <w:top w:val="single" w:sz="4" w:space="0" w:color="BFBFBF"/>
-              <w:left w:val="single" w:sz="4" w:space="0" w:color="BFBFBF"/>
-              <w:bottom w:val="single" w:sz="4" w:space="0" w:color="BFBFBF"/>
-              <w:right w:val="single" w:sz="4" w:space="0" w:color="BFBFBF"/>
-            </w:tcBorders>
-            <w:tcMar>
-              <w:top w:w="60" w:type="dxa"/>
-              <w:left w:w="100" w:type="dxa"/>
-              <w:bottom w:w="60" w:type="dxa"/>
-              <w:right w:w="100" w:type="dxa"/>
-            </w:tcMar>
-          </w:tcPr>
-          <w:p>
-            <w:pPr>
-              <w:spacing w:line="252" w:lineRule="auto"/>
-            </w:pPr>
-            <w:r>
-              <w:rPr>
-                <w:rFonts w:ascii="Consolas" w:eastAsia="Consolas" w:hAnsi="Consolas" w:cs="Consolas"/>
-                <w:color w:val="7A2E0E"/>
-                <w:sz w:val="19"/>
-                <w:szCs w:val="19"/>
-              </w:rPr>
-              <w:t>Well</w:t>
-            </w:r>
-            <w:r>
-              <w:t xml:space="preserve">, </w:t>
-            </w:r>
-            <w:r>
-              <w:rPr>
-                <w:rFonts w:ascii="Consolas" w:eastAsia="Consolas" w:hAnsi="Consolas" w:cs="Consolas"/>
-                <w:color w:val="7A2E0E"/>
-                <w:sz w:val="19"/>
-                <w:szCs w:val="19"/>
-              </w:rPr>
-              <w:t>Label</w:t>
-            </w:r>
-            <w:r>
-              <w:t xml:space="preserve">, </w:t>
-            </w:r>
-            <w:r>
-              <w:rPr>
-                <w:rFonts w:ascii="Consolas" w:eastAsia="Consolas" w:hAnsi="Consolas" w:cs="Consolas"/>
-                <w:color w:val="7A2E0E"/>
-                <w:sz w:val="19"/>
-                <w:szCs w:val="19"/>
-              </w:rPr>
-              <w:t>FrequencyStep</w:t>
-            </w:r>
-            <w:r>
-              <w:t xml:space="preserve">, </w:t>
-            </w:r>
-            <w:r>
-              <w:rPr>
-                <w:rFonts w:ascii="Consolas" w:eastAsia="Consolas" w:hAnsi="Consolas" w:cs="Consolas"/>
-                <w:color w:val="7A2E0E"/>
-                <w:sz w:val="19"/>
-                <w:szCs w:val="19"/>
-              </w:rPr>
-              <w:t>Baseline</w:t>
-            </w:r>
-            <w:r>
-              <w:t xml:space="preserve">, </w:t>
-            </w:r>
-            <w:r>
-              <w:rPr>
-                <w:rFonts w:ascii="Consolas" w:eastAsia="Consolas" w:hAnsi="Consolas" w:cs="Consolas"/>
-                <w:color w:val="7A2E0E"/>
-                <w:sz w:val="19"/>
-                <w:szCs w:val="19"/>
-              </w:rPr>
-              <w:t>Event</w:t>
-            </w:r>
-            <w:r>
-              <w:t xml:space="preserve">, </w:t>
-            </w:r>
-            <w:r>
-              <w:rPr>
-                <w:rFonts w:ascii="Consolas" w:eastAsia="Consolas" w:hAnsi="Consolas" w:cs="Consolas"/>
-                <w:color w:val="7A2E0E"/>
-                <w:sz w:val="19"/>
-                <w:szCs w:val="19"/>
-              </w:rPr>
-              <w:t>EndReason</w:t>
-            </w:r>
-          </w:p>
-        </w:tc>
-        <w:tc>
-          <w:tcPr>
-            <w:tcW w:w="3277" w:type="dxa"/>
-            <w:tcBorders>
-              <w:top w:val="single" w:sz="4" w:space="0" w:color="BFBFBF"/>
-              <w:left w:val="single" w:sz="4" w:space="0" w:color="BFBFBF"/>
-              <w:bottom w:val="single" w:sz="4" w:space="0" w:color="BFBFBF"/>
-              <w:right w:val="single" w:sz="4" w:space="0" w:color="BFBFBF"/>
-            </w:tcBorders>
-            <w:tcMar>
-              <w:top w:w="60" w:type="dxa"/>
-              <w:left w:w="100" w:type="dxa"/>
-              <w:bottom w:w="60" w:type="dxa"/>
-              <w:right w:w="100" w:type="dxa"/>
-            </w:tcMar>
-          </w:tcPr>
-          <w:p>
-            <w:pPr>
-              <w:spacing w:line="252" w:lineRule="auto"/>
-            </w:pPr>
-            <w:r>
-              <w:t>модели данных</w:t>
+            <w:tcW w:w="3084" w:type="dxa"/>
+            <w:tcBorders>
+              <w:top w:val="single" w:sz="4" w:space="0" w:color="BFBFBF"/>
+              <w:left w:val="single" w:sz="4" w:space="0" w:color="BFBFBF"/>
+              <w:bottom w:val="single" w:sz="4" w:space="0" w:color="BFBFBF"/>
+              <w:right w:val="single" w:sz="4" w:space="0" w:color="BFBFBF"/>
+            </w:tcBorders>
+            <w:tcMar>
+              <w:top w:w="60" w:type="dxa"/>
+              <w:left w:w="100" w:type="dxa"/>
+              <w:bottom w:w="60" w:type="dxa"/>
+              <w:right w:w="100" w:type="dxa"/>
+            </w:tcMar>
+          </w:tcPr>
+          <w:p>
+            <w:pPr>
+              <w:spacing w:line="252" w:lineRule="auto"/>
+            </w:pPr>
+            <w:r>
+              <w:t>синяя линия</w:t>
+            </w:r>
+          </w:p>
+        </w:tc>
+        <w:tc>
+          <w:tcPr>
+            <w:tcW w:w="6554" w:type="dxa"/>
+            <w:tcBorders>
+              <w:top w:val="single" w:sz="4" w:space="0" w:color="BFBFBF"/>
+              <w:left w:val="single" w:sz="4" w:space="0" w:color="BFBFBF"/>
+              <w:bottom w:val="single" w:sz="4" w:space="0" w:color="BFBFBF"/>
+              <w:right w:val="single" w:sz="4" w:space="0" w:color="BFBFBF"/>
+            </w:tcBorders>
+            <w:tcMar>
+              <w:top w:w="60" w:type="dxa"/>
+              <w:left w:w="100" w:type="dxa"/>
+              <w:bottom w:w="60" w:type="dxa"/>
+              <w:right w:w="100" w:type="dxa"/>
+            </w:tcMar>
+          </w:tcPr>
+          <w:p>
+            <w:pPr>
+              <w:spacing w:line="252" w:lineRule="auto"/>
+            </w:pPr>
+            <w:r>
+              <w:t>найденный скачок частоты</w:t>
             </w:r>
           </w:p>
         </w:tc>
@@ -11574,82 +12070,51 @@
       <w:tr>
         <w:tc>
           <w:tcPr>
-            <w:tcW w:w="2313" w:type="dxa"/>
-            <w:tcBorders>
-              <w:top w:val="single" w:sz="4" w:space="0" w:color="BFBFBF"/>
-              <w:left w:val="single" w:sz="4" w:space="0" w:color="BFBFBF"/>
-              <w:bottom w:val="single" w:sz="4" w:space="0" w:color="BFBFBF"/>
-              <w:right w:val="single" w:sz="4" w:space="0" w:color="BFBFBF"/>
-            </w:tcBorders>
-            <w:tcMar>
-              <w:top w:w="60" w:type="dxa"/>
-              <w:left w:w="100" w:type="dxa"/>
-              <w:bottom w:w="60" w:type="dxa"/>
-              <w:right w:w="100" w:type="dxa"/>
-            </w:tcMar>
-          </w:tcPr>
-          <w:p>
-            <w:pPr>
-              <w:spacing w:line="252" w:lineRule="auto"/>
-            </w:pPr>
-            <w:r>
-              <w:t>detection/steps.py</w:t>
-            </w:r>
-          </w:p>
-        </w:tc>
-        <w:tc>
-          <w:tcPr>
-            <w:tcW w:w="4048" w:type="dxa"/>
-            <w:tcBorders>
-              <w:top w:val="single" w:sz="4" w:space="0" w:color="BFBFBF"/>
-              <w:left w:val="single" w:sz="4" w:space="0" w:color="BFBFBF"/>
-              <w:bottom w:val="single" w:sz="4" w:space="0" w:color="BFBFBF"/>
-              <w:right w:val="single" w:sz="4" w:space="0" w:color="BFBFBF"/>
-            </w:tcBorders>
-            <w:tcMar>
-              <w:top w:w="60" w:type="dxa"/>
-              <w:left w:w="100" w:type="dxa"/>
-              <w:bottom w:w="60" w:type="dxa"/>
-              <w:right w:w="100" w:type="dxa"/>
-            </w:tcMar>
-          </w:tcPr>
-          <w:p>
-            <w:pPr>
-              <w:spacing w:line="252" w:lineRule="auto"/>
-            </w:pPr>
-            <w:r>
-              <w:rPr>
-                <w:rFonts w:ascii="Consolas" w:eastAsia="Consolas" w:hAnsi="Consolas" w:cs="Consolas"/>
-                <w:color w:val="7A2E0E"/>
-                <w:sz w:val="19"/>
-                <w:szCs w:val="19"/>
-              </w:rPr>
-              <w:t>StepDetector</w:t>
-            </w:r>
-          </w:p>
-        </w:tc>
-        <w:tc>
-          <w:tcPr>
-            <w:tcW w:w="3277" w:type="dxa"/>
-            <w:tcBorders>
-              <w:top w:val="single" w:sz="4" w:space="0" w:color="BFBFBF"/>
-              <w:left w:val="single" w:sz="4" w:space="0" w:color="BFBFBF"/>
-              <w:bottom w:val="single" w:sz="4" w:space="0" w:color="BFBFBF"/>
-              <w:right w:val="single" w:sz="4" w:space="0" w:color="BFBFBF"/>
-            </w:tcBorders>
-            <w:tcMar>
-              <w:top w:w="60" w:type="dxa"/>
-              <w:left w:w="100" w:type="dxa"/>
-              <w:bottom w:w="60" w:type="dxa"/>
-              <w:right w:w="100" w:type="dxa"/>
-            </w:tcMar>
-          </w:tcPr>
-          <w:p>
-            <w:pPr>
-              <w:spacing w:line="252" w:lineRule="auto"/>
-            </w:pPr>
-            <w:r>
-              <w:t>шаг 1 — скачок частоты</w:t>
+            <w:tcW w:w="3084" w:type="dxa"/>
+            <w:tcBorders>
+              <w:top w:val="single" w:sz="4" w:space="0" w:color="BFBFBF"/>
+              <w:left w:val="single" w:sz="4" w:space="0" w:color="BFBFBF"/>
+              <w:bottom w:val="single" w:sz="4" w:space="0" w:color="BFBFBF"/>
+              <w:right w:val="single" w:sz="4" w:space="0" w:color="BFBFBF"/>
+            </w:tcBorders>
+            <w:tcMar>
+              <w:top w:w="60" w:type="dxa"/>
+              <w:left w:w="100" w:type="dxa"/>
+              <w:bottom w:w="60" w:type="dxa"/>
+              <w:right w:w="100" w:type="dxa"/>
+            </w:tcMar>
+          </w:tcPr>
+          <w:p>
+            <w:pPr>
+              <w:spacing w:line="252" w:lineRule="auto"/>
+            </w:pPr>
+            <w:r>
+              <w:t>синий пунктир на Qж и Qн</w:t>
+            </w:r>
+          </w:p>
+        </w:tc>
+        <w:tc>
+          <w:tcPr>
+            <w:tcW w:w="6554" w:type="dxa"/>
+            <w:tcBorders>
+              <w:top w:val="single" w:sz="4" w:space="0" w:color="BFBFBF"/>
+              <w:left w:val="single" w:sz="4" w:space="0" w:color="BFBFBF"/>
+              <w:bottom w:val="single" w:sz="4" w:space="0" w:color="BFBFBF"/>
+              <w:right w:val="single" w:sz="4" w:space="0" w:color="BFBFBF"/>
+            </w:tcBorders>
+            <w:tcMar>
+              <w:top w:w="60" w:type="dxa"/>
+              <w:left w:w="100" w:type="dxa"/>
+              <w:bottom w:w="60" w:type="dxa"/>
+              <w:right w:w="100" w:type="dxa"/>
+            </w:tcMar>
+          </w:tcPr>
+          <w:p>
+            <w:pPr>
+              <w:spacing w:line="252" w:lineRule="auto"/>
+            </w:pPr>
+            <w:r>
+              <w:t>уровень «до» — с ним детектор сравнивает добычу; когда Qн опускается до него, эффект закрывается</w:t>
             </w:r>
           </w:p>
         </w:tc>
@@ -11657,106 +12122,51 @@
       <w:tr>
         <w:tc>
           <w:tcPr>
-            <w:tcW w:w="2313" w:type="dxa"/>
-            <w:tcBorders>
-              <w:top w:val="single" w:sz="4" w:space="0" w:color="BFBFBF"/>
-              <w:left w:val="single" w:sz="4" w:space="0" w:color="BFBFBF"/>
-              <w:bottom w:val="single" w:sz="4" w:space="0" w:color="BFBFBF"/>
-              <w:right w:val="single" w:sz="4" w:space="0" w:color="BFBFBF"/>
-            </w:tcBorders>
-            <w:tcMar>
-              <w:top w:w="60" w:type="dxa"/>
-              <w:left w:w="100" w:type="dxa"/>
-              <w:bottom w:w="60" w:type="dxa"/>
-              <w:right w:w="100" w:type="dxa"/>
-            </w:tcMar>
-          </w:tcPr>
-          <w:p>
-            <w:pPr>
-              <w:spacing w:line="252" w:lineRule="auto"/>
-            </w:pPr>
-            <w:r>
-              <w:t>detection/effect.py</w:t>
-            </w:r>
-          </w:p>
-        </w:tc>
-        <w:tc>
-          <w:tcPr>
-            <w:tcW w:w="4048" w:type="dxa"/>
-            <w:tcBorders>
-              <w:top w:val="single" w:sz="4" w:space="0" w:color="BFBFBF"/>
-              <w:left w:val="single" w:sz="4" w:space="0" w:color="BFBFBF"/>
-              <w:bottom w:val="single" w:sz="4" w:space="0" w:color="BFBFBF"/>
-              <w:right w:val="single" w:sz="4" w:space="0" w:color="BFBFBF"/>
-            </w:tcBorders>
-            <w:tcMar>
-              <w:top w:w="60" w:type="dxa"/>
-              <w:left w:w="100" w:type="dxa"/>
-              <w:bottom w:w="60" w:type="dxa"/>
-              <w:right w:w="100" w:type="dxa"/>
-            </w:tcMar>
-          </w:tcPr>
-          <w:p>
-            <w:pPr>
-              <w:spacing w:line="252" w:lineRule="auto"/>
-            </w:pPr>
-            <w:r>
-              <w:rPr>
-                <w:rFonts w:ascii="Consolas" w:eastAsia="Consolas" w:hAnsi="Consolas" w:cs="Consolas"/>
-                <w:color w:val="7A2E0E"/>
-                <w:sz w:val="19"/>
-                <w:szCs w:val="19"/>
-              </w:rPr>
-              <w:t>baseline_before</w:t>
-            </w:r>
-            <w:r>
-              <w:t xml:space="preserve">, </w:t>
-            </w:r>
-            <w:r>
-              <w:rPr>
-                <w:rFonts w:ascii="Consolas" w:eastAsia="Consolas" w:hAnsi="Consolas" w:cs="Consolas"/>
-                <w:color w:val="7A2E0E"/>
-                <w:sz w:val="19"/>
-                <w:szCs w:val="19"/>
-              </w:rPr>
-              <w:t>EffectStartFinder</w:t>
-            </w:r>
-            <w:r>
-              <w:t xml:space="preserve">, </w:t>
-            </w:r>
-            <w:r>
-              <w:rPr>
-                <w:rFonts w:ascii="Consolas" w:eastAsia="Consolas" w:hAnsi="Consolas" w:cs="Consolas"/>
-                <w:color w:val="7A2E0E"/>
-                <w:sz w:val="19"/>
-                <w:szCs w:val="19"/>
-              </w:rPr>
-              <w:t>EffectEndFinder</w:t>
-            </w:r>
-          </w:p>
-        </w:tc>
-        <w:tc>
-          <w:tcPr>
-            <w:tcW w:w="3277" w:type="dxa"/>
-            <w:tcBorders>
-              <w:top w:val="single" w:sz="4" w:space="0" w:color="BFBFBF"/>
-              <w:left w:val="single" w:sz="4" w:space="0" w:color="BFBFBF"/>
-              <w:bottom w:val="single" w:sz="4" w:space="0" w:color="BFBFBF"/>
-              <w:right w:val="single" w:sz="4" w:space="0" w:color="BFBFBF"/>
-            </w:tcBorders>
-            <w:tcMar>
-              <w:top w:w="60" w:type="dxa"/>
-              <w:left w:w="100" w:type="dxa"/>
-              <w:bottom w:w="60" w:type="dxa"/>
-              <w:right w:w="100" w:type="dxa"/>
-            </w:tcMar>
-          </w:tcPr>
-          <w:p>
-            <w:pPr>
-              <w:spacing w:line="252" w:lineRule="auto"/>
-            </w:pPr>
-            <w:r>
-              <w:t>шаги 2–4</w:t>
+            <w:tcW w:w="3084" w:type="dxa"/>
+            <w:tcBorders>
+              <w:top w:val="single" w:sz="4" w:space="0" w:color="BFBFBF"/>
+              <w:left w:val="single" w:sz="4" w:space="0" w:color="BFBFBF"/>
+              <w:bottom w:val="single" w:sz="4" w:space="0" w:color="BFBFBF"/>
+              <w:right w:val="single" w:sz="4" w:space="0" w:color="BFBFBF"/>
+            </w:tcBorders>
+            <w:tcMar>
+              <w:top w:w="60" w:type="dxa"/>
+              <w:left w:w="100" w:type="dxa"/>
+              <w:bottom w:w="60" w:type="dxa"/>
+              <w:right w:w="100" w:type="dxa"/>
+            </w:tcMar>
+          </w:tcPr>
+          <w:p>
+            <w:pPr>
+              <w:spacing w:line="252" w:lineRule="auto"/>
+            </w:pPr>
+            <w:r>
+              <w:t>оранжевая штриховка</w:t>
+            </w:r>
+          </w:p>
+        </w:tc>
+        <w:tc>
+          <w:tcPr>
+            <w:tcW w:w="6554" w:type="dxa"/>
+            <w:tcBorders>
+              <w:top w:val="single" w:sz="4" w:space="0" w:color="BFBFBF"/>
+              <w:left w:val="single" w:sz="4" w:space="0" w:color="BFBFBF"/>
+              <w:bottom w:val="single" w:sz="4" w:space="0" w:color="BFBFBF"/>
+              <w:right w:val="single" w:sz="4" w:space="0" w:color="BFBFBF"/>
+            </w:tcBorders>
+            <w:tcMar>
+              <w:top w:w="60" w:type="dxa"/>
+              <w:left w:w="100" w:type="dxa"/>
+              <w:bottom w:w="60" w:type="dxa"/>
+              <w:right w:w="100" w:type="dxa"/>
+            </w:tcMar>
+          </w:tcPr>
+          <w:p>
+            <w:pPr>
+              <w:spacing w:line="252" w:lineRule="auto"/>
+            </w:pPr>
+            <w:r>
+              <w:t>период мониторинга из разметки</w:t>
             </w:r>
           </w:p>
         </w:tc>
@@ -11764,91 +12174,51 @@
       <w:tr>
         <w:tc>
           <w:tcPr>
-            <w:tcW w:w="2313" w:type="dxa"/>
-            <w:tcBorders>
-              <w:top w:val="single" w:sz="4" w:space="0" w:color="BFBFBF"/>
-              <w:left w:val="single" w:sz="4" w:space="0" w:color="BFBFBF"/>
-              <w:bottom w:val="single" w:sz="4" w:space="0" w:color="BFBFBF"/>
-              <w:right w:val="single" w:sz="4" w:space="0" w:color="BFBFBF"/>
-            </w:tcBorders>
-            <w:tcMar>
-              <w:top w:w="60" w:type="dxa"/>
-              <w:left w:w="100" w:type="dxa"/>
-              <w:bottom w:w="60" w:type="dxa"/>
-              <w:right w:w="100" w:type="dxa"/>
-            </w:tcMar>
-          </w:tcPr>
-          <w:p>
-            <w:pPr>
-              <w:spacing w:line="252" w:lineRule="auto"/>
-            </w:pPr>
-            <w:r>
-              <w:t>detection/detector.py</w:t>
-            </w:r>
-          </w:p>
-        </w:tc>
-        <w:tc>
-          <w:tcPr>
-            <w:tcW w:w="4048" w:type="dxa"/>
-            <w:tcBorders>
-              <w:top w:val="single" w:sz="4" w:space="0" w:color="BFBFBF"/>
-              <w:left w:val="single" w:sz="4" w:space="0" w:color="BFBFBF"/>
-              <w:bottom w:val="single" w:sz="4" w:space="0" w:color="BFBFBF"/>
-              <w:right w:val="single" w:sz="4" w:space="0" w:color="BFBFBF"/>
-            </w:tcBorders>
-            <w:tcMar>
-              <w:top w:w="60" w:type="dxa"/>
-              <w:left w:w="100" w:type="dxa"/>
-              <w:bottom w:w="60" w:type="dxa"/>
-              <w:right w:w="100" w:type="dxa"/>
-            </w:tcMar>
-          </w:tcPr>
-          <w:p>
-            <w:pPr>
-              <w:spacing w:line="252" w:lineRule="auto"/>
-            </w:pPr>
-            <w:r>
-              <w:rPr>
-                <w:rFonts w:ascii="Consolas" w:eastAsia="Consolas" w:hAnsi="Consolas" w:cs="Consolas"/>
-                <w:color w:val="7A2E0E"/>
-                <w:sz w:val="19"/>
-                <w:szCs w:val="19"/>
-              </w:rPr>
-              <w:t>FrequencyIncreaseDetector</w:t>
-            </w:r>
-          </w:p>
-        </w:tc>
-        <w:tc>
-          <w:tcPr>
-            <w:tcW w:w="3277" w:type="dxa"/>
-            <w:tcBorders>
-              <w:top w:val="single" w:sz="4" w:space="0" w:color="BFBFBF"/>
-              <w:left w:val="single" w:sz="4" w:space="0" w:color="BFBFBF"/>
-              <w:bottom w:val="single" w:sz="4" w:space="0" w:color="BFBFBF"/>
-              <w:right w:val="single" w:sz="4" w:space="0" w:color="BFBFBF"/>
-            </w:tcBorders>
-            <w:tcMar>
-              <w:top w:w="60" w:type="dxa"/>
-              <w:left w:w="100" w:type="dxa"/>
-              <w:bottom w:w="60" w:type="dxa"/>
-              <w:right w:w="100" w:type="dxa"/>
-            </w:tcMar>
-          </w:tcPr>
-          <w:p>
-            <w:pPr>
-              <w:spacing w:line="252" w:lineRule="auto"/>
-            </w:pPr>
-            <w:r>
-              <w:t xml:space="preserve">собирает шаги, создаёт </w:t>
-            </w:r>
-            <w:r>
-              <w:rPr>
-                <w:rFonts w:ascii="Consolas" w:eastAsia="Consolas" w:hAnsi="Consolas" w:cs="Consolas"/>
-                <w:color w:val="7A2E0E"/>
-                <w:sz w:val="19"/>
-                <w:szCs w:val="19"/>
-              </w:rPr>
-              <w:t>Event</w:t>
+            <w:tcW w:w="3084" w:type="dxa"/>
+            <w:tcBorders>
+              <w:top w:val="single" w:sz="4" w:space="0" w:color="BFBFBF"/>
+              <w:left w:val="single" w:sz="4" w:space="0" w:color="BFBFBF"/>
+              <w:bottom w:val="single" w:sz="4" w:space="0" w:color="BFBFBF"/>
+              <w:right w:val="single" w:sz="4" w:space="0" w:color="BFBFBF"/>
+            </w:tcBorders>
+            <w:tcMar>
+              <w:top w:w="60" w:type="dxa"/>
+              <w:left w:w="100" w:type="dxa"/>
+              <w:bottom w:w="60" w:type="dxa"/>
+              <w:right w:w="100" w:type="dxa"/>
+            </w:tcMar>
+          </w:tcPr>
+          <w:p>
+            <w:pPr>
+              <w:spacing w:line="252" w:lineRule="auto"/>
+            </w:pPr>
+            <w:r>
+              <w:t>оранжевый штрих</w:t>
+            </w:r>
+          </w:p>
+        </w:tc>
+        <w:tc>
+          <w:tcPr>
+            <w:tcW w:w="6554" w:type="dxa"/>
+            <w:tcBorders>
+              <w:top w:val="single" w:sz="4" w:space="0" w:color="BFBFBF"/>
+              <w:left w:val="single" w:sz="4" w:space="0" w:color="BFBFBF"/>
+              <w:bottom w:val="single" w:sz="4" w:space="0" w:color="BFBFBF"/>
+              <w:right w:val="single" w:sz="4" w:space="0" w:color="BFBFBF"/>
+            </w:tcBorders>
+            <w:tcMar>
+              <w:top w:w="60" w:type="dxa"/>
+              <w:left w:w="100" w:type="dxa"/>
+              <w:bottom w:w="60" w:type="dxa"/>
+              <w:right w:w="100" w:type="dxa"/>
+            </w:tcMar>
+          </w:tcPr>
+          <w:p>
+            <w:pPr>
+              <w:spacing w:line="252" w:lineRule="auto"/>
+            </w:pPr>
+            <w:r>
+              <w:t>«Дата выполнения» из разметки</w:t>
             </w:r>
           </w:p>
         </w:tc>
@@ -11856,594 +12226,51 @@
       <w:tr>
         <w:tc>
           <w:tcPr>
-            <w:tcW w:w="2313" w:type="dxa"/>
-            <w:tcBorders>
-              <w:top w:val="single" w:sz="4" w:space="0" w:color="BFBFBF"/>
-              <w:left w:val="single" w:sz="4" w:space="0" w:color="BFBFBF"/>
-              <w:bottom w:val="single" w:sz="4" w:space="0" w:color="BFBFBF"/>
-              <w:right w:val="single" w:sz="4" w:space="0" w:color="BFBFBF"/>
-            </w:tcBorders>
-            <w:tcMar>
-              <w:top w:w="60" w:type="dxa"/>
-              <w:left w:w="100" w:type="dxa"/>
-              <w:bottom w:w="60" w:type="dxa"/>
-              <w:right w:w="100" w:type="dxa"/>
-            </w:tcMar>
-          </w:tcPr>
-          <w:p>
-            <w:pPr>
-              <w:spacing w:line="252" w:lineRule="auto"/>
-            </w:pPr>
-            <w:r>
-              <w:lastRenderedPageBreak/>
-              <w:t>evaluation/matching.py</w:t>
-            </w:r>
-          </w:p>
-        </w:tc>
-        <w:tc>
-          <w:tcPr>
-            <w:tcW w:w="4048" w:type="dxa"/>
-            <w:tcBorders>
-              <w:top w:val="single" w:sz="4" w:space="0" w:color="BFBFBF"/>
-              <w:left w:val="single" w:sz="4" w:space="0" w:color="BFBFBF"/>
-              <w:bottom w:val="single" w:sz="4" w:space="0" w:color="BFBFBF"/>
-              <w:right w:val="single" w:sz="4" w:space="0" w:color="BFBFBF"/>
-            </w:tcBorders>
-            <w:tcMar>
-              <w:top w:w="60" w:type="dxa"/>
-              <w:left w:w="100" w:type="dxa"/>
-              <w:bottom w:w="60" w:type="dxa"/>
-              <w:right w:w="100" w:type="dxa"/>
-            </w:tcMar>
-          </w:tcPr>
-          <w:p>
-            <w:pPr>
-              <w:spacing w:line="252" w:lineRule="auto"/>
-            </w:pPr>
-            <w:r>
-              <w:rPr>
-                <w:rFonts w:ascii="Consolas" w:eastAsia="Consolas" w:hAnsi="Consolas" w:cs="Consolas"/>
-                <w:color w:val="7A2E0E"/>
-                <w:sz w:val="19"/>
-                <w:szCs w:val="19"/>
-              </w:rPr>
-              <w:t>EventMatcher</w:t>
-            </w:r>
-            <w:r>
-              <w:t xml:space="preserve">, </w:t>
-            </w:r>
-            <w:r>
-              <w:rPr>
-                <w:rFonts w:ascii="Consolas" w:eastAsia="Consolas" w:hAnsi="Consolas" w:cs="Consolas"/>
-                <w:color w:val="7A2E0E"/>
-                <w:sz w:val="19"/>
-                <w:szCs w:val="19"/>
-              </w:rPr>
-              <w:t>Score</w:t>
-            </w:r>
-            <w:r>
-              <w:t xml:space="preserve">, </w:t>
-            </w:r>
-            <w:r>
-              <w:rPr>
-                <w:rFonts w:ascii="Consolas" w:eastAsia="Consolas" w:hAnsi="Consolas" w:cs="Consolas"/>
-                <w:color w:val="7A2E0E"/>
-                <w:sz w:val="19"/>
-                <w:szCs w:val="19"/>
-              </w:rPr>
-              <w:t>MatchResult</w:t>
-            </w:r>
-          </w:p>
-        </w:tc>
-        <w:tc>
-          <w:tcPr>
-            <w:tcW w:w="3277" w:type="dxa"/>
-            <w:tcBorders>
-              <w:top w:val="single" w:sz="4" w:space="0" w:color="BFBFBF"/>
-              <w:left w:val="single" w:sz="4" w:space="0" w:color="BFBFBF"/>
-              <w:bottom w:val="single" w:sz="4" w:space="0" w:color="BFBFBF"/>
-              <w:right w:val="single" w:sz="4" w:space="0" w:color="BFBFBF"/>
-            </w:tcBorders>
-            <w:tcMar>
-              <w:top w:w="60" w:type="dxa"/>
-              <w:left w:w="100" w:type="dxa"/>
-              <w:bottom w:w="60" w:type="dxa"/>
-              <w:right w:w="100" w:type="dxa"/>
-            </w:tcMar>
-          </w:tcPr>
-          <w:p>
-            <w:pPr>
-              <w:spacing w:line="252" w:lineRule="auto"/>
-            </w:pPr>
-            <w:r>
-              <w:t>сопоставление с разметкой, метрики</w:t>
-            </w:r>
-          </w:p>
-        </w:tc>
-      </w:tr>
-      <w:tr>
-        <w:tc>
-          <w:tcPr>
-            <w:tcW w:w="2313" w:type="dxa"/>
-            <w:tcBorders>
-              <w:top w:val="single" w:sz="4" w:space="0" w:color="BFBFBF"/>
-              <w:left w:val="single" w:sz="4" w:space="0" w:color="BFBFBF"/>
-              <w:bottom w:val="single" w:sz="4" w:space="0" w:color="BFBFBF"/>
-              <w:right w:val="single" w:sz="4" w:space="0" w:color="BFBFBF"/>
-            </w:tcBorders>
-            <w:tcMar>
-              <w:top w:w="60" w:type="dxa"/>
-              <w:left w:w="100" w:type="dxa"/>
-              <w:bottom w:w="60" w:type="dxa"/>
-              <w:right w:w="100" w:type="dxa"/>
-            </w:tcMar>
-          </w:tcPr>
-          <w:p>
-            <w:pPr>
-              <w:spacing w:line="252" w:lineRule="auto"/>
-            </w:pPr>
-            <w:r>
-              <w:t>evaluation/calibration.py</w:t>
-            </w:r>
-          </w:p>
-        </w:tc>
-        <w:tc>
-          <w:tcPr>
-            <w:tcW w:w="4048" w:type="dxa"/>
-            <w:tcBorders>
-              <w:top w:val="single" w:sz="4" w:space="0" w:color="BFBFBF"/>
-              <w:left w:val="single" w:sz="4" w:space="0" w:color="BFBFBF"/>
-              <w:bottom w:val="single" w:sz="4" w:space="0" w:color="BFBFBF"/>
-              <w:right w:val="single" w:sz="4" w:space="0" w:color="BFBFBF"/>
-            </w:tcBorders>
-            <w:tcMar>
-              <w:top w:w="60" w:type="dxa"/>
-              <w:left w:w="100" w:type="dxa"/>
-              <w:bottom w:w="60" w:type="dxa"/>
-              <w:right w:w="100" w:type="dxa"/>
-            </w:tcMar>
-          </w:tcPr>
-          <w:p>
-            <w:pPr>
-              <w:spacing w:line="252" w:lineRule="auto"/>
-            </w:pPr>
-            <w:r>
-              <w:rPr>
-                <w:rFonts w:ascii="Consolas" w:eastAsia="Consolas" w:hAnsi="Consolas" w:cs="Consolas"/>
-                <w:color w:val="7A2E0E"/>
-                <w:sz w:val="19"/>
-                <w:szCs w:val="19"/>
-              </w:rPr>
-              <w:t>Evaluator</w:t>
-            </w:r>
-            <w:r>
-              <w:t xml:space="preserve">, </w:t>
-            </w:r>
-            <w:r>
-              <w:rPr>
-                <w:rFonts w:ascii="Consolas" w:eastAsia="Consolas" w:hAnsi="Consolas" w:cs="Consolas"/>
-                <w:color w:val="7A2E0E"/>
-                <w:sz w:val="19"/>
-                <w:szCs w:val="19"/>
-              </w:rPr>
-              <w:t>Calibrator</w:t>
-            </w:r>
-          </w:p>
-        </w:tc>
-        <w:tc>
-          <w:tcPr>
-            <w:tcW w:w="3277" w:type="dxa"/>
-            <w:tcBorders>
-              <w:top w:val="single" w:sz="4" w:space="0" w:color="BFBFBF"/>
-              <w:left w:val="single" w:sz="4" w:space="0" w:color="BFBFBF"/>
-              <w:bottom w:val="single" w:sz="4" w:space="0" w:color="BFBFBF"/>
-              <w:right w:val="single" w:sz="4" w:space="0" w:color="BFBFBF"/>
-            </w:tcBorders>
-            <w:tcMar>
-              <w:top w:w="60" w:type="dxa"/>
-              <w:left w:w="100" w:type="dxa"/>
-              <w:bottom w:w="60" w:type="dxa"/>
-              <w:right w:w="100" w:type="dxa"/>
-            </w:tcMar>
-          </w:tcPr>
-          <w:p>
-            <w:pPr>
-              <w:spacing w:line="252" w:lineRule="auto"/>
-            </w:pPr>
-            <w:r>
-              <w:t>оценка, подбор параметров, кросс-валидация</w:t>
-            </w:r>
-          </w:p>
-        </w:tc>
-      </w:tr>
-      <w:tr>
-        <w:tc>
-          <w:tcPr>
-            <w:tcW w:w="2313" w:type="dxa"/>
-            <w:tcBorders>
-              <w:top w:val="single" w:sz="4" w:space="0" w:color="BFBFBF"/>
-              <w:left w:val="single" w:sz="4" w:space="0" w:color="BFBFBF"/>
-              <w:bottom w:val="single" w:sz="4" w:space="0" w:color="BFBFBF"/>
-              <w:right w:val="single" w:sz="4" w:space="0" w:color="BFBFBF"/>
-            </w:tcBorders>
-            <w:tcMar>
-              <w:top w:w="60" w:type="dxa"/>
-              <w:left w:w="100" w:type="dxa"/>
-              <w:bottom w:w="60" w:type="dxa"/>
-              <w:right w:w="100" w:type="dxa"/>
-            </w:tcMar>
-          </w:tcPr>
-          <w:p>
-            <w:pPr>
-              <w:spacing w:line="252" w:lineRule="auto"/>
-            </w:pPr>
-            <w:r>
-              <w:t>excel/parsing.py</w:t>
-            </w:r>
-          </w:p>
-        </w:tc>
-        <w:tc>
-          <w:tcPr>
-            <w:tcW w:w="4048" w:type="dxa"/>
-            <w:tcBorders>
-              <w:top w:val="single" w:sz="4" w:space="0" w:color="BFBFBF"/>
-              <w:left w:val="single" w:sz="4" w:space="0" w:color="BFBFBF"/>
-              <w:bottom w:val="single" w:sz="4" w:space="0" w:color="BFBFBF"/>
-              <w:right w:val="single" w:sz="4" w:space="0" w:color="BFBFBF"/>
-            </w:tcBorders>
-            <w:tcMar>
-              <w:top w:w="60" w:type="dxa"/>
-              <w:left w:w="100" w:type="dxa"/>
-              <w:bottom w:w="60" w:type="dxa"/>
-              <w:right w:w="100" w:type="dxa"/>
-            </w:tcMar>
-          </w:tcPr>
-          <w:p>
-            <w:pPr>
-              <w:spacing w:line="252" w:lineRule="auto"/>
-            </w:pPr>
-            <w:r>
-              <w:rPr>
-                <w:rFonts w:ascii="Consolas" w:eastAsia="Consolas" w:hAnsi="Consolas" w:cs="Consolas"/>
-                <w:color w:val="7A2E0E"/>
-                <w:sz w:val="19"/>
-                <w:szCs w:val="19"/>
-              </w:rPr>
-              <w:t>normalize_id</w:t>
-            </w:r>
-            <w:r>
-              <w:t xml:space="preserve">, </w:t>
-            </w:r>
-            <w:r>
-              <w:rPr>
-                <w:rFonts w:ascii="Consolas" w:eastAsia="Consolas" w:hAnsi="Consolas" w:cs="Consolas"/>
-                <w:color w:val="7A2E0E"/>
-                <w:sz w:val="19"/>
-                <w:szCs w:val="19"/>
-              </w:rPr>
-              <w:t>parse_date</w:t>
-            </w:r>
-          </w:p>
-        </w:tc>
-        <w:tc>
-          <w:tcPr>
-            <w:tcW w:w="3277" w:type="dxa"/>
-            <w:tcBorders>
-              <w:top w:val="single" w:sz="4" w:space="0" w:color="BFBFBF"/>
-              <w:left w:val="single" w:sz="4" w:space="0" w:color="BFBFBF"/>
-              <w:bottom w:val="single" w:sz="4" w:space="0" w:color="BFBFBF"/>
-              <w:right w:val="single" w:sz="4" w:space="0" w:color="BFBFBF"/>
-            </w:tcBorders>
-            <w:tcMar>
-              <w:top w:w="60" w:type="dxa"/>
-              <w:left w:w="100" w:type="dxa"/>
-              <w:bottom w:w="60" w:type="dxa"/>
-              <w:right w:w="100" w:type="dxa"/>
-            </w:tcMar>
-          </w:tcPr>
-          <w:p>
-            <w:pPr>
-              <w:spacing w:line="252" w:lineRule="auto"/>
-            </w:pPr>
-            <w:r>
-              <w:t>разбор номеров и дат с опечатками</w:t>
-            </w:r>
-          </w:p>
-        </w:tc>
-      </w:tr>
-      <w:tr>
-        <w:tc>
-          <w:tcPr>
-            <w:tcW w:w="2313" w:type="dxa"/>
-            <w:tcBorders>
-              <w:top w:val="single" w:sz="4" w:space="0" w:color="BFBFBF"/>
-              <w:left w:val="single" w:sz="4" w:space="0" w:color="BFBFBF"/>
-              <w:bottom w:val="single" w:sz="4" w:space="0" w:color="BFBFBF"/>
-              <w:right w:val="single" w:sz="4" w:space="0" w:color="BFBFBF"/>
-            </w:tcBorders>
-            <w:tcMar>
-              <w:top w:w="60" w:type="dxa"/>
-              <w:left w:w="100" w:type="dxa"/>
-              <w:bottom w:w="60" w:type="dxa"/>
-              <w:right w:w="100" w:type="dxa"/>
-            </w:tcMar>
-          </w:tcPr>
-          <w:p>
-            <w:pPr>
-              <w:spacing w:line="252" w:lineRule="auto"/>
-            </w:pPr>
-            <w:r>
-              <w:t>excel/readers.py</w:t>
-            </w:r>
-          </w:p>
-        </w:tc>
-        <w:tc>
-          <w:tcPr>
-            <w:tcW w:w="4048" w:type="dxa"/>
-            <w:tcBorders>
-              <w:top w:val="single" w:sz="4" w:space="0" w:color="BFBFBF"/>
-              <w:left w:val="single" w:sz="4" w:space="0" w:color="BFBFBF"/>
-              <w:bottom w:val="single" w:sz="4" w:space="0" w:color="BFBFBF"/>
-              <w:right w:val="single" w:sz="4" w:space="0" w:color="BFBFBF"/>
-            </w:tcBorders>
-            <w:tcMar>
-              <w:top w:w="60" w:type="dxa"/>
-              <w:left w:w="100" w:type="dxa"/>
-              <w:bottom w:w="60" w:type="dxa"/>
-              <w:right w:w="100" w:type="dxa"/>
-            </w:tcMar>
-          </w:tcPr>
-          <w:p>
-            <w:pPr>
-              <w:spacing w:line="252" w:lineRule="auto"/>
-            </w:pPr>
-            <w:r>
-              <w:rPr>
-                <w:rFonts w:ascii="Consolas" w:eastAsia="Consolas" w:hAnsi="Consolas" w:cs="Consolas"/>
-                <w:color w:val="7A2E0E"/>
-                <w:sz w:val="19"/>
-                <w:szCs w:val="19"/>
-              </w:rPr>
-              <w:t>MeasurementsReader</w:t>
-            </w:r>
-            <w:r>
-              <w:t xml:space="preserve">, </w:t>
-            </w:r>
-            <w:r>
-              <w:rPr>
-                <w:rFonts w:ascii="Consolas" w:eastAsia="Consolas" w:hAnsi="Consolas" w:cs="Consolas"/>
-                <w:color w:val="7A2E0E"/>
-                <w:sz w:val="19"/>
-                <w:szCs w:val="19"/>
-              </w:rPr>
-              <w:t>ResultsReader</w:t>
-            </w:r>
-            <w:r>
-              <w:t xml:space="preserve">, </w:t>
-            </w:r>
-            <w:r>
-              <w:rPr>
-                <w:rFonts w:ascii="Consolas" w:eastAsia="Consolas" w:hAnsi="Consolas" w:cs="Consolas"/>
-                <w:color w:val="7A2E0E"/>
-                <w:sz w:val="19"/>
-                <w:szCs w:val="19"/>
-              </w:rPr>
-              <w:t>WellIndex</w:t>
-            </w:r>
-            <w:r>
-              <w:t xml:space="preserve">, </w:t>
-            </w:r>
-            <w:r>
-              <w:rPr>
-                <w:rFonts w:ascii="Consolas" w:eastAsia="Consolas" w:hAnsi="Consolas" w:cs="Consolas"/>
-                <w:color w:val="7A2E0E"/>
-                <w:sz w:val="19"/>
-                <w:szCs w:val="19"/>
-              </w:rPr>
-              <w:t>attach_labels</w:t>
-            </w:r>
-          </w:p>
-        </w:tc>
-        <w:tc>
-          <w:tcPr>
-            <w:tcW w:w="3277" w:type="dxa"/>
-            <w:tcBorders>
-              <w:top w:val="single" w:sz="4" w:space="0" w:color="BFBFBF"/>
-              <w:left w:val="single" w:sz="4" w:space="0" w:color="BFBFBF"/>
-              <w:bottom w:val="single" w:sz="4" w:space="0" w:color="BFBFBF"/>
-              <w:right w:val="single" w:sz="4" w:space="0" w:color="BFBFBF"/>
-            </w:tcBorders>
-            <w:tcMar>
-              <w:top w:w="60" w:type="dxa"/>
-              <w:left w:w="100" w:type="dxa"/>
-              <w:bottom w:w="60" w:type="dxa"/>
-              <w:right w:w="100" w:type="dxa"/>
-            </w:tcMar>
-          </w:tcPr>
-          <w:p>
-            <w:pPr>
-              <w:spacing w:line="252" w:lineRule="auto"/>
-            </w:pPr>
-            <w:r>
-              <w:t>чтение Exc</w:t>
-            </w:r>
-            <w:r>
-              <w:t>el</w:t>
-            </w:r>
-          </w:p>
-        </w:tc>
-      </w:tr>
-      <w:tr>
-        <w:tc>
-          <w:tcPr>
-            <w:tcW w:w="2313" w:type="dxa"/>
-            <w:tcBorders>
-              <w:top w:val="single" w:sz="4" w:space="0" w:color="BFBFBF"/>
-              <w:left w:val="single" w:sz="4" w:space="0" w:color="BFBFBF"/>
-              <w:bottom w:val="single" w:sz="4" w:space="0" w:color="BFBFBF"/>
-              <w:right w:val="single" w:sz="4" w:space="0" w:color="BFBFBF"/>
-            </w:tcBorders>
-            <w:tcMar>
-              <w:top w:w="60" w:type="dxa"/>
-              <w:left w:w="100" w:type="dxa"/>
-              <w:bottom w:w="60" w:type="dxa"/>
-              <w:right w:w="100" w:type="dxa"/>
-            </w:tcMar>
-          </w:tcPr>
-          <w:p>
-            <w:pPr>
-              <w:spacing w:line="252" w:lineRule="auto"/>
-            </w:pPr>
-            <w:r>
-              <w:t>excel/writer.py</w:t>
-            </w:r>
-          </w:p>
-        </w:tc>
-        <w:tc>
-          <w:tcPr>
-            <w:tcW w:w="4048" w:type="dxa"/>
-            <w:tcBorders>
-              <w:top w:val="single" w:sz="4" w:space="0" w:color="BFBFBF"/>
-              <w:left w:val="single" w:sz="4" w:space="0" w:color="BFBFBF"/>
-              <w:bottom w:val="single" w:sz="4" w:space="0" w:color="BFBFBF"/>
-              <w:right w:val="single" w:sz="4" w:space="0" w:color="BFBFBF"/>
-            </w:tcBorders>
-            <w:tcMar>
-              <w:top w:w="60" w:type="dxa"/>
-              <w:left w:w="100" w:type="dxa"/>
-              <w:bottom w:w="60" w:type="dxa"/>
-              <w:right w:w="100" w:type="dxa"/>
-            </w:tcMar>
-          </w:tcPr>
-          <w:p>
-            <w:pPr>
-              <w:spacing w:line="252" w:lineRule="auto"/>
-            </w:pPr>
-            <w:r>
-              <w:rPr>
-                <w:rFonts w:ascii="Consolas" w:eastAsia="Consolas" w:hAnsi="Consolas" w:cs="Consolas"/>
-                <w:color w:val="7A2E0E"/>
-                <w:sz w:val="19"/>
-                <w:szCs w:val="19"/>
-              </w:rPr>
-              <w:t>EventsExcelWriter</w:t>
-            </w:r>
-          </w:p>
-        </w:tc>
-        <w:tc>
-          <w:tcPr>
-            <w:tcW w:w="3277" w:type="dxa"/>
-            <w:tcBorders>
-              <w:top w:val="single" w:sz="4" w:space="0" w:color="BFBFBF"/>
-              <w:left w:val="single" w:sz="4" w:space="0" w:color="BFBFBF"/>
-              <w:bottom w:val="single" w:sz="4" w:space="0" w:color="BFBFBF"/>
-              <w:right w:val="single" w:sz="4" w:space="0" w:color="BFBFBF"/>
-            </w:tcBorders>
-            <w:tcMar>
-              <w:top w:w="60" w:type="dxa"/>
-              <w:left w:w="100" w:type="dxa"/>
-              <w:bottom w:w="60" w:type="dxa"/>
-              <w:right w:w="100" w:type="dxa"/>
-            </w:tcMar>
-          </w:tcPr>
-          <w:p>
-            <w:pPr>
-              <w:spacing w:line="252" w:lineRule="auto"/>
-            </w:pPr>
-            <w:r>
-              <w:t>запись результата в Excel</w:t>
-            </w:r>
-          </w:p>
-        </w:tc>
-      </w:tr>
-      <w:tr>
-        <w:tc>
-          <w:tcPr>
-            <w:tcW w:w="2313" w:type="dxa"/>
-            <w:tcBorders>
-              <w:top w:val="single" w:sz="4" w:space="0" w:color="BFBFBF"/>
-              <w:left w:val="single" w:sz="4" w:space="0" w:color="BFBFBF"/>
-              <w:bottom w:val="single" w:sz="4" w:space="0" w:color="BFBFBF"/>
-              <w:right w:val="single" w:sz="4" w:space="0" w:color="BFBFBF"/>
-            </w:tcBorders>
-            <w:tcMar>
-              <w:top w:w="60" w:type="dxa"/>
-              <w:left w:w="100" w:type="dxa"/>
-              <w:bottom w:w="60" w:type="dxa"/>
-              <w:right w:w="100" w:type="dxa"/>
-            </w:tcMar>
-          </w:tcPr>
-          <w:p>
-            <w:pPr>
-              <w:spacing w:line="252" w:lineRule="auto"/>
-            </w:pPr>
-            <w:r>
-              <w:t>cli.py, __main__.py</w:t>
-            </w:r>
-          </w:p>
-        </w:tc>
-        <w:tc>
-          <w:tcPr>
-            <w:tcW w:w="4048" w:type="dxa"/>
-            <w:tcBorders>
-              <w:top w:val="single" w:sz="4" w:space="0" w:color="BFBFBF"/>
-              <w:left w:val="single" w:sz="4" w:space="0" w:color="BFBFBF"/>
-              <w:bottom w:val="single" w:sz="4" w:space="0" w:color="BFBFBF"/>
-              <w:right w:val="single" w:sz="4" w:space="0" w:color="BFBFBF"/>
-            </w:tcBorders>
-            <w:tcMar>
-              <w:top w:w="60" w:type="dxa"/>
-              <w:left w:w="100" w:type="dxa"/>
-              <w:bottom w:w="60" w:type="dxa"/>
-              <w:right w:w="100" w:type="dxa"/>
-            </w:tcMar>
-          </w:tcPr>
-          <w:p>
-            <w:pPr>
-              <w:spacing w:line="252" w:lineRule="auto"/>
-            </w:pPr>
-            <w:r>
-              <w:rPr>
-                <w:rFonts w:ascii="Consolas" w:eastAsia="Consolas" w:hAnsi="Consolas" w:cs="Consolas"/>
-                <w:color w:val="7A2E0E"/>
-                <w:sz w:val="19"/>
-                <w:szCs w:val="19"/>
-              </w:rPr>
-              <w:t>main</w:t>
-            </w:r>
-          </w:p>
-        </w:tc>
-        <w:tc>
-          <w:tcPr>
-            <w:tcW w:w="3277" w:type="dxa"/>
-            <w:tcBorders>
-              <w:top w:val="single" w:sz="4" w:space="0" w:color="BFBFBF"/>
-              <w:left w:val="single" w:sz="4" w:space="0" w:color="BFBFBF"/>
-              <w:bottom w:val="single" w:sz="4" w:space="0" w:color="BFBFBF"/>
-              <w:right w:val="single" w:sz="4" w:space="0" w:color="BFBFBF"/>
-            </w:tcBorders>
-            <w:tcMar>
-              <w:top w:w="60" w:type="dxa"/>
-              <w:left w:w="100" w:type="dxa"/>
-              <w:bottom w:w="60" w:type="dxa"/>
-              <w:right w:w="100" w:type="dxa"/>
-            </w:tcMar>
-          </w:tcPr>
-          <w:p>
-            <w:pPr>
-              <w:spacing w:line="252" w:lineRule="auto"/>
-            </w:pPr>
-            <w:r>
-              <w:t xml:space="preserve">командная строка: </w:t>
-            </w:r>
-            <w:r>
-              <w:rPr>
-                <w:rFonts w:ascii="Consolas" w:eastAsia="Consolas" w:hAnsi="Consolas" w:cs="Consolas"/>
-                <w:color w:val="7A2E0E"/>
-                <w:sz w:val="19"/>
-                <w:szCs w:val="19"/>
-              </w:rPr>
-              <w:t>python -m gtm_detector.increase_freq</w:t>
+            <w:tcW w:w="3084" w:type="dxa"/>
+            <w:tcBorders>
+              <w:top w:val="single" w:sz="4" w:space="0" w:color="BFBFBF"/>
+              <w:left w:val="single" w:sz="4" w:space="0" w:color="BFBFBF"/>
+              <w:bottom w:val="single" w:sz="4" w:space="0" w:color="BFBFBF"/>
+              <w:right w:val="single" w:sz="4" w:space="0" w:color="BFBFBF"/>
+            </w:tcBorders>
+            <w:tcMar>
+              <w:top w:w="60" w:type="dxa"/>
+              <w:left w:w="100" w:type="dxa"/>
+              <w:bottom w:w="60" w:type="dxa"/>
+              <w:right w:w="100" w:type="dxa"/>
+            </w:tcMar>
+          </w:tcPr>
+          <w:p>
+            <w:pPr>
+              <w:spacing w:line="252" w:lineRule="auto"/>
+            </w:pPr>
+            <w:r>
+              <w:t>серые полосы внизу</w:t>
+            </w:r>
+          </w:p>
+        </w:tc>
+        <w:tc>
+          <w:tcPr>
+            <w:tcW w:w="6554" w:type="dxa"/>
+            <w:tcBorders>
+              <w:top w:val="single" w:sz="4" w:space="0" w:color="BFBFBF"/>
+              <w:left w:val="single" w:sz="4" w:space="0" w:color="BFBFBF"/>
+              <w:bottom w:val="single" w:sz="4" w:space="0" w:color="BFBFBF"/>
+              <w:right w:val="single" w:sz="4" w:space="0" w:color="BFBFBF"/>
+            </w:tcBorders>
+            <w:tcMar>
+              <w:top w:w="60" w:type="dxa"/>
+              <w:left w:w="100" w:type="dxa"/>
+              <w:bottom w:w="60" w:type="dxa"/>
+              <w:right w:w="100" w:type="dxa"/>
+            </w:tcMar>
+          </w:tcPr>
+          <w:p>
+            <w:pPr>
+              <w:spacing w:line="252" w:lineRule="auto"/>
+            </w:pPr>
+            <w:r>
+              <w:t>дни, когда скважина не работала</w:t>
             </w:r>
           </w:p>
         </w:tc>
@@ -12456,14 +12283,317 @@
     </w:p>
     <w:p>
       <w:pPr>
+        <w:spacing w:after="120" w:line="276" w:lineRule="auto"/>
+      </w:pPr>
+      <w:r>
+        <w:t>Под за</w:t>
+      </w:r>
+      <w:r>
+        <w:t>головком для каждой метки написано: период по разметке, найденный период, расхождение начала и конца в днях и причина окончания.</w:t>
+      </w:r>
+    </w:p>
+    <w:p>
+      <w:pPr>
+        <w:spacing w:after="120" w:line="276" w:lineRule="auto"/>
+      </w:pPr>
+      <w:r>
+        <w:rPr>
+          <w:b/>
+          <w:bCs/>
+        </w:rPr>
+        <w:t>Как читать рис. 1.</w:t>
+      </w:r>
+      <w:r>
+        <w:t xml:space="preserve"> Первое мероприятие (26.03–04.04) совпало день в день: синяя заливка точно под оранжевой штриховкой. Второе: </w:t>
+      </w:r>
+      <w:r>
+        <w:t xml:space="preserve">частота 48.0 → 48.4 Гц 26.05, Qж вырос 07.06, но Qн в этот день (6.2 т/сут) уже ниже уровня «до» (7.3 т/сут). Поэтому детектор закрыл эффект в тот же день, а технолог </w:t>
+      </w:r>
+      <w:r>
+        <w:lastRenderedPageBreak/>
+        <w:t>вёл мониторинг до 23.07. График сразу показывает причину: правило окончания «по нефти» не</w:t>
+      </w:r>
+      <w:r>
+        <w:t xml:space="preserve"> подходит, когда обводнённость растёт одновременно с подъёмом частоты.</w:t>
+      </w:r>
+    </w:p>
+    <w:p>
+      <w:pPr>
+        <w:spacing w:after="120" w:line="276" w:lineRule="auto"/>
+      </w:pPr>
+      <w:r>
+        <w:t xml:space="preserve">Скважины разложены по папкам-статусам, поэтому разбор ошибок удобно начинать с </w:t>
+      </w:r>
+      <w:r>
+        <w:rPr>
+          <w:rFonts w:ascii="Consolas" w:eastAsia="Consolas" w:hAnsi="Consolas" w:cs="Consolas"/>
+          <w:color w:val="7A2E0E"/>
+          <w:sz w:val="19"/>
+          <w:szCs w:val="19"/>
+        </w:rPr>
+        <w:t>пропущено/</w:t>
+      </w:r>
+      <w:r>
+        <w:t xml:space="preserve"> (4 скважины) и </w:t>
+      </w:r>
+      <w:r>
+        <w:rPr>
+          <w:rFonts w:ascii="Consolas" w:eastAsia="Consolas" w:hAnsi="Consolas" w:cs="Consolas"/>
+          <w:color w:val="7A2E0E"/>
+          <w:sz w:val="19"/>
+          <w:szCs w:val="19"/>
+        </w:rPr>
+        <w:t>ошибка_дат/</w:t>
+      </w:r>
+      <w:r>
+        <w:t xml:space="preserve"> (37 скважин).</w:t>
+      </w:r>
+    </w:p>
+    <w:p>
+      <w:pPr>
         <w:pStyle w:val="2"/>
         <w:keepNext/>
       </w:pPr>
-      <w:bookmarkStart w:id="36" w:name="_Toc243397847"/>
-      <w:r>
-        <w:t>10.2. Принципы</w:t>
+      <w:bookmarkStart w:id="36" w:name="_Toc243404049"/>
+      <w:r>
+        <w:t>10.2. Сводка качества</w:t>
       </w:r>
       <w:bookmarkEnd w:id="36"/>
+    </w:p>
+    <w:p>
+      <w:pPr>
+        <w:spacing w:after="120" w:line="276" w:lineRule="auto"/>
+      </w:pPr>
+      <w:r>
+        <w:t xml:space="preserve">Класс </w:t>
+      </w:r>
+      <w:r>
+        <w:rPr>
+          <w:rFonts w:ascii="Consolas" w:eastAsia="Consolas" w:hAnsi="Consolas" w:cs="Consolas"/>
+          <w:color w:val="7A2E0E"/>
+          <w:sz w:val="19"/>
+          <w:szCs w:val="19"/>
+        </w:rPr>
+        <w:t>SummaryPlotter</w:t>
+      </w:r>
+      <w:r>
+        <w:t xml:space="preserve"> (</w:t>
+      </w:r>
+      <w:r>
+        <w:rPr>
+          <w:rFonts w:ascii="Consolas" w:eastAsia="Consolas" w:hAnsi="Consolas" w:cs="Consolas"/>
+          <w:color w:val="7A2E0E"/>
+          <w:sz w:val="19"/>
+          <w:szCs w:val="19"/>
+        </w:rPr>
+        <w:t>visualization/summary.py</w:t>
+      </w:r>
+      <w:r>
+        <w:t>) — одна страница из шести панелей. Строится, только если передана разметка.</w:t>
+      </w:r>
+    </w:p>
+    <w:p>
+      <w:pPr>
+        <w:keepNext/>
+        <w:spacing w:before="120" w:after="60"/>
+        <w:jc w:val="center"/>
+      </w:pPr>
+      <w:r>
+        <w:rPr>
+          <w:noProof/>
+        </w:rPr>
+        <w:drawing>
+          <wp:inline distT="0" distB="0" distL="0" distR="0" wp14:anchorId="2703D39E" wp14:editId="58DA15F6">
+            <wp:extent cx="6096000" cy="3581400"/>
+            <wp:effectExtent l="0" t="0" r="0" b="0"/>
+            <wp:docPr id="2" name="Рис. 2. Сводка качества по 117 размеченным мероприятиям" descr="Рис. 2. Сводка качества по 117 размеченным мероприятиям" title="Рис. 2. Сводка качества по 117 размеченным мероприятиям"/>
+            <wp:cNvGraphicFramePr>
+              <a:graphicFrameLocks xmlns:a="http://schemas.openxmlformats.org/drawingml/2006/main" noChangeAspect="1"/>
+            </wp:cNvGraphicFramePr>
+            <a:graphic xmlns:a="http://schemas.openxmlformats.org/drawingml/2006/main">
+              <a:graphicData uri="http://schemas.openxmlformats.org/drawingml/2006/picture">
+                <pic:pic xmlns:pic="http://schemas.openxmlformats.org/drawingml/2006/picture">
+                  <pic:nvPicPr>
+                    <pic:cNvPr id="0" name=""/>
+                    <pic:cNvPicPr>
+                      <a:picLocks noChangeAspect="1" noChangeArrowheads="1"/>
+                    </pic:cNvPicPr>
+                  </pic:nvPicPr>
+                  <pic:blipFill>
+                    <a:blip r:embed="rId8"/>
+                    <a:srcRect/>
+                    <a:stretch>
+                      <a:fillRect/>
+                    </a:stretch>
+                  </pic:blipFill>
+                  <pic:spPr bwMode="auto">
+                    <a:xfrm>
+                      <a:off x="0" y="0"/>
+                      <a:ext cx="6096000" cy="3581400"/>
+                    </a:xfrm>
+                    <a:prstGeom prst="rect">
+                      <a:avLst/>
+                    </a:prstGeom>
+                  </pic:spPr>
+                </pic:pic>
+              </a:graphicData>
+            </a:graphic>
+          </wp:inline>
+        </w:drawing>
+      </w:r>
+    </w:p>
+    <w:p>
+      <w:pPr>
+        <w:spacing w:after="200"/>
+        <w:jc w:val="center"/>
+      </w:pPr>
+      <w:r>
+        <w:rPr>
+          <w:i/>
+          <w:iCs/>
+          <w:color w:val="595959"/>
+          <w:sz w:val="18"/>
+          <w:szCs w:val="18"/>
+        </w:rPr>
+        <w:t>Рис. 2. Сводка качества по 117 размеченным мероприятиям</w:t>
+      </w:r>
+    </w:p>
+    <w:p>
+      <w:pPr>
+        <w:pStyle w:val="a4"/>
+        <w:numPr>
+          <w:ilvl w:val="0"/>
+          <w:numId w:val="7"/>
+        </w:numPr>
+        <w:spacing w:after="80" w:line="264" w:lineRule="auto"/>
+      </w:pPr>
+      <w:r>
+        <w:rPr>
+          <w:b/>
+          <w:bCs/>
+        </w:rPr>
+        <w:t>Ошибка начала</w:t>
+      </w:r>
+      <w:r>
+        <w:t xml:space="preserve"> (найдено − разметка, дни). Высокий столбец в нуле — точные попадания (81 %). Ошибки больше 15 дней собраны в крайние столбцы.</w:t>
+      </w:r>
+    </w:p>
+    <w:p>
+      <w:pPr>
+        <w:pStyle w:val="a4"/>
+        <w:numPr>
+          <w:ilvl w:val="0"/>
+          <w:numId w:val="7"/>
+        </w:numPr>
+        <w:spacing w:after="80" w:line="264" w:lineRule="auto"/>
+      </w:pPr>
+      <w:r>
+        <w:rPr>
+          <w:b/>
+          <w:bCs/>
+        </w:rPr>
+        <w:t>Ошибка окончания</w:t>
+      </w:r>
+      <w:r>
+        <w:t xml:space="preserve"> — то же для даты окончания (70 % точно). Крайние столбцы — грубые промахи: детектор закрыл эффект намного раньше</w:t>
+      </w:r>
+      <w:r>
+        <w:t xml:space="preserve"> (слева) или позже (справа).</w:t>
+      </w:r>
+    </w:p>
+    <w:p>
+      <w:pPr>
+        <w:pStyle w:val="a4"/>
+        <w:numPr>
+          <w:ilvl w:val="0"/>
+          <w:numId w:val="7"/>
+        </w:numPr>
+        <w:spacing w:after="80" w:line="264" w:lineRule="auto"/>
+      </w:pPr>
+      <w:r>
+        <w:rPr>
+          <w:b/>
+          <w:bCs/>
+        </w:rPr>
+        <w:t>Окончание: разметка и найденное.</w:t>
+      </w:r>
+      <w:r>
+        <w:t xml:space="preserve"> Точка на диагонали — точное попадание, ниже диагонали — детектор закрыл раньше, выше — позже.</w:t>
+      </w:r>
+    </w:p>
+    <w:p>
+      <w:pPr>
+        <w:pStyle w:val="a4"/>
+        <w:numPr>
+          <w:ilvl w:val="0"/>
+          <w:numId w:val="7"/>
+        </w:numPr>
+        <w:spacing w:after="80" w:line="264" w:lineRule="auto"/>
+      </w:pPr>
+      <w:r>
+        <w:rPr>
+          <w:b/>
+          <w:bCs/>
+        </w:rPr>
+        <w:t>Окончание с ошибкой ≤ 3 дн по причине окончания в разметке.</w:t>
+      </w:r>
+      <w:r>
+        <w:t xml:space="preserve"> Хуже всего детектор повторяет закрытие «</w:t>
+      </w:r>
+      <w:r>
+        <w:t>по жидкости» (20 из 35): технологи закрывают его по снижению Qж, а детектор — по Qн.</w:t>
+      </w:r>
+    </w:p>
+    <w:p>
+      <w:pPr>
+        <w:pStyle w:val="a4"/>
+        <w:numPr>
+          <w:ilvl w:val="0"/>
+          <w:numId w:val="7"/>
+        </w:numPr>
+        <w:spacing w:after="80" w:line="264" w:lineRule="auto"/>
+      </w:pPr>
+      <w:r>
+        <w:rPr>
+          <w:b/>
+          <w:bCs/>
+        </w:rPr>
+        <w:t>Мероприятия по месяцам:</w:t>
+      </w:r>
+      <w:r>
+        <w:t xml:space="preserve"> совпавшие с разметкой (синие), найденные вне разметки (серые), пропущенные (оранжевые). С июня разметки почти нет, поэтому всё найденное там серое.</w:t>
+      </w:r>
+    </w:p>
+    <w:p>
+      <w:pPr>
+        <w:pStyle w:val="a4"/>
+        <w:numPr>
+          <w:ilvl w:val="0"/>
+          <w:numId w:val="7"/>
+        </w:numPr>
+        <w:spacing w:after="80" w:line="264" w:lineRule="auto"/>
+      </w:pPr>
+      <w:r>
+        <w:rPr>
+          <w:b/>
+          <w:bCs/>
+        </w:rPr>
+        <w:t>Ключевые метрики</w:t>
+      </w:r>
+      <w:r>
+        <w:t xml:space="preserve"> — найдено размеченных, точность начала и окончания, число найденных вне разметки.</w:t>
+      </w:r>
+    </w:p>
+    <w:p>
+      <w:pPr>
+        <w:pStyle w:val="2"/>
+        <w:keepNext/>
+      </w:pPr>
+      <w:bookmarkStart w:id="37" w:name="_Toc243404050"/>
+      <w:r>
+        <w:t>10.3. Цвета и скорость</w:t>
+      </w:r>
+      <w:bookmarkEnd w:id="37"/>
     </w:p>
     <w:p>
       <w:pPr>
@@ -12475,50 +12605,10 @@
         <w:spacing w:after="60" w:line="264" w:lineRule="auto"/>
       </w:pPr>
       <w:r>
-        <w:rPr>
-          <w:b/>
-          <w:bCs/>
-        </w:rPr>
-        <w:t>Данные отделены от алгоритма.</w:t>
-      </w:r>
-      <w:r>
-        <w:t xml:space="preserve"> Модуль </w:t>
-      </w:r>
-      <w:r>
-        <w:rPr>
-          <w:rFonts w:ascii="Consolas" w:eastAsia="Consolas" w:hAnsi="Consolas" w:cs="Consolas"/>
-          <w:color w:val="7A2E0E"/>
-          <w:sz w:val="19"/>
-          <w:szCs w:val="19"/>
-        </w:rPr>
-        <w:t>excel</w:t>
-      </w:r>
-      <w:r>
-        <w:t xml:space="preserve"> превращает файлы в </w:t>
-      </w:r>
-      <w:r>
-        <w:rPr>
-          <w:rFonts w:ascii="Consolas" w:eastAsia="Consolas" w:hAnsi="Consolas" w:cs="Consolas"/>
-          <w:color w:val="7A2E0E"/>
-          <w:sz w:val="19"/>
-          <w:szCs w:val="19"/>
-        </w:rPr>
-        <w:t>Well</w:t>
-      </w:r>
-      <w:r>
-        <w:t xml:space="preserve">, алгоритм работает только с </w:t>
-      </w:r>
-      <w:r>
-        <w:rPr>
-          <w:rFonts w:ascii="Consolas" w:eastAsia="Consolas" w:hAnsi="Consolas" w:cs="Consolas"/>
-          <w:color w:val="7A2E0E"/>
-          <w:sz w:val="19"/>
-          <w:szCs w:val="19"/>
-        </w:rPr>
-        <w:t>Well</w:t>
-      </w:r>
-      <w:r>
-        <w:t>.</w:t>
+        <w:t xml:space="preserve">Синий — найденное детектором, оранжевый — разметка, серый — замеры и второстепенное. Пара синий/оранжевый различима и при нарушениях </w:t>
+      </w:r>
+      <w:r>
+        <w:t>цветового зрения.</w:t>
       </w:r>
     </w:p>
     <w:p>
@@ -12531,14 +12621,8 @@
         <w:spacing w:after="60" w:line="264" w:lineRule="auto"/>
       </w:pPr>
       <w:r>
-        <w:rPr>
-          <w:b/>
-          <w:bCs/>
-        </w:rPr>
-        <w:t>Один шаг — один класс.</w:t>
-      </w:r>
-      <w:r>
-        <w:t xml:space="preserve"> Каждый шаг можно проверить тестом и заменить отдельно, </w:t>
+        <w:lastRenderedPageBreak/>
+        <w:t xml:space="preserve">Один график скважины рисуется около 1 секунды. Графики независимы, поэтому </w:t>
       </w:r>
       <w:r>
         <w:rPr>
@@ -12547,11 +12631,1580 @@
           <w:sz w:val="19"/>
           <w:szCs w:val="19"/>
         </w:rPr>
-        <w:t>FrequencyIncreaseDetector</w:t>
-      </w:r>
-      <w:r>
-        <w:t xml:space="preserve"> только связывает их.</w:t>
-      </w:r>
+        <w:t>PlotReport</w:t>
+      </w:r>
+      <w:r>
+        <w:t xml:space="preserve"> рисует их параллельно, до 4 процессов: больше на 8 ГБ памяти не помещается. Полный прогон (</w:t>
+      </w:r>
+      <w:r>
+        <w:rPr>
+          <w:rFonts w:ascii="Consolas" w:eastAsia="Consolas" w:hAnsi="Consolas" w:cs="Consolas"/>
+          <w:color w:val="7A2E0E"/>
+          <w:sz w:val="19"/>
+          <w:szCs w:val="19"/>
+        </w:rPr>
+        <w:t>python main.py</w:t>
+      </w:r>
+      <w:r>
+        <w:t xml:space="preserve">, 105 скважин) занимает около 1–1.5 минуты, со </w:t>
+      </w:r>
+      <w:r>
+        <w:t>всеми скважинами (</w:t>
+      </w:r>
+      <w:r>
+        <w:rPr>
+          <w:rFonts w:ascii="Consolas" w:eastAsia="Consolas" w:hAnsi="Consolas" w:cs="Consolas"/>
+          <w:color w:val="7A2E0E"/>
+          <w:sz w:val="19"/>
+          <w:szCs w:val="19"/>
+        </w:rPr>
+        <w:t>--all-wells</w:t>
+      </w:r>
+      <w:r>
+        <w:t>, ~330) — около 2 минут.</w:t>
+      </w:r>
+    </w:p>
+    <w:p>
+      <w:pPr>
+        <w:pStyle w:val="1"/>
+        <w:keepNext/>
+      </w:pPr>
+      <w:bookmarkStart w:id="38" w:name="_Toc243404051"/>
+      <w:r>
+        <w:t>11. Устройство кода</w:t>
+      </w:r>
+      <w:bookmarkEnd w:id="38"/>
+    </w:p>
+    <w:p>
+      <w:pPr>
+        <w:pStyle w:val="2"/>
+        <w:keepNext/>
+      </w:pPr>
+      <w:bookmarkStart w:id="39" w:name="_Toc243404052"/>
+      <w:r>
+        <w:t>11.1. Структура пакета</w:t>
+      </w:r>
+      <w:bookmarkEnd w:id="39"/>
+    </w:p>
+    <w:tbl>
+      <w:tblPr>
+        <w:tblW w:w="9638" w:type="dxa"/>
+        <w:tblBorders>
+          <w:top w:val="single" w:sz="4" w:space="0" w:color="auto"/>
+          <w:left w:val="single" w:sz="4" w:space="0" w:color="auto"/>
+          <w:bottom w:val="single" w:sz="4" w:space="0" w:color="auto"/>
+          <w:right w:val="single" w:sz="4" w:space="0" w:color="auto"/>
+          <w:insideH w:val="single" w:sz="4" w:space="0" w:color="auto"/>
+          <w:insideV w:val="single" w:sz="4" w:space="0" w:color="auto"/>
+        </w:tblBorders>
+        <w:tblLook w:val="04A0" w:firstRow="1" w:lastRow="0" w:firstColumn="1" w:lastColumn="0" w:noHBand="0" w:noVBand="1"/>
+      </w:tblPr>
+      <w:tblGrid>
+        <w:gridCol w:w="2497"/>
+        <w:gridCol w:w="3970"/>
+        <w:gridCol w:w="3171"/>
+      </w:tblGrid>
+      <w:tr>
+        <w:trPr>
+          <w:tblHeader/>
+        </w:trPr>
+        <w:tc>
+          <w:tcPr>
+            <w:tcW w:w="2313" w:type="dxa"/>
+            <w:tcBorders>
+              <w:top w:val="single" w:sz="4" w:space="0" w:color="BFBFBF"/>
+              <w:left w:val="single" w:sz="4" w:space="0" w:color="BFBFBF"/>
+              <w:bottom w:val="single" w:sz="4" w:space="0" w:color="BFBFBF"/>
+              <w:right w:val="single" w:sz="4" w:space="0" w:color="BFBFBF"/>
+            </w:tcBorders>
+            <w:shd w:val="clear" w:color="auto" w:fill="DCE6F1"/>
+            <w:tcMar>
+              <w:top w:w="60" w:type="dxa"/>
+              <w:left w:w="100" w:type="dxa"/>
+              <w:bottom w:w="60" w:type="dxa"/>
+              <w:right w:w="100" w:type="dxa"/>
+            </w:tcMar>
+          </w:tcPr>
+          <w:p>
+            <w:pPr>
+              <w:spacing w:line="252" w:lineRule="auto"/>
+            </w:pPr>
+            <w:r>
+              <w:rPr>
+                <w:b/>
+                <w:bCs/>
+              </w:rPr>
+              <w:t>Модуль</w:t>
+            </w:r>
+          </w:p>
+        </w:tc>
+        <w:tc>
+          <w:tcPr>
+            <w:tcW w:w="4048" w:type="dxa"/>
+            <w:tcBorders>
+              <w:top w:val="single" w:sz="4" w:space="0" w:color="BFBFBF"/>
+              <w:left w:val="single" w:sz="4" w:space="0" w:color="BFBFBF"/>
+              <w:bottom w:val="single" w:sz="4" w:space="0" w:color="BFBFBF"/>
+              <w:right w:val="single" w:sz="4" w:space="0" w:color="BFBFBF"/>
+            </w:tcBorders>
+            <w:shd w:val="clear" w:color="auto" w:fill="DCE6F1"/>
+            <w:tcMar>
+              <w:top w:w="60" w:type="dxa"/>
+              <w:left w:w="100" w:type="dxa"/>
+              <w:bottom w:w="60" w:type="dxa"/>
+              <w:right w:w="100" w:type="dxa"/>
+            </w:tcMar>
+          </w:tcPr>
+          <w:p>
+            <w:pPr>
+              <w:spacing w:line="252" w:lineRule="auto"/>
+            </w:pPr>
+            <w:r>
+              <w:rPr>
+                <w:b/>
+                <w:bCs/>
+              </w:rPr>
+              <w:t>Классы и функции</w:t>
+            </w:r>
+          </w:p>
+        </w:tc>
+        <w:tc>
+          <w:tcPr>
+            <w:tcW w:w="3277" w:type="dxa"/>
+            <w:tcBorders>
+              <w:top w:val="single" w:sz="4" w:space="0" w:color="BFBFBF"/>
+              <w:left w:val="single" w:sz="4" w:space="0" w:color="BFBFBF"/>
+              <w:bottom w:val="single" w:sz="4" w:space="0" w:color="BFBFBF"/>
+              <w:right w:val="single" w:sz="4" w:space="0" w:color="BFBFBF"/>
+            </w:tcBorders>
+            <w:shd w:val="clear" w:color="auto" w:fill="DCE6F1"/>
+            <w:tcMar>
+              <w:top w:w="60" w:type="dxa"/>
+              <w:left w:w="100" w:type="dxa"/>
+              <w:bottom w:w="60" w:type="dxa"/>
+              <w:right w:w="100" w:type="dxa"/>
+            </w:tcMar>
+          </w:tcPr>
+          <w:p>
+            <w:pPr>
+              <w:spacing w:line="252" w:lineRule="auto"/>
+            </w:pPr>
+            <w:r>
+              <w:rPr>
+                <w:b/>
+                <w:bCs/>
+              </w:rPr>
+              <w:t>Назначение</w:t>
+            </w:r>
+          </w:p>
+        </w:tc>
+      </w:tr>
+      <w:tr>
+        <w:tc>
+          <w:tcPr>
+            <w:tcW w:w="2313" w:type="dxa"/>
+            <w:tcBorders>
+              <w:top w:val="single" w:sz="4" w:space="0" w:color="BFBFBF"/>
+              <w:left w:val="single" w:sz="4" w:space="0" w:color="BFBFBF"/>
+              <w:bottom w:val="single" w:sz="4" w:space="0" w:color="BFBFBF"/>
+              <w:right w:val="single" w:sz="4" w:space="0" w:color="BFBFBF"/>
+            </w:tcBorders>
+            <w:tcMar>
+              <w:top w:w="60" w:type="dxa"/>
+              <w:left w:w="100" w:type="dxa"/>
+              <w:bottom w:w="60" w:type="dxa"/>
+              <w:right w:w="100" w:type="dxa"/>
+            </w:tcMar>
+          </w:tcPr>
+          <w:p>
+            <w:pPr>
+              <w:spacing w:line="252" w:lineRule="auto"/>
+            </w:pPr>
+            <w:r>
+              <w:t>config.py</w:t>
+            </w:r>
+          </w:p>
+        </w:tc>
+        <w:tc>
+          <w:tcPr>
+            <w:tcW w:w="4048" w:type="dxa"/>
+            <w:tcBorders>
+              <w:top w:val="single" w:sz="4" w:space="0" w:color="BFBFBF"/>
+              <w:left w:val="single" w:sz="4" w:space="0" w:color="BFBFBF"/>
+              <w:bottom w:val="single" w:sz="4" w:space="0" w:color="BFBFBF"/>
+              <w:right w:val="single" w:sz="4" w:space="0" w:color="BFBFBF"/>
+            </w:tcBorders>
+            <w:tcMar>
+              <w:top w:w="60" w:type="dxa"/>
+              <w:left w:w="100" w:type="dxa"/>
+              <w:bottom w:w="60" w:type="dxa"/>
+              <w:right w:w="100" w:type="dxa"/>
+            </w:tcMar>
+          </w:tcPr>
+          <w:p>
+            <w:pPr>
+              <w:spacing w:line="252" w:lineRule="auto"/>
+            </w:pPr>
+            <w:r>
+              <w:rPr>
+                <w:rFonts w:ascii="Consolas" w:eastAsia="Consolas" w:hAnsi="Consolas" w:cs="Consolas"/>
+                <w:color w:val="7A2E0E"/>
+                <w:sz w:val="19"/>
+                <w:szCs w:val="19"/>
+              </w:rPr>
+              <w:t>DetectorConfig</w:t>
+            </w:r>
+            <w:r>
+              <w:t xml:space="preserve">, </w:t>
+            </w:r>
+            <w:r>
+              <w:rPr>
+                <w:rFonts w:ascii="Consolas" w:eastAsia="Consolas" w:hAnsi="Consolas" w:cs="Consolas"/>
+                <w:color w:val="7A2E0E"/>
+                <w:sz w:val="19"/>
+                <w:szCs w:val="19"/>
+              </w:rPr>
+              <w:t>StartMode</w:t>
+            </w:r>
+            <w:r>
+              <w:t xml:space="preserve">, </w:t>
+            </w:r>
+            <w:r>
+              <w:rPr>
+                <w:rFonts w:ascii="Consolas" w:eastAsia="Consolas" w:hAnsi="Consolas" w:cs="Consolas"/>
+                <w:color w:val="7A2E0E"/>
+                <w:sz w:val="19"/>
+                <w:szCs w:val="19"/>
+              </w:rPr>
+              <w:t>EndRule</w:t>
+            </w:r>
+          </w:p>
+        </w:tc>
+        <w:tc>
+          <w:tcPr>
+            <w:tcW w:w="3277" w:type="dxa"/>
+            <w:tcBorders>
+              <w:top w:val="single" w:sz="4" w:space="0" w:color="BFBFBF"/>
+              <w:left w:val="single" w:sz="4" w:space="0" w:color="BFBFBF"/>
+              <w:bottom w:val="single" w:sz="4" w:space="0" w:color="BFBFBF"/>
+              <w:right w:val="single" w:sz="4" w:space="0" w:color="BFBFBF"/>
+            </w:tcBorders>
+            <w:tcMar>
+              <w:top w:w="60" w:type="dxa"/>
+              <w:left w:w="100" w:type="dxa"/>
+              <w:bottom w:w="60" w:type="dxa"/>
+              <w:right w:w="100" w:type="dxa"/>
+            </w:tcMar>
+          </w:tcPr>
+          <w:p>
+            <w:pPr>
+              <w:spacing w:line="252" w:lineRule="auto"/>
+            </w:pPr>
+            <w:r>
+              <w:t>все параметры алгоритма; сохранение и загрузка JSON</w:t>
+            </w:r>
+          </w:p>
+        </w:tc>
+      </w:tr>
+      <w:tr>
+        <w:tc>
+          <w:tcPr>
+            <w:tcW w:w="2313" w:type="dxa"/>
+            <w:tcBorders>
+              <w:top w:val="single" w:sz="4" w:space="0" w:color="BFBFBF"/>
+              <w:left w:val="single" w:sz="4" w:space="0" w:color="BFBFBF"/>
+              <w:bottom w:val="single" w:sz="4" w:space="0" w:color="BFBFBF"/>
+              <w:right w:val="single" w:sz="4" w:space="0" w:color="BFBFBF"/>
+            </w:tcBorders>
+            <w:tcMar>
+              <w:top w:w="60" w:type="dxa"/>
+              <w:left w:w="100" w:type="dxa"/>
+              <w:bottom w:w="60" w:type="dxa"/>
+              <w:right w:w="100" w:type="dxa"/>
+            </w:tcMar>
+          </w:tcPr>
+          <w:p>
+            <w:pPr>
+              <w:spacing w:line="252" w:lineRule="auto"/>
+            </w:pPr>
+            <w:r>
+              <w:t>models.py</w:t>
+            </w:r>
+          </w:p>
+        </w:tc>
+        <w:tc>
+          <w:tcPr>
+            <w:tcW w:w="4048" w:type="dxa"/>
+            <w:tcBorders>
+              <w:top w:val="single" w:sz="4" w:space="0" w:color="BFBFBF"/>
+              <w:left w:val="single" w:sz="4" w:space="0" w:color="BFBFBF"/>
+              <w:bottom w:val="single" w:sz="4" w:space="0" w:color="BFBFBF"/>
+              <w:right w:val="single" w:sz="4" w:space="0" w:color="BFBFBF"/>
+            </w:tcBorders>
+            <w:tcMar>
+              <w:top w:w="60" w:type="dxa"/>
+              <w:left w:w="100" w:type="dxa"/>
+              <w:bottom w:w="60" w:type="dxa"/>
+              <w:right w:w="100" w:type="dxa"/>
+            </w:tcMar>
+          </w:tcPr>
+          <w:p>
+            <w:pPr>
+              <w:spacing w:line="252" w:lineRule="auto"/>
+            </w:pPr>
+            <w:r>
+              <w:rPr>
+                <w:rFonts w:ascii="Consolas" w:eastAsia="Consolas" w:hAnsi="Consolas" w:cs="Consolas"/>
+                <w:color w:val="7A2E0E"/>
+                <w:sz w:val="19"/>
+                <w:szCs w:val="19"/>
+              </w:rPr>
+              <w:t>Well</w:t>
+            </w:r>
+            <w:r>
+              <w:t xml:space="preserve">, </w:t>
+            </w:r>
+            <w:r>
+              <w:rPr>
+                <w:rFonts w:ascii="Consolas" w:eastAsia="Consolas" w:hAnsi="Consolas" w:cs="Consolas"/>
+                <w:color w:val="7A2E0E"/>
+                <w:sz w:val="19"/>
+                <w:szCs w:val="19"/>
+              </w:rPr>
+              <w:t>Label</w:t>
+            </w:r>
+            <w:r>
+              <w:t xml:space="preserve">, </w:t>
+            </w:r>
+            <w:r>
+              <w:rPr>
+                <w:rFonts w:ascii="Consolas" w:eastAsia="Consolas" w:hAnsi="Consolas" w:cs="Consolas"/>
+                <w:color w:val="7A2E0E"/>
+                <w:sz w:val="19"/>
+                <w:szCs w:val="19"/>
+              </w:rPr>
+              <w:t>FrequencyStep</w:t>
+            </w:r>
+            <w:r>
+              <w:t xml:space="preserve">, </w:t>
+            </w:r>
+            <w:r>
+              <w:rPr>
+                <w:rFonts w:ascii="Consolas" w:eastAsia="Consolas" w:hAnsi="Consolas" w:cs="Consolas"/>
+                <w:color w:val="7A2E0E"/>
+                <w:sz w:val="19"/>
+                <w:szCs w:val="19"/>
+              </w:rPr>
+              <w:t>Baseline</w:t>
+            </w:r>
+            <w:r>
+              <w:t xml:space="preserve">, </w:t>
+            </w:r>
+            <w:r>
+              <w:rPr>
+                <w:rFonts w:ascii="Consolas" w:eastAsia="Consolas" w:hAnsi="Consolas" w:cs="Consolas"/>
+                <w:color w:val="7A2E0E"/>
+                <w:sz w:val="19"/>
+                <w:szCs w:val="19"/>
+              </w:rPr>
+              <w:t>Event</w:t>
+            </w:r>
+            <w:r>
+              <w:t xml:space="preserve">, </w:t>
+            </w:r>
+            <w:r>
+              <w:rPr>
+                <w:rFonts w:ascii="Consolas" w:eastAsia="Consolas" w:hAnsi="Consolas" w:cs="Consolas"/>
+                <w:color w:val="7A2E0E"/>
+                <w:sz w:val="19"/>
+                <w:szCs w:val="19"/>
+              </w:rPr>
+              <w:t>EndReason</w:t>
+            </w:r>
+          </w:p>
+        </w:tc>
+        <w:tc>
+          <w:tcPr>
+            <w:tcW w:w="3277" w:type="dxa"/>
+            <w:tcBorders>
+              <w:top w:val="single" w:sz="4" w:space="0" w:color="BFBFBF"/>
+              <w:left w:val="single" w:sz="4" w:space="0" w:color="BFBFBF"/>
+              <w:bottom w:val="single" w:sz="4" w:space="0" w:color="BFBFBF"/>
+              <w:right w:val="single" w:sz="4" w:space="0" w:color="BFBFBF"/>
+            </w:tcBorders>
+            <w:tcMar>
+              <w:top w:w="60" w:type="dxa"/>
+              <w:left w:w="100" w:type="dxa"/>
+              <w:bottom w:w="60" w:type="dxa"/>
+              <w:right w:w="100" w:type="dxa"/>
+            </w:tcMar>
+          </w:tcPr>
+          <w:p>
+            <w:pPr>
+              <w:spacing w:line="252" w:lineRule="auto"/>
+            </w:pPr>
+            <w:r>
+              <w:t>модели данных</w:t>
+            </w:r>
+          </w:p>
+        </w:tc>
+      </w:tr>
+      <w:tr>
+        <w:tc>
+          <w:tcPr>
+            <w:tcW w:w="2313" w:type="dxa"/>
+            <w:tcBorders>
+              <w:top w:val="single" w:sz="4" w:space="0" w:color="BFBFBF"/>
+              <w:left w:val="single" w:sz="4" w:space="0" w:color="BFBFBF"/>
+              <w:bottom w:val="single" w:sz="4" w:space="0" w:color="BFBFBF"/>
+              <w:right w:val="single" w:sz="4" w:space="0" w:color="BFBFBF"/>
+            </w:tcBorders>
+            <w:tcMar>
+              <w:top w:w="60" w:type="dxa"/>
+              <w:left w:w="100" w:type="dxa"/>
+              <w:bottom w:w="60" w:type="dxa"/>
+              <w:right w:w="100" w:type="dxa"/>
+            </w:tcMar>
+          </w:tcPr>
+          <w:p>
+            <w:pPr>
+              <w:spacing w:line="252" w:lineRule="auto"/>
+            </w:pPr>
+            <w:r>
+              <w:t>detection/steps.py</w:t>
+            </w:r>
+          </w:p>
+        </w:tc>
+        <w:tc>
+          <w:tcPr>
+            <w:tcW w:w="4048" w:type="dxa"/>
+            <w:tcBorders>
+              <w:top w:val="single" w:sz="4" w:space="0" w:color="BFBFBF"/>
+              <w:left w:val="single" w:sz="4" w:space="0" w:color="BFBFBF"/>
+              <w:bottom w:val="single" w:sz="4" w:space="0" w:color="BFBFBF"/>
+              <w:right w:val="single" w:sz="4" w:space="0" w:color="BFBFBF"/>
+            </w:tcBorders>
+            <w:tcMar>
+              <w:top w:w="60" w:type="dxa"/>
+              <w:left w:w="100" w:type="dxa"/>
+              <w:bottom w:w="60" w:type="dxa"/>
+              <w:right w:w="100" w:type="dxa"/>
+            </w:tcMar>
+          </w:tcPr>
+          <w:p>
+            <w:pPr>
+              <w:spacing w:line="252" w:lineRule="auto"/>
+            </w:pPr>
+            <w:r>
+              <w:rPr>
+                <w:rFonts w:ascii="Consolas" w:eastAsia="Consolas" w:hAnsi="Consolas" w:cs="Consolas"/>
+                <w:color w:val="7A2E0E"/>
+                <w:sz w:val="19"/>
+                <w:szCs w:val="19"/>
+              </w:rPr>
+              <w:t>StepDetector</w:t>
+            </w:r>
+          </w:p>
+        </w:tc>
+        <w:tc>
+          <w:tcPr>
+            <w:tcW w:w="3277" w:type="dxa"/>
+            <w:tcBorders>
+              <w:top w:val="single" w:sz="4" w:space="0" w:color="BFBFBF"/>
+              <w:left w:val="single" w:sz="4" w:space="0" w:color="BFBFBF"/>
+              <w:bottom w:val="single" w:sz="4" w:space="0" w:color="BFBFBF"/>
+              <w:right w:val="single" w:sz="4" w:space="0" w:color="BFBFBF"/>
+            </w:tcBorders>
+            <w:tcMar>
+              <w:top w:w="60" w:type="dxa"/>
+              <w:left w:w="100" w:type="dxa"/>
+              <w:bottom w:w="60" w:type="dxa"/>
+              <w:right w:w="100" w:type="dxa"/>
+            </w:tcMar>
+          </w:tcPr>
+          <w:p>
+            <w:pPr>
+              <w:spacing w:line="252" w:lineRule="auto"/>
+            </w:pPr>
+            <w:r>
+              <w:t>шаг 1 — скачок частоты</w:t>
+            </w:r>
+          </w:p>
+        </w:tc>
+      </w:tr>
+      <w:tr>
+        <w:tc>
+          <w:tcPr>
+            <w:tcW w:w="2313" w:type="dxa"/>
+            <w:tcBorders>
+              <w:top w:val="single" w:sz="4" w:space="0" w:color="BFBFBF"/>
+              <w:left w:val="single" w:sz="4" w:space="0" w:color="BFBFBF"/>
+              <w:bottom w:val="single" w:sz="4" w:space="0" w:color="BFBFBF"/>
+              <w:right w:val="single" w:sz="4" w:space="0" w:color="BFBFBF"/>
+            </w:tcBorders>
+            <w:tcMar>
+              <w:top w:w="60" w:type="dxa"/>
+              <w:left w:w="100" w:type="dxa"/>
+              <w:bottom w:w="60" w:type="dxa"/>
+              <w:right w:w="100" w:type="dxa"/>
+            </w:tcMar>
+          </w:tcPr>
+          <w:p>
+            <w:pPr>
+              <w:spacing w:line="252" w:lineRule="auto"/>
+            </w:pPr>
+            <w:r>
+              <w:t>detection/effect.py</w:t>
+            </w:r>
+          </w:p>
+        </w:tc>
+        <w:tc>
+          <w:tcPr>
+            <w:tcW w:w="4048" w:type="dxa"/>
+            <w:tcBorders>
+              <w:top w:val="single" w:sz="4" w:space="0" w:color="BFBFBF"/>
+              <w:left w:val="single" w:sz="4" w:space="0" w:color="BFBFBF"/>
+              <w:bottom w:val="single" w:sz="4" w:space="0" w:color="BFBFBF"/>
+              <w:right w:val="single" w:sz="4" w:space="0" w:color="BFBFBF"/>
+            </w:tcBorders>
+            <w:tcMar>
+              <w:top w:w="60" w:type="dxa"/>
+              <w:left w:w="100" w:type="dxa"/>
+              <w:bottom w:w="60" w:type="dxa"/>
+              <w:right w:w="100" w:type="dxa"/>
+            </w:tcMar>
+          </w:tcPr>
+          <w:p>
+            <w:pPr>
+              <w:spacing w:line="252" w:lineRule="auto"/>
+            </w:pPr>
+            <w:r>
+              <w:rPr>
+                <w:rFonts w:ascii="Consolas" w:eastAsia="Consolas" w:hAnsi="Consolas" w:cs="Consolas"/>
+                <w:color w:val="7A2E0E"/>
+                <w:sz w:val="19"/>
+                <w:szCs w:val="19"/>
+              </w:rPr>
+              <w:t>baseline_before</w:t>
+            </w:r>
+            <w:r>
+              <w:t xml:space="preserve">, </w:t>
+            </w:r>
+            <w:r>
+              <w:rPr>
+                <w:rFonts w:ascii="Consolas" w:eastAsia="Consolas" w:hAnsi="Consolas" w:cs="Consolas"/>
+                <w:color w:val="7A2E0E"/>
+                <w:sz w:val="19"/>
+                <w:szCs w:val="19"/>
+              </w:rPr>
+              <w:t>EffectStartFinder</w:t>
+            </w:r>
+            <w:r>
+              <w:t xml:space="preserve">, </w:t>
+            </w:r>
+            <w:r>
+              <w:rPr>
+                <w:rFonts w:ascii="Consolas" w:eastAsia="Consolas" w:hAnsi="Consolas" w:cs="Consolas"/>
+                <w:color w:val="7A2E0E"/>
+                <w:sz w:val="19"/>
+                <w:szCs w:val="19"/>
+              </w:rPr>
+              <w:t>EffectEndFinder</w:t>
+            </w:r>
+          </w:p>
+        </w:tc>
+        <w:tc>
+          <w:tcPr>
+            <w:tcW w:w="3277" w:type="dxa"/>
+            <w:tcBorders>
+              <w:top w:val="single" w:sz="4" w:space="0" w:color="BFBFBF"/>
+              <w:left w:val="single" w:sz="4" w:space="0" w:color="BFBFBF"/>
+              <w:bottom w:val="single" w:sz="4" w:space="0" w:color="BFBFBF"/>
+              <w:right w:val="single" w:sz="4" w:space="0" w:color="BFBFBF"/>
+            </w:tcBorders>
+            <w:tcMar>
+              <w:top w:w="60" w:type="dxa"/>
+              <w:left w:w="100" w:type="dxa"/>
+              <w:bottom w:w="60" w:type="dxa"/>
+              <w:right w:w="100" w:type="dxa"/>
+            </w:tcMar>
+          </w:tcPr>
+          <w:p>
+            <w:pPr>
+              <w:spacing w:line="252" w:lineRule="auto"/>
+            </w:pPr>
+            <w:r>
+              <w:t>шаги 2–4</w:t>
+            </w:r>
+          </w:p>
+        </w:tc>
+      </w:tr>
+      <w:tr>
+        <w:tc>
+          <w:tcPr>
+            <w:tcW w:w="2313" w:type="dxa"/>
+            <w:tcBorders>
+              <w:top w:val="single" w:sz="4" w:space="0" w:color="BFBFBF"/>
+              <w:left w:val="single" w:sz="4" w:space="0" w:color="BFBFBF"/>
+              <w:bottom w:val="single" w:sz="4" w:space="0" w:color="BFBFBF"/>
+              <w:right w:val="single" w:sz="4" w:space="0" w:color="BFBFBF"/>
+            </w:tcBorders>
+            <w:tcMar>
+              <w:top w:w="60" w:type="dxa"/>
+              <w:left w:w="100" w:type="dxa"/>
+              <w:bottom w:w="60" w:type="dxa"/>
+              <w:right w:w="100" w:type="dxa"/>
+            </w:tcMar>
+          </w:tcPr>
+          <w:p>
+            <w:pPr>
+              <w:spacing w:line="252" w:lineRule="auto"/>
+            </w:pPr>
+            <w:r>
+              <w:t>detection/detector.py</w:t>
+            </w:r>
+          </w:p>
+        </w:tc>
+        <w:tc>
+          <w:tcPr>
+            <w:tcW w:w="4048" w:type="dxa"/>
+            <w:tcBorders>
+              <w:top w:val="single" w:sz="4" w:space="0" w:color="BFBFBF"/>
+              <w:left w:val="single" w:sz="4" w:space="0" w:color="BFBFBF"/>
+              <w:bottom w:val="single" w:sz="4" w:space="0" w:color="BFBFBF"/>
+              <w:right w:val="single" w:sz="4" w:space="0" w:color="BFBFBF"/>
+            </w:tcBorders>
+            <w:tcMar>
+              <w:top w:w="60" w:type="dxa"/>
+              <w:left w:w="100" w:type="dxa"/>
+              <w:bottom w:w="60" w:type="dxa"/>
+              <w:right w:w="100" w:type="dxa"/>
+            </w:tcMar>
+          </w:tcPr>
+          <w:p>
+            <w:pPr>
+              <w:spacing w:line="252" w:lineRule="auto"/>
+            </w:pPr>
+            <w:r>
+              <w:rPr>
+                <w:rFonts w:ascii="Consolas" w:eastAsia="Consolas" w:hAnsi="Consolas" w:cs="Consolas"/>
+                <w:color w:val="7A2E0E"/>
+                <w:sz w:val="19"/>
+                <w:szCs w:val="19"/>
+              </w:rPr>
+              <w:t>FrequencyIncreaseDetector</w:t>
+            </w:r>
+          </w:p>
+        </w:tc>
+        <w:tc>
+          <w:tcPr>
+            <w:tcW w:w="3277" w:type="dxa"/>
+            <w:tcBorders>
+              <w:top w:val="single" w:sz="4" w:space="0" w:color="BFBFBF"/>
+              <w:left w:val="single" w:sz="4" w:space="0" w:color="BFBFBF"/>
+              <w:bottom w:val="single" w:sz="4" w:space="0" w:color="BFBFBF"/>
+              <w:right w:val="single" w:sz="4" w:space="0" w:color="BFBFBF"/>
+            </w:tcBorders>
+            <w:tcMar>
+              <w:top w:w="60" w:type="dxa"/>
+              <w:left w:w="100" w:type="dxa"/>
+              <w:bottom w:w="60" w:type="dxa"/>
+              <w:right w:w="100" w:type="dxa"/>
+            </w:tcMar>
+          </w:tcPr>
+          <w:p>
+            <w:pPr>
+              <w:spacing w:line="252" w:lineRule="auto"/>
+            </w:pPr>
+            <w:r>
+              <w:t xml:space="preserve">собирает шаги, создаёт </w:t>
+            </w:r>
+            <w:r>
+              <w:rPr>
+                <w:rFonts w:ascii="Consolas" w:eastAsia="Consolas" w:hAnsi="Consolas" w:cs="Consolas"/>
+                <w:color w:val="7A2E0E"/>
+                <w:sz w:val="19"/>
+                <w:szCs w:val="19"/>
+              </w:rPr>
+              <w:t>Event</w:t>
+            </w:r>
+          </w:p>
+        </w:tc>
+      </w:tr>
+      <w:tr>
+        <w:tc>
+          <w:tcPr>
+            <w:tcW w:w="2313" w:type="dxa"/>
+            <w:tcBorders>
+              <w:top w:val="single" w:sz="4" w:space="0" w:color="BFBFBF"/>
+              <w:left w:val="single" w:sz="4" w:space="0" w:color="BFBFBF"/>
+              <w:bottom w:val="single" w:sz="4" w:space="0" w:color="BFBFBF"/>
+              <w:right w:val="single" w:sz="4" w:space="0" w:color="BFBFBF"/>
+            </w:tcBorders>
+            <w:tcMar>
+              <w:top w:w="60" w:type="dxa"/>
+              <w:left w:w="100" w:type="dxa"/>
+              <w:bottom w:w="60" w:type="dxa"/>
+              <w:right w:w="100" w:type="dxa"/>
+            </w:tcMar>
+          </w:tcPr>
+          <w:p>
+            <w:pPr>
+              <w:spacing w:line="252" w:lineRule="auto"/>
+            </w:pPr>
+            <w:r>
+              <w:t>evaluation/matching.py</w:t>
+            </w:r>
+          </w:p>
+        </w:tc>
+        <w:tc>
+          <w:tcPr>
+            <w:tcW w:w="4048" w:type="dxa"/>
+            <w:tcBorders>
+              <w:top w:val="single" w:sz="4" w:space="0" w:color="BFBFBF"/>
+              <w:left w:val="single" w:sz="4" w:space="0" w:color="BFBFBF"/>
+              <w:bottom w:val="single" w:sz="4" w:space="0" w:color="BFBFBF"/>
+              <w:right w:val="single" w:sz="4" w:space="0" w:color="BFBFBF"/>
+            </w:tcBorders>
+            <w:tcMar>
+              <w:top w:w="60" w:type="dxa"/>
+              <w:left w:w="100" w:type="dxa"/>
+              <w:bottom w:w="60" w:type="dxa"/>
+              <w:right w:w="100" w:type="dxa"/>
+            </w:tcMar>
+          </w:tcPr>
+          <w:p>
+            <w:pPr>
+              <w:spacing w:line="252" w:lineRule="auto"/>
+            </w:pPr>
+            <w:r>
+              <w:rPr>
+                <w:rFonts w:ascii="Consolas" w:eastAsia="Consolas" w:hAnsi="Consolas" w:cs="Consolas"/>
+                <w:color w:val="7A2E0E"/>
+                <w:sz w:val="19"/>
+                <w:szCs w:val="19"/>
+              </w:rPr>
+              <w:t>EventMatcher</w:t>
+            </w:r>
+            <w:r>
+              <w:t xml:space="preserve">, </w:t>
+            </w:r>
+            <w:r>
+              <w:rPr>
+                <w:rFonts w:ascii="Consolas" w:eastAsia="Consolas" w:hAnsi="Consolas" w:cs="Consolas"/>
+                <w:color w:val="7A2E0E"/>
+                <w:sz w:val="19"/>
+                <w:szCs w:val="19"/>
+              </w:rPr>
+              <w:t>Score</w:t>
+            </w:r>
+            <w:r>
+              <w:t xml:space="preserve">, </w:t>
+            </w:r>
+            <w:r>
+              <w:rPr>
+                <w:rFonts w:ascii="Consolas" w:eastAsia="Consolas" w:hAnsi="Consolas" w:cs="Consolas"/>
+                <w:color w:val="7A2E0E"/>
+                <w:sz w:val="19"/>
+                <w:szCs w:val="19"/>
+              </w:rPr>
+              <w:t>MatchResult</w:t>
+            </w:r>
+          </w:p>
+        </w:tc>
+        <w:tc>
+          <w:tcPr>
+            <w:tcW w:w="3277" w:type="dxa"/>
+            <w:tcBorders>
+              <w:top w:val="single" w:sz="4" w:space="0" w:color="BFBFBF"/>
+              <w:left w:val="single" w:sz="4" w:space="0" w:color="BFBFBF"/>
+              <w:bottom w:val="single" w:sz="4" w:space="0" w:color="BFBFBF"/>
+              <w:right w:val="single" w:sz="4" w:space="0" w:color="BFBFBF"/>
+            </w:tcBorders>
+            <w:tcMar>
+              <w:top w:w="60" w:type="dxa"/>
+              <w:left w:w="100" w:type="dxa"/>
+              <w:bottom w:w="60" w:type="dxa"/>
+              <w:right w:w="100" w:type="dxa"/>
+            </w:tcMar>
+          </w:tcPr>
+          <w:p>
+            <w:pPr>
+              <w:spacing w:line="252" w:lineRule="auto"/>
+            </w:pPr>
+            <w:r>
+              <w:t>сопоставление с разметкой, метрики</w:t>
+            </w:r>
+          </w:p>
+        </w:tc>
+      </w:tr>
+      <w:tr>
+        <w:tc>
+          <w:tcPr>
+            <w:tcW w:w="2313" w:type="dxa"/>
+            <w:tcBorders>
+              <w:top w:val="single" w:sz="4" w:space="0" w:color="BFBFBF"/>
+              <w:left w:val="single" w:sz="4" w:space="0" w:color="BFBFBF"/>
+              <w:bottom w:val="single" w:sz="4" w:space="0" w:color="BFBFBF"/>
+              <w:right w:val="single" w:sz="4" w:space="0" w:color="BFBFBF"/>
+            </w:tcBorders>
+            <w:tcMar>
+              <w:top w:w="60" w:type="dxa"/>
+              <w:left w:w="100" w:type="dxa"/>
+              <w:bottom w:w="60" w:type="dxa"/>
+              <w:right w:w="100" w:type="dxa"/>
+            </w:tcMar>
+          </w:tcPr>
+          <w:p>
+            <w:pPr>
+              <w:spacing w:line="252" w:lineRule="auto"/>
+            </w:pPr>
+            <w:r>
+              <w:t>evaluation/calibration.py</w:t>
+            </w:r>
+          </w:p>
+        </w:tc>
+        <w:tc>
+          <w:tcPr>
+            <w:tcW w:w="4048" w:type="dxa"/>
+            <w:tcBorders>
+              <w:top w:val="single" w:sz="4" w:space="0" w:color="BFBFBF"/>
+              <w:left w:val="single" w:sz="4" w:space="0" w:color="BFBFBF"/>
+              <w:bottom w:val="single" w:sz="4" w:space="0" w:color="BFBFBF"/>
+              <w:right w:val="single" w:sz="4" w:space="0" w:color="BFBFBF"/>
+            </w:tcBorders>
+            <w:tcMar>
+              <w:top w:w="60" w:type="dxa"/>
+              <w:left w:w="100" w:type="dxa"/>
+              <w:bottom w:w="60" w:type="dxa"/>
+              <w:right w:w="100" w:type="dxa"/>
+            </w:tcMar>
+          </w:tcPr>
+          <w:p>
+            <w:pPr>
+              <w:spacing w:line="252" w:lineRule="auto"/>
+            </w:pPr>
+            <w:r>
+              <w:rPr>
+                <w:rFonts w:ascii="Consolas" w:eastAsia="Consolas" w:hAnsi="Consolas" w:cs="Consolas"/>
+                <w:color w:val="7A2E0E"/>
+                <w:sz w:val="19"/>
+                <w:szCs w:val="19"/>
+              </w:rPr>
+              <w:t>Evaluator</w:t>
+            </w:r>
+            <w:r>
+              <w:t xml:space="preserve">, </w:t>
+            </w:r>
+            <w:r>
+              <w:rPr>
+                <w:rFonts w:ascii="Consolas" w:eastAsia="Consolas" w:hAnsi="Consolas" w:cs="Consolas"/>
+                <w:color w:val="7A2E0E"/>
+                <w:sz w:val="19"/>
+                <w:szCs w:val="19"/>
+              </w:rPr>
+              <w:t>Calibrator</w:t>
+            </w:r>
+          </w:p>
+        </w:tc>
+        <w:tc>
+          <w:tcPr>
+            <w:tcW w:w="3277" w:type="dxa"/>
+            <w:tcBorders>
+              <w:top w:val="single" w:sz="4" w:space="0" w:color="BFBFBF"/>
+              <w:left w:val="single" w:sz="4" w:space="0" w:color="BFBFBF"/>
+              <w:bottom w:val="single" w:sz="4" w:space="0" w:color="BFBFBF"/>
+              <w:right w:val="single" w:sz="4" w:space="0" w:color="BFBFBF"/>
+            </w:tcBorders>
+            <w:tcMar>
+              <w:top w:w="60" w:type="dxa"/>
+              <w:left w:w="100" w:type="dxa"/>
+              <w:bottom w:w="60" w:type="dxa"/>
+              <w:right w:w="100" w:type="dxa"/>
+            </w:tcMar>
+          </w:tcPr>
+          <w:p>
+            <w:pPr>
+              <w:spacing w:line="252" w:lineRule="auto"/>
+            </w:pPr>
+            <w:r>
+              <w:t>оценка, подбор параметров, кросс-валидация</w:t>
+            </w:r>
+          </w:p>
+        </w:tc>
+      </w:tr>
+      <w:tr>
+        <w:tc>
+          <w:tcPr>
+            <w:tcW w:w="2313" w:type="dxa"/>
+            <w:tcBorders>
+              <w:top w:val="single" w:sz="4" w:space="0" w:color="BFBFBF"/>
+              <w:left w:val="single" w:sz="4" w:space="0" w:color="BFBFBF"/>
+              <w:bottom w:val="single" w:sz="4" w:space="0" w:color="BFBFBF"/>
+              <w:right w:val="single" w:sz="4" w:space="0" w:color="BFBFBF"/>
+            </w:tcBorders>
+            <w:tcMar>
+              <w:top w:w="60" w:type="dxa"/>
+              <w:left w:w="100" w:type="dxa"/>
+              <w:bottom w:w="60" w:type="dxa"/>
+              <w:right w:w="100" w:type="dxa"/>
+            </w:tcMar>
+          </w:tcPr>
+          <w:p>
+            <w:pPr>
+              <w:spacing w:line="252" w:lineRule="auto"/>
+            </w:pPr>
+            <w:r>
+              <w:t>excel/parsing.py</w:t>
+            </w:r>
+          </w:p>
+        </w:tc>
+        <w:tc>
+          <w:tcPr>
+            <w:tcW w:w="4048" w:type="dxa"/>
+            <w:tcBorders>
+              <w:top w:val="single" w:sz="4" w:space="0" w:color="BFBFBF"/>
+              <w:left w:val="single" w:sz="4" w:space="0" w:color="BFBFBF"/>
+              <w:bottom w:val="single" w:sz="4" w:space="0" w:color="BFBFBF"/>
+              <w:right w:val="single" w:sz="4" w:space="0" w:color="BFBFBF"/>
+            </w:tcBorders>
+            <w:tcMar>
+              <w:top w:w="60" w:type="dxa"/>
+              <w:left w:w="100" w:type="dxa"/>
+              <w:bottom w:w="60" w:type="dxa"/>
+              <w:right w:w="100" w:type="dxa"/>
+            </w:tcMar>
+          </w:tcPr>
+          <w:p>
+            <w:pPr>
+              <w:spacing w:line="252" w:lineRule="auto"/>
+            </w:pPr>
+            <w:r>
+              <w:rPr>
+                <w:rFonts w:ascii="Consolas" w:eastAsia="Consolas" w:hAnsi="Consolas" w:cs="Consolas"/>
+                <w:color w:val="7A2E0E"/>
+                <w:sz w:val="19"/>
+                <w:szCs w:val="19"/>
+              </w:rPr>
+              <w:t>normalize_id</w:t>
+            </w:r>
+            <w:r>
+              <w:t xml:space="preserve">, </w:t>
+            </w:r>
+            <w:r>
+              <w:rPr>
+                <w:rFonts w:ascii="Consolas" w:eastAsia="Consolas" w:hAnsi="Consolas" w:cs="Consolas"/>
+                <w:color w:val="7A2E0E"/>
+                <w:sz w:val="19"/>
+                <w:szCs w:val="19"/>
+              </w:rPr>
+              <w:t>parse_date</w:t>
+            </w:r>
+          </w:p>
+        </w:tc>
+        <w:tc>
+          <w:tcPr>
+            <w:tcW w:w="3277" w:type="dxa"/>
+            <w:tcBorders>
+              <w:top w:val="single" w:sz="4" w:space="0" w:color="BFBFBF"/>
+              <w:left w:val="single" w:sz="4" w:space="0" w:color="BFBFBF"/>
+              <w:bottom w:val="single" w:sz="4" w:space="0" w:color="BFBFBF"/>
+              <w:right w:val="single" w:sz="4" w:space="0" w:color="BFBFBF"/>
+            </w:tcBorders>
+            <w:tcMar>
+              <w:top w:w="60" w:type="dxa"/>
+              <w:left w:w="100" w:type="dxa"/>
+              <w:bottom w:w="60" w:type="dxa"/>
+              <w:right w:w="100" w:type="dxa"/>
+            </w:tcMar>
+          </w:tcPr>
+          <w:p>
+            <w:pPr>
+              <w:spacing w:line="252" w:lineRule="auto"/>
+            </w:pPr>
+            <w:r>
+              <w:t>разбор номеров и дат с опечатками</w:t>
+            </w:r>
+          </w:p>
+        </w:tc>
+      </w:tr>
+      <w:tr>
+        <w:tc>
+          <w:tcPr>
+            <w:tcW w:w="2313" w:type="dxa"/>
+            <w:tcBorders>
+              <w:top w:val="single" w:sz="4" w:space="0" w:color="BFBFBF"/>
+              <w:left w:val="single" w:sz="4" w:space="0" w:color="BFBFBF"/>
+              <w:bottom w:val="single" w:sz="4" w:space="0" w:color="BFBFBF"/>
+              <w:right w:val="single" w:sz="4" w:space="0" w:color="BFBFBF"/>
+            </w:tcBorders>
+            <w:tcMar>
+              <w:top w:w="60" w:type="dxa"/>
+              <w:left w:w="100" w:type="dxa"/>
+              <w:bottom w:w="60" w:type="dxa"/>
+              <w:right w:w="100" w:type="dxa"/>
+            </w:tcMar>
+          </w:tcPr>
+          <w:p>
+            <w:pPr>
+              <w:spacing w:line="252" w:lineRule="auto"/>
+            </w:pPr>
+            <w:r>
+              <w:t>excel/readers.py</w:t>
+            </w:r>
+          </w:p>
+        </w:tc>
+        <w:tc>
+          <w:tcPr>
+            <w:tcW w:w="4048" w:type="dxa"/>
+            <w:tcBorders>
+              <w:top w:val="single" w:sz="4" w:space="0" w:color="BFBFBF"/>
+              <w:left w:val="single" w:sz="4" w:space="0" w:color="BFBFBF"/>
+              <w:bottom w:val="single" w:sz="4" w:space="0" w:color="BFBFBF"/>
+              <w:right w:val="single" w:sz="4" w:space="0" w:color="BFBFBF"/>
+            </w:tcBorders>
+            <w:tcMar>
+              <w:top w:w="60" w:type="dxa"/>
+              <w:left w:w="100" w:type="dxa"/>
+              <w:bottom w:w="60" w:type="dxa"/>
+              <w:right w:w="100" w:type="dxa"/>
+            </w:tcMar>
+          </w:tcPr>
+          <w:p>
+            <w:pPr>
+              <w:spacing w:line="252" w:lineRule="auto"/>
+            </w:pPr>
+            <w:r>
+              <w:rPr>
+                <w:rFonts w:ascii="Consolas" w:eastAsia="Consolas" w:hAnsi="Consolas" w:cs="Consolas"/>
+                <w:color w:val="7A2E0E"/>
+                <w:sz w:val="19"/>
+                <w:szCs w:val="19"/>
+              </w:rPr>
+              <w:t>MeasurementsReader</w:t>
+            </w:r>
+            <w:r>
+              <w:t xml:space="preserve">, </w:t>
+            </w:r>
+            <w:r>
+              <w:rPr>
+                <w:rFonts w:ascii="Consolas" w:eastAsia="Consolas" w:hAnsi="Consolas" w:cs="Consolas"/>
+                <w:color w:val="7A2E0E"/>
+                <w:sz w:val="19"/>
+                <w:szCs w:val="19"/>
+              </w:rPr>
+              <w:t>ResultsReader</w:t>
+            </w:r>
+            <w:r>
+              <w:t xml:space="preserve">, </w:t>
+            </w:r>
+            <w:r>
+              <w:rPr>
+                <w:rFonts w:ascii="Consolas" w:eastAsia="Consolas" w:hAnsi="Consolas" w:cs="Consolas"/>
+                <w:color w:val="7A2E0E"/>
+                <w:sz w:val="19"/>
+                <w:szCs w:val="19"/>
+              </w:rPr>
+              <w:t>WellIndex</w:t>
+            </w:r>
+            <w:r>
+              <w:t xml:space="preserve">, </w:t>
+            </w:r>
+            <w:r>
+              <w:rPr>
+                <w:rFonts w:ascii="Consolas" w:eastAsia="Consolas" w:hAnsi="Consolas" w:cs="Consolas"/>
+                <w:color w:val="7A2E0E"/>
+                <w:sz w:val="19"/>
+                <w:szCs w:val="19"/>
+              </w:rPr>
+              <w:t>attach_labels</w:t>
+            </w:r>
+          </w:p>
+        </w:tc>
+        <w:tc>
+          <w:tcPr>
+            <w:tcW w:w="3277" w:type="dxa"/>
+            <w:tcBorders>
+              <w:top w:val="single" w:sz="4" w:space="0" w:color="BFBFBF"/>
+              <w:left w:val="single" w:sz="4" w:space="0" w:color="BFBFBF"/>
+              <w:bottom w:val="single" w:sz="4" w:space="0" w:color="BFBFBF"/>
+              <w:right w:val="single" w:sz="4" w:space="0" w:color="BFBFBF"/>
+            </w:tcBorders>
+            <w:tcMar>
+              <w:top w:w="60" w:type="dxa"/>
+              <w:left w:w="100" w:type="dxa"/>
+              <w:bottom w:w="60" w:type="dxa"/>
+              <w:right w:w="100" w:type="dxa"/>
+            </w:tcMar>
+          </w:tcPr>
+          <w:p>
+            <w:pPr>
+              <w:spacing w:line="252" w:lineRule="auto"/>
+            </w:pPr>
+            <w:r>
+              <w:t>чтение Exc</w:t>
+            </w:r>
+            <w:r>
+              <w:t>el</w:t>
+            </w:r>
+          </w:p>
+        </w:tc>
+      </w:tr>
+      <w:tr>
+        <w:tc>
+          <w:tcPr>
+            <w:tcW w:w="2313" w:type="dxa"/>
+            <w:tcBorders>
+              <w:top w:val="single" w:sz="4" w:space="0" w:color="BFBFBF"/>
+              <w:left w:val="single" w:sz="4" w:space="0" w:color="BFBFBF"/>
+              <w:bottom w:val="single" w:sz="4" w:space="0" w:color="BFBFBF"/>
+              <w:right w:val="single" w:sz="4" w:space="0" w:color="BFBFBF"/>
+            </w:tcBorders>
+            <w:tcMar>
+              <w:top w:w="60" w:type="dxa"/>
+              <w:left w:w="100" w:type="dxa"/>
+              <w:bottom w:w="60" w:type="dxa"/>
+              <w:right w:w="100" w:type="dxa"/>
+            </w:tcMar>
+          </w:tcPr>
+          <w:p>
+            <w:pPr>
+              <w:spacing w:line="252" w:lineRule="auto"/>
+            </w:pPr>
+            <w:r>
+              <w:t>excel/writer.py</w:t>
+            </w:r>
+          </w:p>
+        </w:tc>
+        <w:tc>
+          <w:tcPr>
+            <w:tcW w:w="4048" w:type="dxa"/>
+            <w:tcBorders>
+              <w:top w:val="single" w:sz="4" w:space="0" w:color="BFBFBF"/>
+              <w:left w:val="single" w:sz="4" w:space="0" w:color="BFBFBF"/>
+              <w:bottom w:val="single" w:sz="4" w:space="0" w:color="BFBFBF"/>
+              <w:right w:val="single" w:sz="4" w:space="0" w:color="BFBFBF"/>
+            </w:tcBorders>
+            <w:tcMar>
+              <w:top w:w="60" w:type="dxa"/>
+              <w:left w:w="100" w:type="dxa"/>
+              <w:bottom w:w="60" w:type="dxa"/>
+              <w:right w:w="100" w:type="dxa"/>
+            </w:tcMar>
+          </w:tcPr>
+          <w:p>
+            <w:pPr>
+              <w:spacing w:line="252" w:lineRule="auto"/>
+            </w:pPr>
+            <w:r>
+              <w:rPr>
+                <w:rFonts w:ascii="Consolas" w:eastAsia="Consolas" w:hAnsi="Consolas" w:cs="Consolas"/>
+                <w:color w:val="7A2E0E"/>
+                <w:sz w:val="19"/>
+                <w:szCs w:val="19"/>
+              </w:rPr>
+              <w:t>EventsExcelWriter</w:t>
+            </w:r>
+          </w:p>
+        </w:tc>
+        <w:tc>
+          <w:tcPr>
+            <w:tcW w:w="3277" w:type="dxa"/>
+            <w:tcBorders>
+              <w:top w:val="single" w:sz="4" w:space="0" w:color="BFBFBF"/>
+              <w:left w:val="single" w:sz="4" w:space="0" w:color="BFBFBF"/>
+              <w:bottom w:val="single" w:sz="4" w:space="0" w:color="BFBFBF"/>
+              <w:right w:val="single" w:sz="4" w:space="0" w:color="BFBFBF"/>
+            </w:tcBorders>
+            <w:tcMar>
+              <w:top w:w="60" w:type="dxa"/>
+              <w:left w:w="100" w:type="dxa"/>
+              <w:bottom w:w="60" w:type="dxa"/>
+              <w:right w:w="100" w:type="dxa"/>
+            </w:tcMar>
+          </w:tcPr>
+          <w:p>
+            <w:pPr>
+              <w:spacing w:line="252" w:lineRule="auto"/>
+            </w:pPr>
+            <w:r>
+              <w:t>запись результата в Excel</w:t>
+            </w:r>
+          </w:p>
+        </w:tc>
+      </w:tr>
+      <w:tr>
+        <w:tc>
+          <w:tcPr>
+            <w:tcW w:w="2313" w:type="dxa"/>
+            <w:tcBorders>
+              <w:top w:val="single" w:sz="4" w:space="0" w:color="BFBFBF"/>
+              <w:left w:val="single" w:sz="4" w:space="0" w:color="BFBFBF"/>
+              <w:bottom w:val="single" w:sz="4" w:space="0" w:color="BFBFBF"/>
+              <w:right w:val="single" w:sz="4" w:space="0" w:color="BFBFBF"/>
+            </w:tcBorders>
+            <w:tcMar>
+              <w:top w:w="60" w:type="dxa"/>
+              <w:left w:w="100" w:type="dxa"/>
+              <w:bottom w:w="60" w:type="dxa"/>
+              <w:right w:w="100" w:type="dxa"/>
+            </w:tcMar>
+          </w:tcPr>
+          <w:p>
+            <w:pPr>
+              <w:spacing w:line="252" w:lineRule="auto"/>
+            </w:pPr>
+            <w:r>
+              <w:t>visualization/well_plot.py</w:t>
+            </w:r>
+          </w:p>
+        </w:tc>
+        <w:tc>
+          <w:tcPr>
+            <w:tcW w:w="4048" w:type="dxa"/>
+            <w:tcBorders>
+              <w:top w:val="single" w:sz="4" w:space="0" w:color="BFBFBF"/>
+              <w:left w:val="single" w:sz="4" w:space="0" w:color="BFBFBF"/>
+              <w:bottom w:val="single" w:sz="4" w:space="0" w:color="BFBFBF"/>
+              <w:right w:val="single" w:sz="4" w:space="0" w:color="BFBFBF"/>
+            </w:tcBorders>
+            <w:tcMar>
+              <w:top w:w="60" w:type="dxa"/>
+              <w:left w:w="100" w:type="dxa"/>
+              <w:bottom w:w="60" w:type="dxa"/>
+              <w:right w:w="100" w:type="dxa"/>
+            </w:tcMar>
+          </w:tcPr>
+          <w:p>
+            <w:pPr>
+              <w:spacing w:line="252" w:lineRule="auto"/>
+            </w:pPr>
+            <w:r>
+              <w:rPr>
+                <w:rFonts w:ascii="Consolas" w:eastAsia="Consolas" w:hAnsi="Consolas" w:cs="Consolas"/>
+                <w:color w:val="7A2E0E"/>
+                <w:sz w:val="19"/>
+                <w:szCs w:val="19"/>
+              </w:rPr>
+              <w:t>WellPlotter</w:t>
+            </w:r>
+          </w:p>
+        </w:tc>
+        <w:tc>
+          <w:tcPr>
+            <w:tcW w:w="3277" w:type="dxa"/>
+            <w:tcBorders>
+              <w:top w:val="single" w:sz="4" w:space="0" w:color="BFBFBF"/>
+              <w:left w:val="single" w:sz="4" w:space="0" w:color="BFBFBF"/>
+              <w:bottom w:val="single" w:sz="4" w:space="0" w:color="BFBFBF"/>
+              <w:right w:val="single" w:sz="4" w:space="0" w:color="BFBFBF"/>
+            </w:tcBorders>
+            <w:tcMar>
+              <w:top w:w="60" w:type="dxa"/>
+              <w:left w:w="100" w:type="dxa"/>
+              <w:bottom w:w="60" w:type="dxa"/>
+              <w:right w:w="100" w:type="dxa"/>
+            </w:tcMar>
+          </w:tcPr>
+          <w:p>
+            <w:pPr>
+              <w:spacing w:line="252" w:lineRule="auto"/>
+            </w:pPr>
+            <w:r>
+              <w:t>график скважины</w:t>
+            </w:r>
+          </w:p>
+        </w:tc>
+      </w:tr>
+      <w:tr>
+        <w:tc>
+          <w:tcPr>
+            <w:tcW w:w="2313" w:type="dxa"/>
+            <w:tcBorders>
+              <w:top w:val="single" w:sz="4" w:space="0" w:color="BFBFBF"/>
+              <w:left w:val="single" w:sz="4" w:space="0" w:color="BFBFBF"/>
+              <w:bottom w:val="single" w:sz="4" w:space="0" w:color="BFBFBF"/>
+              <w:right w:val="single" w:sz="4" w:space="0" w:color="BFBFBF"/>
+            </w:tcBorders>
+            <w:tcMar>
+              <w:top w:w="60" w:type="dxa"/>
+              <w:left w:w="100" w:type="dxa"/>
+              <w:bottom w:w="60" w:type="dxa"/>
+              <w:right w:w="100" w:type="dxa"/>
+            </w:tcMar>
+          </w:tcPr>
+          <w:p>
+            <w:pPr>
+              <w:spacing w:line="252" w:lineRule="auto"/>
+            </w:pPr>
+            <w:r>
+              <w:t>visualization/summary.py</w:t>
+            </w:r>
+          </w:p>
+        </w:tc>
+        <w:tc>
+          <w:tcPr>
+            <w:tcW w:w="4048" w:type="dxa"/>
+            <w:tcBorders>
+              <w:top w:val="single" w:sz="4" w:space="0" w:color="BFBFBF"/>
+              <w:left w:val="single" w:sz="4" w:space="0" w:color="BFBFBF"/>
+              <w:bottom w:val="single" w:sz="4" w:space="0" w:color="BFBFBF"/>
+              <w:right w:val="single" w:sz="4" w:space="0" w:color="BFBFBF"/>
+            </w:tcBorders>
+            <w:tcMar>
+              <w:top w:w="60" w:type="dxa"/>
+              <w:left w:w="100" w:type="dxa"/>
+              <w:bottom w:w="60" w:type="dxa"/>
+              <w:right w:w="100" w:type="dxa"/>
+            </w:tcMar>
+          </w:tcPr>
+          <w:p>
+            <w:pPr>
+              <w:spacing w:line="252" w:lineRule="auto"/>
+            </w:pPr>
+            <w:r>
+              <w:rPr>
+                <w:rFonts w:ascii="Consolas" w:eastAsia="Consolas" w:hAnsi="Consolas" w:cs="Consolas"/>
+                <w:color w:val="7A2E0E"/>
+                <w:sz w:val="19"/>
+                <w:szCs w:val="19"/>
+              </w:rPr>
+              <w:t>SummaryPlotter</w:t>
+            </w:r>
+          </w:p>
+        </w:tc>
+        <w:tc>
+          <w:tcPr>
+            <w:tcW w:w="3277" w:type="dxa"/>
+            <w:tcBorders>
+              <w:top w:val="single" w:sz="4" w:space="0" w:color="BFBFBF"/>
+              <w:left w:val="single" w:sz="4" w:space="0" w:color="BFBFBF"/>
+              <w:bottom w:val="single" w:sz="4" w:space="0" w:color="BFBFBF"/>
+              <w:right w:val="single" w:sz="4" w:space="0" w:color="BFBFBF"/>
+            </w:tcBorders>
+            <w:tcMar>
+              <w:top w:w="60" w:type="dxa"/>
+              <w:left w:w="100" w:type="dxa"/>
+              <w:bottom w:w="60" w:type="dxa"/>
+              <w:right w:w="100" w:type="dxa"/>
+            </w:tcMar>
+          </w:tcPr>
+          <w:p>
+            <w:pPr>
+              <w:spacing w:line="252" w:lineRule="auto"/>
+            </w:pPr>
+            <w:r>
+              <w:t>сводка качества</w:t>
+            </w:r>
+          </w:p>
+        </w:tc>
+      </w:tr>
+      <w:tr>
+        <w:tc>
+          <w:tcPr>
+            <w:tcW w:w="2313" w:type="dxa"/>
+            <w:tcBorders>
+              <w:top w:val="single" w:sz="4" w:space="0" w:color="BFBFBF"/>
+              <w:left w:val="single" w:sz="4" w:space="0" w:color="BFBFBF"/>
+              <w:bottom w:val="single" w:sz="4" w:space="0" w:color="BFBFBF"/>
+              <w:right w:val="single" w:sz="4" w:space="0" w:color="BFBFBF"/>
+            </w:tcBorders>
+            <w:tcMar>
+              <w:top w:w="60" w:type="dxa"/>
+              <w:left w:w="100" w:type="dxa"/>
+              <w:bottom w:w="60" w:type="dxa"/>
+              <w:right w:w="100" w:type="dxa"/>
+            </w:tcMar>
+          </w:tcPr>
+          <w:p>
+            <w:pPr>
+              <w:spacing w:line="252" w:lineRule="auto"/>
+            </w:pPr>
+            <w:r>
+              <w:t>visualization/report.py</w:t>
+            </w:r>
+          </w:p>
+        </w:tc>
+        <w:tc>
+          <w:tcPr>
+            <w:tcW w:w="4048" w:type="dxa"/>
+            <w:tcBorders>
+              <w:top w:val="single" w:sz="4" w:space="0" w:color="BFBFBF"/>
+              <w:left w:val="single" w:sz="4" w:space="0" w:color="BFBFBF"/>
+              <w:bottom w:val="single" w:sz="4" w:space="0" w:color="BFBFBF"/>
+              <w:right w:val="single" w:sz="4" w:space="0" w:color="BFBFBF"/>
+            </w:tcBorders>
+            <w:tcMar>
+              <w:top w:w="60" w:type="dxa"/>
+              <w:left w:w="100" w:type="dxa"/>
+              <w:bottom w:w="60" w:type="dxa"/>
+              <w:right w:w="100" w:type="dxa"/>
+            </w:tcMar>
+          </w:tcPr>
+          <w:p>
+            <w:pPr>
+              <w:spacing w:line="252" w:lineRule="auto"/>
+            </w:pPr>
+            <w:r>
+              <w:rPr>
+                <w:rFonts w:ascii="Consolas" w:eastAsia="Consolas" w:hAnsi="Consolas" w:cs="Consolas"/>
+                <w:color w:val="7A2E0E"/>
+                <w:sz w:val="19"/>
+                <w:szCs w:val="19"/>
+              </w:rPr>
+              <w:t>PlotReport</w:t>
+            </w:r>
+            <w:r>
+              <w:t xml:space="preserve">, </w:t>
+            </w:r>
+            <w:r>
+              <w:rPr>
+                <w:rFonts w:ascii="Consolas" w:eastAsia="Consolas" w:hAnsi="Consolas" w:cs="Consolas"/>
+                <w:color w:val="7A2E0E"/>
+                <w:sz w:val="19"/>
+                <w:szCs w:val="19"/>
+              </w:rPr>
+              <w:t>WellStatus</w:t>
+            </w:r>
+          </w:p>
+        </w:tc>
+        <w:tc>
+          <w:tcPr>
+            <w:tcW w:w="3277" w:type="dxa"/>
+            <w:tcBorders>
+              <w:top w:val="single" w:sz="4" w:space="0" w:color="BFBFBF"/>
+              <w:left w:val="single" w:sz="4" w:space="0" w:color="BFBFBF"/>
+              <w:bottom w:val="single" w:sz="4" w:space="0" w:color="BFBFBF"/>
+              <w:right w:val="single" w:sz="4" w:space="0" w:color="BFBFBF"/>
+            </w:tcBorders>
+            <w:tcMar>
+              <w:top w:w="60" w:type="dxa"/>
+              <w:left w:w="100" w:type="dxa"/>
+              <w:bottom w:w="60" w:type="dxa"/>
+              <w:right w:w="100" w:type="dxa"/>
+            </w:tcMar>
+          </w:tcPr>
+          <w:p>
+            <w:pPr>
+              <w:spacing w:line="252" w:lineRule="auto"/>
+            </w:pPr>
+            <w:r>
+              <w:t>раскладка графиков по статусам, параллельная отрисовка</w:t>
+            </w:r>
+          </w:p>
+        </w:tc>
+      </w:tr>
+      <w:tr>
+        <w:tc>
+          <w:tcPr>
+            <w:tcW w:w="2313" w:type="dxa"/>
+            <w:tcBorders>
+              <w:top w:val="single" w:sz="4" w:space="0" w:color="BFBFBF"/>
+              <w:left w:val="single" w:sz="4" w:space="0" w:color="BFBFBF"/>
+              <w:bottom w:val="single" w:sz="4" w:space="0" w:color="BFBFBF"/>
+              <w:right w:val="single" w:sz="4" w:space="0" w:color="BFBFBF"/>
+            </w:tcBorders>
+            <w:tcMar>
+              <w:top w:w="60" w:type="dxa"/>
+              <w:left w:w="100" w:type="dxa"/>
+              <w:bottom w:w="60" w:type="dxa"/>
+              <w:right w:w="100" w:type="dxa"/>
+            </w:tcMar>
+          </w:tcPr>
+          <w:p>
+            <w:pPr>
+              <w:spacing w:line="252" w:lineRule="auto"/>
+            </w:pPr>
+            <w:r>
+              <w:t>cli.py, __main__.py</w:t>
+            </w:r>
+          </w:p>
+        </w:tc>
+        <w:tc>
+          <w:tcPr>
+            <w:tcW w:w="4048" w:type="dxa"/>
+            <w:tcBorders>
+              <w:top w:val="single" w:sz="4" w:space="0" w:color="BFBFBF"/>
+              <w:left w:val="single" w:sz="4" w:space="0" w:color="BFBFBF"/>
+              <w:bottom w:val="single" w:sz="4" w:space="0" w:color="BFBFBF"/>
+              <w:right w:val="single" w:sz="4" w:space="0" w:color="BFBFBF"/>
+            </w:tcBorders>
+            <w:tcMar>
+              <w:top w:w="60" w:type="dxa"/>
+              <w:left w:w="100" w:type="dxa"/>
+              <w:bottom w:w="60" w:type="dxa"/>
+              <w:right w:w="100" w:type="dxa"/>
+            </w:tcMar>
+          </w:tcPr>
+          <w:p>
+            <w:pPr>
+              <w:spacing w:line="252" w:lineRule="auto"/>
+            </w:pPr>
+            <w:r>
+              <w:rPr>
+                <w:rFonts w:ascii="Consolas" w:eastAsia="Consolas" w:hAnsi="Consolas" w:cs="Consolas"/>
+                <w:color w:val="7A2E0E"/>
+                <w:sz w:val="19"/>
+                <w:szCs w:val="19"/>
+              </w:rPr>
+              <w:t>main</w:t>
+            </w:r>
+          </w:p>
+        </w:tc>
+        <w:tc>
+          <w:tcPr>
+            <w:tcW w:w="3277" w:type="dxa"/>
+            <w:tcBorders>
+              <w:top w:val="single" w:sz="4" w:space="0" w:color="BFBFBF"/>
+              <w:left w:val="single" w:sz="4" w:space="0" w:color="BFBFBF"/>
+              <w:bottom w:val="single" w:sz="4" w:space="0" w:color="BFBFBF"/>
+              <w:right w:val="single" w:sz="4" w:space="0" w:color="BFBFBF"/>
+            </w:tcBorders>
+            <w:tcMar>
+              <w:top w:w="60" w:type="dxa"/>
+              <w:left w:w="100" w:type="dxa"/>
+              <w:bottom w:w="60" w:type="dxa"/>
+              <w:right w:w="100" w:type="dxa"/>
+            </w:tcMar>
+          </w:tcPr>
+          <w:p>
+            <w:pPr>
+              <w:spacing w:line="252" w:lineRule="auto"/>
+            </w:pPr>
+            <w:r>
+              <w:t xml:space="preserve">командная строка; корневой </w:t>
+            </w:r>
+            <w:r>
+              <w:rPr>
+                <w:rFonts w:ascii="Consolas" w:eastAsia="Consolas" w:hAnsi="Consolas" w:cs="Consolas"/>
+                <w:color w:val="7A2E0E"/>
+                <w:sz w:val="19"/>
+                <w:szCs w:val="19"/>
+              </w:rPr>
+              <w:t>main.py</w:t>
+            </w:r>
+            <w:r>
+              <w:t xml:space="preserve"> вызывает её же</w:t>
+            </w:r>
+          </w:p>
+        </w:tc>
+      </w:tr>
+    </w:tbl>
+    <w:p>
+      <w:pPr>
+        <w:spacing w:after="80"/>
+      </w:pPr>
+    </w:p>
+    <w:p>
+      <w:pPr>
+        <w:pStyle w:val="2"/>
+        <w:keepNext/>
+      </w:pPr>
+      <w:bookmarkStart w:id="40" w:name="_Toc243404053"/>
+      <w:r>
+        <w:t>11.2. Принципы</w:t>
+      </w:r>
+      <w:bookmarkEnd w:id="40"/>
     </w:p>
     <w:p>
       <w:pPr>
@@ -12567,10 +14220,10 @@
           <w:b/>
           <w:bCs/>
         </w:rPr>
-        <w:t>Все параметры — в одном месте.</w:t>
-      </w:r>
-      <w:r>
-        <w:t xml:space="preserve"> </w:t>
+        <w:t>Данные отделены от алгоритма.</w:t>
+      </w:r>
+      <w:r>
+        <w:t xml:space="preserve"> Модуль </w:t>
       </w:r>
       <w:r>
         <w:rPr>
@@ -12579,10 +14232,10 @@
           <w:sz w:val="19"/>
           <w:szCs w:val="19"/>
         </w:rPr>
-        <w:t>DetectorConfig</w:t>
-      </w:r>
-      <w:r>
-        <w:t xml:space="preserve"> — неизменяемый dataclass; режимы — перечисления (</w:t>
+        <w:t>excel</w:t>
+      </w:r>
+      <w:r>
+        <w:t xml:space="preserve"> превращает файлы в </w:t>
       </w:r>
       <w:r>
         <w:rPr>
@@ -12591,7 +14244,10 @@
           <w:sz w:val="19"/>
           <w:szCs w:val="19"/>
         </w:rPr>
-        <w:t>E</w:t>
+        <w:t>Well</w:t>
+      </w:r>
+      <w:r>
+        <w:t xml:space="preserve">, алгоритм работает только с </w:t>
       </w:r>
       <w:r>
         <w:rPr>
@@ -12600,10 +14256,10 @@
           <w:sz w:val="19"/>
           <w:szCs w:val="19"/>
         </w:rPr>
-        <w:t>num</w:t>
-      </w:r>
-      <w:r>
-        <w:t>), а не строки.</w:t>
+        <w:t>Well</w:t>
+      </w:r>
+      <w:r>
+        <w:t>.</w:t>
       </w:r>
     </w:p>
     <w:p>
@@ -12620,10 +14276,10 @@
           <w:b/>
           <w:bCs/>
         </w:rPr>
-        <w:t>Оценка отделена от детекции.</w:t>
-      </w:r>
-      <w:r>
-        <w:t xml:space="preserve"> </w:t>
+        <w:t>Один шаг — один класс.</w:t>
+      </w:r>
+      <w:r>
+        <w:t xml:space="preserve"> Каждый шаг можно проверить тестом и заменить отдельно, </w:t>
       </w:r>
       <w:r>
         <w:rPr>
@@ -12632,22 +14288,10 @@
           <w:sz w:val="19"/>
           <w:szCs w:val="19"/>
         </w:rPr>
-        <w:t>EventMatcher</w:t>
-      </w:r>
-      <w:r>
-        <w:t xml:space="preserve"> и </w:t>
-      </w:r>
-      <w:r>
-        <w:rPr>
-          <w:rFonts w:ascii="Consolas" w:eastAsia="Consolas" w:hAnsi="Consolas" w:cs="Consolas"/>
-          <w:color w:val="7A2E0E"/>
-          <w:sz w:val="19"/>
-          <w:szCs w:val="19"/>
-        </w:rPr>
-        <w:t>Score</w:t>
-      </w:r>
-      <w:r>
-        <w:t xml:space="preserve"> не зависят от алгоритма — ими можно оценить и будущую модель.</w:t>
+        <w:t>FrequencyIncreaseDetector</w:t>
+      </w:r>
+      <w:r>
+        <w:t xml:space="preserve"> только связывает их.</w:t>
       </w:r>
     </w:p>
     <w:p>
@@ -12660,7 +14304,14 @@
         <w:spacing w:after="60" w:line="264" w:lineRule="auto"/>
       </w:pPr>
       <w:r>
-        <w:t xml:space="preserve">Стандартный Python: аннотации типов, dataclasses, logging; стиль проверяется </w:t>
+        <w:rPr>
+          <w:b/>
+          <w:bCs/>
+        </w:rPr>
+        <w:t>Все параметры — в одном месте.</w:t>
+      </w:r>
+      <w:r>
+        <w:t xml:space="preserve"> </w:t>
       </w:r>
       <w:r>
         <w:rPr>
@@ -12669,10 +14320,10 @@
           <w:sz w:val="19"/>
           <w:szCs w:val="19"/>
         </w:rPr>
-        <w:t>ruff</w:t>
-      </w:r>
-      <w:r>
-        <w:t xml:space="preserve">, тесты — </w:t>
+        <w:t>DetectorConfig</w:t>
+      </w:r>
+      <w:r>
+        <w:t xml:space="preserve"> — неизменяемый dataclass; режимы — перечисления (</w:t>
       </w:r>
       <w:r>
         <w:rPr>
@@ -12681,10 +14332,19 @@
           <w:sz w:val="19"/>
           <w:szCs w:val="19"/>
         </w:rPr>
-        <w:t>pytest</w:t>
-      </w:r>
-      <w:r>
-        <w:t xml:space="preserve"> (15 тестов).</w:t>
+        <w:t>E</w:t>
+      </w:r>
+      <w:r>
+        <w:rPr>
+          <w:rFonts w:ascii="Consolas" w:eastAsia="Consolas" w:hAnsi="Consolas" w:cs="Consolas"/>
+          <w:color w:val="7A2E0E"/>
+          <w:sz w:val="19"/>
+          <w:szCs w:val="19"/>
+        </w:rPr>
+        <w:t>num</w:t>
+      </w:r>
+      <w:r>
+        <w:t>), а не строки.</w:t>
       </w:r>
     </w:p>
     <w:p>
@@ -12697,10 +14357,15 @@
         <w:spacing w:after="60" w:line="264" w:lineRule="auto"/>
       </w:pPr>
       <w:r>
-        <w:t xml:space="preserve">Пути к данным </w:t>
-      </w:r>
-      <w:r>
-        <w:t xml:space="preserve">по умолчанию — в </w:t>
+        <w:rPr>
+          <w:b/>
+          <w:bCs/>
+        </w:rPr>
+        <w:lastRenderedPageBreak/>
+        <w:t>Оценка отделена от детекции.</w:t>
+      </w:r>
+      <w:r>
+        <w:t xml:space="preserve"> </w:t>
       </w:r>
       <w:r>
         <w:rPr>
@@ -12709,10 +14374,10 @@
           <w:sz w:val="19"/>
           <w:szCs w:val="19"/>
         </w:rPr>
-        <w:t>constants/path.py</w:t>
-      </w:r>
-      <w:r>
-        <w:t xml:space="preserve"> (</w:t>
+        <w:t>EventMatcher</w:t>
+      </w:r>
+      <w:r>
+        <w:t xml:space="preserve"> и </w:t>
       </w:r>
       <w:r>
         <w:rPr>
@@ -12721,10 +14386,23 @@
           <w:sz w:val="19"/>
           <w:szCs w:val="19"/>
         </w:rPr>
-        <w:t>Constant.INPUT_DATASET</w:t>
-      </w:r>
-      <w:r>
-        <w:t xml:space="preserve">, </w:t>
+        <w:t>Score</w:t>
+      </w:r>
+      <w:r>
+        <w:t xml:space="preserve"> не зависят от алгоритма — ими можно оценить и будущую модель.</w:t>
+      </w:r>
+    </w:p>
+    <w:p>
+      <w:pPr>
+        <w:pStyle w:val="a4"/>
+        <w:numPr>
+          <w:ilvl w:val="0"/>
+          <w:numId w:val="3"/>
+        </w:numPr>
+        <w:spacing w:after="60" w:line="264" w:lineRule="auto"/>
+      </w:pPr>
+      <w:r>
+        <w:t xml:space="preserve">Стандартный Python: аннотации типов, dataclasses, logging; стиль проверяется </w:t>
       </w:r>
       <w:r>
         <w:rPr>
@@ -12733,10 +14411,10 @@
           <w:sz w:val="19"/>
           <w:szCs w:val="19"/>
         </w:rPr>
-        <w:t>Constant.OUTPUT_DATASET</w:t>
-      </w:r>
-      <w:r>
-        <w:t xml:space="preserve">, </w:t>
+        <w:t>ruff</w:t>
+      </w:r>
+      <w:r>
+        <w:t xml:space="preserve">, тесты — </w:t>
       </w:r>
       <w:r>
         <w:rPr>
@@ -12745,29 +14423,23 @@
           <w:sz w:val="19"/>
           <w:szCs w:val="19"/>
         </w:rPr>
-        <w:t>Constant.INCREASE_FREQ_PARAMS</w:t>
-      </w:r>
-      <w:r>
-        <w:t>), как в остальном проекте.</w:t>
-      </w:r>
-    </w:p>
-    <w:p>
-      <w:pPr>
-        <w:pStyle w:val="2"/>
-        <w:keepNext/>
-      </w:pPr>
-      <w:bookmarkStart w:id="37" w:name="_Toc243397848"/>
-      <w:r>
-        <w:t>10.3. Как запускать</w:t>
-      </w:r>
-      <w:bookmarkEnd w:id="37"/>
-    </w:p>
-    <w:p>
-      <w:pPr>
-        <w:spacing w:after="120" w:line="276" w:lineRule="auto"/>
-      </w:pPr>
-      <w:r>
-        <w:t xml:space="preserve">Все команды — из корня проекта </w:t>
+        <w:t>pytest</w:t>
+      </w:r>
+      <w:r>
+        <w:t xml:space="preserve"> (19 тестов).</w:t>
+      </w:r>
+    </w:p>
+    <w:p>
+      <w:pPr>
+        <w:pStyle w:val="a4"/>
+        <w:numPr>
+          <w:ilvl w:val="0"/>
+          <w:numId w:val="3"/>
+        </w:numPr>
+        <w:spacing w:after="60" w:line="264" w:lineRule="auto"/>
+      </w:pPr>
+      <w:r>
+        <w:t xml:space="preserve">Пути к данным по умолчанию — в </w:t>
       </w:r>
       <w:r>
         <w:rPr>
@@ -12776,10 +14448,10 @@
           <w:sz w:val="19"/>
           <w:szCs w:val="19"/>
         </w:rPr>
-        <w:t>Task_FindEventByChanged</w:t>
-      </w:r>
-      <w:r>
-        <w:t xml:space="preserve">, окружение — общее </w:t>
+        <w:t>constants/path.py</w:t>
+      </w:r>
+      <w:r>
+        <w:t xml:space="preserve"> (</w:t>
       </w:r>
       <w:r>
         <w:rPr>
@@ -12788,10 +14460,10 @@
           <w:sz w:val="19"/>
           <w:szCs w:val="19"/>
         </w:rPr>
-        <w:t>.venv</w:t>
-      </w:r>
-      <w:r>
-        <w:t xml:space="preserve"> проекта (numpy, pandas, openpyxl из </w:t>
+        <w:t>Constant.INPUT_DATASET</w:t>
+      </w:r>
+      <w:r>
+        <w:t xml:space="preserve">, </w:t>
       </w:r>
       <w:r>
         <w:rPr>
@@ -12800,18 +14472,10 @@
           <w:sz w:val="19"/>
           <w:szCs w:val="19"/>
         </w:rPr>
-        <w:t>req.txt</w:t>
-      </w:r>
-      <w:r>
-        <w:t>).</w:t>
-      </w:r>
-    </w:p>
-    <w:p>
-      <w:pPr>
-        <w:spacing w:after="120" w:line="276" w:lineRule="auto"/>
-      </w:pPr>
-      <w:r>
-        <w:t xml:space="preserve">Поиск мероприятий (без разметки), результат — </w:t>
+        <w:t>Constant.OUTPUT_DATASET</w:t>
+      </w:r>
+      <w:r>
+        <w:t xml:space="preserve">, </w:t>
       </w:r>
       <w:r>
         <w:rPr>
@@ -12820,56 +14484,32 @@
           <w:sz w:val="19"/>
           <w:szCs w:val="19"/>
         </w:rPr>
-        <w:t>results/increase_freq/events_&lt;дата&gt;_&lt;время&gt;.xlsx</w:t>
-      </w:r>
-      <w:r>
-        <w:t>:</w:t>
-      </w:r>
-    </w:p>
-    <w:p>
-      <w:pPr>
-        <w:shd w:val="clear" w:color="auto" w:fill="F2F2F2"/>
-        <w:spacing w:after="160"/>
-        <w:ind w:left="200" w:right="200"/>
-      </w:pPr>
-      <w:r>
-        <w:rPr>
-          <w:rFonts w:ascii="Consolas" w:eastAsia="Consolas" w:hAnsi="Consolas" w:cs="Consolas"/>
-          <w:sz w:val="18"/>
-          <w:szCs w:val="18"/>
-        </w:rPr>
-        <w:t>python -m gtm_detector.increase_freq detect</w:t>
-      </w:r>
+        <w:t>Constant.INCREASE_FREQ_PARAMS</w:t>
+      </w:r>
+      <w:r>
+        <w:t>), как в остально</w:t>
+      </w:r>
+      <w:r>
+        <w:t>м проекте.</w:t>
+      </w:r>
+    </w:p>
+    <w:p>
+      <w:pPr>
+        <w:pStyle w:val="2"/>
+        <w:keepNext/>
+      </w:pPr>
+      <w:bookmarkStart w:id="41" w:name="_Toc243404054"/>
+      <w:r>
+        <w:t>11.3. Как запускать</w:t>
+      </w:r>
+      <w:bookmarkEnd w:id="41"/>
     </w:p>
     <w:p>
       <w:pPr>
         <w:spacing w:after="120" w:line="276" w:lineRule="auto"/>
       </w:pPr>
       <w:r>
-        <w:t>То же со сравнением с расставленными датами:</w:t>
-      </w:r>
-    </w:p>
-    <w:p>
-      <w:pPr>
-        <w:shd w:val="clear" w:color="auto" w:fill="F2F2F2"/>
-        <w:spacing w:after="160"/>
-        <w:ind w:left="200" w:right="200"/>
-      </w:pPr>
-      <w:r>
-        <w:rPr>
-          <w:rFonts w:ascii="Consolas" w:eastAsia="Consolas" w:hAnsi="Consolas" w:cs="Consolas"/>
-          <w:sz w:val="18"/>
-          <w:szCs w:val="18"/>
-        </w:rPr>
-        <w:t>python -m gtm_detector.increase_freq detect --results resources/output_dataset.xlsm</w:t>
-      </w:r>
-    </w:p>
-    <w:p>
-      <w:pPr>
-        <w:spacing w:after="120" w:line="276" w:lineRule="auto"/>
-      </w:pPr>
-      <w:r>
-        <w:t xml:space="preserve">Подбор параметров по разметке с кросс-валидацией (перезаписывает </w:t>
+        <w:t xml:space="preserve">Все команды — из корня проекта </w:t>
       </w:r>
       <w:r>
         <w:rPr>
@@ -12878,41 +14518,10 @@
           <w:sz w:val="19"/>
           <w:szCs w:val="19"/>
         </w:rPr>
-        <w:t>params.json</w:t>
-      </w:r>
-      <w:r>
-        <w:t>):</w:t>
-      </w:r>
-    </w:p>
-    <w:p>
-      <w:pPr>
-        <w:shd w:val="clear" w:color="auto" w:fill="F2F2F2"/>
-        <w:spacing w:after="160"/>
-        <w:ind w:left="200" w:right="200"/>
-      </w:pPr>
-      <w:r>
-        <w:rPr>
-          <w:rFonts w:ascii="Consolas" w:eastAsia="Consolas" w:hAnsi="Consolas" w:cs="Consolas"/>
-          <w:sz w:val="18"/>
-          <w:szCs w:val="18"/>
-        </w:rPr>
-        <w:t>python -m gtm_detector.increase_freq calibrate -</w:t>
-      </w:r>
-      <w:r>
-        <w:rPr>
-          <w:rFonts w:ascii="Consolas" w:eastAsia="Consolas" w:hAnsi="Consolas" w:cs="Consolas"/>
-          <w:sz w:val="18"/>
-          <w:szCs w:val="18"/>
-        </w:rPr>
-        <w:t>-cv 5</w:t>
-      </w:r>
-    </w:p>
-    <w:p>
-      <w:pPr>
-        <w:spacing w:after="120" w:line="276" w:lineRule="auto"/>
-      </w:pPr>
-      <w:r>
-        <w:t xml:space="preserve">По умолчанию берутся </w:t>
+        <w:t>Task_FindEventByChanged</w:t>
+      </w:r>
+      <w:r>
+        <w:t xml:space="preserve">, окружение — общее </w:t>
       </w:r>
       <w:r>
         <w:rPr>
@@ -12921,10 +14530,10 @@
           <w:sz w:val="19"/>
           <w:szCs w:val="19"/>
         </w:rPr>
-        <w:t>resources/input_dataset.xlsx</w:t>
-      </w:r>
-      <w:r>
-        <w:t xml:space="preserve"> и </w:t>
+        <w:t>.venv</w:t>
+      </w:r>
+      <w:r>
+        <w:t xml:space="preserve"> проекта (зависимости из </w:t>
       </w:r>
       <w:r>
         <w:rPr>
@@ -12933,10 +14542,21 @@
           <w:sz w:val="19"/>
           <w:szCs w:val="19"/>
         </w:rPr>
-        <w:t>resources/output_dataset.xlsm</w:t>
-      </w:r>
-      <w:r>
-        <w:t xml:space="preserve">; другие файлы задаются через </w:t>
+        <w:t>req.txt</w:t>
+      </w:r>
+      <w:r>
+        <w:t>: numpy, pandas, openpyxl, matplotlib).</w:t>
+      </w:r>
+    </w:p>
+    <w:p>
+      <w:pPr>
+        <w:spacing w:after="120" w:line="276" w:lineRule="auto"/>
+      </w:pPr>
+      <w:r>
+        <w:t xml:space="preserve">Полный прогон: поиск, сравнение с разметкой, сводка и графики размеченных </w:t>
+      </w:r>
+      <w:r>
+        <w:t xml:space="preserve">скважин — результат в </w:t>
       </w:r>
       <w:r>
         <w:rPr>
@@ -12945,10 +14565,56 @@
           <w:sz w:val="19"/>
           <w:szCs w:val="19"/>
         </w:rPr>
-        <w:t>--measurements</w:t>
-      </w:r>
-      <w:r>
-        <w:t xml:space="preserve">, </w:t>
+        <w:t>results/increase_freq/&lt;дата_время&gt;/</w:t>
+      </w:r>
+      <w:r>
+        <w:t>:</w:t>
+      </w:r>
+    </w:p>
+    <w:p>
+      <w:pPr>
+        <w:shd w:val="clear" w:color="auto" w:fill="F2F2F2"/>
+        <w:spacing w:after="160"/>
+        <w:ind w:left="200" w:right="200"/>
+      </w:pPr>
+      <w:r>
+        <w:rPr>
+          <w:rFonts w:ascii="Consolas" w:eastAsia="Consolas" w:hAnsi="Consolas" w:cs="Consolas"/>
+          <w:sz w:val="18"/>
+          <w:szCs w:val="18"/>
+        </w:rPr>
+        <w:t>python main.py</w:t>
+      </w:r>
+    </w:p>
+    <w:p>
+      <w:pPr>
+        <w:spacing w:after="120" w:line="276" w:lineRule="auto"/>
+      </w:pPr>
+      <w:r>
+        <w:t>Только поиск, без разметки и графиков (так детектор будет работать, когда разметки не станет):</w:t>
+      </w:r>
+    </w:p>
+    <w:p>
+      <w:pPr>
+        <w:shd w:val="clear" w:color="auto" w:fill="F2F2F2"/>
+        <w:spacing w:after="160"/>
+        <w:ind w:left="200" w:right="200"/>
+      </w:pPr>
+      <w:r>
+        <w:rPr>
+          <w:rFonts w:ascii="Consolas" w:eastAsia="Consolas" w:hAnsi="Consolas" w:cs="Consolas"/>
+          <w:sz w:val="18"/>
+          <w:szCs w:val="18"/>
+        </w:rPr>
+        <w:t>python main.py detect</w:t>
+      </w:r>
+    </w:p>
+    <w:p>
+      <w:pPr>
+        <w:spacing w:after="120" w:line="276" w:lineRule="auto"/>
+      </w:pPr>
+      <w:r>
+        <w:t xml:space="preserve">Поиск с графиками; </w:t>
       </w:r>
       <w:r>
         <w:rPr>
@@ -12957,10 +14623,36 @@
           <w:sz w:val="19"/>
           <w:szCs w:val="19"/>
         </w:rPr>
-        <w:t>--results</w:t>
-      </w:r>
-      <w:r>
-        <w:t xml:space="preserve">, </w:t>
+        <w:t>--all-wells</w:t>
+      </w:r>
+      <w:r>
+        <w:t xml:space="preserve"> добавляет графики скважин без разм</w:t>
+      </w:r>
+      <w:r>
+        <w:t>етки:</w:t>
+      </w:r>
+    </w:p>
+    <w:p>
+      <w:pPr>
+        <w:shd w:val="clear" w:color="auto" w:fill="F2F2F2"/>
+        <w:spacing w:after="160"/>
+        <w:ind w:left="200" w:right="200"/>
+      </w:pPr>
+      <w:r>
+        <w:rPr>
+          <w:rFonts w:ascii="Consolas" w:eastAsia="Consolas" w:hAnsi="Consolas" w:cs="Consolas"/>
+          <w:sz w:val="18"/>
+          <w:szCs w:val="18"/>
+        </w:rPr>
+        <w:t>python main.py detect --results resources/output_dataset.xlsm --plots --all-wells</w:t>
+      </w:r>
+    </w:p>
+    <w:p>
+      <w:pPr>
+        <w:spacing w:after="120" w:line="276" w:lineRule="auto"/>
+      </w:pPr>
+      <w:r>
+        <w:t xml:space="preserve">Подбор параметров по разметке с кросс-валидацией (перезаписывает </w:t>
       </w:r>
       <w:r>
         <w:rPr>
@@ -12969,10 +14661,33 @@
           <w:sz w:val="19"/>
           <w:szCs w:val="19"/>
         </w:rPr>
-        <w:t>--params</w:t>
-      </w:r>
-      <w:r>
-        <w:t xml:space="preserve">, </w:t>
+        <w:t>params.json</w:t>
+      </w:r>
+      <w:r>
+        <w:t>):</w:t>
+      </w:r>
+    </w:p>
+    <w:p>
+      <w:pPr>
+        <w:shd w:val="clear" w:color="auto" w:fill="F2F2F2"/>
+        <w:spacing w:after="160"/>
+        <w:ind w:left="200" w:right="200"/>
+      </w:pPr>
+      <w:r>
+        <w:rPr>
+          <w:rFonts w:ascii="Consolas" w:eastAsia="Consolas" w:hAnsi="Consolas" w:cs="Consolas"/>
+          <w:sz w:val="18"/>
+          <w:szCs w:val="18"/>
+        </w:rPr>
+        <w:t>python main.py calibrate --cv 5</w:t>
+      </w:r>
+    </w:p>
+    <w:p>
+      <w:pPr>
+        <w:spacing w:after="120" w:line="276" w:lineRule="auto"/>
+      </w:pPr>
+      <w:r>
+        <w:t xml:space="preserve">Те же команды доступны как </w:t>
       </w:r>
       <w:r>
         <w:rPr>
@@ -12981,7 +14696,100 @@
           <w:sz w:val="19"/>
           <w:szCs w:val="19"/>
         </w:rPr>
-        <w:t>--out</w:t>
+        <w:t>python -m gtm_detector.increas</w:t>
+      </w:r>
+      <w:r>
+        <w:rPr>
+          <w:rFonts w:ascii="Consolas" w:eastAsia="Consolas" w:hAnsi="Consolas" w:cs="Consolas"/>
+          <w:color w:val="7A2E0E"/>
+          <w:sz w:val="19"/>
+          <w:szCs w:val="19"/>
+        </w:rPr>
+        <w:t>e_freq …</w:t>
+      </w:r>
+      <w:r>
+        <w:t xml:space="preserve">. По умолчанию берутся </w:t>
+      </w:r>
+      <w:r>
+        <w:rPr>
+          <w:rFonts w:ascii="Consolas" w:eastAsia="Consolas" w:hAnsi="Consolas" w:cs="Consolas"/>
+          <w:color w:val="7A2E0E"/>
+          <w:sz w:val="19"/>
+          <w:szCs w:val="19"/>
+        </w:rPr>
+        <w:t>resources/input_dataset.xlsx</w:t>
+      </w:r>
+      <w:r>
+        <w:t xml:space="preserve"> и </w:t>
+      </w:r>
+      <w:r>
+        <w:rPr>
+          <w:rFonts w:ascii="Consolas" w:eastAsia="Consolas" w:hAnsi="Consolas" w:cs="Consolas"/>
+          <w:color w:val="7A2E0E"/>
+          <w:sz w:val="19"/>
+          <w:szCs w:val="19"/>
+        </w:rPr>
+        <w:t>resources/output_dataset.xlsm</w:t>
+      </w:r>
+      <w:r>
+        <w:t xml:space="preserve">; другие файлы и папка результата задаются через </w:t>
+      </w:r>
+      <w:r>
+        <w:rPr>
+          <w:rFonts w:ascii="Consolas" w:eastAsia="Consolas" w:hAnsi="Consolas" w:cs="Consolas"/>
+          <w:color w:val="7A2E0E"/>
+          <w:sz w:val="19"/>
+          <w:szCs w:val="19"/>
+        </w:rPr>
+        <w:t>--measurements</w:t>
+      </w:r>
+      <w:r>
+        <w:t xml:space="preserve">, </w:t>
+      </w:r>
+      <w:r>
+        <w:rPr>
+          <w:rFonts w:ascii="Consolas" w:eastAsia="Consolas" w:hAnsi="Consolas" w:cs="Consolas"/>
+          <w:color w:val="7A2E0E"/>
+          <w:sz w:val="19"/>
+          <w:szCs w:val="19"/>
+        </w:rPr>
+        <w:t>--results</w:t>
+      </w:r>
+      <w:r>
+        <w:t xml:space="preserve">, </w:t>
+      </w:r>
+      <w:r>
+        <w:rPr>
+          <w:rFonts w:ascii="Consolas" w:eastAsia="Consolas" w:hAnsi="Consolas" w:cs="Consolas"/>
+          <w:color w:val="7A2E0E"/>
+          <w:sz w:val="19"/>
+          <w:szCs w:val="19"/>
+        </w:rPr>
+        <w:t>--params</w:t>
+      </w:r>
+      <w:r>
+        <w:t xml:space="preserve">, </w:t>
+      </w:r>
+      <w:r>
+        <w:rPr>
+          <w:rFonts w:ascii="Consolas" w:eastAsia="Consolas" w:hAnsi="Consolas" w:cs="Consolas"/>
+          <w:color w:val="7A2E0E"/>
+          <w:sz w:val="19"/>
+          <w:szCs w:val="19"/>
+        </w:rPr>
+        <w:t>--out-dir</w:t>
+      </w:r>
+      <w:r>
+        <w:t xml:space="preserve">; число процессов отрисовки — </w:t>
+      </w:r>
+      <w:r>
+        <w:rPr>
+          <w:rFonts w:ascii="Consolas" w:eastAsia="Consolas" w:hAnsi="Consolas" w:cs="Consolas"/>
+          <w:color w:val="7A2E0E"/>
+          <w:sz w:val="19"/>
+          <w:szCs w:val="19"/>
+        </w:rPr>
+        <w:t>--workers</w:t>
       </w:r>
       <w:r>
         <w:t>.</w:t>
@@ -13006,30 +14814,29 @@
           <w:sz w:val="18"/>
           <w:szCs w:val="18"/>
         </w:rPr>
-        <w:t>from constants.path import Constant</w:t>
-      </w:r>
-    </w:p>
-    <w:p>
-      <w:pPr>
-        <w:shd w:val="clear" w:color="auto" w:fill="F2F2F2"/>
-        <w:ind w:left="200" w:right="200"/>
-      </w:pPr>
+        <w:t>from constants.pat</w:t>
+      </w:r>
       <w:r>
         <w:rPr>
           <w:rFonts w:ascii="Consolas" w:eastAsia="Consolas" w:hAnsi="Consolas" w:cs="Consolas"/>
           <w:sz w:val="18"/>
           <w:szCs w:val="18"/>
         </w:rPr>
-        <w:lastRenderedPageBreak/>
-        <w:t>from gtm_detector.increase_freq import DetectorC</w:t>
-      </w:r>
+        <w:t>h import Constant</w:t>
+      </w:r>
+    </w:p>
+    <w:p>
+      <w:pPr>
+        <w:shd w:val="clear" w:color="auto" w:fill="F2F2F2"/>
+        <w:ind w:left="200" w:right="200"/>
+      </w:pPr>
       <w:r>
         <w:rPr>
           <w:rFonts w:ascii="Consolas" w:eastAsia="Consolas" w:hAnsi="Consolas" w:cs="Consolas"/>
           <w:sz w:val="18"/>
           <w:szCs w:val="18"/>
         </w:rPr>
-        <w:t>onfig, FrequencyIncreaseDetector</w:t>
+        <w:t>from gtm_detector.increase_freq import DetectorConfig, FrequencyIncreaseDetector</w:t>
       </w:r>
     </w:p>
     <w:p>
@@ -13099,35 +14906,27 @@
           <w:sz w:val="18"/>
           <w:szCs w:val="18"/>
         </w:rPr>
-        <w:t xml:space="preserve">for event </w:t>
-      </w:r>
+        <w:t>for event in detector.detect(wells[0]):</w:t>
+      </w:r>
+    </w:p>
+    <w:p>
+      <w:pPr>
+        <w:shd w:val="clear" w:color="auto" w:fill="F2F2F2"/>
+        <w:spacing w:after="160"/>
+        <w:ind w:left="200" w:right="200"/>
+      </w:pPr>
       <w:r>
         <w:rPr>
           <w:rFonts w:ascii="Consolas" w:eastAsia="Consolas" w:hAnsi="Consolas" w:cs="Consolas"/>
           <w:sz w:val="18"/>
           <w:szCs w:val="18"/>
         </w:rPr>
-        <w:t>in detector.detect(wells[0]):</w:t>
-      </w:r>
-    </w:p>
-    <w:p>
-      <w:pPr>
-        <w:shd w:val="clear" w:color="auto" w:fill="F2F2F2"/>
-        <w:spacing w:after="160"/>
-        <w:ind w:left="200" w:right="200"/>
-      </w:pPr>
-      <w:r>
-        <w:rPr>
-          <w:rFonts w:ascii="Consolas" w:eastAsia="Consolas" w:hAnsi="Consolas" w:cs="Consolas"/>
-          <w:sz w:val="18"/>
-          <w:szCs w:val="18"/>
-        </w:rPr>
         <w:t xml:space="preserve">    print(event.date_step, event.start, event.end, event.end_reason_title)</w:t>
       </w:r>
     </w:p>
     <w:sectPr>
-      <w:headerReference w:type="default" r:id="rId7"/>
-      <w:footerReference w:type="default" r:id="rId8"/>
+      <w:headerReference w:type="default" r:id="rId9"/>
+      <w:footerReference w:type="default" r:id="rId10"/>
       <w:pgSz w:w="11906" w:h="16838"/>
       <w:pgMar w:top="1134" w:right="1134" w:bottom="1134" w:left="1134" w:header="708" w:footer="708" w:gutter="0"/>
       <w:cols w:space="720"/>
@@ -13248,10 +15047,10 @@
 <file path=word/numbering.xml><?xml version="1.0" encoding="utf-8"?>
 <w:numbering xmlns:wpc="http://schemas.microsoft.com/office/word/2010/wordprocessingCanvas" xmlns:cx="http://schemas.microsoft.com/office/drawing/2014/chartex" xmlns:cx1="http://schemas.microsoft.com/office/drawing/2015/9/8/chartex" xmlns:cx2="http://schemas.microsoft.com/office/drawing/2015/10/21/chartex" xmlns:cx3="http://schemas.microsoft.com/office/drawing/2016/5/9/chartex" xmlns:cx4="http://schemas.microsoft.com/office/drawing/2016/5/10/chartex" xmlns:cx5="http://schemas.microsoft.com/office/drawing/2016/5/11/chartex" xmlns:cx6="http://schemas.microsoft.com/office/drawing/2016/5/12/chartex" xmlns:cx7="http://schemas.microsoft.com/office/drawing/2016/5/13/chartex" xmlns:cx8="http://schemas.microsoft.com/office/drawing/2016/5/14/chartex" xmlns:mc="http://schemas.openxmlformats.org/markup-compatibility/2006" xmlns:aink="http://schemas.microsoft.com/office/drawing/2016/ink" xmlns:am3d="http://schemas.microsoft.com/office/drawing/2017/model3d" xmlns:o="urn:schemas-microsoft-com:office:office" xmlns:r="http://schemas.openxmlformats.org/officeDocument/2006/relationships" xmlns:m="http://schemas.openxmlformats.org/officeDocument/2006/math" xmlns:v="urn:schemas-microsoft-com:vml" xmlns:wp14="http://schemas.microsoft.com/office/word/2010/wordprocessingDrawing" xmlns:wp="http://schemas.openxmlformats.org/drawingml/2006/wordprocessingDrawing" xmlns:w10="urn:schemas-microsoft-com:office:word" xmlns:w="http://schemas.openxmlformats.org/wordprocessingml/2006/main" xmlns:w14="http://schemas.microsoft.com/office/word/2010/wordml" xmlns:w15="http://schemas.microsoft.com/office/word/2012/wordml" xmlns:w16cex="http://schemas.microsoft.com/office/word/2018/wordml/cex" xmlns:w16cid="http://schemas.microsoft.com/office/word/2016/wordml/cid" xmlns:w16="http://schemas.microsoft.com/office/word/2018/wordml" xmlns:w16sdtdh="http://schemas.microsoft.com/office/word/2020/wordml/sdtdatahash" xmlns:w16se="http://schemas.microsoft.com/office/word/2015/wordml/symex" xmlns:wpg="http://schemas.microsoft.com/office/word/2010/wordprocessingGroup" xmlns:wpi="http://schemas.microsoft.com/office/word/2010/wordprocessingInk" xmlns:wne="http://schemas.microsoft.com/office/word/2006/wordml" xmlns:wps="http://schemas.microsoft.com/office/word/2010/wordprocessingShape" mc:Ignorable="w14 w15 w16se w16cid w16 w16cex w16sdtdh wp14">
   <w:abstractNum w:abstractNumId="0" w15:restartNumberingAfterBreak="0">
-    <w:nsid w:val="2FBF7FDA"/>
+    <w:nsid w:val="088C174D"/>
     <w:multiLevelType w:val="hybridMultilevel"/>
-    <w:tmpl w:val="3E1E4DE2"/>
-    <w:lvl w:ilvl="0" w:tplc="6D36447E" w:tentative="1">
+    <w:tmpl w:val="0EE0F53A"/>
+    <w:lvl w:ilvl="0" w:tplc="6F8600EA" w:tentative="1">
       <w:start w:val="1"/>
       <w:numFmt w:val="bullet"/>
       <w:lvlText w:val="●"/>
@@ -13260,7 +15059,7 @@
         <w:ind w:left="720" w:hanging="360"/>
       </w:pPr>
     </w:lvl>
-    <w:lvl w:ilvl="1" w:tplc="0EC4BD6E" w:tentative="1">
+    <w:lvl w:ilvl="1" w:tplc="8B4C85FA" w:tentative="1">
       <w:start w:val="1"/>
       <w:numFmt w:val="bullet"/>
       <w:lvlText w:val="○"/>
@@ -13269,7 +15068,7 @@
         <w:ind w:left="1440" w:hanging="360"/>
       </w:pPr>
     </w:lvl>
-    <w:lvl w:ilvl="2" w:tplc="B0124362" w:tentative="1">
+    <w:lvl w:ilvl="2" w:tplc="3ABCAF66" w:tentative="1">
       <w:start w:val="1"/>
       <w:numFmt w:val="bullet"/>
       <w:lvlText w:val="■"/>
@@ -13278,7 +15077,7 @@
         <w:ind w:left="2160" w:hanging="360"/>
       </w:pPr>
     </w:lvl>
-    <w:lvl w:ilvl="3" w:tplc="524EDEAE" w:tentative="1">
+    <w:lvl w:ilvl="3" w:tplc="564876EC" w:tentative="1">
       <w:start w:val="1"/>
       <w:numFmt w:val="bullet"/>
       <w:lvlText w:val="●"/>
@@ -13287,7 +15086,7 @@
         <w:ind w:left="2880" w:hanging="360"/>
       </w:pPr>
     </w:lvl>
-    <w:lvl w:ilvl="4" w:tplc="67CA4554" w:tentative="1">
+    <w:lvl w:ilvl="4" w:tplc="CABE6508" w:tentative="1">
       <w:start w:val="1"/>
       <w:numFmt w:val="bullet"/>
       <w:lvlText w:val="○"/>
@@ -13296,7 +15095,7 @@
         <w:ind w:left="3600" w:hanging="360"/>
       </w:pPr>
     </w:lvl>
-    <w:lvl w:ilvl="5" w:tplc="2CB8D824" w:tentative="1">
+    <w:lvl w:ilvl="5" w:tplc="721E83F6" w:tentative="1">
       <w:start w:val="1"/>
       <w:numFmt w:val="bullet"/>
       <w:lvlText w:val="■"/>
@@ -13305,7 +15104,7 @@
         <w:ind w:left="4320" w:hanging="360"/>
       </w:pPr>
     </w:lvl>
-    <w:lvl w:ilvl="6" w:tplc="67D49AE8" w:tentative="1">
+    <w:lvl w:ilvl="6" w:tplc="D5EC52A4" w:tentative="1">
       <w:start w:val="1"/>
       <w:numFmt w:val="bullet"/>
       <w:lvlText w:val="●"/>
@@ -13314,7 +15113,7 @@
         <w:ind w:left="5040" w:hanging="360"/>
       </w:pPr>
     </w:lvl>
-    <w:lvl w:ilvl="7" w:tplc="1D907668" w:tentative="1">
+    <w:lvl w:ilvl="7" w:tplc="F4D8C0D6" w:tentative="1">
       <w:start w:val="1"/>
       <w:numFmt w:val="bullet"/>
       <w:lvlText w:val="●"/>
@@ -13323,7 +15122,7 @@
         <w:ind w:left="5760" w:hanging="360"/>
       </w:pPr>
     </w:lvl>
-    <w:lvl w:ilvl="8" w:tplc="E806E924" w:tentative="1">
+    <w:lvl w:ilvl="8" w:tplc="4892635A" w:tentative="1">
       <w:start w:val="1"/>
       <w:numFmt w:val="bullet"/>
       <w:lvlText w:val="●"/>
@@ -13334,10 +15133,10 @@
     </w:lvl>
   </w:abstractNum>
   <w:abstractNum w:abstractNumId="1" w15:restartNumberingAfterBreak="0">
-    <w:nsid w:val="3C850180"/>
+    <w:nsid w:val="126A1954"/>
     <w:multiLevelType w:val="hybridMultilevel"/>
-    <w:tmpl w:val="731C95E4"/>
-    <w:lvl w:ilvl="0" w:tplc="E8824814">
+    <w:tmpl w:val="D8E2076A"/>
+    <w:lvl w:ilvl="0" w:tplc="C752222A">
       <w:start w:val="1"/>
       <w:numFmt w:val="decimal"/>
       <w:lvlText w:val="%1."/>
@@ -13346,110 +15145,106 @@
         <w:ind w:left="567" w:hanging="340"/>
       </w:pPr>
     </w:lvl>
-    <w:lvl w:ilvl="1" w:tplc="B56A4126">
+    <w:lvl w:ilvl="1" w:tplc="0B4E10D4">
       <w:numFmt w:val="decimal"/>
       <w:lvlText w:val=""/>
       <w:lvlJc w:val="left"/>
     </w:lvl>
-    <w:lvl w:ilvl="2" w:tplc="B05C3422">
+    <w:lvl w:ilvl="2" w:tplc="EDE63BD4">
       <w:numFmt w:val="decimal"/>
       <w:lvlText w:val=""/>
       <w:lvlJc w:val="left"/>
     </w:lvl>
-    <w:lvl w:ilvl="3" w:tplc="85929C16">
+    <w:lvl w:ilvl="3" w:tplc="AB00B8E8">
       <w:numFmt w:val="decimal"/>
       <w:lvlText w:val=""/>
       <w:lvlJc w:val="left"/>
     </w:lvl>
-    <w:lvl w:ilvl="4" w:tplc="94203C9C">
+    <w:lvl w:ilvl="4" w:tplc="43A8E81E">
       <w:numFmt w:val="decimal"/>
       <w:lvlText w:val=""/>
       <w:lvlJc w:val="left"/>
     </w:lvl>
-    <w:lvl w:ilvl="5" w:tplc="AADA218A">
+    <w:lvl w:ilvl="5" w:tplc="7974B20A">
       <w:numFmt w:val="decimal"/>
       <w:lvlText w:val=""/>
       <w:lvlJc w:val="left"/>
     </w:lvl>
-    <w:lvl w:ilvl="6" w:tplc="2D322D8A">
+    <w:lvl w:ilvl="6" w:tplc="E09A324A">
       <w:numFmt w:val="decimal"/>
       <w:lvlText w:val=""/>
       <w:lvlJc w:val="left"/>
     </w:lvl>
-    <w:lvl w:ilvl="7" w:tplc="8C94A8AE">
+    <w:lvl w:ilvl="7" w:tplc="942624B6">
       <w:numFmt w:val="decimal"/>
       <w:lvlText w:val=""/>
       <w:lvlJc w:val="left"/>
     </w:lvl>
-    <w:lvl w:ilvl="8" w:tplc="8E6C2DF8">
+    <w:lvl w:ilvl="8" w:tplc="B6F09BEE">
       <w:numFmt w:val="decimal"/>
       <w:lvlText w:val=""/>
       <w:lvlJc w:val="left"/>
     </w:lvl>
   </w:abstractNum>
   <w:abstractNum w:abstractNumId="2" w15:restartNumberingAfterBreak="0">
-    <w:nsid w:val="43DA3929"/>
+    <w:nsid w:val="133A58A6"/>
     <w:multiLevelType w:val="hybridMultilevel"/>
-    <w:tmpl w:val="52FE7306"/>
-    <w:lvl w:ilvl="0" w:tplc="3F9E1E2C">
+    <w:tmpl w:val="3280C9BC"/>
+    <w:lvl w:ilvl="0" w:tplc="DC8A29EC">
       <w:start w:val="1"/>
-      <w:numFmt w:val="bullet"/>
-      <w:lvlText w:val="•"/>
+      <w:numFmt w:val="decimal"/>
+      <w:lvlText w:val="%1."/>
       <w:lvlJc w:val="left"/>
       <w:pPr>
-        <w:ind w:left="567" w:hanging="283"/>
+        <w:ind w:left="567" w:hanging="340"/>
       </w:pPr>
     </w:lvl>
-    <w:lvl w:ilvl="1" w:tplc="D8ACCE5E" w:tentative="1">
-      <w:start w:val="1"/>
-      <w:numFmt w:val="bullet"/>
-      <w:lvlText w:val="–"/>
-      <w:lvlJc w:val="left"/>
-      <w:pPr>
-        <w:ind w:left="1134" w:hanging="283"/>
-      </w:pPr>
-    </w:lvl>
-    <w:lvl w:ilvl="2" w:tplc="65EA5462">
+    <w:lvl w:ilvl="1" w:tplc="BD9A70DA">
       <w:numFmt w:val="decimal"/>
       <w:lvlText w:val=""/>
       <w:lvlJc w:val="left"/>
     </w:lvl>
-    <w:lvl w:ilvl="3" w:tplc="8B945590">
+    <w:lvl w:ilvl="2" w:tplc="E3886970">
       <w:numFmt w:val="decimal"/>
       <w:lvlText w:val=""/>
       <w:lvlJc w:val="left"/>
     </w:lvl>
-    <w:lvl w:ilvl="4" w:tplc="DABE479C">
+    <w:lvl w:ilvl="3" w:tplc="6FC8C83E">
       <w:numFmt w:val="decimal"/>
       <w:lvlText w:val=""/>
       <w:lvlJc w:val="left"/>
     </w:lvl>
-    <w:lvl w:ilvl="5" w:tplc="866C6468">
+    <w:lvl w:ilvl="4" w:tplc="8A1CDFD0">
       <w:numFmt w:val="decimal"/>
       <w:lvlText w:val=""/>
       <w:lvlJc w:val="left"/>
     </w:lvl>
-    <w:lvl w:ilvl="6" w:tplc="77BA7F56">
+    <w:lvl w:ilvl="5" w:tplc="D55A892E">
       <w:numFmt w:val="decimal"/>
       <w:lvlText w:val=""/>
       <w:lvlJc w:val="left"/>
     </w:lvl>
-    <w:lvl w:ilvl="7" w:tplc="9A1001B8">
+    <w:lvl w:ilvl="6" w:tplc="16C010AA">
       <w:numFmt w:val="decimal"/>
       <w:lvlText w:val=""/>
       <w:lvlJc w:val="left"/>
     </w:lvl>
-    <w:lvl w:ilvl="8" w:tplc="49D8400E">
+    <w:lvl w:ilvl="7" w:tplc="A82C4CF6">
+      <w:numFmt w:val="decimal"/>
+      <w:lvlText w:val=""/>
+      <w:lvlJc w:val="left"/>
+    </w:lvl>
+    <w:lvl w:ilvl="8" w:tplc="09D459D8">
       <w:numFmt w:val="decimal"/>
       <w:lvlText w:val=""/>
       <w:lvlJc w:val="left"/>
     </w:lvl>
   </w:abstractNum>
   <w:abstractNum w:abstractNumId="3" w15:restartNumberingAfterBreak="0">
-    <w:nsid w:val="4C27264B"/>
+    <w:nsid w:val="268B60E5"/>
     <w:multiLevelType w:val="hybridMultilevel"/>
-    <w:tmpl w:val="AB00CAD6"/>
-    <w:lvl w:ilvl="0" w:tplc="02FCBBF0">
+    <w:tmpl w:val="F22C09AE"/>
+    <w:lvl w:ilvl="0" w:tplc="D930A6AE">
       <w:start w:val="1"/>
       <w:numFmt w:val="decimal"/>
       <w:lvlText w:val="%1."/>
@@ -13458,52 +15253,52 @@
         <w:ind w:left="567" w:hanging="340"/>
       </w:pPr>
     </w:lvl>
-    <w:lvl w:ilvl="1" w:tplc="9E4C6BAA">
+    <w:lvl w:ilvl="1" w:tplc="0D26C48C">
       <w:numFmt w:val="decimal"/>
       <w:lvlText w:val=""/>
       <w:lvlJc w:val="left"/>
     </w:lvl>
-    <w:lvl w:ilvl="2" w:tplc="BA480216">
+    <w:lvl w:ilvl="2" w:tplc="E18429EE">
       <w:numFmt w:val="decimal"/>
       <w:lvlText w:val=""/>
       <w:lvlJc w:val="left"/>
     </w:lvl>
-    <w:lvl w:ilvl="3" w:tplc="76CCE14C">
+    <w:lvl w:ilvl="3" w:tplc="DE84F882">
       <w:numFmt w:val="decimal"/>
       <w:lvlText w:val=""/>
       <w:lvlJc w:val="left"/>
     </w:lvl>
-    <w:lvl w:ilvl="4" w:tplc="D5A8220E">
+    <w:lvl w:ilvl="4" w:tplc="338005BC">
       <w:numFmt w:val="decimal"/>
       <w:lvlText w:val=""/>
       <w:lvlJc w:val="left"/>
     </w:lvl>
-    <w:lvl w:ilvl="5" w:tplc="F05A36EA">
+    <w:lvl w:ilvl="5" w:tplc="6CD83960">
       <w:numFmt w:val="decimal"/>
       <w:lvlText w:val=""/>
       <w:lvlJc w:val="left"/>
     </w:lvl>
-    <w:lvl w:ilvl="6" w:tplc="3BBC1DF8">
+    <w:lvl w:ilvl="6" w:tplc="A52CF9B0">
       <w:numFmt w:val="decimal"/>
       <w:lvlText w:val=""/>
       <w:lvlJc w:val="left"/>
     </w:lvl>
-    <w:lvl w:ilvl="7" w:tplc="3A1242A0">
+    <w:lvl w:ilvl="7" w:tplc="A17694D6">
       <w:numFmt w:val="decimal"/>
       <w:lvlText w:val=""/>
       <w:lvlJc w:val="left"/>
     </w:lvl>
-    <w:lvl w:ilvl="8" w:tplc="8958A03A">
+    <w:lvl w:ilvl="8" w:tplc="77A0B69C">
       <w:numFmt w:val="decimal"/>
       <w:lvlText w:val=""/>
       <w:lvlJc w:val="left"/>
     </w:lvl>
   </w:abstractNum>
   <w:abstractNum w:abstractNumId="4" w15:restartNumberingAfterBreak="0">
-    <w:nsid w:val="6FD05202"/>
+    <w:nsid w:val="665C3769"/>
     <w:multiLevelType w:val="hybridMultilevel"/>
-    <w:tmpl w:val="D9B6C04E"/>
-    <w:lvl w:ilvl="0" w:tplc="FF7A85C4">
+    <w:tmpl w:val="CEE8469A"/>
+    <w:lvl w:ilvl="0" w:tplc="01D80046">
       <w:start w:val="1"/>
       <w:numFmt w:val="decimal"/>
       <w:lvlText w:val="%1."/>
@@ -13512,52 +15307,52 @@
         <w:ind w:left="567" w:hanging="340"/>
       </w:pPr>
     </w:lvl>
-    <w:lvl w:ilvl="1" w:tplc="1B0047C6">
+    <w:lvl w:ilvl="1" w:tplc="BF72E9B4">
       <w:numFmt w:val="decimal"/>
       <w:lvlText w:val=""/>
       <w:lvlJc w:val="left"/>
     </w:lvl>
-    <w:lvl w:ilvl="2" w:tplc="0ED095E6">
+    <w:lvl w:ilvl="2" w:tplc="4C0CC61A">
       <w:numFmt w:val="decimal"/>
       <w:lvlText w:val=""/>
       <w:lvlJc w:val="left"/>
     </w:lvl>
-    <w:lvl w:ilvl="3" w:tplc="24FC2FB4">
+    <w:lvl w:ilvl="3" w:tplc="5B401B9C">
       <w:numFmt w:val="decimal"/>
       <w:lvlText w:val=""/>
       <w:lvlJc w:val="left"/>
     </w:lvl>
-    <w:lvl w:ilvl="4" w:tplc="96C224D6">
+    <w:lvl w:ilvl="4" w:tplc="BA9A1AFE">
       <w:numFmt w:val="decimal"/>
       <w:lvlText w:val=""/>
       <w:lvlJc w:val="left"/>
     </w:lvl>
-    <w:lvl w:ilvl="5" w:tplc="67E2D252">
+    <w:lvl w:ilvl="5" w:tplc="DC043F42">
       <w:numFmt w:val="decimal"/>
       <w:lvlText w:val=""/>
       <w:lvlJc w:val="left"/>
     </w:lvl>
-    <w:lvl w:ilvl="6" w:tplc="156653F2">
+    <w:lvl w:ilvl="6" w:tplc="2614457A">
       <w:numFmt w:val="decimal"/>
       <w:lvlText w:val=""/>
       <w:lvlJc w:val="left"/>
     </w:lvl>
-    <w:lvl w:ilvl="7" w:tplc="C3C4E5C0">
+    <w:lvl w:ilvl="7" w:tplc="BD9EF23C">
       <w:numFmt w:val="decimal"/>
       <w:lvlText w:val=""/>
       <w:lvlJc w:val="left"/>
     </w:lvl>
-    <w:lvl w:ilvl="8" w:tplc="855A5C00">
+    <w:lvl w:ilvl="8" w:tplc="A536B450">
       <w:numFmt w:val="decimal"/>
       <w:lvlText w:val=""/>
       <w:lvlJc w:val="left"/>
     </w:lvl>
   </w:abstractNum>
   <w:abstractNum w:abstractNumId="5" w15:restartNumberingAfterBreak="0">
-    <w:nsid w:val="6FE32B9B"/>
+    <w:nsid w:val="678A6132"/>
     <w:multiLevelType w:val="hybridMultilevel"/>
-    <w:tmpl w:val="08589942"/>
-    <w:lvl w:ilvl="0" w:tplc="02E2EADE">
+    <w:tmpl w:val="E70C7F3A"/>
+    <w:lvl w:ilvl="0" w:tplc="5BF094C0">
       <w:start w:val="1"/>
       <w:numFmt w:val="decimal"/>
       <w:lvlText w:val="%1."/>
@@ -13566,42 +15361,100 @@
         <w:ind w:left="567" w:hanging="340"/>
       </w:pPr>
     </w:lvl>
-    <w:lvl w:ilvl="1" w:tplc="C6DEE6D6">
+    <w:lvl w:ilvl="1" w:tplc="01824CEA">
       <w:numFmt w:val="decimal"/>
       <w:lvlText w:val=""/>
       <w:lvlJc w:val="left"/>
     </w:lvl>
-    <w:lvl w:ilvl="2" w:tplc="60421996">
+    <w:lvl w:ilvl="2" w:tplc="3E6C1090">
       <w:numFmt w:val="decimal"/>
       <w:lvlText w:val=""/>
       <w:lvlJc w:val="left"/>
     </w:lvl>
-    <w:lvl w:ilvl="3" w:tplc="048012CC">
+    <w:lvl w:ilvl="3" w:tplc="B81A67C0">
       <w:numFmt w:val="decimal"/>
       <w:lvlText w:val=""/>
       <w:lvlJc w:val="left"/>
     </w:lvl>
-    <w:lvl w:ilvl="4" w:tplc="8904C98C">
+    <w:lvl w:ilvl="4" w:tplc="B5CAB4EE">
       <w:numFmt w:val="decimal"/>
       <w:lvlText w:val=""/>
       <w:lvlJc w:val="left"/>
     </w:lvl>
-    <w:lvl w:ilvl="5" w:tplc="AB36AB34">
+    <w:lvl w:ilvl="5" w:tplc="96C6A0C0">
       <w:numFmt w:val="decimal"/>
       <w:lvlText w:val=""/>
       <w:lvlJc w:val="left"/>
     </w:lvl>
-    <w:lvl w:ilvl="6" w:tplc="57303AF8">
+    <w:lvl w:ilvl="6" w:tplc="5F9C3BCA">
       <w:numFmt w:val="decimal"/>
       <w:lvlText w:val=""/>
       <w:lvlJc w:val="left"/>
     </w:lvl>
-    <w:lvl w:ilvl="7" w:tplc="CD362C76">
+    <w:lvl w:ilvl="7" w:tplc="0A58148A">
       <w:numFmt w:val="decimal"/>
       <w:lvlText w:val=""/>
       <w:lvlJc w:val="left"/>
     </w:lvl>
-    <w:lvl w:ilvl="8" w:tplc="F282E4AE">
+    <w:lvl w:ilvl="8" w:tplc="56241D94">
+      <w:numFmt w:val="decimal"/>
+      <w:lvlText w:val=""/>
+      <w:lvlJc w:val="left"/>
+    </w:lvl>
+  </w:abstractNum>
+  <w:abstractNum w:abstractNumId="6" w15:restartNumberingAfterBreak="0">
+    <w:nsid w:val="78745479"/>
+    <w:multiLevelType w:val="hybridMultilevel"/>
+    <w:tmpl w:val="F5927920"/>
+    <w:lvl w:ilvl="0" w:tplc="2F10F8F4">
+      <w:start w:val="1"/>
+      <w:numFmt w:val="bullet"/>
+      <w:lvlText w:val="•"/>
+      <w:lvlJc w:val="left"/>
+      <w:pPr>
+        <w:ind w:left="567" w:hanging="283"/>
+      </w:pPr>
+    </w:lvl>
+    <w:lvl w:ilvl="1" w:tplc="68725738" w:tentative="1">
+      <w:start w:val="1"/>
+      <w:numFmt w:val="bullet"/>
+      <w:lvlText w:val="–"/>
+      <w:lvlJc w:val="left"/>
+      <w:pPr>
+        <w:ind w:left="1134" w:hanging="283"/>
+      </w:pPr>
+    </w:lvl>
+    <w:lvl w:ilvl="2" w:tplc="57B64684">
+      <w:numFmt w:val="decimal"/>
+      <w:lvlText w:val=""/>
+      <w:lvlJc w:val="left"/>
+    </w:lvl>
+    <w:lvl w:ilvl="3" w:tplc="C8C00B90">
+      <w:numFmt w:val="decimal"/>
+      <w:lvlText w:val=""/>
+      <w:lvlJc w:val="left"/>
+    </w:lvl>
+    <w:lvl w:ilvl="4" w:tplc="13DC1CB8">
+      <w:numFmt w:val="decimal"/>
+      <w:lvlText w:val=""/>
+      <w:lvlJc w:val="left"/>
+    </w:lvl>
+    <w:lvl w:ilvl="5" w:tplc="32BA6F0E">
+      <w:numFmt w:val="decimal"/>
+      <w:lvlText w:val=""/>
+      <w:lvlJc w:val="left"/>
+    </w:lvl>
+    <w:lvl w:ilvl="6" w:tplc="C89ECBB0">
+      <w:numFmt w:val="decimal"/>
+      <w:lvlText w:val=""/>
+      <w:lvlJc w:val="left"/>
+    </w:lvl>
+    <w:lvl w:ilvl="7" w:tplc="9800D40C">
+      <w:numFmt w:val="decimal"/>
+      <w:lvlText w:val=""/>
+      <w:lvlJc w:val="left"/>
+    </w:lvl>
+    <w:lvl w:ilvl="8" w:tplc="74D23B48">
       <w:numFmt w:val="decimal"/>
       <w:lvlText w:val=""/>
       <w:lvlJc w:val="left"/>
@@ -13620,7 +15473,7 @@
     </w:lvlOverride>
   </w:num>
   <w:num w:numId="3">
-    <w:abstractNumId w:val="2"/>
+    <w:abstractNumId w:val="6"/>
     <w:lvlOverride w:ilvl="0">
       <w:startOverride w:val="1"/>
     </w:lvlOverride>
@@ -13635,12 +15488,18 @@
     </w:lvlOverride>
   </w:num>
   <w:num w:numId="5">
+    <w:abstractNumId w:val="2"/>
+    <w:lvlOverride w:ilvl="0">
+      <w:startOverride w:val="1"/>
+    </w:lvlOverride>
+  </w:num>
+  <w:num w:numId="6">
     <w:abstractNumId w:val="3"/>
     <w:lvlOverride w:ilvl="0">
       <w:startOverride w:val="1"/>
     </w:lvlOverride>
   </w:num>
-  <w:num w:numId="6">
+  <w:num w:numId="7">
     <w:abstractNumId w:val="1"/>
     <w:lvlOverride w:ilvl="0">
       <w:startOverride w:val="1"/>
@@ -14280,7 +16139,7 @@
     <w:autoRedefine/>
     <w:uiPriority w:val="39"/>
     <w:unhideWhenUsed/>
-    <w:rsid w:val="002A0314"/>
+    <w:rsid w:val="000C7887"/>
     <w:pPr>
       <w:spacing w:after="100"/>
     </w:pPr>
@@ -14292,7 +16151,7 @@
     <w:autoRedefine/>
     <w:uiPriority w:val="39"/>
     <w:unhideWhenUsed/>
-    <w:rsid w:val="002A0314"/>
+    <w:rsid w:val="000C7887"/>
     <w:pPr>
       <w:spacing w:after="100"/>
       <w:ind w:left="220"/>
